--- a/database/seeders/templates/partner-documents/Phu_luc_thay_doi_quy_mo_san_SportGo.docx
+++ b/database/seeders/templates/partner-documents/Phu_luc_thay_doi_quy_mo_san_SportGo.docx
@@ -4,128 +4,123 @@
   <w:body>
     <w:p>
       <w:pPr>
-        <w:spacing w:before="0" w:after="60" w:line="276" w:lineRule="auto"/>
+        <w:spacing w:before="0" w:after="120" w:line="300" w:lineRule="exact"/>
         <w:jc w:val="center"/>
       </w:pPr>
       <w:r>
         <w:rPr>
-          <w:rFonts w:ascii="Times New Roman" w:hAnsi="Times New Roman" w:eastAsia="Times New Roman"/>
+          <w:rFonts w:ascii="Times New Roman" w:hAnsi="Times New Roman" w:eastAsia="Times New Roman" w:cs="Times New Roman"/>
           <w:b/>
           <w:i w:val="0"/>
           <w:sz w:val="28"/>
+          <w:color w:val="000000"/>
+          <w:szCs w:val="26"/>
         </w:rPr>
         <w:t>Phụ lục II</w:t>
       </w:r>
     </w:p>
     <w:p>
       <w:pPr>
-        <w:spacing w:before="0" w:after="40" w:line="276" w:lineRule="auto"/>
+        <w:spacing w:before="0" w:after="0" w:line="276" w:lineRule="auto"/>
         <w:jc w:val="center"/>
       </w:pPr>
       <w:r>
         <w:rPr>
-          <w:rFonts w:ascii="Times New Roman" w:hAnsi="Times New Roman" w:eastAsia="Times New Roman"/>
-          <w:b/>
+          <w:rFonts w:ascii="Times New Roman" w:hAnsi="Times New Roman" w:eastAsia="Times New Roman" w:cs="Times New Roman"/>
+          <w:b w:val="1"/>
           <w:i w:val="0"/>
-          <w:sz w:val="27"/>
+          <w:sz w:val="28"/>
+          <w:color w:val="000000"/>
+          <w:szCs w:val="28"/>
         </w:rPr>
         <w:t>THÔNG TIN THAY ĐỔI QUY MÔ SÂN/CỤM SÂN</w:t>
       </w:r>
     </w:p>
     <w:p>
       <w:pPr>
-        <w:spacing w:before="0" w:after="200" w:line="276" w:lineRule="auto"/>
-        <w:jc w:val="center"/>
+        <w:spacing w:before="0" w:after="120" w:line="300" w:lineRule="exact"/>
+        <w:jc w:val="both"/>
+        <w:ind w:firstLine="567"/>
       </w:pPr>
       <w:r>
         <w:rPr>
-          <w:rFonts w:ascii="Times New Roman" w:hAnsi="Times New Roman" w:eastAsia="Times New Roman"/>
+          <w:rFonts w:ascii="Times New Roman" w:hAnsi="Times New Roman" w:eastAsia="Times New Roman" w:cs="Times New Roman"/>
           <w:b w:val="0"/>
           <w:i/>
           <w:sz w:val="26"/>
+          <w:color w:val="000000"/>
+          <w:szCs w:val="26"/>
         </w:rPr>
         <w:t>(Kèm theo Đơn yêu cầu thay đổi quy mô sân số: ……/ĐYCĐQM-SG ngày …… tháng …… năm …… của Chủ sân/Đối tác)</w:t>
       </w:r>
     </w:p>
     <w:p>
       <w:pPr>
-        <w:spacing w:before="0" w:after="160" w:line="276" w:lineRule="auto"/>
+        <w:spacing w:before="0" w:after="0" w:line="276" w:lineRule="auto"/>
         <w:jc w:val="center"/>
       </w:pPr>
       <w:r>
         <w:rPr>
-          <w:rFonts w:ascii="Times New Roman" w:hAnsi="Times New Roman" w:eastAsia="Times New Roman"/>
+          <w:rFonts w:ascii="Times New Roman" w:hAnsi="Times New Roman" w:eastAsia="Times New Roman" w:cs="Times New Roman"/>
           <w:b w:val="0"/>
           <w:i w:val="0"/>
           <w:sz w:val="26"/>
+          <w:color w:val="000000"/>
+          <w:szCs w:val="26"/>
         </w:rPr>
         <w:t>----------------</w:t>
       </w:r>
     </w:p>
     <w:p>
       <w:pPr>
-        <w:spacing w:before="120" w:after="60" w:line="276" w:lineRule="auto"/>
+        <w:spacing w:before="0" w:after="0" w:line="276" w:lineRule="auto"/>
         <w:jc w:val="left"/>
       </w:pPr>
       <w:r>
         <w:rPr>
-          <w:rFonts w:ascii="Times New Roman" w:hAnsi="Times New Roman" w:eastAsia="Times New Roman"/>
-          <w:b/>
+          <w:rFonts w:ascii="Times New Roman" w:hAnsi="Times New Roman" w:eastAsia="Times New Roman" w:cs="Times New Roman"/>
+          <w:b w:val="1"/>
           <w:i w:val="0"/>
           <w:sz w:val="26"/>
+          <w:color w:val="000000"/>
+          <w:szCs w:val="26"/>
         </w:rPr>
         <w:t>I. Thông tin hồ sơ và đối tượng áp dụng</w:t>
       </w:r>
     </w:p>
     <w:tbl>
       <w:tblPr>
-        <w:tblW w:type="auto" w:w="0"/>
+        <w:tblW w:type="dxa" w:w="9000"/>
         <w:jc w:val="center"/>
         <w:tblLayout w:type="fixed"/>
         <w:tblLook w:firstColumn="1" w:firstRow="1" w:lastColumn="0" w:lastRow="0" w:noHBand="0" w:noVBand="1" w:val="04A0"/>
         <w:tblBorders>
-          <w:top w:val="single" w:sz="4" w:space="0" w:color="A6A6A6"/>
-          <w:left w:val="single" w:sz="4" w:space="0" w:color="A6A6A6"/>
-          <w:bottom w:val="single" w:sz="4" w:space="0" w:color="A6A6A6"/>
-          <w:right w:val="single" w:sz="4" w:space="0" w:color="A6A6A6"/>
-          <w:insideH w:val="single" w:sz="4" w:space="0" w:color="A6A6A6"/>
-          <w:insideV w:val="single" w:sz="4" w:space="0" w:color="A6A6A6"/>
+          <w:top w:val="single" w:sz="4" w:space="0" w:color="000000"/>
+          <w:left w:val="single" w:sz="4" w:space="0" w:color="000000"/>
+          <w:bottom w:val="single" w:sz="4" w:space="0" w:color="000000"/>
+          <w:right w:val="single" w:sz="4" w:space="0" w:color="000000"/>
+          <w:insideH w:val="single" w:sz="4" w:space="0" w:color="000000"/>
+          <w:insideV w:val="single" w:sz="4" w:space="0" w:color="000000"/>
         </w:tblBorders>
+        <w:tblInd w:w="0" w:type="dxa"/>
+        <w:tblCellMar>
+          <w:top w:w="60" w:type="dxa"/>
+          <w:left w:w="90" w:type="dxa"/>
+          <w:bottom w:w="60" w:type="dxa"/>
+          <w:right w:w="90" w:type="dxa"/>
+        </w:tblCellMar>
       </w:tblPr>
       <w:tblGrid>
-        <w:gridCol w:w="4535"/>
-        <w:gridCol w:w="4535"/>
+        <w:gridCol w:w="2700"/>
+        <w:gridCol w:w="6300"/>
       </w:tblGrid>
       <w:tr>
+        <w:trPr>
+          <w:cantSplit/>
+        </w:trPr>
         <w:tc>
           <w:tcPr>
-            <w:tcW w:type="dxa" w:w="2948"/>
-            <w:tcMar>
-              <w:top w:w="80" w:type="dxa"/>
-              <w:start w:w="80" w:type="dxa"/>
-              <w:bottom w:w="80" w:type="dxa"/>
-              <w:end w:w="80" w:type="dxa"/>
-            </w:tcMar>
-            <w:vAlign w:val="center"/>
-            <w:shd w:fill="F2F2F2"/>
-          </w:tcPr>
-          <w:p>
-            <w:pPr>
-              <w:spacing w:after="0" w:line="252" w:lineRule="auto"/>
-            </w:pPr>
-            <w:r>
-              <w:rPr>
-                <w:rFonts w:ascii="Times New Roman" w:hAnsi="Times New Roman" w:eastAsia="Times New Roman"/>
-                <w:b/>
-                <w:sz w:val="25"/>
-              </w:rPr>
-              <w:t>Mã yêu cầu trên hệ thống</w:t>
-            </w:r>
-          </w:p>
-        </w:tc>
-        <w:tc>
-          <w:tcPr>
-            <w:tcW w:type="dxa" w:w="6123"/>
+            <w:tcW w:type="dxa" w:w="2700"/>
             <w:tcMar>
               <w:top w:w="80" w:type="dxa"/>
               <w:start w:w="80" w:type="dxa"/>
@@ -136,49 +131,24 @@
           </w:tcPr>
           <w:p>
             <w:pPr>
-              <w:spacing w:after="0" w:line="252" w:lineRule="auto"/>
+              <w:spacing w:after="0" w:line="276" w:lineRule="auto" w:before="0"/>
+              <w:jc w:val="left"/>
             </w:pPr>
             <w:r>
               <w:rPr>
-                <w:rFonts w:ascii="Times New Roman" w:hAnsi="Times New Roman" w:eastAsia="Times New Roman"/>
-                <w:b w:val="0"/>
-                <w:sz w:val="25"/>
+                <w:rFonts w:ascii="Times New Roman" w:hAnsi="Times New Roman" w:eastAsia="Times New Roman" w:cs="Times New Roman"/>
+                <w:b w:val="1"/>
+                <w:sz w:val="26"/>
+                <w:color w:val="000000"/>
+                <w:szCs w:val="26"/>
               </w:rPr>
-              <w:t>........................................................................................................</w:t>
-            </w:r>
-          </w:p>
-        </w:tc>
-      </w:tr>
-      <w:tr>
-        <w:tc>
-          <w:tcPr>
-            <w:tcW w:type="dxa" w:w="2948"/>
-            <w:tcMar>
-              <w:top w:w="80" w:type="dxa"/>
-              <w:start w:w="80" w:type="dxa"/>
-              <w:bottom w:w="80" w:type="dxa"/>
-              <w:end w:w="80" w:type="dxa"/>
-            </w:tcMar>
-            <w:vAlign w:val="center"/>
-            <w:shd w:fill="F2F2F2"/>
-          </w:tcPr>
-          <w:p>
-            <w:pPr>
-              <w:spacing w:after="0" w:line="252" w:lineRule="auto"/>
-            </w:pPr>
-            <w:r>
-              <w:rPr>
-                <w:rFonts w:ascii="Times New Roman" w:hAnsi="Times New Roman" w:eastAsia="Times New Roman"/>
-                <w:b/>
-                <w:sz w:val="25"/>
-              </w:rPr>
-              <w:t>Tên chủ sân/đối tác</w:t>
+              <w:t>Mã yêu cầu trên hệ thống</w:t>
             </w:r>
           </w:p>
         </w:tc>
         <w:tc>
           <w:tcPr>
-            <w:tcW w:type="dxa" w:w="6123"/>
+            <w:tcW w:type="dxa" w:w="6300"/>
             <w:tcMar>
               <w:top w:w="80" w:type="dxa"/>
               <w:start w:w="80" w:type="dxa"/>
@@ -189,13 +159,16 @@
           </w:tcPr>
           <w:p>
             <w:pPr>
-              <w:spacing w:after="0" w:line="252" w:lineRule="auto"/>
+              <w:spacing w:after="0" w:line="276" w:lineRule="auto" w:before="0"/>
+              <w:jc w:val="left"/>
             </w:pPr>
             <w:r>
               <w:rPr>
-                <w:rFonts w:ascii="Times New Roman" w:hAnsi="Times New Roman" w:eastAsia="Times New Roman"/>
+                <w:rFonts w:ascii="Times New Roman" w:hAnsi="Times New Roman" w:eastAsia="Times New Roman" w:cs="Times New Roman"/>
                 <w:b w:val="0"/>
-                <w:sz w:val="25"/>
+                <w:sz w:val="26"/>
+                <w:color w:val="000000"/>
+                <w:szCs w:val="26"/>
               </w:rPr>
               <w:t>........................................................................................................</w:t>
             </w:r>
@@ -203,35 +176,12 @@
         </w:tc>
       </w:tr>
       <w:tr>
+        <w:trPr>
+          <w:cantSplit/>
+        </w:trPr>
         <w:tc>
           <w:tcPr>
-            <w:tcW w:type="dxa" w:w="2948"/>
-            <w:tcMar>
-              <w:top w:w="80" w:type="dxa"/>
-              <w:start w:w="80" w:type="dxa"/>
-              <w:bottom w:w="80" w:type="dxa"/>
-              <w:end w:w="80" w:type="dxa"/>
-            </w:tcMar>
-            <w:vAlign w:val="center"/>
-            <w:shd w:fill="F2F2F2"/>
-          </w:tcPr>
-          <w:p>
-            <w:pPr>
-              <w:spacing w:after="0" w:line="252" w:lineRule="auto"/>
-            </w:pPr>
-            <w:r>
-              <w:rPr>
-                <w:rFonts w:ascii="Times New Roman" w:hAnsi="Times New Roman" w:eastAsia="Times New Roman"/>
-                <w:b/>
-                <w:sz w:val="25"/>
-              </w:rPr>
-              <w:t>Tên chi nhánh/cụm sân</w:t>
-            </w:r>
-          </w:p>
-        </w:tc>
-        <w:tc>
-          <w:tcPr>
-            <w:tcW w:type="dxa" w:w="6123"/>
+            <w:tcW w:type="dxa" w:w="2700"/>
             <w:tcMar>
               <w:top w:w="80" w:type="dxa"/>
               <w:start w:w="80" w:type="dxa"/>
@@ -242,49 +192,24 @@
           </w:tcPr>
           <w:p>
             <w:pPr>
-              <w:spacing w:after="0" w:line="252" w:lineRule="auto"/>
+              <w:spacing w:after="0" w:line="276" w:lineRule="auto" w:before="0"/>
+              <w:jc w:val="left"/>
             </w:pPr>
             <w:r>
               <w:rPr>
-                <w:rFonts w:ascii="Times New Roman" w:hAnsi="Times New Roman" w:eastAsia="Times New Roman"/>
-                <w:b w:val="0"/>
-                <w:sz w:val="25"/>
+                <w:rFonts w:ascii="Times New Roman" w:hAnsi="Times New Roman" w:eastAsia="Times New Roman" w:cs="Times New Roman"/>
+                <w:b w:val="1"/>
+                <w:sz w:val="26"/>
+                <w:color w:val="000000"/>
+                <w:szCs w:val="26"/>
               </w:rPr>
-              <w:t>........................................................................................................</w:t>
-            </w:r>
-          </w:p>
-        </w:tc>
-      </w:tr>
-      <w:tr>
-        <w:tc>
-          <w:tcPr>
-            <w:tcW w:type="dxa" w:w="2948"/>
-            <w:tcMar>
-              <w:top w:w="80" w:type="dxa"/>
-              <w:start w:w="80" w:type="dxa"/>
-              <w:bottom w:w="80" w:type="dxa"/>
-              <w:end w:w="80" w:type="dxa"/>
-            </w:tcMar>
-            <w:vAlign w:val="center"/>
-            <w:shd w:fill="F2F2F2"/>
-          </w:tcPr>
-          <w:p>
-            <w:pPr>
-              <w:spacing w:after="0" w:line="252" w:lineRule="auto"/>
-            </w:pPr>
-            <w:r>
-              <w:rPr>
-                <w:rFonts w:ascii="Times New Roman" w:hAnsi="Times New Roman" w:eastAsia="Times New Roman"/>
-                <w:b/>
-                <w:sz w:val="25"/>
-              </w:rPr>
-              <w:t>Mã chi nhánh/cụm sân</w:t>
+              <w:t>Tên chủ sân/đối tác</w:t>
             </w:r>
           </w:p>
         </w:tc>
         <w:tc>
           <w:tcPr>
-            <w:tcW w:type="dxa" w:w="6123"/>
+            <w:tcW w:type="dxa" w:w="6300"/>
             <w:tcMar>
               <w:top w:w="80" w:type="dxa"/>
               <w:start w:w="80" w:type="dxa"/>
@@ -295,13 +220,16 @@
           </w:tcPr>
           <w:p>
             <w:pPr>
-              <w:spacing w:after="0" w:line="252" w:lineRule="auto"/>
+              <w:spacing w:after="0" w:line="276" w:lineRule="auto" w:before="0"/>
+              <w:jc w:val="left"/>
             </w:pPr>
             <w:r>
               <w:rPr>
-                <w:rFonts w:ascii="Times New Roman" w:hAnsi="Times New Roman" w:eastAsia="Times New Roman"/>
+                <w:rFonts w:ascii="Times New Roman" w:hAnsi="Times New Roman" w:eastAsia="Times New Roman" w:cs="Times New Roman"/>
                 <w:b w:val="0"/>
-                <w:sz w:val="25"/>
+                <w:sz w:val="26"/>
+                <w:color w:val="000000"/>
+                <w:szCs w:val="26"/>
               </w:rPr>
               <w:t>........................................................................................................</w:t>
             </w:r>
@@ -309,35 +237,12 @@
         </w:tc>
       </w:tr>
       <w:tr>
+        <w:trPr>
+          <w:cantSplit/>
+        </w:trPr>
         <w:tc>
           <w:tcPr>
-            <w:tcW w:type="dxa" w:w="2948"/>
-            <w:tcMar>
-              <w:top w:w="80" w:type="dxa"/>
-              <w:start w:w="80" w:type="dxa"/>
-              <w:bottom w:w="80" w:type="dxa"/>
-              <w:end w:w="80" w:type="dxa"/>
-            </w:tcMar>
-            <w:vAlign w:val="center"/>
-            <w:shd w:fill="F2F2F2"/>
-          </w:tcPr>
-          <w:p>
-            <w:pPr>
-              <w:spacing w:after="0" w:line="252" w:lineRule="auto"/>
-            </w:pPr>
-            <w:r>
-              <w:rPr>
-                <w:rFonts w:ascii="Times New Roman" w:hAnsi="Times New Roman" w:eastAsia="Times New Roman"/>
-                <w:b/>
-                <w:sz w:val="25"/>
-              </w:rPr>
-              <w:t>Số hợp đồng/thoả thuận hợp tác</w:t>
-            </w:r>
-          </w:p>
-        </w:tc>
-        <w:tc>
-          <w:tcPr>
-            <w:tcW w:type="dxa" w:w="6123"/>
+            <w:tcW w:type="dxa" w:w="2700"/>
             <w:tcMar>
               <w:top w:w="80" w:type="dxa"/>
               <w:start w:w="80" w:type="dxa"/>
@@ -348,49 +253,24 @@
           </w:tcPr>
           <w:p>
             <w:pPr>
-              <w:spacing w:after="0" w:line="252" w:lineRule="auto"/>
+              <w:spacing w:after="0" w:line="276" w:lineRule="auto" w:before="0"/>
+              <w:jc w:val="left"/>
             </w:pPr>
             <w:r>
               <w:rPr>
-                <w:rFonts w:ascii="Times New Roman" w:hAnsi="Times New Roman" w:eastAsia="Times New Roman"/>
-                <w:b w:val="0"/>
-                <w:sz w:val="25"/>
+                <w:rFonts w:ascii="Times New Roman" w:hAnsi="Times New Roman" w:eastAsia="Times New Roman" w:cs="Times New Roman"/>
+                <w:b w:val="1"/>
+                <w:sz w:val="26"/>
+                <w:color w:val="000000"/>
+                <w:szCs w:val="26"/>
               </w:rPr>
-              <w:t>........................................................................................................</w:t>
-            </w:r>
-          </w:p>
-        </w:tc>
-      </w:tr>
-      <w:tr>
-        <w:tc>
-          <w:tcPr>
-            <w:tcW w:type="dxa" w:w="2948"/>
-            <w:tcMar>
-              <w:top w:w="80" w:type="dxa"/>
-              <w:start w:w="80" w:type="dxa"/>
-              <w:bottom w:w="80" w:type="dxa"/>
-              <w:end w:w="80" w:type="dxa"/>
-            </w:tcMar>
-            <w:vAlign w:val="center"/>
-            <w:shd w:fill="F2F2F2"/>
-          </w:tcPr>
-          <w:p>
-            <w:pPr>
-              <w:spacing w:after="0" w:line="252" w:lineRule="auto"/>
-            </w:pPr>
-            <w:r>
-              <w:rPr>
-                <w:rFonts w:ascii="Times New Roman" w:hAnsi="Times New Roman" w:eastAsia="Times New Roman"/>
-                <w:b/>
-                <w:sz w:val="25"/>
-              </w:rPr>
-              <w:t>Ngày dự kiến áp dụng thay đổi</w:t>
+              <w:t>Tên chi nhánh/cụm sân</w:t>
             </w:r>
           </w:p>
         </w:tc>
         <w:tc>
           <w:tcPr>
-            <w:tcW w:type="dxa" w:w="6123"/>
+            <w:tcW w:type="dxa" w:w="6300"/>
             <w:tcMar>
               <w:top w:w="80" w:type="dxa"/>
               <w:start w:w="80" w:type="dxa"/>
@@ -401,13 +281,199 @@
           </w:tcPr>
           <w:p>
             <w:pPr>
-              <w:spacing w:after="0" w:line="252" w:lineRule="auto"/>
+              <w:spacing w:after="0" w:line="276" w:lineRule="auto" w:before="0"/>
+              <w:jc w:val="left"/>
             </w:pPr>
             <w:r>
               <w:rPr>
-                <w:rFonts w:ascii="Times New Roman" w:hAnsi="Times New Roman" w:eastAsia="Times New Roman"/>
+                <w:rFonts w:ascii="Times New Roman" w:hAnsi="Times New Roman" w:eastAsia="Times New Roman" w:cs="Times New Roman"/>
                 <w:b w:val="0"/>
-                <w:sz w:val="25"/>
+                <w:sz w:val="26"/>
+                <w:color w:val="000000"/>
+                <w:szCs w:val="26"/>
+              </w:rPr>
+              <w:t>........................................................................................................</w:t>
+            </w:r>
+          </w:p>
+        </w:tc>
+      </w:tr>
+      <w:tr>
+        <w:trPr>
+          <w:cantSplit/>
+        </w:trPr>
+        <w:tc>
+          <w:tcPr>
+            <w:tcW w:type="dxa" w:w="2700"/>
+            <w:tcMar>
+              <w:top w:w="80" w:type="dxa"/>
+              <w:start w:w="80" w:type="dxa"/>
+              <w:bottom w:w="80" w:type="dxa"/>
+              <w:end w:w="80" w:type="dxa"/>
+            </w:tcMar>
+            <w:vAlign w:val="center"/>
+          </w:tcPr>
+          <w:p>
+            <w:pPr>
+              <w:spacing w:after="0" w:line="276" w:lineRule="auto" w:before="0"/>
+              <w:jc w:val="left"/>
+            </w:pPr>
+            <w:r>
+              <w:rPr>
+                <w:rFonts w:ascii="Times New Roman" w:hAnsi="Times New Roman" w:eastAsia="Times New Roman" w:cs="Times New Roman"/>
+                <w:b w:val="1"/>
+                <w:sz w:val="26"/>
+                <w:color w:val="000000"/>
+                <w:szCs w:val="26"/>
+              </w:rPr>
+              <w:t>Mã chi nhánh/cụm sân</w:t>
+            </w:r>
+          </w:p>
+        </w:tc>
+        <w:tc>
+          <w:tcPr>
+            <w:tcW w:type="dxa" w:w="6300"/>
+            <w:tcMar>
+              <w:top w:w="80" w:type="dxa"/>
+              <w:start w:w="80" w:type="dxa"/>
+              <w:bottom w:w="80" w:type="dxa"/>
+              <w:end w:w="80" w:type="dxa"/>
+            </w:tcMar>
+            <w:vAlign w:val="center"/>
+          </w:tcPr>
+          <w:p>
+            <w:pPr>
+              <w:spacing w:after="0" w:line="276" w:lineRule="auto" w:before="0"/>
+              <w:jc w:val="left"/>
+            </w:pPr>
+            <w:r>
+              <w:rPr>
+                <w:rFonts w:ascii="Times New Roman" w:hAnsi="Times New Roman" w:eastAsia="Times New Roman" w:cs="Times New Roman"/>
+                <w:b w:val="0"/>
+                <w:sz w:val="26"/>
+                <w:color w:val="000000"/>
+                <w:szCs w:val="26"/>
+              </w:rPr>
+              <w:t>........................................................................................................</w:t>
+            </w:r>
+          </w:p>
+        </w:tc>
+      </w:tr>
+      <w:tr>
+        <w:trPr>
+          <w:cantSplit/>
+        </w:trPr>
+        <w:tc>
+          <w:tcPr>
+            <w:tcW w:type="dxa" w:w="2700"/>
+            <w:tcMar>
+              <w:top w:w="80" w:type="dxa"/>
+              <w:start w:w="80" w:type="dxa"/>
+              <w:bottom w:w="80" w:type="dxa"/>
+              <w:end w:w="80" w:type="dxa"/>
+            </w:tcMar>
+            <w:vAlign w:val="center"/>
+          </w:tcPr>
+          <w:p>
+            <w:pPr>
+              <w:spacing w:after="0" w:line="276" w:lineRule="auto" w:before="0"/>
+              <w:jc w:val="left"/>
+            </w:pPr>
+            <w:r>
+              <w:rPr>
+                <w:rFonts w:ascii="Times New Roman" w:hAnsi="Times New Roman" w:eastAsia="Times New Roman" w:cs="Times New Roman"/>
+                <w:b w:val="1"/>
+                <w:sz w:val="26"/>
+                <w:color w:val="000000"/>
+                <w:szCs w:val="26"/>
+              </w:rPr>
+              <w:t>Số hợp đồng/thoả thuận hợp tác</w:t>
+            </w:r>
+          </w:p>
+        </w:tc>
+        <w:tc>
+          <w:tcPr>
+            <w:tcW w:type="dxa" w:w="6300"/>
+            <w:tcMar>
+              <w:top w:w="80" w:type="dxa"/>
+              <w:start w:w="80" w:type="dxa"/>
+              <w:bottom w:w="80" w:type="dxa"/>
+              <w:end w:w="80" w:type="dxa"/>
+            </w:tcMar>
+            <w:vAlign w:val="center"/>
+          </w:tcPr>
+          <w:p>
+            <w:pPr>
+              <w:spacing w:after="0" w:line="276" w:lineRule="auto" w:before="0"/>
+              <w:jc w:val="left"/>
+            </w:pPr>
+            <w:r>
+              <w:rPr>
+                <w:rFonts w:ascii="Times New Roman" w:hAnsi="Times New Roman" w:eastAsia="Times New Roman" w:cs="Times New Roman"/>
+                <w:b w:val="0"/>
+                <w:sz w:val="26"/>
+                <w:color w:val="000000"/>
+                <w:szCs w:val="26"/>
+              </w:rPr>
+              <w:t>........................................................................................................</w:t>
+            </w:r>
+          </w:p>
+        </w:tc>
+      </w:tr>
+      <w:tr>
+        <w:trPr>
+          <w:cantSplit/>
+        </w:trPr>
+        <w:tc>
+          <w:tcPr>
+            <w:tcW w:type="dxa" w:w="2700"/>
+            <w:tcMar>
+              <w:top w:w="80" w:type="dxa"/>
+              <w:start w:w="80" w:type="dxa"/>
+              <w:bottom w:w="80" w:type="dxa"/>
+              <w:end w:w="80" w:type="dxa"/>
+            </w:tcMar>
+            <w:vAlign w:val="center"/>
+          </w:tcPr>
+          <w:p>
+            <w:pPr>
+              <w:spacing w:after="0" w:line="276" w:lineRule="auto" w:before="0"/>
+              <w:jc w:val="left"/>
+            </w:pPr>
+            <w:r>
+              <w:rPr>
+                <w:rFonts w:ascii="Times New Roman" w:hAnsi="Times New Roman" w:eastAsia="Times New Roman" w:cs="Times New Roman"/>
+                <w:b w:val="1"/>
+                <w:sz w:val="26"/>
+                <w:color w:val="000000"/>
+                <w:szCs w:val="26"/>
+              </w:rPr>
+              <w:t>Ngày dự kiến áp dụng thay đổi</w:t>
+            </w:r>
+          </w:p>
+        </w:tc>
+        <w:tc>
+          <w:tcPr>
+            <w:tcW w:type="dxa" w:w="6300"/>
+            <w:tcMar>
+              <w:top w:w="80" w:type="dxa"/>
+              <w:start w:w="80" w:type="dxa"/>
+              <w:bottom w:w="80" w:type="dxa"/>
+              <w:end w:w="80" w:type="dxa"/>
+            </w:tcMar>
+            <w:vAlign w:val="center"/>
+          </w:tcPr>
+          <w:p>
+            <w:pPr>
+              <w:spacing w:after="0" w:line="276" w:lineRule="auto" w:before="0"/>
+              <w:jc w:val="left"/>
+            </w:pPr>
+            <w:r>
+              <w:rPr>
+                <w:rFonts w:ascii="Times New Roman" w:hAnsi="Times New Roman" w:eastAsia="Times New Roman" w:cs="Times New Roman"/>
+                <w:b w:val="0"/>
+                <w:sz w:val="26"/>
+                <w:color w:val="000000"/>
+                <w:szCs w:val="26"/>
               </w:rPr>
               <w:t>……/……/……</w:t>
             </w:r>
@@ -417,49 +483,58 @@
     </w:tbl>
     <w:p>
       <w:pPr>
-        <w:spacing w:before="120" w:after="60" w:line="276" w:lineRule="auto"/>
+        <w:spacing w:before="0" w:after="0" w:line="276" w:lineRule="auto"/>
         <w:jc w:val="left"/>
       </w:pPr>
       <w:r>
         <w:rPr>
-          <w:rFonts w:ascii="Times New Roman" w:hAnsi="Times New Roman" w:eastAsia="Times New Roman"/>
-          <w:b/>
+          <w:rFonts w:ascii="Times New Roman" w:hAnsi="Times New Roman" w:eastAsia="Times New Roman" w:cs="Times New Roman"/>
+          <w:b w:val="1"/>
           <w:i w:val="0"/>
           <w:sz w:val="26"/>
+          <w:color w:val="000000"/>
+          <w:szCs w:val="26"/>
         </w:rPr>
         <w:t>II. Thông tin quy mô hiện tại và quy mô đề nghị thay đổi</w:t>
       </w:r>
     </w:p>
     <w:tbl>
       <w:tblPr>
-        <w:tblW w:type="auto" w:w="0"/>
+        <w:tblW w:type="dxa" w:w="9000"/>
         <w:jc w:val="center"/>
         <w:tblLayout w:type="fixed"/>
         <w:tblLook w:firstColumn="1" w:firstRow="1" w:lastColumn="0" w:lastRow="0" w:noHBand="0" w:noVBand="1" w:val="04A0"/>
         <w:tblBorders>
-          <w:top w:val="single" w:sz="4" w:space="0" w:color="808080"/>
-          <w:left w:val="single" w:sz="4" w:space="0" w:color="808080"/>
-          <w:bottom w:val="single" w:sz="4" w:space="0" w:color="808080"/>
-          <w:right w:val="single" w:sz="4" w:space="0" w:color="808080"/>
-          <w:insideH w:val="single" w:sz="4" w:space="0" w:color="808080"/>
-          <w:insideV w:val="single" w:sz="4" w:space="0" w:color="808080"/>
+          <w:top w:val="single" w:sz="4" w:space="0" w:color="000000"/>
+          <w:left w:val="single" w:sz="4" w:space="0" w:color="000000"/>
+          <w:bottom w:val="single" w:sz="4" w:space="0" w:color="000000"/>
+          <w:right w:val="single" w:sz="4" w:space="0" w:color="000000"/>
+          <w:insideH w:val="single" w:sz="4" w:space="0" w:color="000000"/>
+          <w:insideV w:val="single" w:sz="4" w:space="0" w:color="000000"/>
         </w:tblBorders>
+        <w:tblInd w:w="0" w:type="dxa"/>
+        <w:tblCellMar>
+          <w:top w:w="60" w:type="dxa"/>
+          <w:left w:w="90" w:type="dxa"/>
+          <w:bottom w:w="60" w:type="dxa"/>
+          <w:right w:w="90" w:type="dxa"/>
+        </w:tblCellMar>
       </w:tblPr>
       <w:tblGrid>
-        <w:gridCol w:w="1814"/>
-        <w:gridCol w:w="1814"/>
-        <w:gridCol w:w="1814"/>
-        <w:gridCol w:w="1814"/>
-        <w:gridCol w:w="1814"/>
+        <w:gridCol w:w="650"/>
+        <w:gridCol w:w="1700"/>
+        <w:gridCol w:w="3300"/>
+        <w:gridCol w:w="1400"/>
+        <w:gridCol w:w="1950"/>
       </w:tblGrid>
       <w:tr>
         <w:trPr>
           <w:tblHeader w:val="true"/>
+          <w:cantSplit/>
         </w:trPr>
         <w:tc>
           <w:tcPr>
-            <w:tcW w:type="dxa" w:w="567"/>
-            <w:shd w:fill="D9EAD3"/>
+            <w:tcW w:type="dxa" w:w="650"/>
             <w:tcMar>
               <w:top w:w="70" w:type="dxa"/>
               <w:start w:w="70" w:type="dxa"/>
@@ -470,13 +545,16 @@
           </w:tcPr>
           <w:p>
             <w:pPr>
-              <w:spacing w:after="0" w:line="252" w:lineRule="auto"/>
+              <w:spacing w:after="0" w:line="276" w:lineRule="auto" w:before="0"/>
+              <w:jc w:val="center"/>
             </w:pPr>
             <w:r>
               <w:rPr>
-                <w:rFonts w:ascii="Times New Roman" w:hAnsi="Times New Roman" w:eastAsia="Times New Roman"/>
-                <w:b w:val="0"/>
-                <w:sz w:val="23"/>
+                <w:rFonts w:ascii="Times New Roman" w:hAnsi="Times New Roman" w:eastAsia="Times New Roman" w:cs="Times New Roman"/>
+                <w:b w:val="1"/>
+                <w:sz w:val="26"/>
+                <w:color w:val="000000"/>
+                <w:szCs w:val="26"/>
               </w:rPr>
               <w:t>STT</w:t>
             </w:r>
@@ -484,8 +562,7 @@
         </w:tc>
         <w:tc>
           <w:tcPr>
-            <w:tcW w:type="dxa" w:w="2268"/>
-            <w:shd w:fill="D9EAD3"/>
+            <w:tcW w:type="dxa" w:w="1700"/>
             <w:tcMar>
               <w:top w:w="70" w:type="dxa"/>
               <w:start w:w="70" w:type="dxa"/>
@@ -496,13 +573,16 @@
           </w:tcPr>
           <w:p>
             <w:pPr>
-              <w:spacing w:after="0" w:line="252" w:lineRule="auto"/>
+              <w:spacing w:after="0" w:line="276" w:lineRule="auto" w:before="0"/>
+              <w:jc w:val="center"/>
             </w:pPr>
             <w:r>
               <w:rPr>
-                <w:rFonts w:ascii="Times New Roman" w:hAnsi="Times New Roman" w:eastAsia="Times New Roman"/>
-                <w:b w:val="0"/>
-                <w:sz w:val="23"/>
+                <w:rFonts w:ascii="Times New Roman" w:hAnsi="Times New Roman" w:eastAsia="Times New Roman" w:cs="Times New Roman"/>
+                <w:b w:val="1"/>
+                <w:sz w:val="26"/>
+                <w:color w:val="000000"/>
+                <w:szCs w:val="26"/>
               </w:rPr>
               <w:t>Nội dung</w:t>
             </w:r>
@@ -510,8 +590,7 @@
         </w:tc>
         <w:tc>
           <w:tcPr>
-            <w:tcW w:type="dxa" w:w="2268"/>
-            <w:shd w:fill="D9EAD3"/>
+            <w:tcW w:type="dxa" w:w="3300"/>
             <w:tcMar>
               <w:top w:w="70" w:type="dxa"/>
               <w:start w:w="70" w:type="dxa"/>
@@ -522,13 +601,16 @@
           </w:tcPr>
           <w:p>
             <w:pPr>
-              <w:spacing w:after="0" w:line="252" w:lineRule="auto"/>
+              <w:spacing w:after="0" w:line="276" w:lineRule="auto" w:before="0"/>
+              <w:jc w:val="center"/>
             </w:pPr>
             <w:r>
               <w:rPr>
-                <w:rFonts w:ascii="Times New Roman" w:hAnsi="Times New Roman" w:eastAsia="Times New Roman"/>
-                <w:b w:val="0"/>
-                <w:sz w:val="23"/>
+                <w:rFonts w:ascii="Times New Roman" w:hAnsi="Times New Roman" w:eastAsia="Times New Roman" w:cs="Times New Roman"/>
+                <w:b w:val="1"/>
+                <w:sz w:val="26"/>
+                <w:color w:val="000000"/>
+                <w:szCs w:val="26"/>
               </w:rPr>
               <w:t>Thông tin hiện tại</w:t>
             </w:r>
@@ -536,8 +618,7 @@
         </w:tc>
         <w:tc>
           <w:tcPr>
-            <w:tcW w:type="dxa" w:w="2268"/>
-            <w:shd w:fill="D9EAD3"/>
+            <w:tcW w:type="dxa" w:w="1400"/>
             <w:tcMar>
               <w:top w:w="70" w:type="dxa"/>
               <w:start w:w="70" w:type="dxa"/>
@@ -548,13 +629,16 @@
           </w:tcPr>
           <w:p>
             <w:pPr>
-              <w:spacing w:after="0" w:line="252" w:lineRule="auto"/>
+              <w:spacing w:after="0" w:line="276" w:lineRule="auto" w:before="0"/>
+              <w:jc w:val="center"/>
             </w:pPr>
             <w:r>
               <w:rPr>
-                <w:rFonts w:ascii="Times New Roman" w:hAnsi="Times New Roman" w:eastAsia="Times New Roman"/>
-                <w:b w:val="0"/>
-                <w:sz w:val="23"/>
+                <w:rFonts w:ascii="Times New Roman" w:hAnsi="Times New Roman" w:eastAsia="Times New Roman" w:cs="Times New Roman"/>
+                <w:b w:val="1"/>
+                <w:sz w:val="26"/>
+                <w:color w:val="000000"/>
+                <w:szCs w:val="26"/>
               </w:rPr>
               <w:t>Thông tin sau thay đổi</w:t>
             </w:r>
@@ -562,8 +646,7 @@
         </w:tc>
         <w:tc>
           <w:tcPr>
-            <w:tcW w:type="dxa" w:w="1701"/>
-            <w:shd w:fill="D9EAD3"/>
+            <w:tcW w:type="dxa" w:w="1950"/>
             <w:tcMar>
               <w:top w:w="70" w:type="dxa"/>
               <w:start w:w="70" w:type="dxa"/>
@@ -574,13 +657,16 @@
           </w:tcPr>
           <w:p>
             <w:pPr>
-              <w:spacing w:after="0" w:line="252" w:lineRule="auto"/>
+              <w:spacing w:after="0" w:line="276" w:lineRule="auto" w:before="0"/>
+              <w:jc w:val="center"/>
             </w:pPr>
             <w:r>
               <w:rPr>
-                <w:rFonts w:ascii="Times New Roman" w:hAnsi="Times New Roman" w:eastAsia="Times New Roman"/>
-                <w:b w:val="0"/>
-                <w:sz w:val="23"/>
+                <w:rFonts w:ascii="Times New Roman" w:hAnsi="Times New Roman" w:eastAsia="Times New Roman" w:cs="Times New Roman"/>
+                <w:b w:val="1"/>
+                <w:sz w:val="26"/>
+                <w:color w:val="000000"/>
+                <w:szCs w:val="26"/>
               </w:rPr>
               <w:t>Ghi chú</w:t>
             </w:r>
@@ -588,9 +674,12 @@
         </w:tc>
       </w:tr>
       <w:tr>
+        <w:trPr>
+          <w:cantSplit/>
+        </w:trPr>
         <w:tc>
           <w:tcPr>
-            <w:tcW w:type="dxa" w:w="567"/>
+            <w:tcW w:type="dxa" w:w="650"/>
             <w:tcMar>
               <w:top w:w="70" w:type="dxa"/>
               <w:start w:w="70" w:type="dxa"/>
@@ -601,13 +690,16 @@
           </w:tcPr>
           <w:p>
             <w:pPr>
-              <w:spacing w:after="0" w:line="252" w:lineRule="auto"/>
+              <w:spacing w:after="0" w:line="276" w:lineRule="auto" w:before="0"/>
+              <w:jc w:val="center"/>
             </w:pPr>
             <w:r>
               <w:rPr>
-                <w:rFonts w:ascii="Times New Roman" w:hAnsi="Times New Roman" w:eastAsia="Times New Roman"/>
+                <w:rFonts w:ascii="Times New Roman" w:hAnsi="Times New Roman" w:eastAsia="Times New Roman" w:cs="Times New Roman"/>
                 <w:b w:val="0"/>
-                <w:sz w:val="23"/>
+                <w:sz w:val="26"/>
+                <w:color w:val="000000"/>
+                <w:szCs w:val="26"/>
               </w:rPr>
               <w:t>1</w:t>
             </w:r>
@@ -615,7 +707,7 @@
         </w:tc>
         <w:tc>
           <w:tcPr>
-            <w:tcW w:type="dxa" w:w="2268"/>
+            <w:tcW w:type="dxa" w:w="1700"/>
             <w:tcMar>
               <w:top w:w="70" w:type="dxa"/>
               <w:start w:w="70" w:type="dxa"/>
@@ -626,13 +718,16 @@
           </w:tcPr>
           <w:p>
             <w:pPr>
-              <w:spacing w:after="0" w:line="252" w:lineRule="auto"/>
+              <w:spacing w:after="0" w:line="276" w:lineRule="auto" w:before="0"/>
+              <w:jc w:val="left"/>
             </w:pPr>
             <w:r>
               <w:rPr>
-                <w:rFonts w:ascii="Times New Roman" w:hAnsi="Times New Roman" w:eastAsia="Times New Roman"/>
+                <w:rFonts w:ascii="Times New Roman" w:hAnsi="Times New Roman" w:eastAsia="Times New Roman" w:cs="Times New Roman"/>
                 <w:b w:val="0"/>
-                <w:sz w:val="23"/>
+                <w:sz w:val="26"/>
+                <w:color w:val="000000"/>
+                <w:szCs w:val="26"/>
               </w:rPr>
               <w:t>Tổng số sân con đang vận hành</w:t>
             </w:r>
@@ -640,7 +735,7 @@
         </w:tc>
         <w:tc>
           <w:tcPr>
-            <w:tcW w:type="dxa" w:w="2268"/>
+            <w:tcW w:type="dxa" w:w="3300"/>
             <w:tcMar>
               <w:top w:w="70" w:type="dxa"/>
               <w:start w:w="70" w:type="dxa"/>
@@ -651,13 +746,16 @@
           </w:tcPr>
           <w:p>
             <w:pPr>
-              <w:spacing w:after="0" w:line="252" w:lineRule="auto"/>
+              <w:spacing w:after="0" w:line="276" w:lineRule="auto" w:before="0"/>
+              <w:jc w:val="left"/>
             </w:pPr>
             <w:r>
               <w:rPr>
-                <w:rFonts w:ascii="Times New Roman" w:hAnsi="Times New Roman" w:eastAsia="Times New Roman"/>
+                <w:rFonts w:ascii="Times New Roman" w:hAnsi="Times New Roman" w:eastAsia="Times New Roman" w:cs="Times New Roman"/>
                 <w:b w:val="0"/>
-                <w:sz w:val="23"/>
+                <w:sz w:val="26"/>
+                <w:color w:val="000000"/>
+                <w:szCs w:val="26"/>
               </w:rPr>
               <w:t>................ sân</w:t>
             </w:r>
@@ -665,7 +763,7 @@
         </w:tc>
         <w:tc>
           <w:tcPr>
-            <w:tcW w:type="dxa" w:w="2268"/>
+            <w:tcW w:type="dxa" w:w="1400"/>
             <w:tcMar>
               <w:top w:w="70" w:type="dxa"/>
               <w:start w:w="70" w:type="dxa"/>
@@ -676,13 +774,16 @@
           </w:tcPr>
           <w:p>
             <w:pPr>
-              <w:spacing w:after="0" w:line="252" w:lineRule="auto"/>
+              <w:spacing w:after="0" w:line="276" w:lineRule="auto" w:before="0"/>
+              <w:jc w:val="left"/>
             </w:pPr>
             <w:r>
               <w:rPr>
-                <w:rFonts w:ascii="Times New Roman" w:hAnsi="Times New Roman" w:eastAsia="Times New Roman"/>
+                <w:rFonts w:ascii="Times New Roman" w:hAnsi="Times New Roman" w:eastAsia="Times New Roman" w:cs="Times New Roman"/>
                 <w:b w:val="0"/>
-                <w:sz w:val="23"/>
+                <w:sz w:val="26"/>
+                <w:color w:val="000000"/>
+                <w:szCs w:val="26"/>
               </w:rPr>
               <w:t>................ sân</w:t>
             </w:r>
@@ -690,7 +791,7 @@
         </w:tc>
         <w:tc>
           <w:tcPr>
-            <w:tcW w:type="dxa" w:w="1701"/>
+            <w:tcW w:type="dxa" w:w="1950"/>
             <w:tcMar>
               <w:top w:w="70" w:type="dxa"/>
               <w:start w:w="70" w:type="dxa"/>
@@ -701,13 +802,16 @@
           </w:tcPr>
           <w:p>
             <w:pPr>
-              <w:spacing w:after="0" w:line="252" w:lineRule="auto"/>
+              <w:spacing w:after="0" w:line="276" w:lineRule="auto" w:before="0"/>
+              <w:jc w:val="left"/>
             </w:pPr>
             <w:r>
               <w:rPr>
-                <w:rFonts w:ascii="Times New Roman" w:hAnsi="Times New Roman" w:eastAsia="Times New Roman"/>
+                <w:rFonts w:ascii="Times New Roman" w:hAnsi="Times New Roman" w:eastAsia="Times New Roman" w:cs="Times New Roman"/>
                 <w:b w:val="0"/>
-                <w:sz w:val="23"/>
+                <w:sz w:val="26"/>
+                <w:color w:val="000000"/>
+                <w:szCs w:val="26"/>
               </w:rPr>
               <w:t>................</w:t>
             </w:r>
@@ -715,9 +819,12 @@
         </w:tc>
       </w:tr>
       <w:tr>
+        <w:trPr>
+          <w:cantSplit/>
+        </w:trPr>
         <w:tc>
           <w:tcPr>
-            <w:tcW w:type="dxa" w:w="567"/>
+            <w:tcW w:type="dxa" w:w="650"/>
             <w:tcMar>
               <w:top w:w="70" w:type="dxa"/>
               <w:start w:w="70" w:type="dxa"/>
@@ -728,13 +835,16 @@
           </w:tcPr>
           <w:p>
             <w:pPr>
-              <w:spacing w:after="0" w:line="252" w:lineRule="auto"/>
+              <w:spacing w:after="0" w:line="276" w:lineRule="auto" w:before="0"/>
+              <w:jc w:val="center"/>
             </w:pPr>
             <w:r>
               <w:rPr>
-                <w:rFonts w:ascii="Times New Roman" w:hAnsi="Times New Roman" w:eastAsia="Times New Roman"/>
+                <w:rFonts w:ascii="Times New Roman" w:hAnsi="Times New Roman" w:eastAsia="Times New Roman" w:cs="Times New Roman"/>
                 <w:b w:val="0"/>
-                <w:sz w:val="23"/>
+                <w:sz w:val="26"/>
+                <w:color w:val="000000"/>
+                <w:szCs w:val="26"/>
               </w:rPr>
               <w:t>2</w:t>
             </w:r>
@@ -742,7 +852,7 @@
         </w:tc>
         <w:tc>
           <w:tcPr>
-            <w:tcW w:type="dxa" w:w="2268"/>
+            <w:tcW w:type="dxa" w:w="1700"/>
             <w:tcMar>
               <w:top w:w="70" w:type="dxa"/>
               <w:start w:w="70" w:type="dxa"/>
@@ -753,13 +863,16 @@
           </w:tcPr>
           <w:p>
             <w:pPr>
-              <w:spacing w:after="0" w:line="252" w:lineRule="auto"/>
+              <w:spacing w:after="0" w:line="276" w:lineRule="auto" w:before="0"/>
+              <w:jc w:val="left"/>
             </w:pPr>
             <w:r>
               <w:rPr>
-                <w:rFonts w:ascii="Times New Roman" w:hAnsi="Times New Roman" w:eastAsia="Times New Roman"/>
+                <w:rFonts w:ascii="Times New Roman" w:hAnsi="Times New Roman" w:eastAsia="Times New Roman" w:cs="Times New Roman"/>
                 <w:b w:val="0"/>
-                <w:sz w:val="23"/>
+                <w:sz w:val="26"/>
+                <w:color w:val="000000"/>
+                <w:szCs w:val="26"/>
               </w:rPr>
               <w:t>Số sân con tăng thêm</w:t>
             </w:r>
@@ -767,7 +880,7 @@
         </w:tc>
         <w:tc>
           <w:tcPr>
-            <w:tcW w:type="dxa" w:w="2268"/>
+            <w:tcW w:type="dxa" w:w="3300"/>
             <w:tcMar>
               <w:top w:w="70" w:type="dxa"/>
               <w:start w:w="70" w:type="dxa"/>
@@ -778,13 +891,16 @@
           </w:tcPr>
           <w:p>
             <w:pPr>
-              <w:spacing w:after="0" w:line="252" w:lineRule="auto"/>
+              <w:spacing w:after="0" w:line="276" w:lineRule="auto" w:before="0"/>
+              <w:jc w:val="left"/>
             </w:pPr>
             <w:r>
               <w:rPr>
-                <w:rFonts w:ascii="Times New Roman" w:hAnsi="Times New Roman" w:eastAsia="Times New Roman"/>
+                <w:rFonts w:ascii="Times New Roman" w:hAnsi="Times New Roman" w:eastAsia="Times New Roman" w:cs="Times New Roman"/>
                 <w:b w:val="0"/>
-                <w:sz w:val="23"/>
+                <w:sz w:val="26"/>
+                <w:color w:val="000000"/>
+                <w:szCs w:val="26"/>
               </w:rPr>
               <w:t>................</w:t>
             </w:r>
@@ -792,7 +908,7 @@
         </w:tc>
         <w:tc>
           <w:tcPr>
-            <w:tcW w:type="dxa" w:w="2268"/>
+            <w:tcW w:type="dxa" w:w="1400"/>
             <w:tcMar>
               <w:top w:w="70" w:type="dxa"/>
               <w:start w:w="70" w:type="dxa"/>
@@ -803,13 +919,16 @@
           </w:tcPr>
           <w:p>
             <w:pPr>
-              <w:spacing w:after="0" w:line="252" w:lineRule="auto"/>
+              <w:spacing w:after="0" w:line="276" w:lineRule="auto" w:before="0"/>
+              <w:jc w:val="left"/>
             </w:pPr>
             <w:r>
               <w:rPr>
-                <w:rFonts w:ascii="Times New Roman" w:hAnsi="Times New Roman" w:eastAsia="Times New Roman"/>
+                <w:rFonts w:ascii="Times New Roman" w:hAnsi="Times New Roman" w:eastAsia="Times New Roman" w:cs="Times New Roman"/>
                 <w:b w:val="0"/>
-                <w:sz w:val="23"/>
+                <w:sz w:val="26"/>
+                <w:color w:val="000000"/>
+                <w:szCs w:val="26"/>
               </w:rPr>
               <w:t>................</w:t>
             </w:r>
@@ -817,7 +936,7 @@
         </w:tc>
         <w:tc>
           <w:tcPr>
-            <w:tcW w:type="dxa" w:w="1701"/>
+            <w:tcW w:type="dxa" w:w="1950"/>
             <w:tcMar>
               <w:top w:w="70" w:type="dxa"/>
               <w:start w:w="70" w:type="dxa"/>
@@ -828,13 +947,16 @@
           </w:tcPr>
           <w:p>
             <w:pPr>
-              <w:spacing w:after="0" w:line="252" w:lineRule="auto"/>
+              <w:spacing w:after="0" w:line="276" w:lineRule="auto" w:before="0"/>
+              <w:jc w:val="left"/>
             </w:pPr>
             <w:r>
               <w:rPr>
-                <w:rFonts w:ascii="Times New Roman" w:hAnsi="Times New Roman" w:eastAsia="Times New Roman"/>
+                <w:rFonts w:ascii="Times New Roman" w:hAnsi="Times New Roman" w:eastAsia="Times New Roman" w:cs="Times New Roman"/>
                 <w:b w:val="0"/>
-                <w:sz w:val="23"/>
+                <w:sz w:val="26"/>
+                <w:color w:val="000000"/>
+                <w:szCs w:val="26"/>
               </w:rPr>
               <w:t>................</w:t>
             </w:r>
@@ -842,9 +964,12 @@
         </w:tc>
       </w:tr>
       <w:tr>
+        <w:trPr>
+          <w:cantSplit/>
+        </w:trPr>
         <w:tc>
           <w:tcPr>
-            <w:tcW w:type="dxa" w:w="567"/>
+            <w:tcW w:type="dxa" w:w="650"/>
             <w:tcMar>
               <w:top w:w="70" w:type="dxa"/>
               <w:start w:w="70" w:type="dxa"/>
@@ -855,13 +980,16 @@
           </w:tcPr>
           <w:p>
             <w:pPr>
-              <w:spacing w:after="0" w:line="252" w:lineRule="auto"/>
+              <w:spacing w:after="0" w:line="276" w:lineRule="auto" w:before="0"/>
+              <w:jc w:val="center"/>
             </w:pPr>
             <w:r>
               <w:rPr>
-                <w:rFonts w:ascii="Times New Roman" w:hAnsi="Times New Roman" w:eastAsia="Times New Roman"/>
+                <w:rFonts w:ascii="Times New Roman" w:hAnsi="Times New Roman" w:eastAsia="Times New Roman" w:cs="Times New Roman"/>
                 <w:b w:val="0"/>
-                <w:sz w:val="23"/>
+                <w:sz w:val="26"/>
+                <w:color w:val="000000"/>
+                <w:szCs w:val="26"/>
               </w:rPr>
               <w:t>3</w:t>
             </w:r>
@@ -869,7 +997,7 @@
         </w:tc>
         <w:tc>
           <w:tcPr>
-            <w:tcW w:type="dxa" w:w="2268"/>
+            <w:tcW w:type="dxa" w:w="1700"/>
             <w:tcMar>
               <w:top w:w="70" w:type="dxa"/>
               <w:start w:w="70" w:type="dxa"/>
@@ -880,13 +1008,16 @@
           </w:tcPr>
           <w:p>
             <w:pPr>
-              <w:spacing w:after="0" w:line="252" w:lineRule="auto"/>
+              <w:spacing w:after="0" w:line="276" w:lineRule="auto" w:before="0"/>
+              <w:jc w:val="left"/>
             </w:pPr>
             <w:r>
               <w:rPr>
-                <w:rFonts w:ascii="Times New Roman" w:hAnsi="Times New Roman" w:eastAsia="Times New Roman"/>
+                <w:rFonts w:ascii="Times New Roman" w:hAnsi="Times New Roman" w:eastAsia="Times New Roman" w:cs="Times New Roman"/>
                 <w:b w:val="0"/>
-                <w:sz w:val="23"/>
+                <w:sz w:val="26"/>
+                <w:color w:val="000000"/>
+                <w:szCs w:val="26"/>
               </w:rPr>
               <w:t>Số sân con giảm/ngừng khai thác</w:t>
             </w:r>
@@ -894,7 +1025,7 @@
         </w:tc>
         <w:tc>
           <w:tcPr>
-            <w:tcW w:type="dxa" w:w="2268"/>
+            <w:tcW w:type="dxa" w:w="3300"/>
             <w:tcMar>
               <w:top w:w="70" w:type="dxa"/>
               <w:start w:w="70" w:type="dxa"/>
@@ -905,13 +1036,16 @@
           </w:tcPr>
           <w:p>
             <w:pPr>
-              <w:spacing w:after="0" w:line="252" w:lineRule="auto"/>
+              <w:spacing w:after="0" w:line="276" w:lineRule="auto" w:before="0"/>
+              <w:jc w:val="left"/>
             </w:pPr>
             <w:r>
               <w:rPr>
-                <w:rFonts w:ascii="Times New Roman" w:hAnsi="Times New Roman" w:eastAsia="Times New Roman"/>
+                <w:rFonts w:ascii="Times New Roman" w:hAnsi="Times New Roman" w:eastAsia="Times New Roman" w:cs="Times New Roman"/>
                 <w:b w:val="0"/>
-                <w:sz w:val="23"/>
+                <w:sz w:val="26"/>
+                <w:color w:val="000000"/>
+                <w:szCs w:val="26"/>
               </w:rPr>
               <w:t>................</w:t>
             </w:r>
@@ -919,7 +1053,7 @@
         </w:tc>
         <w:tc>
           <w:tcPr>
-            <w:tcW w:type="dxa" w:w="2268"/>
+            <w:tcW w:type="dxa" w:w="1400"/>
             <w:tcMar>
               <w:top w:w="70" w:type="dxa"/>
               <w:start w:w="70" w:type="dxa"/>
@@ -930,13 +1064,16 @@
           </w:tcPr>
           <w:p>
             <w:pPr>
-              <w:spacing w:after="0" w:line="252" w:lineRule="auto"/>
+              <w:spacing w:after="0" w:line="276" w:lineRule="auto" w:before="0"/>
+              <w:jc w:val="left"/>
             </w:pPr>
             <w:r>
               <w:rPr>
-                <w:rFonts w:ascii="Times New Roman" w:hAnsi="Times New Roman" w:eastAsia="Times New Roman"/>
+                <w:rFonts w:ascii="Times New Roman" w:hAnsi="Times New Roman" w:eastAsia="Times New Roman" w:cs="Times New Roman"/>
                 <w:b w:val="0"/>
-                <w:sz w:val="23"/>
+                <w:sz w:val="26"/>
+                <w:color w:val="000000"/>
+                <w:szCs w:val="26"/>
               </w:rPr>
               <w:t>................</w:t>
             </w:r>
@@ -944,7 +1081,7 @@
         </w:tc>
         <w:tc>
           <w:tcPr>
-            <w:tcW w:type="dxa" w:w="1701"/>
+            <w:tcW w:type="dxa" w:w="1950"/>
             <w:tcMar>
               <w:top w:w="70" w:type="dxa"/>
               <w:start w:w="70" w:type="dxa"/>
@@ -955,13 +1092,16 @@
           </w:tcPr>
           <w:p>
             <w:pPr>
-              <w:spacing w:after="0" w:line="252" w:lineRule="auto"/>
+              <w:spacing w:after="0" w:line="276" w:lineRule="auto" w:before="0"/>
+              <w:jc w:val="left"/>
             </w:pPr>
             <w:r>
               <w:rPr>
-                <w:rFonts w:ascii="Times New Roman" w:hAnsi="Times New Roman" w:eastAsia="Times New Roman"/>
+                <w:rFonts w:ascii="Times New Roman" w:hAnsi="Times New Roman" w:eastAsia="Times New Roman" w:cs="Times New Roman"/>
                 <w:b w:val="0"/>
-                <w:sz w:val="23"/>
+                <w:sz w:val="26"/>
+                <w:color w:val="000000"/>
+                <w:szCs w:val="26"/>
               </w:rPr>
               <w:t>................</w:t>
             </w:r>
@@ -969,9 +1109,12 @@
         </w:tc>
       </w:tr>
       <w:tr>
+        <w:trPr>
+          <w:cantSplit/>
+        </w:trPr>
         <w:tc>
           <w:tcPr>
-            <w:tcW w:type="dxa" w:w="567"/>
+            <w:tcW w:type="dxa" w:w="650"/>
             <w:tcMar>
               <w:top w:w="70" w:type="dxa"/>
               <w:start w:w="70" w:type="dxa"/>
@@ -982,13 +1125,16 @@
           </w:tcPr>
           <w:p>
             <w:pPr>
-              <w:spacing w:after="0" w:line="252" w:lineRule="auto"/>
+              <w:spacing w:after="0" w:line="276" w:lineRule="auto" w:before="0"/>
+              <w:jc w:val="center"/>
             </w:pPr>
             <w:r>
               <w:rPr>
-                <w:rFonts w:ascii="Times New Roman" w:hAnsi="Times New Roman" w:eastAsia="Times New Roman"/>
+                <w:rFonts w:ascii="Times New Roman" w:hAnsi="Times New Roman" w:eastAsia="Times New Roman" w:cs="Times New Roman"/>
                 <w:b w:val="0"/>
-                <w:sz w:val="23"/>
+                <w:sz w:val="26"/>
+                <w:color w:val="000000"/>
+                <w:szCs w:val="26"/>
               </w:rPr>
               <w:t>4</w:t>
             </w:r>
@@ -996,7 +1142,7 @@
         </w:tc>
         <w:tc>
           <w:tcPr>
-            <w:tcW w:type="dxa" w:w="2268"/>
+            <w:tcW w:type="dxa" w:w="1700"/>
             <w:tcMar>
               <w:top w:w="70" w:type="dxa"/>
               <w:start w:w="70" w:type="dxa"/>
@@ -1007,13 +1153,16 @@
           </w:tcPr>
           <w:p>
             <w:pPr>
-              <w:spacing w:after="0" w:line="252" w:lineRule="auto"/>
+              <w:spacing w:after="0" w:line="276" w:lineRule="auto" w:before="0"/>
+              <w:jc w:val="left"/>
             </w:pPr>
             <w:r>
               <w:rPr>
-                <w:rFonts w:ascii="Times New Roman" w:hAnsi="Times New Roman" w:eastAsia="Times New Roman"/>
+                <w:rFonts w:ascii="Times New Roman" w:hAnsi="Times New Roman" w:eastAsia="Times New Roman" w:cs="Times New Roman"/>
                 <w:b w:val="0"/>
-                <w:sz w:val="23"/>
+                <w:sz w:val="26"/>
+                <w:color w:val="000000"/>
+                <w:szCs w:val="26"/>
               </w:rPr>
               <w:t>Loại sân/môn thể thao thay đổi</w:t>
             </w:r>
@@ -1021,7 +1170,7 @@
         </w:tc>
         <w:tc>
           <w:tcPr>
-            <w:tcW w:type="dxa" w:w="2268"/>
+            <w:tcW w:type="dxa" w:w="3300"/>
             <w:tcMar>
               <w:top w:w="70" w:type="dxa"/>
               <w:start w:w="70" w:type="dxa"/>
@@ -1032,13 +1181,16 @@
           </w:tcPr>
           <w:p>
             <w:pPr>
-              <w:spacing w:after="0" w:line="252" w:lineRule="auto"/>
+              <w:spacing w:after="0" w:line="276" w:lineRule="auto" w:before="0"/>
+              <w:jc w:val="left"/>
             </w:pPr>
             <w:r>
               <w:rPr>
-                <w:rFonts w:ascii="Times New Roman" w:hAnsi="Times New Roman" w:eastAsia="Times New Roman"/>
+                <w:rFonts w:ascii="Times New Roman" w:hAnsi="Times New Roman" w:eastAsia="Times New Roman" w:cs="Times New Roman"/>
                 <w:b w:val="0"/>
-                <w:sz w:val="23"/>
+                <w:sz w:val="26"/>
+                <w:color w:val="000000"/>
+                <w:szCs w:val="26"/>
               </w:rPr>
               <w:t>................</w:t>
             </w:r>
@@ -1046,7 +1198,7 @@
         </w:tc>
         <w:tc>
           <w:tcPr>
-            <w:tcW w:type="dxa" w:w="2268"/>
+            <w:tcW w:type="dxa" w:w="1400"/>
             <w:tcMar>
               <w:top w:w="70" w:type="dxa"/>
               <w:start w:w="70" w:type="dxa"/>
@@ -1057,13 +1209,16 @@
           </w:tcPr>
           <w:p>
             <w:pPr>
-              <w:spacing w:after="0" w:line="252" w:lineRule="auto"/>
+              <w:spacing w:after="0" w:line="276" w:lineRule="auto" w:before="0"/>
+              <w:jc w:val="left"/>
             </w:pPr>
             <w:r>
               <w:rPr>
-                <w:rFonts w:ascii="Times New Roman" w:hAnsi="Times New Roman" w:eastAsia="Times New Roman"/>
+                <w:rFonts w:ascii="Times New Roman" w:hAnsi="Times New Roman" w:eastAsia="Times New Roman" w:cs="Times New Roman"/>
                 <w:b w:val="0"/>
-                <w:sz w:val="23"/>
+                <w:sz w:val="26"/>
+                <w:color w:val="000000"/>
+                <w:szCs w:val="26"/>
               </w:rPr>
               <w:t>................</w:t>
             </w:r>
@@ -1071,7 +1226,7 @@
         </w:tc>
         <w:tc>
           <w:tcPr>
-            <w:tcW w:type="dxa" w:w="1701"/>
+            <w:tcW w:type="dxa" w:w="1950"/>
             <w:tcMar>
               <w:top w:w="70" w:type="dxa"/>
               <w:start w:w="70" w:type="dxa"/>
@@ -1082,13 +1237,16 @@
           </w:tcPr>
           <w:p>
             <w:pPr>
-              <w:spacing w:after="0" w:line="252" w:lineRule="auto"/>
+              <w:spacing w:after="0" w:line="276" w:lineRule="auto" w:before="0"/>
+              <w:jc w:val="left"/>
             </w:pPr>
             <w:r>
               <w:rPr>
-                <w:rFonts w:ascii="Times New Roman" w:hAnsi="Times New Roman" w:eastAsia="Times New Roman"/>
+                <w:rFonts w:ascii="Times New Roman" w:hAnsi="Times New Roman" w:eastAsia="Times New Roman" w:cs="Times New Roman"/>
                 <w:b w:val="0"/>
-                <w:sz w:val="23"/>
+                <w:sz w:val="26"/>
+                <w:color w:val="000000"/>
+                <w:szCs w:val="26"/>
               </w:rPr>
               <w:t>................</w:t>
             </w:r>
@@ -1096,9 +1254,12 @@
         </w:tc>
       </w:tr>
       <w:tr>
+        <w:trPr>
+          <w:cantSplit/>
+        </w:trPr>
         <w:tc>
           <w:tcPr>
-            <w:tcW w:type="dxa" w:w="567"/>
+            <w:tcW w:type="dxa" w:w="650"/>
             <w:tcMar>
               <w:top w:w="70" w:type="dxa"/>
               <w:start w:w="70" w:type="dxa"/>
@@ -1109,13 +1270,16 @@
           </w:tcPr>
           <w:p>
             <w:pPr>
-              <w:spacing w:after="0" w:line="252" w:lineRule="auto"/>
+              <w:spacing w:after="0" w:line="276" w:lineRule="auto" w:before="0"/>
+              <w:jc w:val="center"/>
             </w:pPr>
             <w:r>
               <w:rPr>
-                <w:rFonts w:ascii="Times New Roman" w:hAnsi="Times New Roman" w:eastAsia="Times New Roman"/>
+                <w:rFonts w:ascii="Times New Roman" w:hAnsi="Times New Roman" w:eastAsia="Times New Roman" w:cs="Times New Roman"/>
                 <w:b w:val="0"/>
-                <w:sz w:val="23"/>
+                <w:sz w:val="26"/>
+                <w:color w:val="000000"/>
+                <w:szCs w:val="26"/>
               </w:rPr>
               <w:t>5</w:t>
             </w:r>
@@ -1123,7 +1287,7 @@
         </w:tc>
         <w:tc>
           <w:tcPr>
-            <w:tcW w:type="dxa" w:w="2268"/>
+            <w:tcW w:type="dxa" w:w="1700"/>
             <w:tcMar>
               <w:top w:w="70" w:type="dxa"/>
               <w:start w:w="70" w:type="dxa"/>
@@ -1134,13 +1298,16 @@
           </w:tcPr>
           <w:p>
             <w:pPr>
-              <w:spacing w:after="0" w:line="252" w:lineRule="auto"/>
+              <w:spacing w:after="0" w:line="276" w:lineRule="auto" w:before="0"/>
+              <w:jc w:val="left"/>
             </w:pPr>
             <w:r>
               <w:rPr>
-                <w:rFonts w:ascii="Times New Roman" w:hAnsi="Times New Roman" w:eastAsia="Times New Roman"/>
+                <w:rFonts w:ascii="Times New Roman" w:hAnsi="Times New Roman" w:eastAsia="Times New Roman" w:cs="Times New Roman"/>
                 <w:b w:val="0"/>
-                <w:sz w:val="23"/>
+                <w:sz w:val="26"/>
+                <w:color w:val="000000"/>
+                <w:szCs w:val="26"/>
               </w:rPr>
               <w:t>Khu vực/diện tích khai thác</w:t>
             </w:r>
@@ -1148,7 +1315,7 @@
         </w:tc>
         <w:tc>
           <w:tcPr>
-            <w:tcW w:type="dxa" w:w="2268"/>
+            <w:tcW w:type="dxa" w:w="3300"/>
             <w:tcMar>
               <w:top w:w="70" w:type="dxa"/>
               <w:start w:w="70" w:type="dxa"/>
@@ -1159,13 +1326,16 @@
           </w:tcPr>
           <w:p>
             <w:pPr>
-              <w:spacing w:after="0" w:line="252" w:lineRule="auto"/>
+              <w:spacing w:after="0" w:line="276" w:lineRule="auto" w:before="0"/>
+              <w:jc w:val="left"/>
             </w:pPr>
             <w:r>
               <w:rPr>
-                <w:rFonts w:ascii="Times New Roman" w:hAnsi="Times New Roman" w:eastAsia="Times New Roman"/>
+                <w:rFonts w:ascii="Times New Roman" w:hAnsi="Times New Roman" w:eastAsia="Times New Roman" w:cs="Times New Roman"/>
                 <w:b w:val="0"/>
-                <w:sz w:val="23"/>
+                <w:sz w:val="26"/>
+                <w:color w:val="000000"/>
+                <w:szCs w:val="26"/>
               </w:rPr>
               <w:t>................</w:t>
             </w:r>
@@ -1173,7 +1343,7 @@
         </w:tc>
         <w:tc>
           <w:tcPr>
-            <w:tcW w:type="dxa" w:w="2268"/>
+            <w:tcW w:type="dxa" w:w="1400"/>
             <w:tcMar>
               <w:top w:w="70" w:type="dxa"/>
               <w:start w:w="70" w:type="dxa"/>
@@ -1184,13 +1354,16 @@
           </w:tcPr>
           <w:p>
             <w:pPr>
-              <w:spacing w:after="0" w:line="252" w:lineRule="auto"/>
+              <w:spacing w:after="0" w:line="276" w:lineRule="auto" w:before="0"/>
+              <w:jc w:val="left"/>
             </w:pPr>
             <w:r>
               <w:rPr>
-                <w:rFonts w:ascii="Times New Roman" w:hAnsi="Times New Roman" w:eastAsia="Times New Roman"/>
+                <w:rFonts w:ascii="Times New Roman" w:hAnsi="Times New Roman" w:eastAsia="Times New Roman" w:cs="Times New Roman"/>
                 <w:b w:val="0"/>
-                <w:sz w:val="23"/>
+                <w:sz w:val="26"/>
+                <w:color w:val="000000"/>
+                <w:szCs w:val="26"/>
               </w:rPr>
               <w:t>................</w:t>
             </w:r>
@@ -1198,7 +1371,7 @@
         </w:tc>
         <w:tc>
           <w:tcPr>
-            <w:tcW w:type="dxa" w:w="1701"/>
+            <w:tcW w:type="dxa" w:w="1950"/>
             <w:tcMar>
               <w:top w:w="70" w:type="dxa"/>
               <w:start w:w="70" w:type="dxa"/>
@@ -1209,13 +1382,16 @@
           </w:tcPr>
           <w:p>
             <w:pPr>
-              <w:spacing w:after="0" w:line="252" w:lineRule="auto"/>
+              <w:spacing w:after="0" w:line="276" w:lineRule="auto" w:before="0"/>
+              <w:jc w:val="left"/>
             </w:pPr>
             <w:r>
               <w:rPr>
-                <w:rFonts w:ascii="Times New Roman" w:hAnsi="Times New Roman" w:eastAsia="Times New Roman"/>
+                <w:rFonts w:ascii="Times New Roman" w:hAnsi="Times New Roman" w:eastAsia="Times New Roman" w:cs="Times New Roman"/>
                 <w:b w:val="0"/>
-                <w:sz w:val="23"/>
+                <w:sz w:val="26"/>
+                <w:color w:val="000000"/>
+                <w:szCs w:val="26"/>
               </w:rPr>
               <w:t>................</w:t>
             </w:r>
@@ -1223,9 +1399,12 @@
         </w:tc>
       </w:tr>
       <w:tr>
+        <w:trPr>
+          <w:cantSplit/>
+        </w:trPr>
         <w:tc>
           <w:tcPr>
-            <w:tcW w:type="dxa" w:w="567"/>
+            <w:tcW w:type="dxa" w:w="650"/>
             <w:tcMar>
               <w:top w:w="70" w:type="dxa"/>
               <w:start w:w="70" w:type="dxa"/>
@@ -1236,13 +1415,16 @@
           </w:tcPr>
           <w:p>
             <w:pPr>
-              <w:spacing w:after="0" w:line="252" w:lineRule="auto"/>
+              <w:spacing w:after="0" w:line="276" w:lineRule="auto" w:before="0"/>
+              <w:jc w:val="center"/>
             </w:pPr>
             <w:r>
               <w:rPr>
-                <w:rFonts w:ascii="Times New Roman" w:hAnsi="Times New Roman" w:eastAsia="Times New Roman"/>
+                <w:rFonts w:ascii="Times New Roman" w:hAnsi="Times New Roman" w:eastAsia="Times New Roman" w:cs="Times New Roman"/>
                 <w:b w:val="0"/>
-                <w:sz w:val="23"/>
+                <w:sz w:val="26"/>
+                <w:color w:val="000000"/>
+                <w:szCs w:val="26"/>
               </w:rPr>
               <w:t>6</w:t>
             </w:r>
@@ -1250,7 +1432,7 @@
         </w:tc>
         <w:tc>
           <w:tcPr>
-            <w:tcW w:type="dxa" w:w="2268"/>
+            <w:tcW w:type="dxa" w:w="1700"/>
             <w:tcMar>
               <w:top w:w="70" w:type="dxa"/>
               <w:start w:w="70" w:type="dxa"/>
@@ -1261,13 +1443,16 @@
           </w:tcPr>
           <w:p>
             <w:pPr>
-              <w:spacing w:after="0" w:line="252" w:lineRule="auto"/>
+              <w:spacing w:after="0" w:line="276" w:lineRule="auto" w:before="0"/>
+              <w:jc w:val="left"/>
             </w:pPr>
             <w:r>
               <w:rPr>
-                <w:rFonts w:ascii="Times New Roman" w:hAnsi="Times New Roman" w:eastAsia="Times New Roman"/>
+                <w:rFonts w:ascii="Times New Roman" w:hAnsi="Times New Roman" w:eastAsia="Times New Roman" w:cs="Times New Roman"/>
                 <w:b w:val="0"/>
-                <w:sz w:val="23"/>
+                <w:sz w:val="26"/>
+                <w:color w:val="000000"/>
+                <w:szCs w:val="26"/>
               </w:rPr>
               <w:t>Trạng thái nhận booking</w:t>
             </w:r>
@@ -1275,7 +1460,7 @@
         </w:tc>
         <w:tc>
           <w:tcPr>
-            <w:tcW w:type="dxa" w:w="2268"/>
+            <w:tcW w:type="dxa" w:w="3300"/>
             <w:tcMar>
               <w:top w:w="70" w:type="dxa"/>
               <w:start w:w="70" w:type="dxa"/>
@@ -1286,13 +1471,16 @@
           </w:tcPr>
           <w:p>
             <w:pPr>
-              <w:spacing w:after="0" w:line="252" w:lineRule="auto"/>
+              <w:spacing w:after="0" w:line="276" w:lineRule="auto" w:before="0"/>
+              <w:jc w:val="left"/>
             </w:pPr>
             <w:r>
               <w:rPr>
-                <w:rFonts w:ascii="Times New Roman" w:hAnsi="Times New Roman" w:eastAsia="Times New Roman"/>
+                <w:rFonts w:ascii="Times New Roman" w:hAnsi="Times New Roman" w:eastAsia="Times New Roman" w:cs="Times New Roman"/>
                 <w:b w:val="0"/>
-                <w:sz w:val="23"/>
+                <w:sz w:val="26"/>
+                <w:color w:val="000000"/>
+                <w:szCs w:val="26"/>
               </w:rPr>
               <w:t>................</w:t>
             </w:r>
@@ -1300,7 +1488,7 @@
         </w:tc>
         <w:tc>
           <w:tcPr>
-            <w:tcW w:type="dxa" w:w="2268"/>
+            <w:tcW w:type="dxa" w:w="1400"/>
             <w:tcMar>
               <w:top w:w="70" w:type="dxa"/>
               <w:start w:w="70" w:type="dxa"/>
@@ -1311,13 +1499,16 @@
           </w:tcPr>
           <w:p>
             <w:pPr>
-              <w:spacing w:after="0" w:line="252" w:lineRule="auto"/>
+              <w:spacing w:after="0" w:line="276" w:lineRule="auto" w:before="0"/>
+              <w:jc w:val="left"/>
             </w:pPr>
             <w:r>
               <w:rPr>
-                <w:rFonts w:ascii="Times New Roman" w:hAnsi="Times New Roman" w:eastAsia="Times New Roman"/>
+                <w:rFonts w:ascii="Times New Roman" w:hAnsi="Times New Roman" w:eastAsia="Times New Roman" w:cs="Times New Roman"/>
                 <w:b w:val="0"/>
-                <w:sz w:val="23"/>
+                <w:sz w:val="26"/>
+                <w:color w:val="000000"/>
+                <w:szCs w:val="26"/>
               </w:rPr>
               <w:t>................</w:t>
             </w:r>
@@ -1325,7 +1516,7 @@
         </w:tc>
         <w:tc>
           <w:tcPr>
-            <w:tcW w:type="dxa" w:w="1701"/>
+            <w:tcW w:type="dxa" w:w="1950"/>
             <w:tcMar>
               <w:top w:w="70" w:type="dxa"/>
               <w:start w:w="70" w:type="dxa"/>
@@ -1336,13 +1527,16 @@
           </w:tcPr>
           <w:p>
             <w:pPr>
-              <w:spacing w:after="0" w:line="252" w:lineRule="auto"/>
+              <w:spacing w:after="0" w:line="276" w:lineRule="auto" w:before="0"/>
+              <w:jc w:val="left"/>
             </w:pPr>
             <w:r>
               <w:rPr>
-                <w:rFonts w:ascii="Times New Roman" w:hAnsi="Times New Roman" w:eastAsia="Times New Roman"/>
+                <w:rFonts w:ascii="Times New Roman" w:hAnsi="Times New Roman" w:eastAsia="Times New Roman" w:cs="Times New Roman"/>
                 <w:b w:val="0"/>
-                <w:sz w:val="23"/>
+                <w:sz w:val="26"/>
+                <w:color w:val="000000"/>
+                <w:szCs w:val="26"/>
               </w:rPr>
               <w:t>................</w:t>
             </w:r>
@@ -1352,50 +1546,59 @@
     </w:tbl>
     <w:p>
       <w:pPr>
-        <w:spacing w:before="120" w:after="60" w:line="276" w:lineRule="auto"/>
+        <w:spacing w:before="0" w:after="0" w:line="276" w:lineRule="auto"/>
         <w:jc w:val="left"/>
       </w:pPr>
       <w:r>
         <w:rPr>
-          <w:rFonts w:ascii="Times New Roman" w:hAnsi="Times New Roman" w:eastAsia="Times New Roman"/>
-          <w:b/>
+          <w:rFonts w:ascii="Times New Roman" w:hAnsi="Times New Roman" w:eastAsia="Times New Roman" w:cs="Times New Roman"/>
+          <w:b w:val="1"/>
           <w:i w:val="0"/>
           <w:sz w:val="26"/>
+          <w:color w:val="000000"/>
+          <w:szCs w:val="26"/>
         </w:rPr>
         <w:t>III. Danh sách sân con tăng/giảm/chỉnh sửa</w:t>
       </w:r>
     </w:p>
     <w:tbl>
       <w:tblPr>
-        <w:tblW w:type="auto" w:w="0"/>
+        <w:tblW w:type="dxa" w:w="9000"/>
         <w:jc w:val="center"/>
         <w:tblLayout w:type="fixed"/>
         <w:tblLook w:firstColumn="1" w:firstRow="1" w:lastColumn="0" w:lastRow="0" w:noHBand="0" w:noVBand="1" w:val="04A0"/>
         <w:tblBorders>
-          <w:top w:val="single" w:sz="4" w:space="0" w:color="808080"/>
-          <w:left w:val="single" w:sz="4" w:space="0" w:color="808080"/>
-          <w:bottom w:val="single" w:sz="4" w:space="0" w:color="808080"/>
-          <w:right w:val="single" w:sz="4" w:space="0" w:color="808080"/>
-          <w:insideH w:val="single" w:sz="4" w:space="0" w:color="808080"/>
-          <w:insideV w:val="single" w:sz="4" w:space="0" w:color="808080"/>
+          <w:top w:val="single" w:sz="4" w:space="0" w:color="000000"/>
+          <w:left w:val="single" w:sz="4" w:space="0" w:color="000000"/>
+          <w:bottom w:val="single" w:sz="4" w:space="0" w:color="000000"/>
+          <w:right w:val="single" w:sz="4" w:space="0" w:color="000000"/>
+          <w:insideH w:val="single" w:sz="4" w:space="0" w:color="000000"/>
+          <w:insideV w:val="single" w:sz="4" w:space="0" w:color="000000"/>
         </w:tblBorders>
+        <w:tblInd w:w="0" w:type="dxa"/>
+        <w:tblCellMar>
+          <w:top w:w="60" w:type="dxa"/>
+          <w:left w:w="90" w:type="dxa"/>
+          <w:bottom w:w="60" w:type="dxa"/>
+          <w:right w:w="90" w:type="dxa"/>
+        </w:tblCellMar>
       </w:tblPr>
       <w:tblGrid>
-        <w:gridCol w:w="1512"/>
-        <w:gridCol w:w="1512"/>
-        <w:gridCol w:w="1512"/>
-        <w:gridCol w:w="1512"/>
-        <w:gridCol w:w="1512"/>
-        <w:gridCol w:w="1512"/>
+        <w:gridCol w:w="600"/>
+        <w:gridCol w:w="1800"/>
+        <w:gridCol w:w="1400"/>
+        <w:gridCol w:w="1600"/>
+        <w:gridCol w:w="1800"/>
+        <w:gridCol w:w="1800"/>
       </w:tblGrid>
       <w:tr>
         <w:trPr>
           <w:tblHeader w:val="true"/>
+          <w:cantSplit/>
         </w:trPr>
         <w:tc>
           <w:tcPr>
-            <w:tcW w:type="dxa" w:w="454"/>
-            <w:shd w:fill="D9EAD3"/>
+            <w:tcW w:type="dxa" w:w="600"/>
             <w:tcMar>
               <w:top w:w="70" w:type="dxa"/>
               <w:start w:w="70" w:type="dxa"/>
@@ -1406,13 +1609,16 @@
           </w:tcPr>
           <w:p>
             <w:pPr>
-              <w:spacing w:after="0" w:line="252" w:lineRule="auto"/>
+              <w:spacing w:after="0" w:line="276" w:lineRule="auto" w:before="0"/>
+              <w:jc w:val="center"/>
             </w:pPr>
             <w:r>
               <w:rPr>
-                <w:rFonts w:ascii="Times New Roman" w:hAnsi="Times New Roman" w:eastAsia="Times New Roman"/>
-                <w:b w:val="0"/>
-                <w:sz w:val="23"/>
+                <w:rFonts w:ascii="Times New Roman" w:hAnsi="Times New Roman" w:eastAsia="Times New Roman" w:cs="Times New Roman"/>
+                <w:b w:val="1"/>
+                <w:sz w:val="26"/>
+                <w:color w:val="000000"/>
+                <w:szCs w:val="26"/>
               </w:rPr>
               <w:t>STT</w:t>
             </w:r>
@@ -1420,8 +1626,7 @@
         </w:tc>
         <w:tc>
           <w:tcPr>
-            <w:tcW w:type="dxa" w:w="1701"/>
-            <w:shd w:fill="D9EAD3"/>
+            <w:tcW w:type="dxa" w:w="1800"/>
             <w:tcMar>
               <w:top w:w="70" w:type="dxa"/>
               <w:start w:w="70" w:type="dxa"/>
@@ -1432,13 +1637,16 @@
           </w:tcPr>
           <w:p>
             <w:pPr>
-              <w:spacing w:after="0" w:line="252" w:lineRule="auto"/>
+              <w:spacing w:after="0" w:line="276" w:lineRule="auto" w:before="0"/>
+              <w:jc w:val="center"/>
             </w:pPr>
             <w:r>
               <w:rPr>
-                <w:rFonts w:ascii="Times New Roman" w:hAnsi="Times New Roman" w:eastAsia="Times New Roman"/>
-                <w:b w:val="0"/>
-                <w:sz w:val="23"/>
+                <w:rFonts w:ascii="Times New Roman" w:hAnsi="Times New Roman" w:eastAsia="Times New Roman" w:cs="Times New Roman"/>
+                <w:b w:val="1"/>
+                <w:sz w:val="26"/>
+                <w:color w:val="000000"/>
+                <w:szCs w:val="26"/>
               </w:rPr>
               <w:t>Tên sân con</w:t>
             </w:r>
@@ -1446,8 +1654,7 @@
         </w:tc>
         <w:tc>
           <w:tcPr>
-            <w:tcW w:type="dxa" w:w="1587"/>
-            <w:shd w:fill="D9EAD3"/>
+            <w:tcW w:type="dxa" w:w="1400"/>
             <w:tcMar>
               <w:top w:w="70" w:type="dxa"/>
               <w:start w:w="70" w:type="dxa"/>
@@ -1458,13 +1665,16 @@
           </w:tcPr>
           <w:p>
             <w:pPr>
-              <w:spacing w:after="0" w:line="252" w:lineRule="auto"/>
+              <w:spacing w:after="0" w:line="276" w:lineRule="auto" w:before="0"/>
+              <w:jc w:val="center"/>
             </w:pPr>
             <w:r>
               <w:rPr>
-                <w:rFonts w:ascii="Times New Roman" w:hAnsi="Times New Roman" w:eastAsia="Times New Roman"/>
-                <w:b w:val="0"/>
-                <w:sz w:val="23"/>
+                <w:rFonts w:ascii="Times New Roman" w:hAnsi="Times New Roman" w:eastAsia="Times New Roman" w:cs="Times New Roman"/>
+                <w:b w:val="1"/>
+                <w:sz w:val="26"/>
+                <w:color w:val="000000"/>
+                <w:szCs w:val="26"/>
               </w:rPr>
               <w:t>Loại sân</w:t>
             </w:r>
@@ -1472,8 +1682,7 @@
         </w:tc>
         <w:tc>
           <w:tcPr>
-            <w:tcW w:type="dxa" w:w="1814"/>
-            <w:shd w:fill="D9EAD3"/>
+            <w:tcW w:type="dxa" w:w="1600"/>
             <w:tcMar>
               <w:top w:w="70" w:type="dxa"/>
               <w:start w:w="70" w:type="dxa"/>
@@ -1484,13 +1693,16 @@
           </w:tcPr>
           <w:p>
             <w:pPr>
-              <w:spacing w:after="0" w:line="252" w:lineRule="auto"/>
+              <w:spacing w:after="0" w:line="276" w:lineRule="auto" w:before="0"/>
+              <w:jc w:val="center"/>
             </w:pPr>
             <w:r>
               <w:rPr>
-                <w:rFonts w:ascii="Times New Roman" w:hAnsi="Times New Roman" w:eastAsia="Times New Roman"/>
-                <w:b w:val="0"/>
-                <w:sz w:val="23"/>
+                <w:rFonts w:ascii="Times New Roman" w:hAnsi="Times New Roman" w:eastAsia="Times New Roman" w:cs="Times New Roman"/>
+                <w:b w:val="1"/>
+                <w:sz w:val="26"/>
+                <w:color w:val="000000"/>
+                <w:szCs w:val="26"/>
               </w:rPr>
               <w:t>Hình thức thay đổi</w:t>
             </w:r>
@@ -1498,8 +1710,7 @@
         </w:tc>
         <w:tc>
           <w:tcPr>
-            <w:tcW w:type="dxa" w:w="1474"/>
-            <w:shd w:fill="D9EAD3"/>
+            <w:tcW w:type="dxa" w:w="1800"/>
             <w:tcMar>
               <w:top w:w="70" w:type="dxa"/>
               <w:start w:w="70" w:type="dxa"/>
@@ -1510,13 +1721,16 @@
           </w:tcPr>
           <w:p>
             <w:pPr>
-              <w:spacing w:after="0" w:line="252" w:lineRule="auto"/>
+              <w:spacing w:after="0" w:line="276" w:lineRule="auto" w:before="0"/>
+              <w:jc w:val="center"/>
             </w:pPr>
             <w:r>
               <w:rPr>
-                <w:rFonts w:ascii="Times New Roman" w:hAnsi="Times New Roman" w:eastAsia="Times New Roman"/>
-                <w:b w:val="0"/>
-                <w:sz w:val="23"/>
+                <w:rFonts w:ascii="Times New Roman" w:hAnsi="Times New Roman" w:eastAsia="Times New Roman" w:cs="Times New Roman"/>
+                <w:b w:val="1"/>
+                <w:sz w:val="26"/>
+                <w:color w:val="000000"/>
+                <w:szCs w:val="26"/>
               </w:rPr>
               <w:t>Ngày áp dụng</w:t>
             </w:r>
@@ -1524,8 +1738,7 @@
         </w:tc>
         <w:tc>
           <w:tcPr>
-            <w:tcW w:type="dxa" w:w="2041"/>
-            <w:shd w:fill="D9EAD3"/>
+            <w:tcW w:type="dxa" w:w="1800"/>
             <w:tcMar>
               <w:top w:w="70" w:type="dxa"/>
               <w:start w:w="70" w:type="dxa"/>
@@ -1536,13 +1749,16 @@
           </w:tcPr>
           <w:p>
             <w:pPr>
-              <w:spacing w:after="0" w:line="252" w:lineRule="auto"/>
+              <w:spacing w:after="0" w:line="276" w:lineRule="auto" w:before="0"/>
+              <w:jc w:val="center"/>
             </w:pPr>
             <w:r>
               <w:rPr>
-                <w:rFonts w:ascii="Times New Roman" w:hAnsi="Times New Roman" w:eastAsia="Times New Roman"/>
-                <w:b w:val="0"/>
-                <w:sz w:val="23"/>
+                <w:rFonts w:ascii="Times New Roman" w:hAnsi="Times New Roman" w:eastAsia="Times New Roman" w:cs="Times New Roman"/>
+                <w:b w:val="1"/>
+                <w:sz w:val="26"/>
+                <w:color w:val="000000"/>
+                <w:szCs w:val="26"/>
               </w:rPr>
               <w:t>Trạng thái/Ghi chú</w:t>
             </w:r>
@@ -1550,9 +1766,12 @@
         </w:tc>
       </w:tr>
       <w:tr>
+        <w:trPr>
+          <w:cantSplit/>
+        </w:trPr>
         <w:tc>
           <w:tcPr>
-            <w:tcW w:type="dxa" w:w="454"/>
+            <w:tcW w:type="dxa" w:w="600"/>
             <w:tcMar>
               <w:top w:w="70" w:type="dxa"/>
               <w:start w:w="70" w:type="dxa"/>
@@ -1563,13 +1782,16 @@
           </w:tcPr>
           <w:p>
             <w:pPr>
-              <w:spacing w:after="0" w:line="252" w:lineRule="auto"/>
+              <w:spacing w:after="0" w:line="276" w:lineRule="auto" w:before="0"/>
+              <w:jc w:val="center"/>
             </w:pPr>
             <w:r>
               <w:rPr>
-                <w:rFonts w:ascii="Times New Roman" w:hAnsi="Times New Roman" w:eastAsia="Times New Roman"/>
+                <w:rFonts w:ascii="Times New Roman" w:hAnsi="Times New Roman" w:eastAsia="Times New Roman" w:cs="Times New Roman"/>
                 <w:b w:val="0"/>
-                <w:sz w:val="23"/>
+                <w:sz w:val="26"/>
+                <w:color w:val="000000"/>
+                <w:szCs w:val="26"/>
               </w:rPr>
               <w:t>1</w:t>
             </w:r>
@@ -1577,7 +1799,7 @@
         </w:tc>
         <w:tc>
           <w:tcPr>
-            <w:tcW w:type="dxa" w:w="1701"/>
+            <w:tcW w:type="dxa" w:w="1800"/>
             <w:tcMar>
               <w:top w:w="70" w:type="dxa"/>
               <w:start w:w="70" w:type="dxa"/>
@@ -1588,13 +1810,16 @@
           </w:tcPr>
           <w:p>
             <w:pPr>
-              <w:spacing w:after="0" w:line="252" w:lineRule="auto"/>
+              <w:spacing w:after="0" w:line="276" w:lineRule="auto" w:before="0"/>
+              <w:jc w:val="left"/>
             </w:pPr>
             <w:r>
               <w:rPr>
-                <w:rFonts w:ascii="Times New Roman" w:hAnsi="Times New Roman" w:eastAsia="Times New Roman"/>
+                <w:rFonts w:ascii="Times New Roman" w:hAnsi="Times New Roman" w:eastAsia="Times New Roman" w:cs="Times New Roman"/>
                 <w:b w:val="0"/>
-                <w:sz w:val="23"/>
+                <w:sz w:val="26"/>
+                <w:color w:val="000000"/>
+                <w:szCs w:val="26"/>
               </w:rPr>
               <w:t>....................</w:t>
             </w:r>
@@ -1602,7 +1827,7 @@
         </w:tc>
         <w:tc>
           <w:tcPr>
-            <w:tcW w:type="dxa" w:w="1587"/>
+            <w:tcW w:type="dxa" w:w="1400"/>
             <w:tcMar>
               <w:top w:w="70" w:type="dxa"/>
               <w:start w:w="70" w:type="dxa"/>
@@ -1613,13 +1838,16 @@
           </w:tcPr>
           <w:p>
             <w:pPr>
-              <w:spacing w:after="0" w:line="252" w:lineRule="auto"/>
+              <w:spacing w:after="0" w:line="276" w:lineRule="auto" w:before="0"/>
+              <w:jc w:val="left"/>
             </w:pPr>
             <w:r>
               <w:rPr>
-                <w:rFonts w:ascii="Times New Roman" w:hAnsi="Times New Roman" w:eastAsia="Times New Roman"/>
+                <w:rFonts w:ascii="Times New Roman" w:hAnsi="Times New Roman" w:eastAsia="Times New Roman" w:cs="Times New Roman"/>
                 <w:b w:val="0"/>
-                <w:sz w:val="23"/>
+                <w:sz w:val="26"/>
+                <w:color w:val="000000"/>
+                <w:szCs w:val="26"/>
               </w:rPr>
               <w:t>....................</w:t>
             </w:r>
@@ -1627,7 +1855,7 @@
         </w:tc>
         <w:tc>
           <w:tcPr>
-            <w:tcW w:type="dxa" w:w="1814"/>
+            <w:tcW w:type="dxa" w:w="1600"/>
             <w:tcMar>
               <w:top w:w="70" w:type="dxa"/>
               <w:start w:w="70" w:type="dxa"/>
@@ -1638,13 +1866,16 @@
           </w:tcPr>
           <w:p>
             <w:pPr>
-              <w:spacing w:after="0" w:line="252" w:lineRule="auto"/>
+              <w:spacing w:after="0" w:line="276" w:lineRule="auto" w:before="0"/>
+              <w:jc w:val="left"/>
             </w:pPr>
             <w:r>
               <w:rPr>
-                <w:rFonts w:ascii="Times New Roman" w:hAnsi="Times New Roman" w:eastAsia="Times New Roman"/>
+                <w:rFonts w:ascii="Times New Roman" w:hAnsi="Times New Roman" w:eastAsia="Times New Roman" w:cs="Times New Roman"/>
                 <w:b w:val="0"/>
-                <w:sz w:val="23"/>
+                <w:sz w:val="26"/>
+                <w:color w:val="000000"/>
+                <w:szCs w:val="26"/>
               </w:rPr>
               <w:t>Tăng / Giảm / Sửa</w:t>
             </w:r>
@@ -1652,7 +1883,7 @@
         </w:tc>
         <w:tc>
           <w:tcPr>
-            <w:tcW w:type="dxa" w:w="1474"/>
+            <w:tcW w:type="dxa" w:w="1800"/>
             <w:tcMar>
               <w:top w:w="70" w:type="dxa"/>
               <w:start w:w="70" w:type="dxa"/>
@@ -1663,13 +1894,16 @@
           </w:tcPr>
           <w:p>
             <w:pPr>
-              <w:spacing w:after="0" w:line="252" w:lineRule="auto"/>
+              <w:spacing w:after="0" w:line="276" w:lineRule="auto" w:before="0"/>
+              <w:jc w:val="left"/>
             </w:pPr>
             <w:r>
               <w:rPr>
-                <w:rFonts w:ascii="Times New Roman" w:hAnsi="Times New Roman" w:eastAsia="Times New Roman"/>
+                <w:rFonts w:ascii="Times New Roman" w:hAnsi="Times New Roman" w:eastAsia="Times New Roman" w:cs="Times New Roman"/>
                 <w:b w:val="0"/>
-                <w:sz w:val="23"/>
+                <w:sz w:val="26"/>
+                <w:color w:val="000000"/>
+                <w:szCs w:val="26"/>
               </w:rPr>
               <w:t>……/……/……</w:t>
             </w:r>
@@ -1677,7 +1911,7 @@
         </w:tc>
         <w:tc>
           <w:tcPr>
-            <w:tcW w:type="dxa" w:w="2041"/>
+            <w:tcW w:type="dxa" w:w="1800"/>
             <w:tcMar>
               <w:top w:w="70" w:type="dxa"/>
               <w:start w:w="70" w:type="dxa"/>
@@ -1688,13 +1922,16 @@
           </w:tcPr>
           <w:p>
             <w:pPr>
-              <w:spacing w:after="0" w:line="252" w:lineRule="auto"/>
+              <w:spacing w:after="0" w:line="276" w:lineRule="auto" w:before="0"/>
+              <w:jc w:val="left"/>
             </w:pPr>
             <w:r>
               <w:rPr>
-                <w:rFonts w:ascii="Times New Roman" w:hAnsi="Times New Roman" w:eastAsia="Times New Roman"/>
+                <w:rFonts w:ascii="Times New Roman" w:hAnsi="Times New Roman" w:eastAsia="Times New Roman" w:cs="Times New Roman"/>
                 <w:b w:val="0"/>
-                <w:sz w:val="23"/>
+                <w:sz w:val="26"/>
+                <w:color w:val="000000"/>
+                <w:szCs w:val="26"/>
               </w:rPr>
               <w:t>....................</w:t>
             </w:r>
@@ -1702,9 +1939,12 @@
         </w:tc>
       </w:tr>
       <w:tr>
+        <w:trPr>
+          <w:cantSplit/>
+        </w:trPr>
         <w:tc>
           <w:tcPr>
-            <w:tcW w:type="dxa" w:w="454"/>
+            <w:tcW w:type="dxa" w:w="600"/>
             <w:tcMar>
               <w:top w:w="70" w:type="dxa"/>
               <w:start w:w="70" w:type="dxa"/>
@@ -1715,13 +1955,16 @@
           </w:tcPr>
           <w:p>
             <w:pPr>
-              <w:spacing w:after="0" w:line="252" w:lineRule="auto"/>
+              <w:spacing w:after="0" w:line="276" w:lineRule="auto" w:before="0"/>
+              <w:jc w:val="center"/>
             </w:pPr>
             <w:r>
               <w:rPr>
-                <w:rFonts w:ascii="Times New Roman" w:hAnsi="Times New Roman" w:eastAsia="Times New Roman"/>
+                <w:rFonts w:ascii="Times New Roman" w:hAnsi="Times New Roman" w:eastAsia="Times New Roman" w:cs="Times New Roman"/>
                 <w:b w:val="0"/>
-                <w:sz w:val="23"/>
+                <w:sz w:val="26"/>
+                <w:color w:val="000000"/>
+                <w:szCs w:val="26"/>
               </w:rPr>
               <w:t>2</w:t>
             </w:r>
@@ -1729,7 +1972,7 @@
         </w:tc>
         <w:tc>
           <w:tcPr>
-            <w:tcW w:type="dxa" w:w="1701"/>
+            <w:tcW w:type="dxa" w:w="1800"/>
             <w:tcMar>
               <w:top w:w="70" w:type="dxa"/>
               <w:start w:w="70" w:type="dxa"/>
@@ -1740,13 +1983,16 @@
           </w:tcPr>
           <w:p>
             <w:pPr>
-              <w:spacing w:after="0" w:line="252" w:lineRule="auto"/>
+              <w:spacing w:after="0" w:line="276" w:lineRule="auto" w:before="0"/>
+              <w:jc w:val="left"/>
             </w:pPr>
             <w:r>
               <w:rPr>
-                <w:rFonts w:ascii="Times New Roman" w:hAnsi="Times New Roman" w:eastAsia="Times New Roman"/>
+                <w:rFonts w:ascii="Times New Roman" w:hAnsi="Times New Roman" w:eastAsia="Times New Roman" w:cs="Times New Roman"/>
                 <w:b w:val="0"/>
-                <w:sz w:val="23"/>
+                <w:sz w:val="26"/>
+                <w:color w:val="000000"/>
+                <w:szCs w:val="26"/>
               </w:rPr>
               <w:t>....................</w:t>
             </w:r>
@@ -1754,7 +2000,7 @@
         </w:tc>
         <w:tc>
           <w:tcPr>
-            <w:tcW w:type="dxa" w:w="1587"/>
+            <w:tcW w:type="dxa" w:w="1400"/>
             <w:tcMar>
               <w:top w:w="70" w:type="dxa"/>
               <w:start w:w="70" w:type="dxa"/>
@@ -1765,13 +2011,16 @@
           </w:tcPr>
           <w:p>
             <w:pPr>
-              <w:spacing w:after="0" w:line="252" w:lineRule="auto"/>
+              <w:spacing w:after="0" w:line="276" w:lineRule="auto" w:before="0"/>
+              <w:jc w:val="left"/>
             </w:pPr>
             <w:r>
               <w:rPr>
-                <w:rFonts w:ascii="Times New Roman" w:hAnsi="Times New Roman" w:eastAsia="Times New Roman"/>
+                <w:rFonts w:ascii="Times New Roman" w:hAnsi="Times New Roman" w:eastAsia="Times New Roman" w:cs="Times New Roman"/>
                 <w:b w:val="0"/>
-                <w:sz w:val="23"/>
+                <w:sz w:val="26"/>
+                <w:color w:val="000000"/>
+                <w:szCs w:val="26"/>
               </w:rPr>
               <w:t>....................</w:t>
             </w:r>
@@ -1779,7 +2028,7 @@
         </w:tc>
         <w:tc>
           <w:tcPr>
-            <w:tcW w:type="dxa" w:w="1814"/>
+            <w:tcW w:type="dxa" w:w="1600"/>
             <w:tcMar>
               <w:top w:w="70" w:type="dxa"/>
               <w:start w:w="70" w:type="dxa"/>
@@ -1790,13 +2039,16 @@
           </w:tcPr>
           <w:p>
             <w:pPr>
-              <w:spacing w:after="0" w:line="252" w:lineRule="auto"/>
+              <w:spacing w:after="0" w:line="276" w:lineRule="auto" w:before="0"/>
+              <w:jc w:val="left"/>
             </w:pPr>
             <w:r>
               <w:rPr>
-                <w:rFonts w:ascii="Times New Roman" w:hAnsi="Times New Roman" w:eastAsia="Times New Roman"/>
+                <w:rFonts w:ascii="Times New Roman" w:hAnsi="Times New Roman" w:eastAsia="Times New Roman" w:cs="Times New Roman"/>
                 <w:b w:val="0"/>
-                <w:sz w:val="23"/>
+                <w:sz w:val="26"/>
+                <w:color w:val="000000"/>
+                <w:szCs w:val="26"/>
               </w:rPr>
               <w:t>Tăng / Giảm / Sửa</w:t>
             </w:r>
@@ -1804,7 +2056,7 @@
         </w:tc>
         <w:tc>
           <w:tcPr>
-            <w:tcW w:type="dxa" w:w="1474"/>
+            <w:tcW w:type="dxa" w:w="1800"/>
             <w:tcMar>
               <w:top w:w="70" w:type="dxa"/>
               <w:start w:w="70" w:type="dxa"/>
@@ -1815,13 +2067,16 @@
           </w:tcPr>
           <w:p>
             <w:pPr>
-              <w:spacing w:after="0" w:line="252" w:lineRule="auto"/>
+              <w:spacing w:after="0" w:line="276" w:lineRule="auto" w:before="0"/>
+              <w:jc w:val="left"/>
             </w:pPr>
             <w:r>
               <w:rPr>
-                <w:rFonts w:ascii="Times New Roman" w:hAnsi="Times New Roman" w:eastAsia="Times New Roman"/>
+                <w:rFonts w:ascii="Times New Roman" w:hAnsi="Times New Roman" w:eastAsia="Times New Roman" w:cs="Times New Roman"/>
                 <w:b w:val="0"/>
-                <w:sz w:val="23"/>
+                <w:sz w:val="26"/>
+                <w:color w:val="000000"/>
+                <w:szCs w:val="26"/>
               </w:rPr>
               <w:t>……/……/……</w:t>
             </w:r>
@@ -1829,7 +2084,7 @@
         </w:tc>
         <w:tc>
           <w:tcPr>
-            <w:tcW w:type="dxa" w:w="2041"/>
+            <w:tcW w:type="dxa" w:w="1800"/>
             <w:tcMar>
               <w:top w:w="70" w:type="dxa"/>
               <w:start w:w="70" w:type="dxa"/>
@@ -1840,13 +2095,16 @@
           </w:tcPr>
           <w:p>
             <w:pPr>
-              <w:spacing w:after="0" w:line="252" w:lineRule="auto"/>
+              <w:spacing w:after="0" w:line="276" w:lineRule="auto" w:before="0"/>
+              <w:jc w:val="left"/>
             </w:pPr>
             <w:r>
               <w:rPr>
-                <w:rFonts w:ascii="Times New Roman" w:hAnsi="Times New Roman" w:eastAsia="Times New Roman"/>
+                <w:rFonts w:ascii="Times New Roman" w:hAnsi="Times New Roman" w:eastAsia="Times New Roman" w:cs="Times New Roman"/>
                 <w:b w:val="0"/>
-                <w:sz w:val="23"/>
+                <w:sz w:val="26"/>
+                <w:color w:val="000000"/>
+                <w:szCs w:val="26"/>
               </w:rPr>
               <w:t>....................</w:t>
             </w:r>
@@ -1854,9 +2112,12 @@
         </w:tc>
       </w:tr>
       <w:tr>
+        <w:trPr>
+          <w:cantSplit/>
+        </w:trPr>
         <w:tc>
           <w:tcPr>
-            <w:tcW w:type="dxa" w:w="454"/>
+            <w:tcW w:type="dxa" w:w="600"/>
             <w:tcMar>
               <w:top w:w="70" w:type="dxa"/>
               <w:start w:w="70" w:type="dxa"/>
@@ -1867,13 +2128,16 @@
           </w:tcPr>
           <w:p>
             <w:pPr>
-              <w:spacing w:after="0" w:line="252" w:lineRule="auto"/>
+              <w:spacing w:after="0" w:line="276" w:lineRule="auto" w:before="0"/>
+              <w:jc w:val="center"/>
             </w:pPr>
             <w:r>
               <w:rPr>
-                <w:rFonts w:ascii="Times New Roman" w:hAnsi="Times New Roman" w:eastAsia="Times New Roman"/>
+                <w:rFonts w:ascii="Times New Roman" w:hAnsi="Times New Roman" w:eastAsia="Times New Roman" w:cs="Times New Roman"/>
                 <w:b w:val="0"/>
-                <w:sz w:val="23"/>
+                <w:sz w:val="26"/>
+                <w:color w:val="000000"/>
+                <w:szCs w:val="26"/>
               </w:rPr>
               <w:t>3</w:t>
             </w:r>
@@ -1881,7 +2145,7 @@
         </w:tc>
         <w:tc>
           <w:tcPr>
-            <w:tcW w:type="dxa" w:w="1701"/>
+            <w:tcW w:type="dxa" w:w="1800"/>
             <w:tcMar>
               <w:top w:w="70" w:type="dxa"/>
               <w:start w:w="70" w:type="dxa"/>
@@ -1892,13 +2156,16 @@
           </w:tcPr>
           <w:p>
             <w:pPr>
-              <w:spacing w:after="0" w:line="252" w:lineRule="auto"/>
+              <w:spacing w:after="0" w:line="276" w:lineRule="auto" w:before="0"/>
+              <w:jc w:val="left"/>
             </w:pPr>
             <w:r>
               <w:rPr>
-                <w:rFonts w:ascii="Times New Roman" w:hAnsi="Times New Roman" w:eastAsia="Times New Roman"/>
+                <w:rFonts w:ascii="Times New Roman" w:hAnsi="Times New Roman" w:eastAsia="Times New Roman" w:cs="Times New Roman"/>
                 <w:b w:val="0"/>
-                <w:sz w:val="23"/>
+                <w:sz w:val="26"/>
+                <w:color w:val="000000"/>
+                <w:szCs w:val="26"/>
               </w:rPr>
               <w:t>....................</w:t>
             </w:r>
@@ -1906,7 +2173,7 @@
         </w:tc>
         <w:tc>
           <w:tcPr>
-            <w:tcW w:type="dxa" w:w="1587"/>
+            <w:tcW w:type="dxa" w:w="1400"/>
             <w:tcMar>
               <w:top w:w="70" w:type="dxa"/>
               <w:start w:w="70" w:type="dxa"/>
@@ -1917,13 +2184,16 @@
           </w:tcPr>
           <w:p>
             <w:pPr>
-              <w:spacing w:after="0" w:line="252" w:lineRule="auto"/>
+              <w:spacing w:after="0" w:line="276" w:lineRule="auto" w:before="0"/>
+              <w:jc w:val="left"/>
             </w:pPr>
             <w:r>
               <w:rPr>
-                <w:rFonts w:ascii="Times New Roman" w:hAnsi="Times New Roman" w:eastAsia="Times New Roman"/>
+                <w:rFonts w:ascii="Times New Roman" w:hAnsi="Times New Roman" w:eastAsia="Times New Roman" w:cs="Times New Roman"/>
                 <w:b w:val="0"/>
-                <w:sz w:val="23"/>
+                <w:sz w:val="26"/>
+                <w:color w:val="000000"/>
+                <w:szCs w:val="26"/>
               </w:rPr>
               <w:t>....................</w:t>
             </w:r>
@@ -1931,7 +2201,7 @@
         </w:tc>
         <w:tc>
           <w:tcPr>
-            <w:tcW w:type="dxa" w:w="1814"/>
+            <w:tcW w:type="dxa" w:w="1600"/>
             <w:tcMar>
               <w:top w:w="70" w:type="dxa"/>
               <w:start w:w="70" w:type="dxa"/>
@@ -1942,13 +2212,16 @@
           </w:tcPr>
           <w:p>
             <w:pPr>
-              <w:spacing w:after="0" w:line="252" w:lineRule="auto"/>
+              <w:spacing w:after="0" w:line="276" w:lineRule="auto" w:before="0"/>
+              <w:jc w:val="left"/>
             </w:pPr>
             <w:r>
               <w:rPr>
-                <w:rFonts w:ascii="Times New Roman" w:hAnsi="Times New Roman" w:eastAsia="Times New Roman"/>
+                <w:rFonts w:ascii="Times New Roman" w:hAnsi="Times New Roman" w:eastAsia="Times New Roman" w:cs="Times New Roman"/>
                 <w:b w:val="0"/>
-                <w:sz w:val="23"/>
+                <w:sz w:val="26"/>
+                <w:color w:val="000000"/>
+                <w:szCs w:val="26"/>
               </w:rPr>
               <w:t>Tăng / Giảm / Sửa</w:t>
             </w:r>
@@ -1956,7 +2229,7 @@
         </w:tc>
         <w:tc>
           <w:tcPr>
-            <w:tcW w:type="dxa" w:w="1474"/>
+            <w:tcW w:type="dxa" w:w="1800"/>
             <w:tcMar>
               <w:top w:w="70" w:type="dxa"/>
               <w:start w:w="70" w:type="dxa"/>
@@ -1967,13 +2240,16 @@
           </w:tcPr>
           <w:p>
             <w:pPr>
-              <w:spacing w:after="0" w:line="252" w:lineRule="auto"/>
+              <w:spacing w:after="0" w:line="276" w:lineRule="auto" w:before="0"/>
+              <w:jc w:val="left"/>
             </w:pPr>
             <w:r>
               <w:rPr>
-                <w:rFonts w:ascii="Times New Roman" w:hAnsi="Times New Roman" w:eastAsia="Times New Roman"/>
+                <w:rFonts w:ascii="Times New Roman" w:hAnsi="Times New Roman" w:eastAsia="Times New Roman" w:cs="Times New Roman"/>
                 <w:b w:val="0"/>
-                <w:sz w:val="23"/>
+                <w:sz w:val="26"/>
+                <w:color w:val="000000"/>
+                <w:szCs w:val="26"/>
               </w:rPr>
               <w:t>……/……/……</w:t>
             </w:r>
@@ -1981,7 +2257,7 @@
         </w:tc>
         <w:tc>
           <w:tcPr>
-            <w:tcW w:type="dxa" w:w="2041"/>
+            <w:tcW w:type="dxa" w:w="1800"/>
             <w:tcMar>
               <w:top w:w="70" w:type="dxa"/>
               <w:start w:w="70" w:type="dxa"/>
@@ -1992,13 +2268,16 @@
           </w:tcPr>
           <w:p>
             <w:pPr>
-              <w:spacing w:after="0" w:line="252" w:lineRule="auto"/>
+              <w:spacing w:after="0" w:line="276" w:lineRule="auto" w:before="0"/>
+              <w:jc w:val="left"/>
             </w:pPr>
             <w:r>
               <w:rPr>
-                <w:rFonts w:ascii="Times New Roman" w:hAnsi="Times New Roman" w:eastAsia="Times New Roman"/>
+                <w:rFonts w:ascii="Times New Roman" w:hAnsi="Times New Roman" w:eastAsia="Times New Roman" w:cs="Times New Roman"/>
                 <w:b w:val="0"/>
-                <w:sz w:val="23"/>
+                <w:sz w:val="26"/>
+                <w:color w:val="000000"/>
+                <w:szCs w:val="26"/>
               </w:rPr>
               <w:t>....................</w:t>
             </w:r>
@@ -2008,68 +2287,54 @@
     </w:tbl>
     <w:p>
       <w:pPr>
-        <w:spacing w:before="120" w:after="60" w:line="276" w:lineRule="auto"/>
+        <w:spacing w:before="0" w:after="0" w:line="276" w:lineRule="auto"/>
         <w:jc w:val="left"/>
       </w:pPr>
       <w:r>
         <w:rPr>
-          <w:rFonts w:ascii="Times New Roman" w:hAnsi="Times New Roman" w:eastAsia="Times New Roman"/>
-          <w:b/>
+          <w:rFonts w:ascii="Times New Roman" w:hAnsi="Times New Roman" w:eastAsia="Times New Roman" w:cs="Times New Roman"/>
+          <w:b w:val="1"/>
           <w:i w:val="0"/>
           <w:sz w:val="26"/>
+          <w:color w:val="000000"/>
+          <w:szCs w:val="26"/>
         </w:rPr>
         <w:t>IV. Ảnh hưởng đến vận hành và cấu hình hệ thống</w:t>
       </w:r>
     </w:p>
     <w:tbl>
       <w:tblPr>
-        <w:tblW w:type="auto" w:w="0"/>
+        <w:tblW w:type="dxa" w:w="9000"/>
         <w:jc w:val="center"/>
         <w:tblLayout w:type="fixed"/>
         <w:tblLook w:firstColumn="1" w:firstRow="1" w:lastColumn="0" w:lastRow="0" w:noHBand="0" w:noVBand="1" w:val="04A0"/>
         <w:tblBorders>
-          <w:top w:val="single" w:sz="4" w:space="0" w:color="A6A6A6"/>
-          <w:left w:val="single" w:sz="4" w:space="0" w:color="A6A6A6"/>
-          <w:bottom w:val="single" w:sz="4" w:space="0" w:color="A6A6A6"/>
-          <w:right w:val="single" w:sz="4" w:space="0" w:color="A6A6A6"/>
-          <w:insideH w:val="single" w:sz="4" w:space="0" w:color="A6A6A6"/>
-          <w:insideV w:val="single" w:sz="4" w:space="0" w:color="A6A6A6"/>
+          <w:top w:val="single" w:sz="4" w:space="0" w:color="000000"/>
+          <w:left w:val="single" w:sz="4" w:space="0" w:color="000000"/>
+          <w:bottom w:val="single" w:sz="4" w:space="0" w:color="000000"/>
+          <w:right w:val="single" w:sz="4" w:space="0" w:color="000000"/>
+          <w:insideH w:val="single" w:sz="4" w:space="0" w:color="000000"/>
+          <w:insideV w:val="single" w:sz="4" w:space="0" w:color="000000"/>
         </w:tblBorders>
+        <w:tblInd w:w="0" w:type="dxa"/>
+        <w:tblCellMar>
+          <w:top w:w="60" w:type="dxa"/>
+          <w:left w:w="90" w:type="dxa"/>
+          <w:bottom w:w="60" w:type="dxa"/>
+          <w:right w:w="90" w:type="dxa"/>
+        </w:tblCellMar>
       </w:tblPr>
       <w:tblGrid>
-        <w:gridCol w:w="4535"/>
-        <w:gridCol w:w="4535"/>
+        <w:gridCol w:w="2700"/>
+        <w:gridCol w:w="6300"/>
       </w:tblGrid>
       <w:tr>
+        <w:trPr>
+          <w:cantSplit/>
+        </w:trPr>
         <w:tc>
           <w:tcPr>
-            <w:tcW w:type="dxa" w:w="2948"/>
-            <w:tcMar>
-              <w:top w:w="80" w:type="dxa"/>
-              <w:start w:w="80" w:type="dxa"/>
-              <w:bottom w:w="80" w:type="dxa"/>
-              <w:end w:w="80" w:type="dxa"/>
-            </w:tcMar>
-            <w:vAlign w:val="center"/>
-            <w:shd w:fill="F2F2F2"/>
-          </w:tcPr>
-          <w:p>
-            <w:pPr>
-              <w:spacing w:after="0" w:line="252" w:lineRule="auto"/>
-            </w:pPr>
-            <w:r>
-              <w:rPr>
-                <w:rFonts w:ascii="Times New Roman" w:hAnsi="Times New Roman" w:eastAsia="Times New Roman"/>
-                <w:b/>
-                <w:sz w:val="25"/>
-              </w:rPr>
-              <w:t>Booking/lịch đặt sân đang còn hiệu lực</w:t>
-            </w:r>
-          </w:p>
-        </w:tc>
-        <w:tc>
-          <w:tcPr>
-            <w:tcW w:type="dxa" w:w="6123"/>
+            <w:tcW w:type="dxa" w:w="2700"/>
             <w:tcMar>
               <w:top w:w="80" w:type="dxa"/>
               <w:start w:w="80" w:type="dxa"/>
@@ -2080,49 +2345,24 @@
           </w:tcPr>
           <w:p>
             <w:pPr>
-              <w:spacing w:after="0" w:line="252" w:lineRule="auto"/>
+              <w:spacing w:after="0" w:line="276" w:lineRule="auto" w:before="0"/>
+              <w:jc w:val="left"/>
             </w:pPr>
             <w:r>
               <w:rPr>
-                <w:rFonts w:ascii="Times New Roman" w:hAnsi="Times New Roman" w:eastAsia="Times New Roman"/>
-                <w:b w:val="0"/>
-                <w:sz w:val="25"/>
+                <w:rFonts w:ascii="Times New Roman" w:hAnsi="Times New Roman" w:eastAsia="Times New Roman" w:cs="Times New Roman"/>
+                <w:b w:val="1"/>
+                <w:sz w:val="26"/>
+                <w:color w:val="000000"/>
+                <w:szCs w:val="26"/>
               </w:rPr>
-              <w:t>Không ảnh hưởng / Có ảnh hưởng: ................................................................................</w:t>
-            </w:r>
-          </w:p>
-        </w:tc>
-      </w:tr>
-      <w:tr>
-        <w:tc>
-          <w:tcPr>
-            <w:tcW w:type="dxa" w:w="2948"/>
-            <w:tcMar>
-              <w:top w:w="80" w:type="dxa"/>
-              <w:start w:w="80" w:type="dxa"/>
-              <w:bottom w:w="80" w:type="dxa"/>
-              <w:end w:w="80" w:type="dxa"/>
-            </w:tcMar>
-            <w:vAlign w:val="center"/>
-            <w:shd w:fill="F2F2F2"/>
-          </w:tcPr>
-          <w:p>
-            <w:pPr>
-              <w:spacing w:after="0" w:line="252" w:lineRule="auto"/>
-            </w:pPr>
-            <w:r>
-              <w:rPr>
-                <w:rFonts w:ascii="Times New Roman" w:hAnsi="Times New Roman" w:eastAsia="Times New Roman"/>
-                <w:b/>
-                <w:sz w:val="25"/>
-              </w:rPr>
-              <w:t>Phương án xử lý lịch đã đặt</w:t>
+              <w:t>Booking/lịch đặt sân đang còn hiệu lực</w:t>
             </w:r>
           </w:p>
         </w:tc>
         <w:tc>
           <w:tcPr>
-            <w:tcW w:type="dxa" w:w="6123"/>
+            <w:tcW w:type="dxa" w:w="6300"/>
             <w:tcMar>
               <w:top w:w="80" w:type="dxa"/>
               <w:start w:w="80" w:type="dxa"/>
@@ -2133,49 +2373,29 @@
           </w:tcPr>
           <w:p>
             <w:pPr>
-              <w:spacing w:after="0" w:line="252" w:lineRule="auto"/>
+              <w:spacing w:after="0" w:line="276" w:lineRule="auto" w:before="0"/>
+              <w:jc w:val="left"/>
             </w:pPr>
             <w:r>
               <w:rPr>
-                <w:rFonts w:ascii="Times New Roman" w:hAnsi="Times New Roman" w:eastAsia="Times New Roman"/>
+                <w:rFonts w:ascii="Times New Roman" w:hAnsi="Times New Roman" w:eastAsia="Times New Roman" w:cs="Times New Roman"/>
                 <w:b w:val="0"/>
-                <w:sz w:val="25"/>
+                <w:sz w:val="26"/>
+                <w:color w:val="000000"/>
+                <w:szCs w:val="26"/>
               </w:rPr>
-              <w:t>Giữ lịch / Chuyển sân / Hủy lịch / Hoàn tiền / Liên hệ khách hàng: ................................</w:t>
+              <w:t>Không ảnh hưởng / Có ảnh hưởng: ................................................................................</w:t>
             </w:r>
           </w:p>
         </w:tc>
       </w:tr>
       <w:tr>
+        <w:trPr>
+          <w:cantSplit/>
+        </w:trPr>
         <w:tc>
           <w:tcPr>
-            <w:tcW w:type="dxa" w:w="2948"/>
-            <w:tcMar>
-              <w:top w:w="80" w:type="dxa"/>
-              <w:start w:w="80" w:type="dxa"/>
-              <w:bottom w:w="80" w:type="dxa"/>
-              <w:end w:w="80" w:type="dxa"/>
-            </w:tcMar>
-            <w:vAlign w:val="center"/>
-            <w:shd w:fill="F2F2F2"/>
-          </w:tcPr>
-          <w:p>
-            <w:pPr>
-              <w:spacing w:after="0" w:line="252" w:lineRule="auto"/>
-            </w:pPr>
-            <w:r>
-              <w:rPr>
-                <w:rFonts w:ascii="Times New Roman" w:hAnsi="Times New Roman" w:eastAsia="Times New Roman"/>
-                <w:b/>
-                <w:sz w:val="25"/>
-              </w:rPr>
-              <w:t>Cấu hình giá và khung giờ</w:t>
-            </w:r>
-          </w:p>
-        </w:tc>
-        <w:tc>
-          <w:tcPr>
-            <w:tcW w:type="dxa" w:w="6123"/>
+            <w:tcW w:type="dxa" w:w="2700"/>
             <w:tcMar>
               <w:top w:w="80" w:type="dxa"/>
               <w:start w:w="80" w:type="dxa"/>
@@ -2186,49 +2406,24 @@
           </w:tcPr>
           <w:p>
             <w:pPr>
-              <w:spacing w:after="0" w:line="252" w:lineRule="auto"/>
+              <w:spacing w:after="0" w:line="276" w:lineRule="auto" w:before="0"/>
+              <w:jc w:val="left"/>
             </w:pPr>
             <w:r>
               <w:rPr>
-                <w:rFonts w:ascii="Times New Roman" w:hAnsi="Times New Roman" w:eastAsia="Times New Roman"/>
-                <w:b w:val="0"/>
-                <w:sz w:val="25"/>
+                <w:rFonts w:ascii="Times New Roman" w:hAnsi="Times New Roman" w:eastAsia="Times New Roman" w:cs="Times New Roman"/>
+                <w:b w:val="1"/>
+                <w:sz w:val="26"/>
+                <w:color w:val="000000"/>
+                <w:szCs w:val="26"/>
               </w:rPr>
-              <w:t>Giữ nguyên / Cập nhật bảng giá / Cập nhật khung giờ hoạt động: ........................................</w:t>
-            </w:r>
-          </w:p>
-        </w:tc>
-      </w:tr>
-      <w:tr>
-        <w:tc>
-          <w:tcPr>
-            <w:tcW w:type="dxa" w:w="2948"/>
-            <w:tcMar>
-              <w:top w:w="80" w:type="dxa"/>
-              <w:start w:w="80" w:type="dxa"/>
-              <w:bottom w:w="80" w:type="dxa"/>
-              <w:end w:w="80" w:type="dxa"/>
-            </w:tcMar>
-            <w:vAlign w:val="center"/>
-            <w:shd w:fill="F2F2F2"/>
-          </w:tcPr>
-          <w:p>
-            <w:pPr>
-              <w:spacing w:after="0" w:line="252" w:lineRule="auto"/>
-            </w:pPr>
-            <w:r>
-              <w:rPr>
-                <w:rFonts w:ascii="Times New Roman" w:hAnsi="Times New Roman" w:eastAsia="Times New Roman"/>
-                <w:b/>
-                <w:sz w:val="25"/>
-              </w:rPr>
-              <w:t>Trạng thái vận hành sau thay đổi</w:t>
+              <w:t>Phương án xử lý lịch đã đặt</w:t>
             </w:r>
           </w:p>
         </w:tc>
         <w:tc>
           <w:tcPr>
-            <w:tcW w:type="dxa" w:w="6123"/>
+            <w:tcW w:type="dxa" w:w="6300"/>
             <w:tcMar>
               <w:top w:w="80" w:type="dxa"/>
               <w:start w:w="80" w:type="dxa"/>
@@ -2239,13 +2434,138 @@
           </w:tcPr>
           <w:p>
             <w:pPr>
-              <w:spacing w:after="0" w:line="252" w:lineRule="auto"/>
+              <w:spacing w:after="0" w:line="276" w:lineRule="auto" w:before="0"/>
+              <w:jc w:val="left"/>
             </w:pPr>
             <w:r>
               <w:rPr>
-                <w:rFonts w:ascii="Times New Roman" w:hAnsi="Times New Roman" w:eastAsia="Times New Roman"/>
+                <w:rFonts w:ascii="Times New Roman" w:hAnsi="Times New Roman" w:eastAsia="Times New Roman" w:cs="Times New Roman"/>
                 <w:b w:val="0"/>
-                <w:sz w:val="25"/>
+                <w:sz w:val="26"/>
+                <w:color w:val="000000"/>
+                <w:szCs w:val="26"/>
+              </w:rPr>
+              <w:t>Giữ lịch / Chuyển sân / Hủy lịch / Hoàn tiền / Liên hệ khách hàng: ................................</w:t>
+            </w:r>
+          </w:p>
+        </w:tc>
+      </w:tr>
+      <w:tr>
+        <w:trPr>
+          <w:cantSplit/>
+        </w:trPr>
+        <w:tc>
+          <w:tcPr>
+            <w:tcW w:type="dxa" w:w="2700"/>
+            <w:tcMar>
+              <w:top w:w="80" w:type="dxa"/>
+              <w:start w:w="80" w:type="dxa"/>
+              <w:bottom w:w="80" w:type="dxa"/>
+              <w:end w:w="80" w:type="dxa"/>
+            </w:tcMar>
+            <w:vAlign w:val="center"/>
+          </w:tcPr>
+          <w:p>
+            <w:pPr>
+              <w:spacing w:after="0" w:line="276" w:lineRule="auto" w:before="0"/>
+              <w:jc w:val="left"/>
+            </w:pPr>
+            <w:r>
+              <w:rPr>
+                <w:rFonts w:ascii="Times New Roman" w:hAnsi="Times New Roman" w:eastAsia="Times New Roman" w:cs="Times New Roman"/>
+                <w:b w:val="1"/>
+                <w:sz w:val="26"/>
+                <w:color w:val="000000"/>
+                <w:szCs w:val="26"/>
+              </w:rPr>
+              <w:t>Cấu hình giá và khung giờ</w:t>
+            </w:r>
+          </w:p>
+        </w:tc>
+        <w:tc>
+          <w:tcPr>
+            <w:tcW w:type="dxa" w:w="6300"/>
+            <w:tcMar>
+              <w:top w:w="80" w:type="dxa"/>
+              <w:start w:w="80" w:type="dxa"/>
+              <w:bottom w:w="80" w:type="dxa"/>
+              <w:end w:w="80" w:type="dxa"/>
+            </w:tcMar>
+            <w:vAlign w:val="center"/>
+          </w:tcPr>
+          <w:p>
+            <w:pPr>
+              <w:spacing w:after="0" w:line="276" w:lineRule="auto" w:before="0"/>
+              <w:jc w:val="left"/>
+            </w:pPr>
+            <w:r>
+              <w:rPr>
+                <w:rFonts w:ascii="Times New Roman" w:hAnsi="Times New Roman" w:eastAsia="Times New Roman" w:cs="Times New Roman"/>
+                <w:b w:val="0"/>
+                <w:sz w:val="26"/>
+                <w:color w:val="000000"/>
+                <w:szCs w:val="26"/>
+              </w:rPr>
+              <w:t>Giữ nguyên / Cập nhật bảng giá / Cập nhật khung giờ hoạt động: ........................................</w:t>
+            </w:r>
+          </w:p>
+        </w:tc>
+      </w:tr>
+      <w:tr>
+        <w:trPr>
+          <w:cantSplit/>
+        </w:trPr>
+        <w:tc>
+          <w:tcPr>
+            <w:tcW w:type="dxa" w:w="2700"/>
+            <w:tcMar>
+              <w:top w:w="80" w:type="dxa"/>
+              <w:start w:w="80" w:type="dxa"/>
+              <w:bottom w:w="80" w:type="dxa"/>
+              <w:end w:w="80" w:type="dxa"/>
+            </w:tcMar>
+            <w:vAlign w:val="center"/>
+          </w:tcPr>
+          <w:p>
+            <w:pPr>
+              <w:spacing w:after="0" w:line="276" w:lineRule="auto" w:before="0"/>
+              <w:jc w:val="left"/>
+            </w:pPr>
+            <w:r>
+              <w:rPr>
+                <w:rFonts w:ascii="Times New Roman" w:hAnsi="Times New Roman" w:eastAsia="Times New Roman" w:cs="Times New Roman"/>
+                <w:b w:val="1"/>
+                <w:sz w:val="26"/>
+                <w:color w:val="000000"/>
+                <w:szCs w:val="26"/>
+              </w:rPr>
+              <w:t>Trạng thái vận hành sau thay đổi</w:t>
+            </w:r>
+          </w:p>
+        </w:tc>
+        <w:tc>
+          <w:tcPr>
+            <w:tcW w:type="dxa" w:w="6300"/>
+            <w:tcMar>
+              <w:top w:w="80" w:type="dxa"/>
+              <w:start w:w="80" w:type="dxa"/>
+              <w:bottom w:w="80" w:type="dxa"/>
+              <w:end w:w="80" w:type="dxa"/>
+            </w:tcMar>
+            <w:vAlign w:val="center"/>
+          </w:tcPr>
+          <w:p>
+            <w:pPr>
+              <w:spacing w:after="0" w:line="276" w:lineRule="auto" w:before="0"/>
+              <w:jc w:val="left"/>
+            </w:pPr>
+            <w:r>
+              <w:rPr>
+                <w:rFonts w:ascii="Times New Roman" w:hAnsi="Times New Roman" w:eastAsia="Times New Roman" w:cs="Times New Roman"/>
+                <w:b w:val="0"/>
+                <w:sz w:val="26"/>
+                <w:color w:val="000000"/>
+                <w:szCs w:val="26"/>
               </w:rPr>
               <w:t>Hoạt động / Tạm dừng / Chờ duyệt / Ngừng khai thác: ................................................</w:t>
             </w:r>
@@ -2255,226 +2575,186 @@
     </w:tbl>
     <w:p>
       <w:pPr>
-        <w:spacing w:before="120" w:after="60" w:line="276" w:lineRule="auto"/>
+        <w:spacing w:before="0" w:after="0" w:line="276" w:lineRule="auto"/>
         <w:jc w:val="left"/>
       </w:pPr>
       <w:r>
         <w:rPr>
-          <w:rFonts w:ascii="Times New Roman" w:hAnsi="Times New Roman" w:eastAsia="Times New Roman"/>
-          <w:b/>
+          <w:rFonts w:ascii="Times New Roman" w:hAnsi="Times New Roman" w:eastAsia="Times New Roman" w:cs="Times New Roman"/>
+          <w:b w:val="1"/>
           <w:i w:val="0"/>
           <w:sz w:val="26"/>
+          <w:color w:val="000000"/>
+          <w:szCs w:val="26"/>
         </w:rPr>
         <w:t>V. Danh mục tài liệu minh chứng kèm theo</w:t>
       </w:r>
     </w:p>
     <w:p>
       <w:pPr>
-        <w:spacing w:after="40"/>
+        <w:spacing w:after="120" w:before="0" w:line="300" w:lineRule="exact"/>
         <w:ind w:left="283" w:hanging="283"/>
       </w:pPr>
       <w:r>
         <w:rPr>
-          <w:rFonts w:ascii="Times New Roman" w:hAnsi="Times New Roman" w:eastAsia="Times New Roman"/>
-          <w:sz w:val="25"/>
+          <w:rFonts w:ascii="Times New Roman" w:hAnsi="Times New Roman" w:eastAsia="Times New Roman" w:cs="Times New Roman"/>
+          <w:sz w:val="26"/>
+          <w:color w:val="000000"/>
+          <w:szCs w:val="26"/>
         </w:rPr>
         <w:t>☐ Ảnh minh chứng khu vực sân con mới, khu vực mở rộng hoặc khu vực ngừng khai thác.</w:t>
       </w:r>
     </w:p>
     <w:p>
       <w:pPr>
-        <w:spacing w:after="40"/>
+        <w:spacing w:after="120" w:before="0" w:line="300" w:lineRule="exact"/>
         <w:ind w:left="283" w:hanging="283"/>
       </w:pPr>
       <w:r>
         <w:rPr>
-          <w:rFonts w:ascii="Times New Roman" w:hAnsi="Times New Roman" w:eastAsia="Times New Roman"/>
-          <w:sz w:val="25"/>
+          <w:rFonts w:ascii="Times New Roman" w:hAnsi="Times New Roman" w:eastAsia="Times New Roman" w:cs="Times New Roman"/>
+          <w:sz w:val="26"/>
+          <w:color w:val="000000"/>
+          <w:szCs w:val="26"/>
         </w:rPr>
         <w:t>☐ Giấy tờ chứng minh quyền khai thác phần diện tích mở rộng nếu có.</w:t>
       </w:r>
     </w:p>
     <w:p>
       <w:pPr>
-        <w:spacing w:after="40"/>
+        <w:spacing w:after="120" w:before="0" w:line="300" w:lineRule="exact"/>
         <w:ind w:left="283" w:hanging="283"/>
       </w:pPr>
       <w:r>
         <w:rPr>
-          <w:rFonts w:ascii="Times New Roman" w:hAnsi="Times New Roman" w:eastAsia="Times New Roman"/>
-          <w:sz w:val="25"/>
+          <w:rFonts w:ascii="Times New Roman" w:hAnsi="Times New Roman" w:eastAsia="Times New Roman" w:cs="Times New Roman"/>
+          <w:sz w:val="26"/>
+          <w:color w:val="000000"/>
+          <w:szCs w:val="26"/>
         </w:rPr>
         <w:t>☐ Danh sách sân con tăng/giảm/chỉnh sửa kèm loại sân, trạng thái và ngày áp dụng.</w:t>
       </w:r>
     </w:p>
     <w:p>
       <w:pPr>
-        <w:spacing w:after="40"/>
+        <w:spacing w:after="120" w:before="0" w:line="300" w:lineRule="exact"/>
         <w:ind w:left="283" w:hanging="283"/>
       </w:pPr>
       <w:r>
         <w:rPr>
-          <w:rFonts w:ascii="Times New Roman" w:hAnsi="Times New Roman" w:eastAsia="Times New Roman"/>
-          <w:sz w:val="25"/>
+          <w:rFonts w:ascii="Times New Roman" w:hAnsi="Times New Roman" w:eastAsia="Times New Roman" w:cs="Times New Roman"/>
+          <w:sz w:val="26"/>
+          <w:color w:val="000000"/>
+          <w:szCs w:val="26"/>
         </w:rPr>
         <w:t>☐ Phương án xử lý booking, cấu hình giá, lịch vận hành và thông báo khách hàng.</w:t>
       </w:r>
     </w:p>
     <w:p>
       <w:pPr>
-        <w:spacing w:after="40"/>
+        <w:spacing w:after="120" w:before="0" w:line="300" w:lineRule="exact"/>
         <w:ind w:left="283" w:hanging="283"/>
       </w:pPr>
       <w:r>
         <w:rPr>
-          <w:rFonts w:ascii="Times New Roman" w:hAnsi="Times New Roman" w:eastAsia="Times New Roman"/>
-          <w:sz w:val="25"/>
+          <w:rFonts w:ascii="Times New Roman" w:hAnsi="Times New Roman" w:eastAsia="Times New Roman" w:cs="Times New Roman"/>
+          <w:sz w:val="26"/>
+          <w:color w:val="000000"/>
+          <w:szCs w:val="26"/>
         </w:rPr>
         <w:t>☐ Tài liệu khác theo yêu cầu kiểm tra hồ sơ của SportGo.</w:t>
       </w:r>
     </w:p>
     <w:p>
       <w:pPr>
-        <w:spacing w:before="120" w:after="60" w:line="276" w:lineRule="auto"/>
+        <w:spacing w:before="0" w:after="0" w:line="276" w:lineRule="auto"/>
         <w:jc w:val="left"/>
       </w:pPr>
       <w:r>
         <w:rPr>
-          <w:rFonts w:ascii="Times New Roman" w:hAnsi="Times New Roman" w:eastAsia="Times New Roman"/>
-          <w:b/>
+          <w:rFonts w:ascii="Times New Roman" w:hAnsi="Times New Roman" w:eastAsia="Times New Roman" w:cs="Times New Roman"/>
+          <w:b w:val="1"/>
           <w:i w:val="0"/>
           <w:sz w:val="26"/>
+          <w:color w:val="000000"/>
+          <w:szCs w:val="26"/>
         </w:rPr>
         <w:t>VI. Xác nhận nội dung đề nghị cập nhật</w:t>
       </w:r>
     </w:p>
     <w:p>
       <w:pPr>
-        <w:spacing w:before="0" w:after="120" w:line="276" w:lineRule="auto"/>
+        <w:spacing w:before="0" w:after="120" w:line="300" w:lineRule="exact"/>
         <w:ind w:firstLine="567"/>
+        <w:jc w:val="both"/>
       </w:pPr>
       <w:r>
         <w:rPr>
-          <w:rFonts w:ascii="Times New Roman" w:hAnsi="Times New Roman" w:eastAsia="Times New Roman"/>
+          <w:rFonts w:ascii="Times New Roman" w:hAnsi="Times New Roman" w:eastAsia="Times New Roman" w:cs="Times New Roman"/>
           <w:b w:val="0"/>
           <w:i w:val="0"/>
           <w:sz w:val="26"/>
+          <w:color w:val="000000"/>
+          <w:szCs w:val="26"/>
         </w:rPr>
         <w:t>Chủ sân/Đối tác xác nhận các thông tin tại Phụ lục này đúng với hiện trạng và hồ sơ gửi kèm; chịu trách nhiệm về quyền khai thác, chất lượng vận hành, hình ảnh và dữ liệu liên quan đến phần quy mô thay đổi. SportGo chỉ cập nhật quy mô sân trên hệ thống sau khi hồ sơ được kiểm tra và phê duyệt hợp lệ.</w:t>
       </w:r>
     </w:p>
-    <w:tbl>
-      <w:tblPr>
-        <w:tblW w:type="auto" w:w="0"/>
-        <w:jc w:val="center"/>
-        <w:tblLayout w:type="fixed"/>
-        <w:tblLook w:firstColumn="1" w:firstRow="1" w:lastColumn="0" w:lastRow="0" w:noHBand="0" w:noVBand="1" w:val="04A0"/>
-        <w:tblBorders>
-          <w:top w:val="nil"/>
-          <w:left w:val="nil"/>
-          <w:bottom w:val="nil"/>
-          <w:right w:val="nil"/>
-          <w:insideH w:val="nil"/>
-          <w:insideV w:val="nil"/>
-        </w:tblBorders>
-      </w:tblPr>
-      <w:tblGrid>
-        <w:gridCol w:w="4535"/>
-        <w:gridCol w:w="4535"/>
-      </w:tblGrid>
-      <w:tr>
-        <w:tc>
-          <w:tcPr>
-            <w:tcW w:type="dxa" w:w="4535"/>
-          </w:tcPr>
-          <w:p>
-            <w:pPr>
-              <w:spacing w:after="0"/>
-              <w:jc w:val="center"/>
-            </w:pPr>
-            <w:r>
-              <w:rPr>
-                <w:rFonts w:ascii="Times New Roman" w:hAnsi="Times New Roman" w:eastAsia="Times New Roman"/>
-                <w:b/>
-                <w:sz w:val="25"/>
-              </w:rPr>
-              <w:t>CHỦ SÂN/ĐỐI TÁC</w:t>
-              <w:br/>
-              <w:t>(Ký, ghi rõ họ tên)</w:t>
-              <w:br/>
-              <w:br/>
-              <w:br/>
-              <w:br/>
-              <w:br/>
-            </w:r>
-          </w:p>
-        </w:tc>
-        <w:tc>
-          <w:tcPr>
-            <w:tcW w:type="dxa" w:w="4535"/>
-          </w:tcPr>
-          <w:p>
-            <w:pPr>
-              <w:spacing w:after="0"/>
-              <w:jc w:val="center"/>
-            </w:pPr>
-            <w:r>
-              <w:rPr>
-                <w:rFonts w:ascii="Times New Roman" w:hAnsi="Times New Roman" w:eastAsia="Times New Roman"/>
-                <w:b/>
-                <w:sz w:val="25"/>
-              </w:rPr>
-              <w:t>BỘ PHẬN TIẾP NHẬN SPORTGO</w:t>
-              <w:br/>
-              <w:t>(Ký, ghi rõ họ tên)</w:t>
-              <w:br/>
-              <w:br/>
-              <w:br/>
-              <w:br/>
-              <w:br/>
-            </w:r>
-          </w:p>
-        </w:tc>
-      </w:tr>
-    </w:tbl>
     <w:sectPr>
-      <w:footerReference w:type="default" r:id="rId9"/>
+      <w:headerReference w:type="default" r:id="rId10"/>
       <w:pgSz w:w="11906" w:h="16838"/>
-      <w:pgMar w:top="1247" w:right="1134" w:bottom="1134" w:left="1701" w:header="680" w:footer="680" w:gutter="0"/>
+      <w:pgMar w:top="1134" w:right="1134" w:bottom="1134" w:left="1701" w:header="709" w:footer="709" w:gutter="0"/>
       <w:cols w:space="720"/>
       <w:docGrid w:linePitch="360"/>
+      <w:pgNumType w:start="1"/>
+      <w:titlePg/>
     </w:sectPr>
   </w:body>
 </w:document>
 </file>
 
 <file path=word/footer1.xml><?xml version="1.0" encoding="utf-8"?>
-<w:ftr xmlns:m="http://schemas.openxmlformats.org/officeDocument/2006/math" xmlns:mc="http://schemas.openxmlformats.org/markup-compatibility/2006" xmlns:mo="http://schemas.microsoft.com/office/mac/office/2008/main" xmlns:mv="urn:schemas-microsoft-com:mac:vml" xmlns:o="urn:schemas-microsoft-com:office:office" xmlns:r="http://schemas.openxmlformats.org/officeDocument/2006/relationships" xmlns:v="urn:schemas-microsoft-com:vml" xmlns:w10="urn:schemas-microsoft-com:office:word" xmlns:w14="http://schemas.microsoft.com/office/word/2010/wordml" xmlns:w="http://schemas.openxmlformats.org/wordprocessingml/2006/main" xmlns:wne="http://schemas.microsoft.com/office/word/2006/wordml" xmlns:wp14="http://schemas.microsoft.com/office/word/2010/wordprocessingDrawing" xmlns:wp="http://schemas.openxmlformats.org/drawingml/2006/wordprocessingDrawing" xmlns:wpc="http://schemas.microsoft.com/office/word/2010/wordprocessingCanvas" xmlns:wpg="http://schemas.microsoft.com/office/word/2010/wordprocessingGroup" xmlns:wpi="http://schemas.microsoft.com/office/word/2010/wordprocessingInk" xmlns:wps="http://schemas.microsoft.com/office/word/2010/wordprocessingShape" mc:Ignorable="w14 wp14">
+<w:ftr xmlns:w="http://schemas.openxmlformats.org/wordprocessingml/2006/main">
+  <w:p/>
+</w:ftr>
+</file>
+
+<file path=word/headerPartnerPageNumber.xml><?xml version="1.0" encoding="utf-8"?>
+<w:hdr xmlns:w="http://schemas.openxmlformats.org/wordprocessingml/2006/main">
   <w:p>
     <w:pPr>
-      <w:pStyle w:val="Footer"/>
       <w:jc w:val="center"/>
+      <w:spacing w:before="0" w:after="0"/>
     </w:pPr>
     <w:r>
       <w:rPr>
-        <w:rFonts w:ascii="Times New Roman" w:hAnsi="Times New Roman" w:eastAsia="Times New Roman"/>
-        <w:i/>
-        <w:sz w:val="22"/>
-      </w:rPr>
-      <w:t xml:space="preserve">Trang </w:t>
+        <w:rFonts w:ascii="Times New Roman" w:hAnsi="Times New Roman" w:eastAsia="Times New Roman" w:cs="Times New Roman"/>
+        <w:sz w:val="26"/>
+        <w:szCs w:val="26"/>
+        <w:color w:val="000000"/>
+      </w:rPr>
       <w:fldChar w:fldCharType="begin"/>
-      <w:instrText xml:space="preserve">PAGE</w:instrText>
+    </w:r>
+    <w:r>
+      <w:rPr>
+        <w:rFonts w:ascii="Times New Roman" w:hAnsi="Times New Roman" w:eastAsia="Times New Roman" w:cs="Times New Roman"/>
+        <w:sz w:val="26"/>
+        <w:szCs w:val="26"/>
+        <w:color w:val="000000"/>
+      </w:rPr>
+      <w:instrText xml:space="preserve"> PAGE </w:instrText>
+    </w:r>
+    <w:r>
+      <w:rPr>
+        <w:rFonts w:ascii="Times New Roman" w:hAnsi="Times New Roman" w:eastAsia="Times New Roman" w:cs="Times New Roman"/>
+        <w:sz w:val="26"/>
+        <w:szCs w:val="26"/>
+        <w:color w:val="000000"/>
+      </w:rPr>
       <w:fldChar w:fldCharType="end"/>
     </w:r>
-    <w:r>
-      <w:rPr>
-        <w:rFonts w:ascii="Times New Roman" w:hAnsi="Times New Roman" w:eastAsia="Times New Roman"/>
-        <w:i/>
-        <w:sz w:val="22"/>
-      </w:rPr>
-    </w:r>
   </w:p>
-</w:ftr>
+</w:hdr>
 </file>
 
 <file path=word/numbering.xml><?xml version="1.0" encoding="utf-8"?>
@@ -2685,10 +2965,11 @@
   <w:docDefaults>
     <w:rPrDefault>
       <w:rPr>
-        <w:rFonts w:asciiTheme="minorHAnsi" w:eastAsiaTheme="minorEastAsia" w:hAnsiTheme="minorHAnsi" w:cstheme="minorBidi"/>
-        <w:sz w:val="22"/>
-        <w:szCs w:val="22"/>
+        <w:rFonts w:asciiTheme="minorHAnsi" w:eastAsiaTheme="minorEastAsia" w:hAnsiTheme="minorHAnsi" w:cstheme="minorBidi" w:ascii="Times New Roman" w:hAnsi="Times New Roman" w:eastAsia="Times New Roman" w:cs="Times New Roman"/>
+        <w:sz w:val="26"/>
+        <w:szCs w:val="26"/>
         <w:lang w:val="en-US" w:eastAsia="en-US" w:bidi="ar-SA"/>
+        <w:color w:val="000000"/>
       </w:rPr>
     </w:rPrDefault>
     <w:pPrDefault>
@@ -2841,7 +3122,7 @@
     <w:qFormat/>
     <w:rsid w:val="00FC693F"/>
     <w:pPr>
-      <w:spacing w:line="276" w:lineRule="auto" w:after="80"/>
+      <w:spacing w:line="300" w:lineRule="exact" w:after="120"/>
     </w:pPr>
     <w:rPr>
       <w:rFonts w:ascii="Times New Roman" w:hAnsi="Times New Roman" w:eastAsia="Times New Roman"/>
@@ -2910,7 +3191,7 @@
       <w:rFonts w:asciiTheme="majorHAnsi" w:eastAsiaTheme="majorEastAsia" w:hAnsiTheme="majorHAnsi" w:cstheme="majorBidi"/>
       <w:b/>
       <w:bCs/>
-      <w:color w:val="365F91" w:themeColor="accent1" w:themeShade="BF"/>
+      <w:color w:val="000000" w:themeShade="BF"/>
       <w:sz w:val="28"/>
       <w:szCs w:val="28"/>
     </w:rPr>
@@ -2934,7 +3215,7 @@
       <w:rFonts w:asciiTheme="majorHAnsi" w:eastAsiaTheme="majorEastAsia" w:hAnsiTheme="majorHAnsi" w:cstheme="majorBidi"/>
       <w:b/>
       <w:bCs/>
-      <w:color w:val="4F81BD" w:themeColor="accent1"/>
+      <w:color w:val="000000"/>
       <w:sz w:val="26"/>
       <w:szCs w:val="26"/>
     </w:rPr>
@@ -2958,7 +3239,7 @@
       <w:rFonts w:asciiTheme="majorHAnsi" w:eastAsiaTheme="majorEastAsia" w:hAnsiTheme="majorHAnsi" w:cstheme="majorBidi"/>
       <w:b/>
       <w:bCs/>
-      <w:color w:val="4F81BD" w:themeColor="accent1"/>
+      <w:color w:val="000000"/>
     </w:rPr>
   </w:style>
   <w:style w:type="paragraph" w:styleId="Heading4">
@@ -2983,7 +3264,7 @@
       <w:bCs/>
       <w:i/>
       <w:iCs/>
-      <w:color w:val="4F81BD" w:themeColor="accent1"/>
+      <w:color w:val="000000"/>
     </w:rPr>
   </w:style>
   <w:style w:type="paragraph" w:styleId="Heading5">
@@ -3004,7 +3285,7 @@
     </w:pPr>
     <w:rPr>
       <w:rFonts w:asciiTheme="majorHAnsi" w:eastAsiaTheme="majorEastAsia" w:hAnsiTheme="majorHAnsi" w:cstheme="majorBidi"/>
-      <w:color w:val="243F60" w:themeColor="accent1" w:themeShade="7F"/>
+      <w:color w:val="000000" w:themeShade="7F"/>
     </w:rPr>
   </w:style>
   <w:style w:type="paragraph" w:styleId="Heading6">
@@ -3027,7 +3308,7 @@
       <w:rFonts w:asciiTheme="majorHAnsi" w:eastAsiaTheme="majorEastAsia" w:hAnsiTheme="majorHAnsi" w:cstheme="majorBidi"/>
       <w:i/>
       <w:iCs/>
-      <w:color w:val="243F60" w:themeColor="accent1" w:themeShade="7F"/>
+      <w:color w:val="000000" w:themeShade="7F"/>
     </w:rPr>
   </w:style>
   <w:style w:type="paragraph" w:styleId="Heading7">
@@ -3050,7 +3331,7 @@
       <w:rFonts w:asciiTheme="majorHAnsi" w:eastAsiaTheme="majorEastAsia" w:hAnsiTheme="majorHAnsi" w:cstheme="majorBidi"/>
       <w:i/>
       <w:iCs/>
-      <w:color w:val="404040" w:themeColor="text1" w:themeTint="BF"/>
+      <w:color w:val="000000" w:themeTint="BF"/>
     </w:rPr>
   </w:style>
   <w:style w:type="paragraph" w:styleId="Heading8">
@@ -3071,7 +3352,7 @@
     </w:pPr>
     <w:rPr>
       <w:rFonts w:asciiTheme="majorHAnsi" w:eastAsiaTheme="majorEastAsia" w:hAnsiTheme="majorHAnsi" w:cstheme="majorBidi"/>
-      <w:color w:val="4F81BD" w:themeColor="accent1"/>
+      <w:color w:val="000000"/>
       <w:sz w:val="20"/>
       <w:szCs w:val="20"/>
     </w:rPr>
@@ -3096,7 +3377,7 @@
       <w:rFonts w:asciiTheme="majorHAnsi" w:eastAsiaTheme="majorEastAsia" w:hAnsiTheme="majorHAnsi" w:cstheme="majorBidi"/>
       <w:i/>
       <w:iCs/>
-      <w:color w:val="404040" w:themeColor="text1" w:themeTint="BF"/>
+      <w:color w:val="000000" w:themeTint="BF"/>
       <w:sz w:val="20"/>
       <w:szCs w:val="20"/>
     </w:rPr>
@@ -3147,7 +3428,7 @@
       <w:rFonts w:asciiTheme="majorHAnsi" w:eastAsiaTheme="majorEastAsia" w:hAnsiTheme="majorHAnsi" w:cstheme="majorBidi"/>
       <w:b/>
       <w:bCs/>
-      <w:color w:val="365F91" w:themeColor="accent1" w:themeShade="BF"/>
+      <w:color w:val="000000" w:themeShade="BF"/>
       <w:sz w:val="28"/>
       <w:szCs w:val="28"/>
     </w:rPr>
@@ -3162,7 +3443,7 @@
       <w:rFonts w:asciiTheme="majorHAnsi" w:eastAsiaTheme="majorEastAsia" w:hAnsiTheme="majorHAnsi" w:cstheme="majorBidi"/>
       <w:b/>
       <w:bCs/>
-      <w:color w:val="4F81BD" w:themeColor="accent1"/>
+      <w:color w:val="000000"/>
       <w:sz w:val="26"/>
       <w:szCs w:val="26"/>
     </w:rPr>
@@ -3177,7 +3458,7 @@
       <w:rFonts w:asciiTheme="majorHAnsi" w:eastAsiaTheme="majorEastAsia" w:hAnsiTheme="majorHAnsi" w:cstheme="majorBidi"/>
       <w:b/>
       <w:bCs/>
-      <w:color w:val="4F81BD" w:themeColor="accent1"/>
+      <w:color w:val="000000"/>
     </w:rPr>
   </w:style>
   <w:style w:type="paragraph" w:styleId="Title">
@@ -3197,7 +3478,7 @@
     </w:pPr>
     <w:rPr>
       <w:rFonts w:asciiTheme="majorHAnsi" w:eastAsiaTheme="majorEastAsia" w:hAnsiTheme="majorHAnsi" w:cstheme="majorBidi"/>
-      <w:color w:val="17365D" w:themeColor="text2" w:themeShade="BF"/>
+      <w:color w:val="000000" w:themeShade="BF"/>
       <w:spacing w:val="5"/>
       <w:kern w:val="28"/>
       <w:sz w:val="52"/>
@@ -3212,7 +3493,7 @@
     <w:rsid w:val="00FC693F"/>
     <w:rPr>
       <w:rFonts w:asciiTheme="majorHAnsi" w:eastAsiaTheme="majorEastAsia" w:hAnsiTheme="majorHAnsi" w:cstheme="majorBidi"/>
-      <w:color w:val="17365D" w:themeColor="text2" w:themeShade="BF"/>
+      <w:color w:val="000000" w:themeShade="BF"/>
       <w:spacing w:val="5"/>
       <w:kern w:val="28"/>
       <w:sz w:val="52"/>
@@ -3236,7 +3517,7 @@
       <w:rFonts w:asciiTheme="majorHAnsi" w:eastAsiaTheme="majorEastAsia" w:hAnsiTheme="majorHAnsi" w:cstheme="majorBidi"/>
       <w:i/>
       <w:iCs/>
-      <w:color w:val="4F81BD" w:themeColor="accent1"/>
+      <w:color w:val="000000"/>
       <w:spacing w:val="15"/>
       <w:sz w:val="24"/>
       <w:szCs w:val="24"/>
@@ -3252,7 +3533,7 @@
       <w:rFonts w:asciiTheme="majorHAnsi" w:eastAsiaTheme="majorEastAsia" w:hAnsiTheme="majorHAnsi" w:cstheme="majorBidi"/>
       <w:i/>
       <w:iCs/>
-      <w:color w:val="4F81BD" w:themeColor="accent1"/>
+      <w:color w:val="000000"/>
       <w:spacing w:val="15"/>
       <w:sz w:val="24"/>
       <w:szCs w:val="24"/>
@@ -3528,7 +3809,7 @@
     <w:rPr>
       <w:i/>
       <w:iCs/>
-      <w:color w:val="000000" w:themeColor="text1"/>
+      <w:color w:val="000000"/>
     </w:rPr>
   </w:style>
   <w:style w:type="character" w:customStyle="1" w:styleId="QuoteChar">
@@ -3540,7 +3821,7 @@
     <w:rPr>
       <w:i/>
       <w:iCs/>
-      <w:color w:val="000000" w:themeColor="text1"/>
+      <w:color w:val="000000"/>
     </w:rPr>
   </w:style>
   <w:style w:type="character" w:customStyle="1" w:styleId="Heading4Char">
@@ -3556,7 +3837,7 @@
       <w:bCs/>
       <w:i/>
       <w:iCs/>
-      <w:color w:val="4F81BD" w:themeColor="accent1"/>
+      <w:color w:val="000000"/>
     </w:rPr>
   </w:style>
   <w:style w:type="character" w:customStyle="1" w:styleId="Heading5Char">
@@ -3568,7 +3849,7 @@
     <w:rsid w:val="00FC693F"/>
     <w:rPr>
       <w:rFonts w:asciiTheme="majorHAnsi" w:eastAsiaTheme="majorEastAsia" w:hAnsiTheme="majorHAnsi" w:cstheme="majorBidi"/>
-      <w:color w:val="243F60" w:themeColor="accent1" w:themeShade="7F"/>
+      <w:color w:val="000000" w:themeShade="7F"/>
     </w:rPr>
   </w:style>
   <w:style w:type="character" w:customStyle="1" w:styleId="Heading6Char">
@@ -3582,7 +3863,7 @@
       <w:rFonts w:asciiTheme="majorHAnsi" w:eastAsiaTheme="majorEastAsia" w:hAnsiTheme="majorHAnsi" w:cstheme="majorBidi"/>
       <w:i/>
       <w:iCs/>
-      <w:color w:val="243F60" w:themeColor="accent1" w:themeShade="7F"/>
+      <w:color w:val="000000" w:themeShade="7F"/>
     </w:rPr>
   </w:style>
   <w:style w:type="character" w:customStyle="1" w:styleId="Heading7Char">
@@ -3596,7 +3877,7 @@
       <w:rFonts w:asciiTheme="majorHAnsi" w:eastAsiaTheme="majorEastAsia" w:hAnsiTheme="majorHAnsi" w:cstheme="majorBidi"/>
       <w:i/>
       <w:iCs/>
-      <w:color w:val="404040" w:themeColor="text1" w:themeTint="BF"/>
+      <w:color w:val="000000" w:themeTint="BF"/>
     </w:rPr>
   </w:style>
   <w:style w:type="character" w:customStyle="1" w:styleId="Heading8Char">
@@ -3608,7 +3889,7 @@
     <w:rsid w:val="00FC693F"/>
     <w:rPr>
       <w:rFonts w:asciiTheme="majorHAnsi" w:eastAsiaTheme="majorEastAsia" w:hAnsiTheme="majorHAnsi" w:cstheme="majorBidi"/>
-      <w:color w:val="4F81BD" w:themeColor="accent1"/>
+      <w:color w:val="000000"/>
       <w:sz w:val="20"/>
       <w:szCs w:val="20"/>
     </w:rPr>
@@ -3624,7 +3905,7 @@
       <w:rFonts w:asciiTheme="majorHAnsi" w:eastAsiaTheme="majorEastAsia" w:hAnsiTheme="majorHAnsi" w:cstheme="majorBidi"/>
       <w:i/>
       <w:iCs/>
-      <w:color w:val="404040" w:themeColor="text1" w:themeTint="BF"/>
+      <w:color w:val="000000" w:themeTint="BF"/>
       <w:sz w:val="20"/>
       <w:szCs w:val="20"/>
     </w:rPr>
@@ -3644,7 +3925,7 @@
     <w:rPr>
       <w:b/>
       <w:bCs/>
-      <w:color w:val="4F81BD" w:themeColor="accent1"/>
+      <w:color w:val="000000"/>
       <w:sz w:val="18"/>
       <w:szCs w:val="18"/>
     </w:rPr>
@@ -3691,7 +3972,7 @@
       <w:bCs/>
       <w:i/>
       <w:iCs/>
-      <w:color w:val="4F81BD" w:themeColor="accent1"/>
+      <w:color w:val="000000"/>
     </w:rPr>
   </w:style>
   <w:style w:type="character" w:customStyle="1" w:styleId="IntenseQuoteChar">
@@ -3705,7 +3986,7 @@
       <w:bCs/>
       <w:i/>
       <w:iCs/>
-      <w:color w:val="4F81BD" w:themeColor="accent1"/>
+      <w:color w:val="000000"/>
     </w:rPr>
   </w:style>
   <w:style w:type="character" w:styleId="SubtleEmphasis">
@@ -3717,7 +3998,7 @@
     <w:rPr>
       <w:i/>
       <w:iCs/>
-      <w:color w:val="808080" w:themeColor="text1" w:themeTint="7F"/>
+      <w:color w:val="000000" w:themeTint="7F"/>
     </w:rPr>
   </w:style>
   <w:style w:type="character" w:styleId="IntenseEmphasis">
@@ -3731,7 +4012,7 @@
       <w:bCs/>
       <w:i/>
       <w:iCs/>
-      <w:color w:val="4F81BD" w:themeColor="accent1"/>
+      <w:color w:val="000000"/>
     </w:rPr>
   </w:style>
   <w:style w:type="character" w:styleId="SubtleReference">
@@ -3742,7 +4023,7 @@
     <w:rsid w:val="00FC693F"/>
     <w:rPr>
       <w:smallCaps/>
-      <w:color w:val="C0504D" w:themeColor="accent2"/>
+      <w:color w:val="000000"/>
       <w:u w:val="single"/>
     </w:rPr>
   </w:style>
@@ -3756,7 +4037,7 @@
       <w:b/>
       <w:bCs/>
       <w:smallCaps/>
-      <w:color w:val="C0504D" w:themeColor="accent2"/>
+      <w:color w:val="000000"/>
       <w:spacing w:val="5"/>
       <w:u w:val="single"/>
     </w:rPr>
@@ -3822,7 +4103,7 @@
       <w:spacing w:after="0" w:line="240" w:lineRule="auto"/>
     </w:pPr>
     <w:rPr>
-      <w:color w:val="000000" w:themeColor="text1" w:themeShade="BF"/>
+      <w:color w:val="000000" w:themeShade="BF"/>
     </w:rPr>
     <w:tblPr>
       <w:tblStyleRowBandSize w:val="1"/>
@@ -3900,7 +4181,6 @@
           <w:insideH w:val="nil"/>
           <w:insideV w:val="nil"/>
         </w:tcBorders>
-        <w:shd w:val="clear" w:color="auto" w:fill="C0C0C0" w:themeFill="text1" w:themeFillTint="3F"/>
       </w:tcPr>
     </w:tblStylePr>
     <w:tblStylePr w:type="band1Horz">
@@ -3912,7 +4192,6 @@
           <w:insideH w:val="nil"/>
           <w:insideV w:val="nil"/>
         </w:tcBorders>
-        <w:shd w:val="clear" w:color="auto" w:fill="C0C0C0" w:themeFill="text1" w:themeFillTint="3F"/>
       </w:tcPr>
     </w:tblStylePr>
   </w:style>
@@ -3925,7 +4204,7 @@
       <w:spacing w:after="0" w:line="240" w:lineRule="auto"/>
     </w:pPr>
     <w:rPr>
-      <w:color w:val="365F91" w:themeColor="accent1" w:themeShade="BF"/>
+      <w:color w:val="000000" w:themeShade="BF"/>
     </w:rPr>
     <w:tblPr>
       <w:tblStyleRowBandSize w:val="1"/>
@@ -4003,7 +4282,6 @@
           <w:insideH w:val="nil"/>
           <w:insideV w:val="nil"/>
         </w:tcBorders>
-        <w:shd w:val="clear" w:color="auto" w:fill="D3DFEE" w:themeFill="accent1" w:themeFillTint="3F"/>
       </w:tcPr>
     </w:tblStylePr>
     <w:tblStylePr w:type="band1Horz">
@@ -4015,7 +4293,6 @@
           <w:insideH w:val="nil"/>
           <w:insideV w:val="nil"/>
         </w:tcBorders>
-        <w:shd w:val="clear" w:color="auto" w:fill="D3DFEE" w:themeFill="accent1" w:themeFillTint="3F"/>
       </w:tcPr>
     </w:tblStylePr>
   </w:style>
@@ -4028,7 +4305,7 @@
       <w:spacing w:after="0" w:line="240" w:lineRule="auto"/>
     </w:pPr>
     <w:rPr>
-      <w:color w:val="943634" w:themeColor="accent2" w:themeShade="BF"/>
+      <w:color w:val="000000" w:themeShade="BF"/>
     </w:rPr>
     <w:tblPr>
       <w:tblStyleRowBandSize w:val="1"/>
@@ -4106,7 +4383,6 @@
           <w:insideH w:val="nil"/>
           <w:insideV w:val="nil"/>
         </w:tcBorders>
-        <w:shd w:val="clear" w:color="auto" w:fill="EFD3D2" w:themeFill="accent2" w:themeFillTint="3F"/>
       </w:tcPr>
     </w:tblStylePr>
     <w:tblStylePr w:type="band1Horz">
@@ -4118,7 +4394,6 @@
           <w:insideH w:val="nil"/>
           <w:insideV w:val="nil"/>
         </w:tcBorders>
-        <w:shd w:val="clear" w:color="auto" w:fill="EFD3D2" w:themeFill="accent2" w:themeFillTint="3F"/>
       </w:tcPr>
     </w:tblStylePr>
   </w:style>
@@ -4131,7 +4406,7 @@
       <w:spacing w:after="0" w:line="240" w:lineRule="auto"/>
     </w:pPr>
     <w:rPr>
-      <w:color w:val="76923C" w:themeColor="accent3" w:themeShade="BF"/>
+      <w:color w:val="000000" w:themeShade="BF"/>
     </w:rPr>
     <w:tblPr>
       <w:tblStyleRowBandSize w:val="1"/>
@@ -4209,7 +4484,6 @@
           <w:insideH w:val="nil"/>
           <w:insideV w:val="nil"/>
         </w:tcBorders>
-        <w:shd w:val="clear" w:color="auto" w:fill="E6EED5" w:themeFill="accent3" w:themeFillTint="3F"/>
       </w:tcPr>
     </w:tblStylePr>
     <w:tblStylePr w:type="band1Horz">
@@ -4221,7 +4495,6 @@
           <w:insideH w:val="nil"/>
           <w:insideV w:val="nil"/>
         </w:tcBorders>
-        <w:shd w:val="clear" w:color="auto" w:fill="E6EED5" w:themeFill="accent3" w:themeFillTint="3F"/>
       </w:tcPr>
     </w:tblStylePr>
   </w:style>
@@ -4234,7 +4507,7 @@
       <w:spacing w:after="0" w:line="240" w:lineRule="auto"/>
     </w:pPr>
     <w:rPr>
-      <w:color w:val="5F497A" w:themeColor="accent4" w:themeShade="BF"/>
+      <w:color w:val="000000" w:themeShade="BF"/>
     </w:rPr>
     <w:tblPr>
       <w:tblStyleRowBandSize w:val="1"/>
@@ -4312,7 +4585,6 @@
           <w:insideH w:val="nil"/>
           <w:insideV w:val="nil"/>
         </w:tcBorders>
-        <w:shd w:val="clear" w:color="auto" w:fill="DFD8E8" w:themeFill="accent4" w:themeFillTint="3F"/>
       </w:tcPr>
     </w:tblStylePr>
     <w:tblStylePr w:type="band1Horz">
@@ -4324,7 +4596,6 @@
           <w:insideH w:val="nil"/>
           <w:insideV w:val="nil"/>
         </w:tcBorders>
-        <w:shd w:val="clear" w:color="auto" w:fill="DFD8E8" w:themeFill="accent4" w:themeFillTint="3F"/>
       </w:tcPr>
     </w:tblStylePr>
   </w:style>
@@ -4337,7 +4608,7 @@
       <w:spacing w:after="0" w:line="240" w:lineRule="auto"/>
     </w:pPr>
     <w:rPr>
-      <w:color w:val="31849B" w:themeColor="accent5" w:themeShade="BF"/>
+      <w:color w:val="000000" w:themeShade="BF"/>
     </w:rPr>
     <w:tblPr>
       <w:tblStyleRowBandSize w:val="1"/>
@@ -4415,7 +4686,6 @@
           <w:insideH w:val="nil"/>
           <w:insideV w:val="nil"/>
         </w:tcBorders>
-        <w:shd w:val="clear" w:color="auto" w:fill="D2EAF1" w:themeFill="accent5" w:themeFillTint="3F"/>
       </w:tcPr>
     </w:tblStylePr>
     <w:tblStylePr w:type="band1Horz">
@@ -4427,7 +4697,6 @@
           <w:insideH w:val="nil"/>
           <w:insideV w:val="nil"/>
         </w:tcBorders>
-        <w:shd w:val="clear" w:color="auto" w:fill="D2EAF1" w:themeFill="accent5" w:themeFillTint="3F"/>
       </w:tcPr>
     </w:tblStylePr>
   </w:style>
@@ -4440,7 +4709,7 @@
       <w:spacing w:after="0" w:line="240" w:lineRule="auto"/>
     </w:pPr>
     <w:rPr>
-      <w:color w:val="E36C0A" w:themeColor="accent6" w:themeShade="BF"/>
+      <w:color w:val="000000" w:themeShade="BF"/>
     </w:rPr>
     <w:tblPr>
       <w:tblStyleRowBandSize w:val="1"/>
@@ -4518,7 +4787,6 @@
           <w:insideH w:val="nil"/>
           <w:insideV w:val="nil"/>
         </w:tcBorders>
-        <w:shd w:val="clear" w:color="auto" w:fill="FDE4D0" w:themeFill="accent6" w:themeFillTint="3F"/>
       </w:tcPr>
     </w:tblStylePr>
     <w:tblStylePr w:type="band1Horz">
@@ -4530,7 +4798,6 @@
           <w:insideH w:val="nil"/>
           <w:insideV w:val="nil"/>
         </w:tcBorders>
-        <w:shd w:val="clear" w:color="auto" w:fill="FDE4D0" w:themeFill="accent6" w:themeFillTint="3F"/>
       </w:tcPr>
     </w:tblStylePr>
   </w:style>
@@ -4566,12 +4833,10 @@
       <w:rPr>
         <w:b/>
         <w:bCs/>
-        <w:color w:val="FFFFFF" w:themeColor="background1"/>
-      </w:rPr>
-      <w:tblPr/>
-      <w:tcPr>
-        <w:shd w:val="clear" w:color="auto" w:fill="000000" w:themeFill="text1"/>
-      </w:tcPr>
+        <w:color w:val="000000"/>
+      </w:rPr>
+      <w:tblPr/>
+      <w:tcPr/>
     </w:tblStylePr>
     <w:tblStylePr w:type="lastRow">
       <w:pPr>
@@ -4658,12 +4923,10 @@
       <w:rPr>
         <w:b/>
         <w:bCs/>
-        <w:color w:val="FFFFFF" w:themeColor="background1"/>
-      </w:rPr>
-      <w:tblPr/>
-      <w:tcPr>
-        <w:shd w:val="clear" w:color="auto" w:fill="4F81BD" w:themeFill="accent1"/>
-      </w:tcPr>
+        <w:color w:val="000000"/>
+      </w:rPr>
+      <w:tblPr/>
+      <w:tcPr/>
     </w:tblStylePr>
     <w:tblStylePr w:type="lastRow">
       <w:pPr>
@@ -4750,12 +5013,10 @@
       <w:rPr>
         <w:b/>
         <w:bCs/>
-        <w:color w:val="FFFFFF" w:themeColor="background1"/>
-      </w:rPr>
-      <w:tblPr/>
-      <w:tcPr>
-        <w:shd w:val="clear" w:color="auto" w:fill="C0504D" w:themeFill="accent2"/>
-      </w:tcPr>
+        <w:color w:val="000000"/>
+      </w:rPr>
+      <w:tblPr/>
+      <w:tcPr/>
     </w:tblStylePr>
     <w:tblStylePr w:type="lastRow">
       <w:pPr>
@@ -4842,12 +5103,10 @@
       <w:rPr>
         <w:b/>
         <w:bCs/>
-        <w:color w:val="FFFFFF" w:themeColor="background1"/>
-      </w:rPr>
-      <w:tblPr/>
-      <w:tcPr>
-        <w:shd w:val="clear" w:color="auto" w:fill="9BBB59" w:themeFill="accent3"/>
-      </w:tcPr>
+        <w:color w:val="000000"/>
+      </w:rPr>
+      <w:tblPr/>
+      <w:tcPr/>
     </w:tblStylePr>
     <w:tblStylePr w:type="lastRow">
       <w:pPr>
@@ -4934,12 +5193,10 @@
       <w:rPr>
         <w:b/>
         <w:bCs/>
-        <w:color w:val="FFFFFF" w:themeColor="background1"/>
-      </w:rPr>
-      <w:tblPr/>
-      <w:tcPr>
-        <w:shd w:val="clear" w:color="auto" w:fill="8064A2" w:themeFill="accent4"/>
-      </w:tcPr>
+        <w:color w:val="000000"/>
+      </w:rPr>
+      <w:tblPr/>
+      <w:tcPr/>
     </w:tblStylePr>
     <w:tblStylePr w:type="lastRow">
       <w:pPr>
@@ -5026,12 +5283,10 @@
       <w:rPr>
         <w:b/>
         <w:bCs/>
-        <w:color w:val="FFFFFF" w:themeColor="background1"/>
-      </w:rPr>
-      <w:tblPr/>
-      <w:tcPr>
-        <w:shd w:val="clear" w:color="auto" w:fill="4BACC6" w:themeFill="accent5"/>
-      </w:tcPr>
+        <w:color w:val="000000"/>
+      </w:rPr>
+      <w:tblPr/>
+      <w:tcPr/>
     </w:tblStylePr>
     <w:tblStylePr w:type="lastRow">
       <w:pPr>
@@ -5118,12 +5373,10 @@
       <w:rPr>
         <w:b/>
         <w:bCs/>
-        <w:color w:val="FFFFFF" w:themeColor="background1"/>
-      </w:rPr>
-      <w:tblPr/>
-      <w:tcPr>
-        <w:shd w:val="clear" w:color="auto" w:fill="F79646" w:themeFill="accent6"/>
-      </w:tcPr>
+        <w:color w:val="000000"/>
+      </w:rPr>
+      <w:tblPr/>
+      <w:tcPr/>
     </w:tblStylePr>
     <w:tblStylePr w:type="lastRow">
       <w:pPr>
@@ -5279,7 +5532,6 @@
           <w:bottom w:val="single" w:sz="8" w:space="0" w:color="000000" w:themeColor="text1"/>
           <w:right w:val="single" w:sz="8" w:space="0" w:color="000000" w:themeColor="text1"/>
         </w:tcBorders>
-        <w:shd w:val="clear" w:color="auto" w:fill="C0C0C0" w:themeFill="text1" w:themeFillTint="3F"/>
       </w:tcPr>
     </w:tblStylePr>
     <w:tblStylePr w:type="band1Horz">
@@ -5292,7 +5544,6 @@
           <w:right w:val="single" w:sz="8" w:space="0" w:color="000000" w:themeColor="text1"/>
           <w:insideV w:val="single" w:sz="8" w:space="0" w:color="000000" w:themeColor="text1"/>
         </w:tcBorders>
-        <w:shd w:val="clear" w:color="auto" w:fill="C0C0C0" w:themeFill="text1" w:themeFillTint="3F"/>
       </w:tcPr>
     </w:tblStylePr>
     <w:tblStylePr w:type="band2Horz">
@@ -5409,7 +5660,6 @@
           <w:bottom w:val="single" w:sz="8" w:space="0" w:color="4F81BD" w:themeColor="accent1"/>
           <w:right w:val="single" w:sz="8" w:space="0" w:color="4F81BD" w:themeColor="accent1"/>
         </w:tcBorders>
-        <w:shd w:val="clear" w:color="auto" w:fill="D3DFEE" w:themeFill="accent1" w:themeFillTint="3F"/>
       </w:tcPr>
     </w:tblStylePr>
     <w:tblStylePr w:type="band1Horz">
@@ -5422,7 +5672,6 @@
           <w:right w:val="single" w:sz="8" w:space="0" w:color="4F81BD" w:themeColor="accent1"/>
           <w:insideV w:val="single" w:sz="8" w:space="0" w:color="4F81BD" w:themeColor="accent1"/>
         </w:tcBorders>
-        <w:shd w:val="clear" w:color="auto" w:fill="D3DFEE" w:themeFill="accent1" w:themeFillTint="3F"/>
       </w:tcPr>
     </w:tblStylePr>
     <w:tblStylePr w:type="band2Horz">
@@ -5539,7 +5788,6 @@
           <w:bottom w:val="single" w:sz="8" w:space="0" w:color="C0504D" w:themeColor="accent2"/>
           <w:right w:val="single" w:sz="8" w:space="0" w:color="C0504D" w:themeColor="accent2"/>
         </w:tcBorders>
-        <w:shd w:val="clear" w:color="auto" w:fill="EFD3D2" w:themeFill="accent2" w:themeFillTint="3F"/>
       </w:tcPr>
     </w:tblStylePr>
     <w:tblStylePr w:type="band1Horz">
@@ -5552,7 +5800,6 @@
           <w:right w:val="single" w:sz="8" w:space="0" w:color="C0504D" w:themeColor="accent2"/>
           <w:insideV w:val="single" w:sz="8" w:space="0" w:color="C0504D" w:themeColor="accent2"/>
         </w:tcBorders>
-        <w:shd w:val="clear" w:color="auto" w:fill="EFD3D2" w:themeFill="accent2" w:themeFillTint="3F"/>
       </w:tcPr>
     </w:tblStylePr>
     <w:tblStylePr w:type="band2Horz">
@@ -5669,7 +5916,6 @@
           <w:bottom w:val="single" w:sz="8" w:space="0" w:color="9BBB59" w:themeColor="accent3"/>
           <w:right w:val="single" w:sz="8" w:space="0" w:color="9BBB59" w:themeColor="accent3"/>
         </w:tcBorders>
-        <w:shd w:val="clear" w:color="auto" w:fill="E6EED5" w:themeFill="accent3" w:themeFillTint="3F"/>
       </w:tcPr>
     </w:tblStylePr>
     <w:tblStylePr w:type="band1Horz">
@@ -5682,7 +5928,6 @@
           <w:right w:val="single" w:sz="8" w:space="0" w:color="9BBB59" w:themeColor="accent3"/>
           <w:insideV w:val="single" w:sz="8" w:space="0" w:color="9BBB59" w:themeColor="accent3"/>
         </w:tcBorders>
-        <w:shd w:val="clear" w:color="auto" w:fill="E6EED5" w:themeFill="accent3" w:themeFillTint="3F"/>
       </w:tcPr>
     </w:tblStylePr>
     <w:tblStylePr w:type="band2Horz">
@@ -5799,7 +6044,6 @@
           <w:bottom w:val="single" w:sz="8" w:space="0" w:color="8064A2" w:themeColor="accent4"/>
           <w:right w:val="single" w:sz="8" w:space="0" w:color="8064A2" w:themeColor="accent4"/>
         </w:tcBorders>
-        <w:shd w:val="clear" w:color="auto" w:fill="DFD8E8" w:themeFill="accent4" w:themeFillTint="3F"/>
       </w:tcPr>
     </w:tblStylePr>
     <w:tblStylePr w:type="band1Horz">
@@ -5812,7 +6056,6 @@
           <w:right w:val="single" w:sz="8" w:space="0" w:color="8064A2" w:themeColor="accent4"/>
           <w:insideV w:val="single" w:sz="8" w:space="0" w:color="8064A2" w:themeColor="accent4"/>
         </w:tcBorders>
-        <w:shd w:val="clear" w:color="auto" w:fill="DFD8E8" w:themeFill="accent4" w:themeFillTint="3F"/>
       </w:tcPr>
     </w:tblStylePr>
     <w:tblStylePr w:type="band2Horz">
@@ -5929,7 +6172,6 @@
           <w:bottom w:val="single" w:sz="8" w:space="0" w:color="4BACC6" w:themeColor="accent5"/>
           <w:right w:val="single" w:sz="8" w:space="0" w:color="4BACC6" w:themeColor="accent5"/>
         </w:tcBorders>
-        <w:shd w:val="clear" w:color="auto" w:fill="D2EAF1" w:themeFill="accent5" w:themeFillTint="3F"/>
       </w:tcPr>
     </w:tblStylePr>
     <w:tblStylePr w:type="band1Horz">
@@ -5942,7 +6184,6 @@
           <w:right w:val="single" w:sz="8" w:space="0" w:color="4BACC6" w:themeColor="accent5"/>
           <w:insideV w:val="single" w:sz="8" w:space="0" w:color="4BACC6" w:themeColor="accent5"/>
         </w:tcBorders>
-        <w:shd w:val="clear" w:color="auto" w:fill="D2EAF1" w:themeFill="accent5" w:themeFillTint="3F"/>
       </w:tcPr>
     </w:tblStylePr>
     <w:tblStylePr w:type="band2Horz">
@@ -6059,7 +6300,6 @@
           <w:bottom w:val="single" w:sz="8" w:space="0" w:color="F79646" w:themeColor="accent6"/>
           <w:right w:val="single" w:sz="8" w:space="0" w:color="F79646" w:themeColor="accent6"/>
         </w:tcBorders>
-        <w:shd w:val="clear" w:color="auto" w:fill="FDE4D0" w:themeFill="accent6" w:themeFillTint="3F"/>
       </w:tcPr>
     </w:tblStylePr>
     <w:tblStylePr w:type="band1Horz">
@@ -6072,7 +6312,6 @@
           <w:right w:val="single" w:sz="8" w:space="0" w:color="F79646" w:themeColor="accent6"/>
           <w:insideV w:val="single" w:sz="8" w:space="0" w:color="F79646" w:themeColor="accent6"/>
         </w:tcBorders>
-        <w:shd w:val="clear" w:color="auto" w:fill="FDE4D0" w:themeFill="accent6" w:themeFillTint="3F"/>
       </w:tcPr>
     </w:tblStylePr>
     <w:tblStylePr w:type="band2Horz">
@@ -6121,7 +6360,7 @@
       <w:rPr>
         <w:b/>
         <w:bCs/>
-        <w:color w:val="FFFFFF" w:themeColor="background1"/>
+        <w:color w:val="000000"/>
       </w:rPr>
       <w:tblPr/>
       <w:tcPr>
@@ -6133,7 +6372,6 @@
           <w:insideH w:val="nil"/>
           <w:insideV w:val="nil"/>
         </w:tcBorders>
-        <w:shd w:val="clear" w:color="auto" w:fill="000000" w:themeFill="text1"/>
       </w:tcPr>
     </w:tblStylePr>
     <w:tblStylePr w:type="lastRow">
@@ -6170,9 +6408,7 @@
     </w:tblStylePr>
     <w:tblStylePr w:type="band1Vert">
       <w:tblPr/>
-      <w:tcPr>
-        <w:shd w:val="clear" w:color="auto" w:fill="C0C0C0" w:themeFill="text1" w:themeFillTint="3F"/>
-      </w:tcPr>
+      <w:tcPr/>
     </w:tblStylePr>
     <w:tblStylePr w:type="band1Horz">
       <w:tblPr/>
@@ -6181,7 +6417,6 @@
           <w:insideH w:val="nil"/>
           <w:insideV w:val="nil"/>
         </w:tcBorders>
-        <w:shd w:val="clear" w:color="auto" w:fill="C0C0C0" w:themeFill="text1" w:themeFillTint="3F"/>
       </w:tcPr>
     </w:tblStylePr>
     <w:tblStylePr w:type="band2Horz">
@@ -6227,7 +6462,7 @@
       <w:rPr>
         <w:b/>
         <w:bCs/>
-        <w:color w:val="FFFFFF" w:themeColor="background1"/>
+        <w:color w:val="000000"/>
       </w:rPr>
       <w:tblPr/>
       <w:tcPr>
@@ -6239,7 +6474,6 @@
           <w:insideH w:val="nil"/>
           <w:insideV w:val="nil"/>
         </w:tcBorders>
-        <w:shd w:val="clear" w:color="auto" w:fill="4F81BD" w:themeFill="accent1"/>
       </w:tcPr>
     </w:tblStylePr>
     <w:tblStylePr w:type="lastRow">
@@ -6276,9 +6510,7 @@
     </w:tblStylePr>
     <w:tblStylePr w:type="band1Vert">
       <w:tblPr/>
-      <w:tcPr>
-        <w:shd w:val="clear" w:color="auto" w:fill="D3DFEE" w:themeFill="accent1" w:themeFillTint="3F"/>
-      </w:tcPr>
+      <w:tcPr/>
     </w:tblStylePr>
     <w:tblStylePr w:type="band1Horz">
       <w:tblPr/>
@@ -6287,7 +6519,6 @@
           <w:insideH w:val="nil"/>
           <w:insideV w:val="nil"/>
         </w:tcBorders>
-        <w:shd w:val="clear" w:color="auto" w:fill="D3DFEE" w:themeFill="accent1" w:themeFillTint="3F"/>
       </w:tcPr>
     </w:tblStylePr>
     <w:tblStylePr w:type="band2Horz">
@@ -6333,7 +6564,7 @@
       <w:rPr>
         <w:b/>
         <w:bCs/>
-        <w:color w:val="FFFFFF" w:themeColor="background1"/>
+        <w:color w:val="000000"/>
       </w:rPr>
       <w:tblPr/>
       <w:tcPr>
@@ -6345,7 +6576,6 @@
           <w:insideH w:val="nil"/>
           <w:insideV w:val="nil"/>
         </w:tcBorders>
-        <w:shd w:val="clear" w:color="auto" w:fill="C0504D" w:themeFill="accent2"/>
       </w:tcPr>
     </w:tblStylePr>
     <w:tblStylePr w:type="lastRow">
@@ -6382,9 +6612,7 @@
     </w:tblStylePr>
     <w:tblStylePr w:type="band1Vert">
       <w:tblPr/>
-      <w:tcPr>
-        <w:shd w:val="clear" w:color="auto" w:fill="EFD3D2" w:themeFill="accent2" w:themeFillTint="3F"/>
-      </w:tcPr>
+      <w:tcPr/>
     </w:tblStylePr>
     <w:tblStylePr w:type="band1Horz">
       <w:tblPr/>
@@ -6393,7 +6621,6 @@
           <w:insideH w:val="nil"/>
           <w:insideV w:val="nil"/>
         </w:tcBorders>
-        <w:shd w:val="clear" w:color="auto" w:fill="EFD3D2" w:themeFill="accent2" w:themeFillTint="3F"/>
       </w:tcPr>
     </w:tblStylePr>
     <w:tblStylePr w:type="band2Horz">
@@ -6439,7 +6666,7 @@
       <w:rPr>
         <w:b/>
         <w:bCs/>
-        <w:color w:val="FFFFFF" w:themeColor="background1"/>
+        <w:color w:val="000000"/>
       </w:rPr>
       <w:tblPr/>
       <w:tcPr>
@@ -6451,7 +6678,6 @@
           <w:insideH w:val="nil"/>
           <w:insideV w:val="nil"/>
         </w:tcBorders>
-        <w:shd w:val="clear" w:color="auto" w:fill="9BBB59" w:themeFill="accent3"/>
       </w:tcPr>
     </w:tblStylePr>
     <w:tblStylePr w:type="lastRow">
@@ -6488,9 +6714,7 @@
     </w:tblStylePr>
     <w:tblStylePr w:type="band1Vert">
       <w:tblPr/>
-      <w:tcPr>
-        <w:shd w:val="clear" w:color="auto" w:fill="E6EED5" w:themeFill="accent3" w:themeFillTint="3F"/>
-      </w:tcPr>
+      <w:tcPr/>
     </w:tblStylePr>
     <w:tblStylePr w:type="band1Horz">
       <w:tblPr/>
@@ -6499,7 +6723,6 @@
           <w:insideH w:val="nil"/>
           <w:insideV w:val="nil"/>
         </w:tcBorders>
-        <w:shd w:val="clear" w:color="auto" w:fill="E6EED5" w:themeFill="accent3" w:themeFillTint="3F"/>
       </w:tcPr>
     </w:tblStylePr>
     <w:tblStylePr w:type="band2Horz">
@@ -6545,7 +6768,7 @@
       <w:rPr>
         <w:b/>
         <w:bCs/>
-        <w:color w:val="FFFFFF" w:themeColor="background1"/>
+        <w:color w:val="000000"/>
       </w:rPr>
       <w:tblPr/>
       <w:tcPr>
@@ -6557,7 +6780,6 @@
           <w:insideH w:val="nil"/>
           <w:insideV w:val="nil"/>
         </w:tcBorders>
-        <w:shd w:val="clear" w:color="auto" w:fill="8064A2" w:themeFill="accent4"/>
       </w:tcPr>
     </w:tblStylePr>
     <w:tblStylePr w:type="lastRow">
@@ -6594,9 +6816,7 @@
     </w:tblStylePr>
     <w:tblStylePr w:type="band1Vert">
       <w:tblPr/>
-      <w:tcPr>
-        <w:shd w:val="clear" w:color="auto" w:fill="DFD8E8" w:themeFill="accent4" w:themeFillTint="3F"/>
-      </w:tcPr>
+      <w:tcPr/>
     </w:tblStylePr>
     <w:tblStylePr w:type="band1Horz">
       <w:tblPr/>
@@ -6605,7 +6825,6 @@
           <w:insideH w:val="nil"/>
           <w:insideV w:val="nil"/>
         </w:tcBorders>
-        <w:shd w:val="clear" w:color="auto" w:fill="DFD8E8" w:themeFill="accent4" w:themeFillTint="3F"/>
       </w:tcPr>
     </w:tblStylePr>
     <w:tblStylePr w:type="band2Horz">
@@ -6651,7 +6870,7 @@
       <w:rPr>
         <w:b/>
         <w:bCs/>
-        <w:color w:val="FFFFFF" w:themeColor="background1"/>
+        <w:color w:val="000000"/>
       </w:rPr>
       <w:tblPr/>
       <w:tcPr>
@@ -6663,7 +6882,6 @@
           <w:insideH w:val="nil"/>
           <w:insideV w:val="nil"/>
         </w:tcBorders>
-        <w:shd w:val="clear" w:color="auto" w:fill="4BACC6" w:themeFill="accent5"/>
       </w:tcPr>
     </w:tblStylePr>
     <w:tblStylePr w:type="lastRow">
@@ -6700,9 +6918,7 @@
     </w:tblStylePr>
     <w:tblStylePr w:type="band1Vert">
       <w:tblPr/>
-      <w:tcPr>
-        <w:shd w:val="clear" w:color="auto" w:fill="D2EAF1" w:themeFill="accent5" w:themeFillTint="3F"/>
-      </w:tcPr>
+      <w:tcPr/>
     </w:tblStylePr>
     <w:tblStylePr w:type="band1Horz">
       <w:tblPr/>
@@ -6711,7 +6927,6 @@
           <w:insideH w:val="nil"/>
           <w:insideV w:val="nil"/>
         </w:tcBorders>
-        <w:shd w:val="clear" w:color="auto" w:fill="D2EAF1" w:themeFill="accent5" w:themeFillTint="3F"/>
       </w:tcPr>
     </w:tblStylePr>
     <w:tblStylePr w:type="band2Horz">
@@ -6757,7 +6972,7 @@
       <w:rPr>
         <w:b/>
         <w:bCs/>
-        <w:color w:val="FFFFFF" w:themeColor="background1"/>
+        <w:color w:val="000000"/>
       </w:rPr>
       <w:tblPr/>
       <w:tcPr>
@@ -6769,7 +6984,6 @@
           <w:insideH w:val="nil"/>
           <w:insideV w:val="nil"/>
         </w:tcBorders>
-        <w:shd w:val="clear" w:color="auto" w:fill="F79646" w:themeFill="accent6"/>
       </w:tcPr>
     </w:tblStylePr>
     <w:tblStylePr w:type="lastRow">
@@ -6806,9 +7020,7 @@
     </w:tblStylePr>
     <w:tblStylePr w:type="band1Vert">
       <w:tblPr/>
-      <w:tcPr>
-        <w:shd w:val="clear" w:color="auto" w:fill="FDE4D0" w:themeFill="accent6" w:themeFillTint="3F"/>
-      </w:tcPr>
+      <w:tcPr/>
     </w:tblStylePr>
     <w:tblStylePr w:type="band1Horz">
       <w:tblPr/>
@@ -6817,7 +7029,6 @@
           <w:insideH w:val="nil"/>
           <w:insideV w:val="nil"/>
         </w:tcBorders>
-        <w:shd w:val="clear" w:color="auto" w:fill="FDE4D0" w:themeFill="accent6" w:themeFillTint="3F"/>
       </w:tcPr>
     </w:tblStylePr>
     <w:tblStylePr w:type="band2Horz">
@@ -6860,7 +7071,7 @@
       <w:rPr>
         <w:b/>
         <w:bCs/>
-        <w:color w:val="FFFFFF" w:themeColor="background1"/>
+        <w:color w:val="000000"/>
       </w:rPr>
       <w:tblPr/>
       <w:tcPr>
@@ -6872,7 +7083,6 @@
           <w:insideH w:val="nil"/>
           <w:insideV w:val="nil"/>
         </w:tcBorders>
-        <w:shd w:val="clear" w:color="auto" w:fill="000000" w:themeFill="text1"/>
       </w:tcPr>
     </w:tblStylePr>
     <w:tblStylePr w:type="lastRow">
@@ -6880,7 +7090,7 @@
         <w:spacing w:before="0" w:after="0" w:line="240" w:lineRule="auto"/>
       </w:pPr>
       <w:rPr>
-        <w:color w:val="auto"/>
+        <w:color w:val="000000"/>
       </w:rPr>
       <w:tblPr/>
       <w:tcPr>
@@ -6892,14 +7102,13 @@
           <w:insideH w:val="nil"/>
           <w:insideV w:val="nil"/>
         </w:tcBorders>
-        <w:shd w:val="clear" w:color="auto" w:fill="FFFFFF" w:themeFill="background1"/>
       </w:tcPr>
     </w:tblStylePr>
     <w:tblStylePr w:type="firstCol">
       <w:rPr>
         <w:b/>
         <w:bCs/>
-        <w:color w:val="FFFFFF" w:themeColor="background1"/>
+        <w:color w:val="000000"/>
       </w:rPr>
       <w:tblPr/>
       <w:tcPr>
@@ -6911,24 +7120,22 @@
           <w:insideH w:val="nil"/>
           <w:insideV w:val="nil"/>
         </w:tcBorders>
-        <w:shd w:val="clear" w:color="auto" w:fill="000000" w:themeFill="text1"/>
       </w:tcPr>
     </w:tblStylePr>
     <w:tblStylePr w:type="lastCol">
       <w:rPr>
         <w:b/>
         <w:bCs/>
-        <w:color w:val="FFFFFF" w:themeColor="background1"/>
-      </w:rPr>
-      <w:tblPr/>
-      <w:tcPr>
-        <w:tcBorders>
-          <w:left w:val="nil"/>
-          <w:right w:val="nil"/>
-          <w:insideH w:val="nil"/>
-          <w:insideV w:val="nil"/>
-        </w:tcBorders>
-        <w:shd w:val="clear" w:color="auto" w:fill="000000" w:themeFill="text1"/>
+        <w:color w:val="000000"/>
+      </w:rPr>
+      <w:tblPr/>
+      <w:tcPr>
+        <w:tcBorders>
+          <w:left w:val="nil"/>
+          <w:right w:val="nil"/>
+          <w:insideH w:val="nil"/>
+          <w:insideV w:val="nil"/>
+        </w:tcBorders>
       </w:tcPr>
     </w:tblStylePr>
     <w:tblStylePr w:type="band1Vert">
@@ -6940,14 +7147,11 @@
           <w:insideH w:val="nil"/>
           <w:insideV w:val="nil"/>
         </w:tcBorders>
-        <w:shd w:val="clear" w:color="auto" w:fill="D8D8D8" w:themeFill="background1" w:themeFillShade="D8"/>
       </w:tcPr>
     </w:tblStylePr>
     <w:tblStylePr w:type="band1Horz">
       <w:tblPr/>
-      <w:tcPr>
-        <w:shd w:val="clear" w:color="auto" w:fill="D8D8D8" w:themeFill="background1" w:themeFillShade="D8"/>
-      </w:tcPr>
+      <w:tcPr/>
     </w:tblStylePr>
     <w:tblStylePr w:type="neCell">
       <w:tblPr/>
@@ -6964,7 +7168,7 @@
     </w:tblStylePr>
     <w:tblStylePr w:type="nwCell">
       <w:rPr>
-        <w:color w:val="FFFFFF" w:themeColor="background1"/>
+        <w:color w:val="000000"/>
       </w:rPr>
       <w:tblPr/>
       <w:tcPr>
@@ -7009,7 +7213,7 @@
       <w:rPr>
         <w:b/>
         <w:bCs/>
-        <w:color w:val="FFFFFF" w:themeColor="background1"/>
+        <w:color w:val="000000"/>
       </w:rPr>
       <w:tblPr/>
       <w:tcPr>
@@ -7021,7 +7225,6 @@
           <w:insideH w:val="nil"/>
           <w:insideV w:val="nil"/>
         </w:tcBorders>
-        <w:shd w:val="clear" w:color="auto" w:fill="4F81BD" w:themeFill="accent1"/>
       </w:tcPr>
     </w:tblStylePr>
     <w:tblStylePr w:type="lastRow">
@@ -7029,7 +7232,7 @@
         <w:spacing w:before="0" w:after="0" w:line="240" w:lineRule="auto"/>
       </w:pPr>
       <w:rPr>
-        <w:color w:val="auto"/>
+        <w:color w:val="000000"/>
       </w:rPr>
       <w:tblPr/>
       <w:tcPr>
@@ -7041,14 +7244,13 @@
           <w:insideH w:val="nil"/>
           <w:insideV w:val="nil"/>
         </w:tcBorders>
-        <w:shd w:val="clear" w:color="auto" w:fill="FFFFFF" w:themeFill="background1"/>
       </w:tcPr>
     </w:tblStylePr>
     <w:tblStylePr w:type="firstCol">
       <w:rPr>
         <w:b/>
         <w:bCs/>
-        <w:color w:val="FFFFFF" w:themeColor="background1"/>
+        <w:color w:val="000000"/>
       </w:rPr>
       <w:tblPr/>
       <w:tcPr>
@@ -7060,24 +7262,22 @@
           <w:insideH w:val="nil"/>
           <w:insideV w:val="nil"/>
         </w:tcBorders>
-        <w:shd w:val="clear" w:color="auto" w:fill="4F81BD" w:themeFill="accent1"/>
       </w:tcPr>
     </w:tblStylePr>
     <w:tblStylePr w:type="lastCol">
       <w:rPr>
         <w:b/>
         <w:bCs/>
-        <w:color w:val="FFFFFF" w:themeColor="background1"/>
-      </w:rPr>
-      <w:tblPr/>
-      <w:tcPr>
-        <w:tcBorders>
-          <w:left w:val="nil"/>
-          <w:right w:val="nil"/>
-          <w:insideH w:val="nil"/>
-          <w:insideV w:val="nil"/>
-        </w:tcBorders>
-        <w:shd w:val="clear" w:color="auto" w:fill="4F81BD" w:themeFill="accent1"/>
+        <w:color w:val="000000"/>
+      </w:rPr>
+      <w:tblPr/>
+      <w:tcPr>
+        <w:tcBorders>
+          <w:left w:val="nil"/>
+          <w:right w:val="nil"/>
+          <w:insideH w:val="nil"/>
+          <w:insideV w:val="nil"/>
+        </w:tcBorders>
       </w:tcPr>
     </w:tblStylePr>
     <w:tblStylePr w:type="band1Vert">
@@ -7089,14 +7289,11 @@
           <w:insideH w:val="nil"/>
           <w:insideV w:val="nil"/>
         </w:tcBorders>
-        <w:shd w:val="clear" w:color="auto" w:fill="D8D8D8" w:themeFill="background1" w:themeFillShade="D8"/>
       </w:tcPr>
     </w:tblStylePr>
     <w:tblStylePr w:type="band1Horz">
       <w:tblPr/>
-      <w:tcPr>
-        <w:shd w:val="clear" w:color="auto" w:fill="D8D8D8" w:themeFill="background1" w:themeFillShade="D8"/>
-      </w:tcPr>
+      <w:tcPr/>
     </w:tblStylePr>
     <w:tblStylePr w:type="neCell">
       <w:tblPr/>
@@ -7113,7 +7310,7 @@
     </w:tblStylePr>
     <w:tblStylePr w:type="nwCell">
       <w:rPr>
-        <w:color w:val="FFFFFF" w:themeColor="background1"/>
+        <w:color w:val="000000"/>
       </w:rPr>
       <w:tblPr/>
       <w:tcPr>
@@ -7158,7 +7355,7 @@
       <w:rPr>
         <w:b/>
         <w:bCs/>
-        <w:color w:val="FFFFFF" w:themeColor="background1"/>
+        <w:color w:val="000000"/>
       </w:rPr>
       <w:tblPr/>
       <w:tcPr>
@@ -7170,7 +7367,6 @@
           <w:insideH w:val="nil"/>
           <w:insideV w:val="nil"/>
         </w:tcBorders>
-        <w:shd w:val="clear" w:color="auto" w:fill="C0504D" w:themeFill="accent2"/>
       </w:tcPr>
     </w:tblStylePr>
     <w:tblStylePr w:type="lastRow">
@@ -7178,7 +7374,7 @@
         <w:spacing w:before="0" w:after="0" w:line="240" w:lineRule="auto"/>
       </w:pPr>
       <w:rPr>
-        <w:color w:val="auto"/>
+        <w:color w:val="000000"/>
       </w:rPr>
       <w:tblPr/>
       <w:tcPr>
@@ -7190,14 +7386,13 @@
           <w:insideH w:val="nil"/>
           <w:insideV w:val="nil"/>
         </w:tcBorders>
-        <w:shd w:val="clear" w:color="auto" w:fill="FFFFFF" w:themeFill="background1"/>
       </w:tcPr>
     </w:tblStylePr>
     <w:tblStylePr w:type="firstCol">
       <w:rPr>
         <w:b/>
         <w:bCs/>
-        <w:color w:val="FFFFFF" w:themeColor="background1"/>
+        <w:color w:val="000000"/>
       </w:rPr>
       <w:tblPr/>
       <w:tcPr>
@@ -7209,24 +7404,22 @@
           <w:insideH w:val="nil"/>
           <w:insideV w:val="nil"/>
         </w:tcBorders>
-        <w:shd w:val="clear" w:color="auto" w:fill="C0504D" w:themeFill="accent2"/>
       </w:tcPr>
     </w:tblStylePr>
     <w:tblStylePr w:type="lastCol">
       <w:rPr>
         <w:b/>
         <w:bCs/>
-        <w:color w:val="FFFFFF" w:themeColor="background1"/>
-      </w:rPr>
-      <w:tblPr/>
-      <w:tcPr>
-        <w:tcBorders>
-          <w:left w:val="nil"/>
-          <w:right w:val="nil"/>
-          <w:insideH w:val="nil"/>
-          <w:insideV w:val="nil"/>
-        </w:tcBorders>
-        <w:shd w:val="clear" w:color="auto" w:fill="C0504D" w:themeFill="accent2"/>
+        <w:color w:val="000000"/>
+      </w:rPr>
+      <w:tblPr/>
+      <w:tcPr>
+        <w:tcBorders>
+          <w:left w:val="nil"/>
+          <w:right w:val="nil"/>
+          <w:insideH w:val="nil"/>
+          <w:insideV w:val="nil"/>
+        </w:tcBorders>
       </w:tcPr>
     </w:tblStylePr>
     <w:tblStylePr w:type="band1Vert">
@@ -7238,14 +7431,11 @@
           <w:insideH w:val="nil"/>
           <w:insideV w:val="nil"/>
         </w:tcBorders>
-        <w:shd w:val="clear" w:color="auto" w:fill="D8D8D8" w:themeFill="background1" w:themeFillShade="D8"/>
       </w:tcPr>
     </w:tblStylePr>
     <w:tblStylePr w:type="band1Horz">
       <w:tblPr/>
-      <w:tcPr>
-        <w:shd w:val="clear" w:color="auto" w:fill="D8D8D8" w:themeFill="background1" w:themeFillShade="D8"/>
-      </w:tcPr>
+      <w:tcPr/>
     </w:tblStylePr>
     <w:tblStylePr w:type="neCell">
       <w:tblPr/>
@@ -7262,7 +7452,7 @@
     </w:tblStylePr>
     <w:tblStylePr w:type="nwCell">
       <w:rPr>
-        <w:color w:val="FFFFFF" w:themeColor="background1"/>
+        <w:color w:val="000000"/>
       </w:rPr>
       <w:tblPr/>
       <w:tcPr>
@@ -7307,7 +7497,7 @@
       <w:rPr>
         <w:b/>
         <w:bCs/>
-        <w:color w:val="FFFFFF" w:themeColor="background1"/>
+        <w:color w:val="000000"/>
       </w:rPr>
       <w:tblPr/>
       <w:tcPr>
@@ -7319,7 +7509,6 @@
           <w:insideH w:val="nil"/>
           <w:insideV w:val="nil"/>
         </w:tcBorders>
-        <w:shd w:val="clear" w:color="auto" w:fill="9BBB59" w:themeFill="accent3"/>
       </w:tcPr>
     </w:tblStylePr>
     <w:tblStylePr w:type="lastRow">
@@ -7327,7 +7516,7 @@
         <w:spacing w:before="0" w:after="0" w:line="240" w:lineRule="auto"/>
       </w:pPr>
       <w:rPr>
-        <w:color w:val="auto"/>
+        <w:color w:val="000000"/>
       </w:rPr>
       <w:tblPr/>
       <w:tcPr>
@@ -7339,14 +7528,13 @@
           <w:insideH w:val="nil"/>
           <w:insideV w:val="nil"/>
         </w:tcBorders>
-        <w:shd w:val="clear" w:color="auto" w:fill="FFFFFF" w:themeFill="background1"/>
       </w:tcPr>
     </w:tblStylePr>
     <w:tblStylePr w:type="firstCol">
       <w:rPr>
         <w:b/>
         <w:bCs/>
-        <w:color w:val="FFFFFF" w:themeColor="background1"/>
+        <w:color w:val="000000"/>
       </w:rPr>
       <w:tblPr/>
       <w:tcPr>
@@ -7358,24 +7546,22 @@
           <w:insideH w:val="nil"/>
           <w:insideV w:val="nil"/>
         </w:tcBorders>
-        <w:shd w:val="clear" w:color="auto" w:fill="9BBB59" w:themeFill="accent3"/>
       </w:tcPr>
     </w:tblStylePr>
     <w:tblStylePr w:type="lastCol">
       <w:rPr>
         <w:b/>
         <w:bCs/>
-        <w:color w:val="FFFFFF" w:themeColor="background1"/>
-      </w:rPr>
-      <w:tblPr/>
-      <w:tcPr>
-        <w:tcBorders>
-          <w:left w:val="nil"/>
-          <w:right w:val="nil"/>
-          <w:insideH w:val="nil"/>
-          <w:insideV w:val="nil"/>
-        </w:tcBorders>
-        <w:shd w:val="clear" w:color="auto" w:fill="9BBB59" w:themeFill="accent3"/>
+        <w:color w:val="000000"/>
+      </w:rPr>
+      <w:tblPr/>
+      <w:tcPr>
+        <w:tcBorders>
+          <w:left w:val="nil"/>
+          <w:right w:val="nil"/>
+          <w:insideH w:val="nil"/>
+          <w:insideV w:val="nil"/>
+        </w:tcBorders>
       </w:tcPr>
     </w:tblStylePr>
     <w:tblStylePr w:type="band1Vert">
@@ -7387,14 +7573,11 @@
           <w:insideH w:val="nil"/>
           <w:insideV w:val="nil"/>
         </w:tcBorders>
-        <w:shd w:val="clear" w:color="auto" w:fill="D8D8D8" w:themeFill="background1" w:themeFillShade="D8"/>
       </w:tcPr>
     </w:tblStylePr>
     <w:tblStylePr w:type="band1Horz">
       <w:tblPr/>
-      <w:tcPr>
-        <w:shd w:val="clear" w:color="auto" w:fill="D8D8D8" w:themeFill="background1" w:themeFillShade="D8"/>
-      </w:tcPr>
+      <w:tcPr/>
     </w:tblStylePr>
     <w:tblStylePr w:type="neCell">
       <w:tblPr/>
@@ -7411,7 +7594,7 @@
     </w:tblStylePr>
     <w:tblStylePr w:type="nwCell">
       <w:rPr>
-        <w:color w:val="FFFFFF" w:themeColor="background1"/>
+        <w:color w:val="000000"/>
       </w:rPr>
       <w:tblPr/>
       <w:tcPr>
@@ -7456,7 +7639,7 @@
       <w:rPr>
         <w:b/>
         <w:bCs/>
-        <w:color w:val="FFFFFF" w:themeColor="background1"/>
+        <w:color w:val="000000"/>
       </w:rPr>
       <w:tblPr/>
       <w:tcPr>
@@ -7468,7 +7651,6 @@
           <w:insideH w:val="nil"/>
           <w:insideV w:val="nil"/>
         </w:tcBorders>
-        <w:shd w:val="clear" w:color="auto" w:fill="8064A2" w:themeFill="accent4"/>
       </w:tcPr>
     </w:tblStylePr>
     <w:tblStylePr w:type="lastRow">
@@ -7476,7 +7658,7 @@
         <w:spacing w:before="0" w:after="0" w:line="240" w:lineRule="auto"/>
       </w:pPr>
       <w:rPr>
-        <w:color w:val="auto"/>
+        <w:color w:val="000000"/>
       </w:rPr>
       <w:tblPr/>
       <w:tcPr>
@@ -7488,14 +7670,13 @@
           <w:insideH w:val="nil"/>
           <w:insideV w:val="nil"/>
         </w:tcBorders>
-        <w:shd w:val="clear" w:color="auto" w:fill="FFFFFF" w:themeFill="background1"/>
       </w:tcPr>
     </w:tblStylePr>
     <w:tblStylePr w:type="firstCol">
       <w:rPr>
         <w:b/>
         <w:bCs/>
-        <w:color w:val="FFFFFF" w:themeColor="background1"/>
+        <w:color w:val="000000"/>
       </w:rPr>
       <w:tblPr/>
       <w:tcPr>
@@ -7507,24 +7688,22 @@
           <w:insideH w:val="nil"/>
           <w:insideV w:val="nil"/>
         </w:tcBorders>
-        <w:shd w:val="clear" w:color="auto" w:fill="8064A2" w:themeFill="accent4"/>
       </w:tcPr>
     </w:tblStylePr>
     <w:tblStylePr w:type="lastCol">
       <w:rPr>
         <w:b/>
         <w:bCs/>
-        <w:color w:val="FFFFFF" w:themeColor="background1"/>
-      </w:rPr>
-      <w:tblPr/>
-      <w:tcPr>
-        <w:tcBorders>
-          <w:left w:val="nil"/>
-          <w:right w:val="nil"/>
-          <w:insideH w:val="nil"/>
-          <w:insideV w:val="nil"/>
-        </w:tcBorders>
-        <w:shd w:val="clear" w:color="auto" w:fill="8064A2" w:themeFill="accent4"/>
+        <w:color w:val="000000"/>
+      </w:rPr>
+      <w:tblPr/>
+      <w:tcPr>
+        <w:tcBorders>
+          <w:left w:val="nil"/>
+          <w:right w:val="nil"/>
+          <w:insideH w:val="nil"/>
+          <w:insideV w:val="nil"/>
+        </w:tcBorders>
       </w:tcPr>
     </w:tblStylePr>
     <w:tblStylePr w:type="band1Vert">
@@ -7536,14 +7715,11 @@
           <w:insideH w:val="nil"/>
           <w:insideV w:val="nil"/>
         </w:tcBorders>
-        <w:shd w:val="clear" w:color="auto" w:fill="D8D8D8" w:themeFill="background1" w:themeFillShade="D8"/>
       </w:tcPr>
     </w:tblStylePr>
     <w:tblStylePr w:type="band1Horz">
       <w:tblPr/>
-      <w:tcPr>
-        <w:shd w:val="clear" w:color="auto" w:fill="D8D8D8" w:themeFill="background1" w:themeFillShade="D8"/>
-      </w:tcPr>
+      <w:tcPr/>
     </w:tblStylePr>
     <w:tblStylePr w:type="neCell">
       <w:tblPr/>
@@ -7560,7 +7736,7 @@
     </w:tblStylePr>
     <w:tblStylePr w:type="nwCell">
       <w:rPr>
-        <w:color w:val="FFFFFF" w:themeColor="background1"/>
+        <w:color w:val="000000"/>
       </w:rPr>
       <w:tblPr/>
       <w:tcPr>
@@ -7605,7 +7781,7 @@
       <w:rPr>
         <w:b/>
         <w:bCs/>
-        <w:color w:val="FFFFFF" w:themeColor="background1"/>
+        <w:color w:val="000000"/>
       </w:rPr>
       <w:tblPr/>
       <w:tcPr>
@@ -7617,7 +7793,6 @@
           <w:insideH w:val="nil"/>
           <w:insideV w:val="nil"/>
         </w:tcBorders>
-        <w:shd w:val="clear" w:color="auto" w:fill="4BACC6" w:themeFill="accent5"/>
       </w:tcPr>
     </w:tblStylePr>
     <w:tblStylePr w:type="lastRow">
@@ -7625,7 +7800,7 @@
         <w:spacing w:before="0" w:after="0" w:line="240" w:lineRule="auto"/>
       </w:pPr>
       <w:rPr>
-        <w:color w:val="auto"/>
+        <w:color w:val="000000"/>
       </w:rPr>
       <w:tblPr/>
       <w:tcPr>
@@ -7637,14 +7812,13 @@
           <w:insideH w:val="nil"/>
           <w:insideV w:val="nil"/>
         </w:tcBorders>
-        <w:shd w:val="clear" w:color="auto" w:fill="FFFFFF" w:themeFill="background1"/>
       </w:tcPr>
     </w:tblStylePr>
     <w:tblStylePr w:type="firstCol">
       <w:rPr>
         <w:b/>
         <w:bCs/>
-        <w:color w:val="FFFFFF" w:themeColor="background1"/>
+        <w:color w:val="000000"/>
       </w:rPr>
       <w:tblPr/>
       <w:tcPr>
@@ -7656,24 +7830,22 @@
           <w:insideH w:val="nil"/>
           <w:insideV w:val="nil"/>
         </w:tcBorders>
-        <w:shd w:val="clear" w:color="auto" w:fill="4BACC6" w:themeFill="accent5"/>
       </w:tcPr>
     </w:tblStylePr>
     <w:tblStylePr w:type="lastCol">
       <w:rPr>
         <w:b/>
         <w:bCs/>
-        <w:color w:val="FFFFFF" w:themeColor="background1"/>
-      </w:rPr>
-      <w:tblPr/>
-      <w:tcPr>
-        <w:tcBorders>
-          <w:left w:val="nil"/>
-          <w:right w:val="nil"/>
-          <w:insideH w:val="nil"/>
-          <w:insideV w:val="nil"/>
-        </w:tcBorders>
-        <w:shd w:val="clear" w:color="auto" w:fill="4BACC6" w:themeFill="accent5"/>
+        <w:color w:val="000000"/>
+      </w:rPr>
+      <w:tblPr/>
+      <w:tcPr>
+        <w:tcBorders>
+          <w:left w:val="nil"/>
+          <w:right w:val="nil"/>
+          <w:insideH w:val="nil"/>
+          <w:insideV w:val="nil"/>
+        </w:tcBorders>
       </w:tcPr>
     </w:tblStylePr>
     <w:tblStylePr w:type="band1Vert">
@@ -7685,14 +7857,11 @@
           <w:insideH w:val="nil"/>
           <w:insideV w:val="nil"/>
         </w:tcBorders>
-        <w:shd w:val="clear" w:color="auto" w:fill="D8D8D8" w:themeFill="background1" w:themeFillShade="D8"/>
       </w:tcPr>
     </w:tblStylePr>
     <w:tblStylePr w:type="band1Horz">
       <w:tblPr/>
-      <w:tcPr>
-        <w:shd w:val="clear" w:color="auto" w:fill="D8D8D8" w:themeFill="background1" w:themeFillShade="D8"/>
-      </w:tcPr>
+      <w:tcPr/>
     </w:tblStylePr>
     <w:tblStylePr w:type="neCell">
       <w:tblPr/>
@@ -7709,7 +7878,7 @@
     </w:tblStylePr>
     <w:tblStylePr w:type="nwCell">
       <w:rPr>
-        <w:color w:val="FFFFFF" w:themeColor="background1"/>
+        <w:color w:val="000000"/>
       </w:rPr>
       <w:tblPr/>
       <w:tcPr>
@@ -7754,7 +7923,7 @@
       <w:rPr>
         <w:b/>
         <w:bCs/>
-        <w:color w:val="FFFFFF" w:themeColor="background1"/>
+        <w:color w:val="000000"/>
       </w:rPr>
       <w:tblPr/>
       <w:tcPr>
@@ -7766,7 +7935,6 @@
           <w:insideH w:val="nil"/>
           <w:insideV w:val="nil"/>
         </w:tcBorders>
-        <w:shd w:val="clear" w:color="auto" w:fill="F79646" w:themeFill="accent6"/>
       </w:tcPr>
     </w:tblStylePr>
     <w:tblStylePr w:type="lastRow">
@@ -7774,7 +7942,7 @@
         <w:spacing w:before="0" w:after="0" w:line="240" w:lineRule="auto"/>
       </w:pPr>
       <w:rPr>
-        <w:color w:val="auto"/>
+        <w:color w:val="000000"/>
       </w:rPr>
       <w:tblPr/>
       <w:tcPr>
@@ -7786,14 +7954,13 @@
           <w:insideH w:val="nil"/>
           <w:insideV w:val="nil"/>
         </w:tcBorders>
-        <w:shd w:val="clear" w:color="auto" w:fill="FFFFFF" w:themeFill="background1"/>
       </w:tcPr>
     </w:tblStylePr>
     <w:tblStylePr w:type="firstCol">
       <w:rPr>
         <w:b/>
         <w:bCs/>
-        <w:color w:val="FFFFFF" w:themeColor="background1"/>
+        <w:color w:val="000000"/>
       </w:rPr>
       <w:tblPr/>
       <w:tcPr>
@@ -7805,24 +7972,22 @@
           <w:insideH w:val="nil"/>
           <w:insideV w:val="nil"/>
         </w:tcBorders>
-        <w:shd w:val="clear" w:color="auto" w:fill="F79646" w:themeFill="accent6"/>
       </w:tcPr>
     </w:tblStylePr>
     <w:tblStylePr w:type="lastCol">
       <w:rPr>
         <w:b/>
         <w:bCs/>
-        <w:color w:val="FFFFFF" w:themeColor="background1"/>
-      </w:rPr>
-      <w:tblPr/>
-      <w:tcPr>
-        <w:tcBorders>
-          <w:left w:val="nil"/>
-          <w:right w:val="nil"/>
-          <w:insideH w:val="nil"/>
-          <w:insideV w:val="nil"/>
-        </w:tcBorders>
-        <w:shd w:val="clear" w:color="auto" w:fill="F79646" w:themeFill="accent6"/>
+        <w:color w:val="000000"/>
+      </w:rPr>
+      <w:tblPr/>
+      <w:tcPr>
+        <w:tcBorders>
+          <w:left w:val="nil"/>
+          <w:right w:val="nil"/>
+          <w:insideH w:val="nil"/>
+          <w:insideV w:val="nil"/>
+        </w:tcBorders>
       </w:tcPr>
     </w:tblStylePr>
     <w:tblStylePr w:type="band1Vert">
@@ -7834,14 +7999,11 @@
           <w:insideH w:val="nil"/>
           <w:insideV w:val="nil"/>
         </w:tcBorders>
-        <w:shd w:val="clear" w:color="auto" w:fill="D8D8D8" w:themeFill="background1" w:themeFillShade="D8"/>
       </w:tcPr>
     </w:tblStylePr>
     <w:tblStylePr w:type="band1Horz">
       <w:tblPr/>
-      <w:tcPr>
-        <w:shd w:val="clear" w:color="auto" w:fill="D8D8D8" w:themeFill="background1" w:themeFillShade="D8"/>
-      </w:tcPr>
+      <w:tcPr/>
     </w:tblStylePr>
     <w:tblStylePr w:type="neCell">
       <w:tblPr/>
@@ -7858,7 +8020,7 @@
     </w:tblStylePr>
     <w:tblStylePr w:type="nwCell">
       <w:rPr>
-        <w:color w:val="FFFFFF" w:themeColor="background1"/>
+        <w:color w:val="000000"/>
       </w:rPr>
       <w:tblPr/>
       <w:tcPr>
@@ -7882,7 +8044,7 @@
       <w:spacing w:after="0" w:line="240" w:lineRule="auto"/>
     </w:pPr>
     <w:rPr>
-      <w:color w:val="000000" w:themeColor="text1"/>
+      <w:color w:val="000000"/>
     </w:rPr>
     <w:tblPr>
       <w:tblStyleRowBandSize w:val="1"/>
@@ -7915,7 +8077,7 @@
       <w:rPr>
         <w:b/>
         <w:bCs/>
-        <w:color w:val="1F497D" w:themeColor="text2"/>
+        <w:color w:val="000000"/>
       </w:rPr>
       <w:tblPr/>
       <w:tcPr>
@@ -7946,15 +8108,11 @@
     </w:tblStylePr>
     <w:tblStylePr w:type="band1Vert">
       <w:tblPr/>
-      <w:tcPr>
-        <w:shd w:val="clear" w:color="auto" w:fill="C0C0C0" w:themeFill="text1" w:themeFillTint="3F"/>
-      </w:tcPr>
+      <w:tcPr/>
     </w:tblStylePr>
     <w:tblStylePr w:type="band1Horz">
       <w:tblPr/>
-      <w:tcPr>
-        <w:shd w:val="clear" w:color="auto" w:fill="C0C0C0" w:themeFill="text1" w:themeFillTint="3F"/>
-      </w:tcPr>
+      <w:tcPr/>
     </w:tblStylePr>
   </w:style>
   <w:style w:type="table" w:styleId="MediumList1-Accent1">
@@ -7966,7 +8124,7 @@
       <w:spacing w:after="0" w:line="240" w:lineRule="auto"/>
     </w:pPr>
     <w:rPr>
-      <w:color w:val="000000" w:themeColor="text1"/>
+      <w:color w:val="000000"/>
     </w:rPr>
     <w:tblPr>
       <w:tblStyleRowBandSize w:val="1"/>
@@ -7999,7 +8157,7 @@
       <w:rPr>
         <w:b/>
         <w:bCs/>
-        <w:color w:val="1F497D" w:themeColor="text2"/>
+        <w:color w:val="000000"/>
       </w:rPr>
       <w:tblPr/>
       <w:tcPr>
@@ -8030,15 +8188,11 @@
     </w:tblStylePr>
     <w:tblStylePr w:type="band1Vert">
       <w:tblPr/>
-      <w:tcPr>
-        <w:shd w:val="clear" w:color="auto" w:fill="D3DFEE" w:themeFill="accent1" w:themeFillTint="3F"/>
-      </w:tcPr>
+      <w:tcPr/>
     </w:tblStylePr>
     <w:tblStylePr w:type="band1Horz">
       <w:tblPr/>
-      <w:tcPr>
-        <w:shd w:val="clear" w:color="auto" w:fill="D3DFEE" w:themeFill="accent1" w:themeFillTint="3F"/>
-      </w:tcPr>
+      <w:tcPr/>
     </w:tblStylePr>
   </w:style>
   <w:style w:type="table" w:styleId="MediumList1-Accent2">
@@ -8050,7 +8204,7 @@
       <w:spacing w:after="0" w:line="240" w:lineRule="auto"/>
     </w:pPr>
     <w:rPr>
-      <w:color w:val="000000" w:themeColor="text1"/>
+      <w:color w:val="000000"/>
     </w:rPr>
     <w:tblPr>
       <w:tblStyleRowBandSize w:val="1"/>
@@ -8083,7 +8237,7 @@
       <w:rPr>
         <w:b/>
         <w:bCs/>
-        <w:color w:val="1F497D" w:themeColor="text2"/>
+        <w:color w:val="000000"/>
       </w:rPr>
       <w:tblPr/>
       <w:tcPr>
@@ -8114,15 +8268,11 @@
     </w:tblStylePr>
     <w:tblStylePr w:type="band1Vert">
       <w:tblPr/>
-      <w:tcPr>
-        <w:shd w:val="clear" w:color="auto" w:fill="EFD3D2" w:themeFill="accent2" w:themeFillTint="3F"/>
-      </w:tcPr>
+      <w:tcPr/>
     </w:tblStylePr>
     <w:tblStylePr w:type="band1Horz">
       <w:tblPr/>
-      <w:tcPr>
-        <w:shd w:val="clear" w:color="auto" w:fill="EFD3D2" w:themeFill="accent2" w:themeFillTint="3F"/>
-      </w:tcPr>
+      <w:tcPr/>
     </w:tblStylePr>
   </w:style>
   <w:style w:type="table" w:styleId="MediumList1-Accent3">
@@ -8134,7 +8284,7 @@
       <w:spacing w:after="0" w:line="240" w:lineRule="auto"/>
     </w:pPr>
     <w:rPr>
-      <w:color w:val="000000" w:themeColor="text1"/>
+      <w:color w:val="000000"/>
     </w:rPr>
     <w:tblPr>
       <w:tblStyleRowBandSize w:val="1"/>
@@ -8167,7 +8317,7 @@
       <w:rPr>
         <w:b/>
         <w:bCs/>
-        <w:color w:val="1F497D" w:themeColor="text2"/>
+        <w:color w:val="000000"/>
       </w:rPr>
       <w:tblPr/>
       <w:tcPr>
@@ -8198,15 +8348,11 @@
     </w:tblStylePr>
     <w:tblStylePr w:type="band1Vert">
       <w:tblPr/>
-      <w:tcPr>
-        <w:shd w:val="clear" w:color="auto" w:fill="E6EED5" w:themeFill="accent3" w:themeFillTint="3F"/>
-      </w:tcPr>
+      <w:tcPr/>
     </w:tblStylePr>
     <w:tblStylePr w:type="band1Horz">
       <w:tblPr/>
-      <w:tcPr>
-        <w:shd w:val="clear" w:color="auto" w:fill="E6EED5" w:themeFill="accent3" w:themeFillTint="3F"/>
-      </w:tcPr>
+      <w:tcPr/>
     </w:tblStylePr>
   </w:style>
   <w:style w:type="table" w:styleId="MediumList1-Accent4">
@@ -8218,7 +8364,7 @@
       <w:spacing w:after="0" w:line="240" w:lineRule="auto"/>
     </w:pPr>
     <w:rPr>
-      <w:color w:val="000000" w:themeColor="text1"/>
+      <w:color w:val="000000"/>
     </w:rPr>
     <w:tblPr>
       <w:tblStyleRowBandSize w:val="1"/>
@@ -8251,7 +8397,7 @@
       <w:rPr>
         <w:b/>
         <w:bCs/>
-        <w:color w:val="1F497D" w:themeColor="text2"/>
+        <w:color w:val="000000"/>
       </w:rPr>
       <w:tblPr/>
       <w:tcPr>
@@ -8282,15 +8428,11 @@
     </w:tblStylePr>
     <w:tblStylePr w:type="band1Vert">
       <w:tblPr/>
-      <w:tcPr>
-        <w:shd w:val="clear" w:color="auto" w:fill="DFD8E8" w:themeFill="accent4" w:themeFillTint="3F"/>
-      </w:tcPr>
+      <w:tcPr/>
     </w:tblStylePr>
     <w:tblStylePr w:type="band1Horz">
       <w:tblPr/>
-      <w:tcPr>
-        <w:shd w:val="clear" w:color="auto" w:fill="DFD8E8" w:themeFill="accent4" w:themeFillTint="3F"/>
-      </w:tcPr>
+      <w:tcPr/>
     </w:tblStylePr>
   </w:style>
   <w:style w:type="table" w:styleId="MediumList1-Accent5">
@@ -8302,7 +8444,7 @@
       <w:spacing w:after="0" w:line="240" w:lineRule="auto"/>
     </w:pPr>
     <w:rPr>
-      <w:color w:val="000000" w:themeColor="text1"/>
+      <w:color w:val="000000"/>
     </w:rPr>
     <w:tblPr>
       <w:tblStyleRowBandSize w:val="1"/>
@@ -8335,7 +8477,7 @@
       <w:rPr>
         <w:b/>
         <w:bCs/>
-        <w:color w:val="1F497D" w:themeColor="text2"/>
+        <w:color w:val="000000"/>
       </w:rPr>
       <w:tblPr/>
       <w:tcPr>
@@ -8366,15 +8508,11 @@
     </w:tblStylePr>
     <w:tblStylePr w:type="band1Vert">
       <w:tblPr/>
-      <w:tcPr>
-        <w:shd w:val="clear" w:color="auto" w:fill="D2EAF1" w:themeFill="accent5" w:themeFillTint="3F"/>
-      </w:tcPr>
+      <w:tcPr/>
     </w:tblStylePr>
     <w:tblStylePr w:type="band1Horz">
       <w:tblPr/>
-      <w:tcPr>
-        <w:shd w:val="clear" w:color="auto" w:fill="D2EAF1" w:themeFill="accent5" w:themeFillTint="3F"/>
-      </w:tcPr>
+      <w:tcPr/>
     </w:tblStylePr>
   </w:style>
   <w:style w:type="table" w:styleId="MediumList1-Accent6">
@@ -8386,7 +8524,7 @@
       <w:spacing w:after="0" w:line="240" w:lineRule="auto"/>
     </w:pPr>
     <w:rPr>
-      <w:color w:val="000000" w:themeColor="text1"/>
+      <w:color w:val="000000"/>
     </w:rPr>
     <w:tblPr>
       <w:tblStyleRowBandSize w:val="1"/>
@@ -8419,7 +8557,7 @@
       <w:rPr>
         <w:b/>
         <w:bCs/>
-        <w:color w:val="1F497D" w:themeColor="text2"/>
+        <w:color w:val="000000"/>
       </w:rPr>
       <w:tblPr/>
       <w:tcPr>
@@ -8450,15 +8588,11 @@
     </w:tblStylePr>
     <w:tblStylePr w:type="band1Vert">
       <w:tblPr/>
-      <w:tcPr>
-        <w:shd w:val="clear" w:color="auto" w:fill="FDE4D0" w:themeFill="accent6" w:themeFillTint="3F"/>
-      </w:tcPr>
+      <w:tcPr/>
     </w:tblStylePr>
     <w:tblStylePr w:type="band1Horz">
       <w:tblPr/>
-      <w:tcPr>
-        <w:shd w:val="clear" w:color="auto" w:fill="FDE4D0" w:themeFill="accent6" w:themeFillTint="3F"/>
-      </w:tcPr>
+      <w:tcPr/>
     </w:tblStylePr>
   </w:style>
   <w:style w:type="table" w:styleId="MediumList2">
@@ -8471,7 +8605,7 @@
     </w:pPr>
     <w:rPr>
       <w:rFonts w:asciiTheme="majorHAnsi" w:eastAsiaTheme="majorEastAsia" w:hAnsiTheme="majorHAnsi" w:cstheme="majorBidi"/>
-      <w:color w:val="000000" w:themeColor="text1"/>
+      <w:color w:val="000000"/>
     </w:rPr>
     <w:tblPr>
       <w:tblStyleRowBandSize w:val="1"/>
@@ -8505,7 +8639,6 @@
           <w:insideH w:val="nil"/>
           <w:insideV w:val="nil"/>
         </w:tcBorders>
-        <w:shd w:val="clear" w:color="auto" w:fill="FFFFFF" w:themeFill="background1"/>
       </w:tcPr>
     </w:tblStylePr>
     <w:tblStylePr w:type="lastRow">
@@ -8519,7 +8652,6 @@
           <w:insideH w:val="nil"/>
           <w:insideV w:val="nil"/>
         </w:tcBorders>
-        <w:shd w:val="clear" w:color="auto" w:fill="FFFFFF" w:themeFill="background1"/>
       </w:tcPr>
     </w:tblStylePr>
     <w:tblStylePr w:type="firstCol">
@@ -8533,7 +8665,6 @@
           <w:insideH w:val="nil"/>
           <w:insideV w:val="nil"/>
         </w:tcBorders>
-        <w:shd w:val="clear" w:color="auto" w:fill="FFFFFF" w:themeFill="background1"/>
       </w:tcPr>
     </w:tblStylePr>
     <w:tblStylePr w:type="lastCol">
@@ -8547,7 +8678,6 @@
           <w:insideH w:val="nil"/>
           <w:insideV w:val="nil"/>
         </w:tcBorders>
-        <w:shd w:val="clear" w:color="auto" w:fill="FFFFFF" w:themeFill="background1"/>
       </w:tcPr>
     </w:tblStylePr>
     <w:tblStylePr w:type="band1Vert">
@@ -8559,7 +8689,6 @@
           <w:insideH w:val="nil"/>
           <w:insideV w:val="nil"/>
         </w:tcBorders>
-        <w:shd w:val="clear" w:color="auto" w:fill="C0C0C0" w:themeFill="text1" w:themeFillTint="3F"/>
       </w:tcPr>
     </w:tblStylePr>
     <w:tblStylePr w:type="band1Horz">
@@ -8571,14 +8700,11 @@
           <w:insideH w:val="nil"/>
           <w:insideV w:val="nil"/>
         </w:tcBorders>
-        <w:shd w:val="clear" w:color="auto" w:fill="C0C0C0" w:themeFill="text1" w:themeFillTint="3F"/>
       </w:tcPr>
     </w:tblStylePr>
     <w:tblStylePr w:type="nwCell">
       <w:tblPr/>
-      <w:tcPr>
-        <w:shd w:val="clear" w:color="auto" w:fill="FFFFFF" w:themeFill="background1"/>
-      </w:tcPr>
+      <w:tcPr/>
     </w:tblStylePr>
     <w:tblStylePr w:type="swCell">
       <w:tblPr/>
@@ -8599,7 +8725,7 @@
     </w:pPr>
     <w:rPr>
       <w:rFonts w:asciiTheme="majorHAnsi" w:eastAsiaTheme="majorEastAsia" w:hAnsiTheme="majorHAnsi" w:cstheme="majorBidi"/>
-      <w:color w:val="000000" w:themeColor="text1"/>
+      <w:color w:val="000000"/>
     </w:rPr>
     <w:tblPr>
       <w:tblStyleRowBandSize w:val="1"/>
@@ -8633,7 +8759,6 @@
           <w:insideH w:val="nil"/>
           <w:insideV w:val="nil"/>
         </w:tcBorders>
-        <w:shd w:val="clear" w:color="auto" w:fill="FFFFFF" w:themeFill="background1"/>
       </w:tcPr>
     </w:tblStylePr>
     <w:tblStylePr w:type="lastRow">
@@ -8647,7 +8772,6 @@
           <w:insideH w:val="nil"/>
           <w:insideV w:val="nil"/>
         </w:tcBorders>
-        <w:shd w:val="clear" w:color="auto" w:fill="FFFFFF" w:themeFill="background1"/>
       </w:tcPr>
     </w:tblStylePr>
     <w:tblStylePr w:type="firstCol">
@@ -8661,7 +8785,6 @@
           <w:insideH w:val="nil"/>
           <w:insideV w:val="nil"/>
         </w:tcBorders>
-        <w:shd w:val="clear" w:color="auto" w:fill="FFFFFF" w:themeFill="background1"/>
       </w:tcPr>
     </w:tblStylePr>
     <w:tblStylePr w:type="lastCol">
@@ -8675,7 +8798,6 @@
           <w:insideH w:val="nil"/>
           <w:insideV w:val="nil"/>
         </w:tcBorders>
-        <w:shd w:val="clear" w:color="auto" w:fill="FFFFFF" w:themeFill="background1"/>
       </w:tcPr>
     </w:tblStylePr>
     <w:tblStylePr w:type="band1Vert">
@@ -8687,7 +8809,6 @@
           <w:insideH w:val="nil"/>
           <w:insideV w:val="nil"/>
         </w:tcBorders>
-        <w:shd w:val="clear" w:color="auto" w:fill="D3DFEE" w:themeFill="accent1" w:themeFillTint="3F"/>
       </w:tcPr>
     </w:tblStylePr>
     <w:tblStylePr w:type="band1Horz">
@@ -8699,14 +8820,11 @@
           <w:insideH w:val="nil"/>
           <w:insideV w:val="nil"/>
         </w:tcBorders>
-        <w:shd w:val="clear" w:color="auto" w:fill="D3DFEE" w:themeFill="accent1" w:themeFillTint="3F"/>
       </w:tcPr>
     </w:tblStylePr>
     <w:tblStylePr w:type="nwCell">
       <w:tblPr/>
-      <w:tcPr>
-        <w:shd w:val="clear" w:color="auto" w:fill="FFFFFF" w:themeFill="background1"/>
-      </w:tcPr>
+      <w:tcPr/>
     </w:tblStylePr>
     <w:tblStylePr w:type="swCell">
       <w:tblPr/>
@@ -8727,7 +8845,7 @@
     </w:pPr>
     <w:rPr>
       <w:rFonts w:asciiTheme="majorHAnsi" w:eastAsiaTheme="majorEastAsia" w:hAnsiTheme="majorHAnsi" w:cstheme="majorBidi"/>
-      <w:color w:val="000000" w:themeColor="text1"/>
+      <w:color w:val="000000"/>
     </w:rPr>
     <w:tblPr>
       <w:tblStyleRowBandSize w:val="1"/>
@@ -8761,7 +8879,6 @@
           <w:insideH w:val="nil"/>
           <w:insideV w:val="nil"/>
         </w:tcBorders>
-        <w:shd w:val="clear" w:color="auto" w:fill="FFFFFF" w:themeFill="background1"/>
       </w:tcPr>
     </w:tblStylePr>
     <w:tblStylePr w:type="lastRow">
@@ -8775,7 +8892,6 @@
           <w:insideH w:val="nil"/>
           <w:insideV w:val="nil"/>
         </w:tcBorders>
-        <w:shd w:val="clear" w:color="auto" w:fill="FFFFFF" w:themeFill="background1"/>
       </w:tcPr>
     </w:tblStylePr>
     <w:tblStylePr w:type="firstCol">
@@ -8789,7 +8905,6 @@
           <w:insideH w:val="nil"/>
           <w:insideV w:val="nil"/>
         </w:tcBorders>
-        <w:shd w:val="clear" w:color="auto" w:fill="FFFFFF" w:themeFill="background1"/>
       </w:tcPr>
     </w:tblStylePr>
     <w:tblStylePr w:type="lastCol">
@@ -8803,7 +8918,6 @@
           <w:insideH w:val="nil"/>
           <w:insideV w:val="nil"/>
         </w:tcBorders>
-        <w:shd w:val="clear" w:color="auto" w:fill="FFFFFF" w:themeFill="background1"/>
       </w:tcPr>
     </w:tblStylePr>
     <w:tblStylePr w:type="band1Vert">
@@ -8815,7 +8929,6 @@
           <w:insideH w:val="nil"/>
           <w:insideV w:val="nil"/>
         </w:tcBorders>
-        <w:shd w:val="clear" w:color="auto" w:fill="EFD3D2" w:themeFill="accent2" w:themeFillTint="3F"/>
       </w:tcPr>
     </w:tblStylePr>
     <w:tblStylePr w:type="band1Horz">
@@ -8827,14 +8940,11 @@
           <w:insideH w:val="nil"/>
           <w:insideV w:val="nil"/>
         </w:tcBorders>
-        <w:shd w:val="clear" w:color="auto" w:fill="EFD3D2" w:themeFill="accent2" w:themeFillTint="3F"/>
       </w:tcPr>
     </w:tblStylePr>
     <w:tblStylePr w:type="nwCell">
       <w:tblPr/>
-      <w:tcPr>
-        <w:shd w:val="clear" w:color="auto" w:fill="FFFFFF" w:themeFill="background1"/>
-      </w:tcPr>
+      <w:tcPr/>
     </w:tblStylePr>
     <w:tblStylePr w:type="swCell">
       <w:tblPr/>
@@ -8855,7 +8965,7 @@
     </w:pPr>
     <w:rPr>
       <w:rFonts w:asciiTheme="majorHAnsi" w:eastAsiaTheme="majorEastAsia" w:hAnsiTheme="majorHAnsi" w:cstheme="majorBidi"/>
-      <w:color w:val="000000" w:themeColor="text1"/>
+      <w:color w:val="000000"/>
     </w:rPr>
     <w:tblPr>
       <w:tblStyleRowBandSize w:val="1"/>
@@ -8889,7 +8999,6 @@
           <w:insideH w:val="nil"/>
           <w:insideV w:val="nil"/>
         </w:tcBorders>
-        <w:shd w:val="clear" w:color="auto" w:fill="FFFFFF" w:themeFill="background1"/>
       </w:tcPr>
     </w:tblStylePr>
     <w:tblStylePr w:type="lastRow">
@@ -8903,7 +9012,6 @@
           <w:insideH w:val="nil"/>
           <w:insideV w:val="nil"/>
         </w:tcBorders>
-        <w:shd w:val="clear" w:color="auto" w:fill="FFFFFF" w:themeFill="background1"/>
       </w:tcPr>
     </w:tblStylePr>
     <w:tblStylePr w:type="firstCol">
@@ -8917,7 +9025,6 @@
           <w:insideH w:val="nil"/>
           <w:insideV w:val="nil"/>
         </w:tcBorders>
-        <w:shd w:val="clear" w:color="auto" w:fill="FFFFFF" w:themeFill="background1"/>
       </w:tcPr>
     </w:tblStylePr>
     <w:tblStylePr w:type="lastCol">
@@ -8931,7 +9038,6 @@
           <w:insideH w:val="nil"/>
           <w:insideV w:val="nil"/>
         </w:tcBorders>
-        <w:shd w:val="clear" w:color="auto" w:fill="FFFFFF" w:themeFill="background1"/>
       </w:tcPr>
     </w:tblStylePr>
     <w:tblStylePr w:type="band1Vert">
@@ -8943,7 +9049,6 @@
           <w:insideH w:val="nil"/>
           <w:insideV w:val="nil"/>
         </w:tcBorders>
-        <w:shd w:val="clear" w:color="auto" w:fill="E6EED5" w:themeFill="accent3" w:themeFillTint="3F"/>
       </w:tcPr>
     </w:tblStylePr>
     <w:tblStylePr w:type="band1Horz">
@@ -8955,14 +9060,11 @@
           <w:insideH w:val="nil"/>
           <w:insideV w:val="nil"/>
         </w:tcBorders>
-        <w:shd w:val="clear" w:color="auto" w:fill="E6EED5" w:themeFill="accent3" w:themeFillTint="3F"/>
       </w:tcPr>
     </w:tblStylePr>
     <w:tblStylePr w:type="nwCell">
       <w:tblPr/>
-      <w:tcPr>
-        <w:shd w:val="clear" w:color="auto" w:fill="FFFFFF" w:themeFill="background1"/>
-      </w:tcPr>
+      <w:tcPr/>
     </w:tblStylePr>
     <w:tblStylePr w:type="swCell">
       <w:tblPr/>
@@ -8983,7 +9085,7 @@
     </w:pPr>
     <w:rPr>
       <w:rFonts w:asciiTheme="majorHAnsi" w:eastAsiaTheme="majorEastAsia" w:hAnsiTheme="majorHAnsi" w:cstheme="majorBidi"/>
-      <w:color w:val="000000" w:themeColor="text1"/>
+      <w:color w:val="000000"/>
     </w:rPr>
     <w:tblPr>
       <w:tblStyleRowBandSize w:val="1"/>
@@ -9017,7 +9119,6 @@
           <w:insideH w:val="nil"/>
           <w:insideV w:val="nil"/>
         </w:tcBorders>
-        <w:shd w:val="clear" w:color="auto" w:fill="FFFFFF" w:themeFill="background1"/>
       </w:tcPr>
     </w:tblStylePr>
     <w:tblStylePr w:type="lastRow">
@@ -9031,7 +9132,6 @@
           <w:insideH w:val="nil"/>
           <w:insideV w:val="nil"/>
         </w:tcBorders>
-        <w:shd w:val="clear" w:color="auto" w:fill="FFFFFF" w:themeFill="background1"/>
       </w:tcPr>
     </w:tblStylePr>
     <w:tblStylePr w:type="firstCol">
@@ -9045,7 +9145,6 @@
           <w:insideH w:val="nil"/>
           <w:insideV w:val="nil"/>
         </w:tcBorders>
-        <w:shd w:val="clear" w:color="auto" w:fill="FFFFFF" w:themeFill="background1"/>
       </w:tcPr>
     </w:tblStylePr>
     <w:tblStylePr w:type="lastCol">
@@ -9059,7 +9158,6 @@
           <w:insideH w:val="nil"/>
           <w:insideV w:val="nil"/>
         </w:tcBorders>
-        <w:shd w:val="clear" w:color="auto" w:fill="FFFFFF" w:themeFill="background1"/>
       </w:tcPr>
     </w:tblStylePr>
     <w:tblStylePr w:type="band1Vert">
@@ -9071,7 +9169,6 @@
           <w:insideH w:val="nil"/>
           <w:insideV w:val="nil"/>
         </w:tcBorders>
-        <w:shd w:val="clear" w:color="auto" w:fill="DFD8E8" w:themeFill="accent4" w:themeFillTint="3F"/>
       </w:tcPr>
     </w:tblStylePr>
     <w:tblStylePr w:type="band1Horz">
@@ -9083,14 +9180,11 @@
           <w:insideH w:val="nil"/>
           <w:insideV w:val="nil"/>
         </w:tcBorders>
-        <w:shd w:val="clear" w:color="auto" w:fill="DFD8E8" w:themeFill="accent4" w:themeFillTint="3F"/>
       </w:tcPr>
     </w:tblStylePr>
     <w:tblStylePr w:type="nwCell">
       <w:tblPr/>
-      <w:tcPr>
-        <w:shd w:val="clear" w:color="auto" w:fill="FFFFFF" w:themeFill="background1"/>
-      </w:tcPr>
+      <w:tcPr/>
     </w:tblStylePr>
     <w:tblStylePr w:type="swCell">
       <w:tblPr/>
@@ -9111,7 +9205,7 @@
     </w:pPr>
     <w:rPr>
       <w:rFonts w:asciiTheme="majorHAnsi" w:eastAsiaTheme="majorEastAsia" w:hAnsiTheme="majorHAnsi" w:cstheme="majorBidi"/>
-      <w:color w:val="000000" w:themeColor="text1"/>
+      <w:color w:val="000000"/>
     </w:rPr>
     <w:tblPr>
       <w:tblStyleRowBandSize w:val="1"/>
@@ -9145,7 +9239,6 @@
           <w:insideH w:val="nil"/>
           <w:insideV w:val="nil"/>
         </w:tcBorders>
-        <w:shd w:val="clear" w:color="auto" w:fill="FFFFFF" w:themeFill="background1"/>
       </w:tcPr>
     </w:tblStylePr>
     <w:tblStylePr w:type="lastRow">
@@ -9159,7 +9252,6 @@
           <w:insideH w:val="nil"/>
           <w:insideV w:val="nil"/>
         </w:tcBorders>
-        <w:shd w:val="clear" w:color="auto" w:fill="FFFFFF" w:themeFill="background1"/>
       </w:tcPr>
     </w:tblStylePr>
     <w:tblStylePr w:type="firstCol">
@@ -9173,7 +9265,6 @@
           <w:insideH w:val="nil"/>
           <w:insideV w:val="nil"/>
         </w:tcBorders>
-        <w:shd w:val="clear" w:color="auto" w:fill="FFFFFF" w:themeFill="background1"/>
       </w:tcPr>
     </w:tblStylePr>
     <w:tblStylePr w:type="lastCol">
@@ -9187,7 +9278,6 @@
           <w:insideH w:val="nil"/>
           <w:insideV w:val="nil"/>
         </w:tcBorders>
-        <w:shd w:val="clear" w:color="auto" w:fill="FFFFFF" w:themeFill="background1"/>
       </w:tcPr>
     </w:tblStylePr>
     <w:tblStylePr w:type="band1Vert">
@@ -9199,7 +9289,6 @@
           <w:insideH w:val="nil"/>
           <w:insideV w:val="nil"/>
         </w:tcBorders>
-        <w:shd w:val="clear" w:color="auto" w:fill="D2EAF1" w:themeFill="accent5" w:themeFillTint="3F"/>
       </w:tcPr>
     </w:tblStylePr>
     <w:tblStylePr w:type="band1Horz">
@@ -9211,14 +9300,11 @@
           <w:insideH w:val="nil"/>
           <w:insideV w:val="nil"/>
         </w:tcBorders>
-        <w:shd w:val="clear" w:color="auto" w:fill="D2EAF1" w:themeFill="accent5" w:themeFillTint="3F"/>
       </w:tcPr>
     </w:tblStylePr>
     <w:tblStylePr w:type="nwCell">
       <w:tblPr/>
-      <w:tcPr>
-        <w:shd w:val="clear" w:color="auto" w:fill="FFFFFF" w:themeFill="background1"/>
-      </w:tcPr>
+      <w:tcPr/>
     </w:tblStylePr>
     <w:tblStylePr w:type="swCell">
       <w:tblPr/>
@@ -9239,7 +9325,7 @@
     </w:pPr>
     <w:rPr>
       <w:rFonts w:asciiTheme="majorHAnsi" w:eastAsiaTheme="majorEastAsia" w:hAnsiTheme="majorHAnsi" w:cstheme="majorBidi"/>
-      <w:color w:val="000000" w:themeColor="text1"/>
+      <w:color w:val="000000"/>
     </w:rPr>
     <w:tblPr>
       <w:tblStyleRowBandSize w:val="1"/>
@@ -9273,7 +9359,6 @@
           <w:insideH w:val="nil"/>
           <w:insideV w:val="nil"/>
         </w:tcBorders>
-        <w:shd w:val="clear" w:color="auto" w:fill="FFFFFF" w:themeFill="background1"/>
       </w:tcPr>
     </w:tblStylePr>
     <w:tblStylePr w:type="lastRow">
@@ -9287,7 +9372,6 @@
           <w:insideH w:val="nil"/>
           <w:insideV w:val="nil"/>
         </w:tcBorders>
-        <w:shd w:val="clear" w:color="auto" w:fill="FFFFFF" w:themeFill="background1"/>
       </w:tcPr>
     </w:tblStylePr>
     <w:tblStylePr w:type="firstCol">
@@ -9301,7 +9385,6 @@
           <w:insideH w:val="nil"/>
           <w:insideV w:val="nil"/>
         </w:tcBorders>
-        <w:shd w:val="clear" w:color="auto" w:fill="FFFFFF" w:themeFill="background1"/>
       </w:tcPr>
     </w:tblStylePr>
     <w:tblStylePr w:type="lastCol">
@@ -9315,7 +9398,6 @@
           <w:insideH w:val="nil"/>
           <w:insideV w:val="nil"/>
         </w:tcBorders>
-        <w:shd w:val="clear" w:color="auto" w:fill="FFFFFF" w:themeFill="background1"/>
       </w:tcPr>
     </w:tblStylePr>
     <w:tblStylePr w:type="band1Vert">
@@ -9327,7 +9409,6 @@
           <w:insideH w:val="nil"/>
           <w:insideV w:val="nil"/>
         </w:tcBorders>
-        <w:shd w:val="clear" w:color="auto" w:fill="FDE4D0" w:themeFill="accent6" w:themeFillTint="3F"/>
       </w:tcPr>
     </w:tblStylePr>
     <w:tblStylePr w:type="band1Horz">
@@ -9339,14 +9420,11 @@
           <w:insideH w:val="nil"/>
           <w:insideV w:val="nil"/>
         </w:tcBorders>
-        <w:shd w:val="clear" w:color="auto" w:fill="FDE4D0" w:themeFill="accent6" w:themeFillTint="3F"/>
       </w:tcPr>
     </w:tblStylePr>
     <w:tblStylePr w:type="nwCell">
       <w:tblPr/>
-      <w:tcPr>
-        <w:shd w:val="clear" w:color="auto" w:fill="FFFFFF" w:themeFill="background1"/>
-      </w:tcPr>
+      <w:tcPr/>
     </w:tblStylePr>
     <w:tblStylePr w:type="swCell">
       <w:tblPr/>
@@ -9384,9 +9462,7 @@
         <w:right w:w="108" w:type="dxa"/>
       </w:tblCellMar>
     </w:tblPr>
-    <w:tcPr>
-      <w:shd w:val="clear" w:color="auto" w:fill="C0C0C0" w:themeFill="text1" w:themeFillTint="3F"/>
-    </w:tcPr>
+    <w:tcPr/>
     <w:tblStylePr w:type="firstRow">
       <w:rPr>
         <w:b/>
@@ -9419,15 +9495,11 @@
     </w:tblStylePr>
     <w:tblStylePr w:type="band1Vert">
       <w:tblPr/>
-      <w:tcPr>
-        <w:shd w:val="clear" w:color="auto" w:fill="808080" w:themeFill="text1" w:themeFillTint="7F"/>
-      </w:tcPr>
+      <w:tcPr/>
     </w:tblStylePr>
     <w:tblStylePr w:type="band1Horz">
       <w:tblPr/>
-      <w:tcPr>
-        <w:shd w:val="clear" w:color="auto" w:fill="808080" w:themeFill="text1" w:themeFillTint="7F"/>
-      </w:tcPr>
+      <w:tcPr/>
     </w:tblStylePr>
   </w:style>
   <w:style w:type="table" w:styleId="MediumGrid1-Accent1">
@@ -9457,9 +9529,7 @@
         <w:right w:w="108" w:type="dxa"/>
       </w:tblCellMar>
     </w:tblPr>
-    <w:tcPr>
-      <w:shd w:val="clear" w:color="auto" w:fill="D3DFEE" w:themeFill="accent1" w:themeFillTint="3F"/>
-    </w:tcPr>
+    <w:tcPr/>
     <w:tblStylePr w:type="firstRow">
       <w:rPr>
         <w:b/>
@@ -9492,15 +9562,11 @@
     </w:tblStylePr>
     <w:tblStylePr w:type="band1Vert">
       <w:tblPr/>
-      <w:tcPr>
-        <w:shd w:val="clear" w:color="auto" w:fill="A7BFDE" w:themeFill="accent1" w:themeFillTint="7F"/>
-      </w:tcPr>
+      <w:tcPr/>
     </w:tblStylePr>
     <w:tblStylePr w:type="band1Horz">
       <w:tblPr/>
-      <w:tcPr>
-        <w:shd w:val="clear" w:color="auto" w:fill="A7BFDE" w:themeFill="accent1" w:themeFillTint="7F"/>
-      </w:tcPr>
+      <w:tcPr/>
     </w:tblStylePr>
   </w:style>
   <w:style w:type="table" w:styleId="MediumGrid1-Accent2">
@@ -9530,9 +9596,7 @@
         <w:right w:w="108" w:type="dxa"/>
       </w:tblCellMar>
     </w:tblPr>
-    <w:tcPr>
-      <w:shd w:val="clear" w:color="auto" w:fill="EFD3D2" w:themeFill="accent2" w:themeFillTint="3F"/>
-    </w:tcPr>
+    <w:tcPr/>
     <w:tblStylePr w:type="firstRow">
       <w:rPr>
         <w:b/>
@@ -9565,15 +9629,11 @@
     </w:tblStylePr>
     <w:tblStylePr w:type="band1Vert">
       <w:tblPr/>
-      <w:tcPr>
-        <w:shd w:val="clear" w:color="auto" w:fill="DFA7A6" w:themeFill="accent2" w:themeFillTint="7F"/>
-      </w:tcPr>
+      <w:tcPr/>
     </w:tblStylePr>
     <w:tblStylePr w:type="band1Horz">
       <w:tblPr/>
-      <w:tcPr>
-        <w:shd w:val="clear" w:color="auto" w:fill="DFA7A6" w:themeFill="accent2" w:themeFillTint="7F"/>
-      </w:tcPr>
+      <w:tcPr/>
     </w:tblStylePr>
   </w:style>
   <w:style w:type="table" w:styleId="MediumGrid1-Accent3">
@@ -9603,9 +9663,7 @@
         <w:right w:w="108" w:type="dxa"/>
       </w:tblCellMar>
     </w:tblPr>
-    <w:tcPr>
-      <w:shd w:val="clear" w:color="auto" w:fill="E6EED5" w:themeFill="accent3" w:themeFillTint="3F"/>
-    </w:tcPr>
+    <w:tcPr/>
     <w:tblStylePr w:type="firstRow">
       <w:rPr>
         <w:b/>
@@ -9638,15 +9696,11 @@
     </w:tblStylePr>
     <w:tblStylePr w:type="band1Vert">
       <w:tblPr/>
-      <w:tcPr>
-        <w:shd w:val="clear" w:color="auto" w:fill="CDDDAC" w:themeFill="accent3" w:themeFillTint="7F"/>
-      </w:tcPr>
+      <w:tcPr/>
     </w:tblStylePr>
     <w:tblStylePr w:type="band1Horz">
       <w:tblPr/>
-      <w:tcPr>
-        <w:shd w:val="clear" w:color="auto" w:fill="CDDDAC" w:themeFill="accent3" w:themeFillTint="7F"/>
-      </w:tcPr>
+      <w:tcPr/>
     </w:tblStylePr>
   </w:style>
   <w:style w:type="table" w:styleId="MediumGrid1-Accent4">
@@ -9676,9 +9730,7 @@
         <w:right w:w="108" w:type="dxa"/>
       </w:tblCellMar>
     </w:tblPr>
-    <w:tcPr>
-      <w:shd w:val="clear" w:color="auto" w:fill="DFD8E8" w:themeFill="accent4" w:themeFillTint="3F"/>
-    </w:tcPr>
+    <w:tcPr/>
     <w:tblStylePr w:type="firstRow">
       <w:rPr>
         <w:b/>
@@ -9711,15 +9763,11 @@
     </w:tblStylePr>
     <w:tblStylePr w:type="band1Vert">
       <w:tblPr/>
-      <w:tcPr>
-        <w:shd w:val="clear" w:color="auto" w:fill="BFB1D0" w:themeFill="accent4" w:themeFillTint="7F"/>
-      </w:tcPr>
+      <w:tcPr/>
     </w:tblStylePr>
     <w:tblStylePr w:type="band1Horz">
       <w:tblPr/>
-      <w:tcPr>
-        <w:shd w:val="clear" w:color="auto" w:fill="BFB1D0" w:themeFill="accent4" w:themeFillTint="7F"/>
-      </w:tcPr>
+      <w:tcPr/>
     </w:tblStylePr>
   </w:style>
   <w:style w:type="table" w:styleId="MediumGrid1-Accent5">
@@ -9749,9 +9797,7 @@
         <w:right w:w="108" w:type="dxa"/>
       </w:tblCellMar>
     </w:tblPr>
-    <w:tcPr>
-      <w:shd w:val="clear" w:color="auto" w:fill="D2EAF1" w:themeFill="accent5" w:themeFillTint="3F"/>
-    </w:tcPr>
+    <w:tcPr/>
     <w:tblStylePr w:type="firstRow">
       <w:rPr>
         <w:b/>
@@ -9784,15 +9830,11 @@
     </w:tblStylePr>
     <w:tblStylePr w:type="band1Vert">
       <w:tblPr/>
-      <w:tcPr>
-        <w:shd w:val="clear" w:color="auto" w:fill="A5D5E2" w:themeFill="accent5" w:themeFillTint="7F"/>
-      </w:tcPr>
+      <w:tcPr/>
     </w:tblStylePr>
     <w:tblStylePr w:type="band1Horz">
       <w:tblPr/>
-      <w:tcPr>
-        <w:shd w:val="clear" w:color="auto" w:fill="A5D5E2" w:themeFill="accent5" w:themeFillTint="7F"/>
-      </w:tcPr>
+      <w:tcPr/>
     </w:tblStylePr>
   </w:style>
   <w:style w:type="table" w:styleId="MediumGrid1-Accent6">
@@ -9822,9 +9864,7 @@
         <w:right w:w="108" w:type="dxa"/>
       </w:tblCellMar>
     </w:tblPr>
-    <w:tcPr>
-      <w:shd w:val="clear" w:color="auto" w:fill="FDE4D0" w:themeFill="accent6" w:themeFillTint="3F"/>
-    </w:tcPr>
+    <w:tcPr/>
     <w:tblStylePr w:type="firstRow">
       <w:rPr>
         <w:b/>
@@ -9857,15 +9897,11 @@
     </w:tblStylePr>
     <w:tblStylePr w:type="band1Vert">
       <w:tblPr/>
-      <w:tcPr>
-        <w:shd w:val="clear" w:color="auto" w:fill="FBCAA2" w:themeFill="accent6" w:themeFillTint="7F"/>
-      </w:tcPr>
+      <w:tcPr/>
     </w:tblStylePr>
     <w:tblStylePr w:type="band1Horz">
       <w:tblPr/>
-      <w:tcPr>
-        <w:shd w:val="clear" w:color="auto" w:fill="FBCAA2" w:themeFill="accent6" w:themeFillTint="7F"/>
-      </w:tcPr>
+      <w:tcPr/>
     </w:tblStylePr>
   </w:style>
   <w:style w:type="table" w:styleId="MediumGrid2">
@@ -9878,7 +9914,7 @@
     </w:pPr>
     <w:rPr>
       <w:rFonts w:asciiTheme="majorHAnsi" w:eastAsiaTheme="majorEastAsia" w:hAnsiTheme="majorHAnsi" w:cstheme="majorBidi"/>
-      <w:color w:val="000000" w:themeColor="text1"/>
+      <w:color w:val="000000"/>
     </w:rPr>
     <w:tblPr>
       <w:tblStyleRowBandSize w:val="1"/>
@@ -9899,25 +9935,21 @@
         <w:right w:w="108" w:type="dxa"/>
       </w:tblCellMar>
     </w:tblPr>
-    <w:tcPr>
-      <w:shd w:val="clear" w:color="auto" w:fill="C0C0C0" w:themeFill="text1" w:themeFillTint="3F"/>
-    </w:tcPr>
+    <w:tcPr/>
     <w:tblStylePr w:type="firstRow">
       <w:rPr>
         <w:b/>
         <w:bCs/>
-        <w:color w:val="000000" w:themeColor="text1"/>
-      </w:rPr>
-      <w:tblPr/>
-      <w:tcPr>
-        <w:shd w:val="clear" w:color="auto" w:fill="E6E6E6" w:themeFill="text1" w:themeFillTint="19"/>
-      </w:tcPr>
+        <w:color w:val="000000"/>
+      </w:rPr>
+      <w:tblPr/>
+      <w:tcPr/>
     </w:tblStylePr>
     <w:tblStylePr w:type="lastRow">
       <w:rPr>
         <w:b/>
         <w:bCs/>
-        <w:color w:val="000000" w:themeColor="text1"/>
+        <w:color w:val="000000"/>
       </w:rPr>
       <w:tblPr/>
       <w:tcPr>
@@ -9929,14 +9961,13 @@
           <w:insideH w:val="nil"/>
           <w:insideV w:val="nil"/>
         </w:tcBorders>
-        <w:shd w:val="clear" w:color="auto" w:fill="FFFFFF" w:themeFill="background1"/>
       </w:tcPr>
     </w:tblStylePr>
     <w:tblStylePr w:type="firstCol">
       <w:rPr>
         <w:b/>
         <w:bCs/>
-        <w:color w:val="000000" w:themeColor="text1"/>
+        <w:color w:val="000000"/>
       </w:rPr>
       <w:tblPr/>
       <w:tcPr>
@@ -9948,14 +9979,13 @@
           <w:insideH w:val="nil"/>
           <w:insideV w:val="nil"/>
         </w:tcBorders>
-        <w:shd w:val="clear" w:color="auto" w:fill="FFFFFF" w:themeFill="background1"/>
       </w:tcPr>
     </w:tblStylePr>
     <w:tblStylePr w:type="lastCol">
       <w:rPr>
         <w:b w:val="0"/>
         <w:bCs w:val="0"/>
-        <w:color w:val="000000" w:themeColor="text1"/>
+        <w:color w:val="000000"/>
       </w:rPr>
       <w:tblPr/>
       <w:tcPr>
@@ -9967,14 +9997,11 @@
           <w:insideH w:val="nil"/>
           <w:insideV w:val="nil"/>
         </w:tcBorders>
-        <w:shd w:val="clear" w:color="auto" w:fill="CCCCCC" w:themeFill="text1" w:themeFillTint="33"/>
       </w:tcPr>
     </w:tblStylePr>
     <w:tblStylePr w:type="band1Vert">
       <w:tblPr/>
-      <w:tcPr>
-        <w:shd w:val="clear" w:color="auto" w:fill="808080" w:themeFill="text1" w:themeFillTint="7F"/>
-      </w:tcPr>
+      <w:tcPr/>
     </w:tblStylePr>
     <w:tblStylePr w:type="band1Horz">
       <w:tblPr/>
@@ -9983,14 +10010,11 @@
           <w:insideH w:val="single" w:sz="6" w:space="0" w:color="000000" w:themeColor="text1"/>
           <w:insideV w:val="single" w:sz="6" w:space="0" w:color="000000" w:themeColor="text1"/>
         </w:tcBorders>
-        <w:shd w:val="clear" w:color="auto" w:fill="808080" w:themeFill="text1" w:themeFillTint="7F"/>
       </w:tcPr>
     </w:tblStylePr>
     <w:tblStylePr w:type="nwCell">
       <w:tblPr/>
-      <w:tcPr>
-        <w:shd w:val="clear" w:color="auto" w:fill="FFFFFF" w:themeFill="background1"/>
-      </w:tcPr>
+      <w:tcPr/>
     </w:tblStylePr>
   </w:style>
   <w:style w:type="table" w:styleId="MediumGrid2-Accent1">
@@ -10003,7 +10027,7 @@
     </w:pPr>
     <w:rPr>
       <w:rFonts w:asciiTheme="majorHAnsi" w:eastAsiaTheme="majorEastAsia" w:hAnsiTheme="majorHAnsi" w:cstheme="majorBidi"/>
-      <w:color w:val="000000" w:themeColor="text1"/>
+      <w:color w:val="000000"/>
     </w:rPr>
     <w:tblPr>
       <w:tblStyleRowBandSize w:val="1"/>
@@ -10024,25 +10048,21 @@
         <w:right w:w="108" w:type="dxa"/>
       </w:tblCellMar>
     </w:tblPr>
-    <w:tcPr>
-      <w:shd w:val="clear" w:color="auto" w:fill="D3DFEE" w:themeFill="accent1" w:themeFillTint="3F"/>
-    </w:tcPr>
+    <w:tcPr/>
     <w:tblStylePr w:type="firstRow">
       <w:rPr>
         <w:b/>
         <w:bCs/>
-        <w:color w:val="000000" w:themeColor="text1"/>
-      </w:rPr>
-      <w:tblPr/>
-      <w:tcPr>
-        <w:shd w:val="clear" w:color="auto" w:fill="EDF2F8" w:themeFill="accent1" w:themeFillTint="19"/>
-      </w:tcPr>
+        <w:color w:val="000000"/>
+      </w:rPr>
+      <w:tblPr/>
+      <w:tcPr/>
     </w:tblStylePr>
     <w:tblStylePr w:type="lastRow">
       <w:rPr>
         <w:b/>
         <w:bCs/>
-        <w:color w:val="000000" w:themeColor="text1"/>
+        <w:color w:val="000000"/>
       </w:rPr>
       <w:tblPr/>
       <w:tcPr>
@@ -10054,14 +10074,13 @@
           <w:insideH w:val="nil"/>
           <w:insideV w:val="nil"/>
         </w:tcBorders>
-        <w:shd w:val="clear" w:color="auto" w:fill="FFFFFF" w:themeFill="background1"/>
       </w:tcPr>
     </w:tblStylePr>
     <w:tblStylePr w:type="firstCol">
       <w:rPr>
         <w:b/>
         <w:bCs/>
-        <w:color w:val="000000" w:themeColor="text1"/>
+        <w:color w:val="000000"/>
       </w:rPr>
       <w:tblPr/>
       <w:tcPr>
@@ -10073,14 +10092,13 @@
           <w:insideH w:val="nil"/>
           <w:insideV w:val="nil"/>
         </w:tcBorders>
-        <w:shd w:val="clear" w:color="auto" w:fill="FFFFFF" w:themeFill="background1"/>
       </w:tcPr>
     </w:tblStylePr>
     <w:tblStylePr w:type="lastCol">
       <w:rPr>
         <w:b w:val="0"/>
         <w:bCs w:val="0"/>
-        <w:color w:val="000000" w:themeColor="text1"/>
+        <w:color w:val="000000"/>
       </w:rPr>
       <w:tblPr/>
       <w:tcPr>
@@ -10092,14 +10110,11 @@
           <w:insideH w:val="nil"/>
           <w:insideV w:val="nil"/>
         </w:tcBorders>
-        <w:shd w:val="clear" w:color="auto" w:fill="DBE5F1" w:themeFill="accent1" w:themeFillTint="33"/>
       </w:tcPr>
     </w:tblStylePr>
     <w:tblStylePr w:type="band1Vert">
       <w:tblPr/>
-      <w:tcPr>
-        <w:shd w:val="clear" w:color="auto" w:fill="A7BFDE" w:themeFill="accent1" w:themeFillTint="7F"/>
-      </w:tcPr>
+      <w:tcPr/>
     </w:tblStylePr>
     <w:tblStylePr w:type="band1Horz">
       <w:tblPr/>
@@ -10108,14 +10123,11 @@
           <w:insideH w:val="single" w:sz="6" w:space="0" w:color="4F81BD" w:themeColor="accent1"/>
           <w:insideV w:val="single" w:sz="6" w:space="0" w:color="4F81BD" w:themeColor="accent1"/>
         </w:tcBorders>
-        <w:shd w:val="clear" w:color="auto" w:fill="A7BFDE" w:themeFill="accent1" w:themeFillTint="7F"/>
       </w:tcPr>
     </w:tblStylePr>
     <w:tblStylePr w:type="nwCell">
       <w:tblPr/>
-      <w:tcPr>
-        <w:shd w:val="clear" w:color="auto" w:fill="FFFFFF" w:themeFill="background1"/>
-      </w:tcPr>
+      <w:tcPr/>
     </w:tblStylePr>
   </w:style>
   <w:style w:type="table" w:styleId="MediumGrid2-Accent2">
@@ -10128,7 +10140,7 @@
     </w:pPr>
     <w:rPr>
       <w:rFonts w:asciiTheme="majorHAnsi" w:eastAsiaTheme="majorEastAsia" w:hAnsiTheme="majorHAnsi" w:cstheme="majorBidi"/>
-      <w:color w:val="000000" w:themeColor="text1"/>
+      <w:color w:val="000000"/>
     </w:rPr>
     <w:tblPr>
       <w:tblStyleRowBandSize w:val="1"/>
@@ -10149,25 +10161,21 @@
         <w:right w:w="108" w:type="dxa"/>
       </w:tblCellMar>
     </w:tblPr>
-    <w:tcPr>
-      <w:shd w:val="clear" w:color="auto" w:fill="EFD3D2" w:themeFill="accent2" w:themeFillTint="3F"/>
-    </w:tcPr>
+    <w:tcPr/>
     <w:tblStylePr w:type="firstRow">
       <w:rPr>
         <w:b/>
         <w:bCs/>
-        <w:color w:val="000000" w:themeColor="text1"/>
-      </w:rPr>
-      <w:tblPr/>
-      <w:tcPr>
-        <w:shd w:val="clear" w:color="auto" w:fill="F8EDED" w:themeFill="accent2" w:themeFillTint="19"/>
-      </w:tcPr>
+        <w:color w:val="000000"/>
+      </w:rPr>
+      <w:tblPr/>
+      <w:tcPr/>
     </w:tblStylePr>
     <w:tblStylePr w:type="lastRow">
       <w:rPr>
         <w:b/>
         <w:bCs/>
-        <w:color w:val="000000" w:themeColor="text1"/>
+        <w:color w:val="000000"/>
       </w:rPr>
       <w:tblPr/>
       <w:tcPr>
@@ -10179,14 +10187,13 @@
           <w:insideH w:val="nil"/>
           <w:insideV w:val="nil"/>
         </w:tcBorders>
-        <w:shd w:val="clear" w:color="auto" w:fill="FFFFFF" w:themeFill="background1"/>
       </w:tcPr>
     </w:tblStylePr>
     <w:tblStylePr w:type="firstCol">
       <w:rPr>
         <w:b/>
         <w:bCs/>
-        <w:color w:val="000000" w:themeColor="text1"/>
+        <w:color w:val="000000"/>
       </w:rPr>
       <w:tblPr/>
       <w:tcPr>
@@ -10198,14 +10205,13 @@
           <w:insideH w:val="nil"/>
           <w:insideV w:val="nil"/>
         </w:tcBorders>
-        <w:shd w:val="clear" w:color="auto" w:fill="FFFFFF" w:themeFill="background1"/>
       </w:tcPr>
     </w:tblStylePr>
     <w:tblStylePr w:type="lastCol">
       <w:rPr>
         <w:b w:val="0"/>
         <w:bCs w:val="0"/>
-        <w:color w:val="000000" w:themeColor="text1"/>
+        <w:color w:val="000000"/>
       </w:rPr>
       <w:tblPr/>
       <w:tcPr>
@@ -10217,14 +10223,11 @@
           <w:insideH w:val="nil"/>
           <w:insideV w:val="nil"/>
         </w:tcBorders>
-        <w:shd w:val="clear" w:color="auto" w:fill="F2DBDB" w:themeFill="accent2" w:themeFillTint="33"/>
       </w:tcPr>
     </w:tblStylePr>
     <w:tblStylePr w:type="band1Vert">
       <w:tblPr/>
-      <w:tcPr>
-        <w:shd w:val="clear" w:color="auto" w:fill="DFA7A6" w:themeFill="accent2" w:themeFillTint="7F"/>
-      </w:tcPr>
+      <w:tcPr/>
     </w:tblStylePr>
     <w:tblStylePr w:type="band1Horz">
       <w:tblPr/>
@@ -10233,14 +10236,11 @@
           <w:insideH w:val="single" w:sz="6" w:space="0" w:color="C0504D" w:themeColor="accent2"/>
           <w:insideV w:val="single" w:sz="6" w:space="0" w:color="C0504D" w:themeColor="accent2"/>
         </w:tcBorders>
-        <w:shd w:val="clear" w:color="auto" w:fill="DFA7A6" w:themeFill="accent2" w:themeFillTint="7F"/>
       </w:tcPr>
     </w:tblStylePr>
     <w:tblStylePr w:type="nwCell">
       <w:tblPr/>
-      <w:tcPr>
-        <w:shd w:val="clear" w:color="auto" w:fill="FFFFFF" w:themeFill="background1"/>
-      </w:tcPr>
+      <w:tcPr/>
     </w:tblStylePr>
   </w:style>
   <w:style w:type="table" w:styleId="MediumGrid2-Accent3">
@@ -10253,7 +10253,7 @@
     </w:pPr>
     <w:rPr>
       <w:rFonts w:asciiTheme="majorHAnsi" w:eastAsiaTheme="majorEastAsia" w:hAnsiTheme="majorHAnsi" w:cstheme="majorBidi"/>
-      <w:color w:val="000000" w:themeColor="text1"/>
+      <w:color w:val="000000"/>
     </w:rPr>
     <w:tblPr>
       <w:tblStyleRowBandSize w:val="1"/>
@@ -10274,25 +10274,21 @@
         <w:right w:w="108" w:type="dxa"/>
       </w:tblCellMar>
     </w:tblPr>
-    <w:tcPr>
-      <w:shd w:val="clear" w:color="auto" w:fill="E6EED5" w:themeFill="accent3" w:themeFillTint="3F"/>
-    </w:tcPr>
+    <w:tcPr/>
     <w:tblStylePr w:type="firstRow">
       <w:rPr>
         <w:b/>
         <w:bCs/>
-        <w:color w:val="000000" w:themeColor="text1"/>
-      </w:rPr>
-      <w:tblPr/>
-      <w:tcPr>
-        <w:shd w:val="clear" w:color="auto" w:fill="F5F8EE" w:themeFill="accent3" w:themeFillTint="19"/>
-      </w:tcPr>
+        <w:color w:val="000000"/>
+      </w:rPr>
+      <w:tblPr/>
+      <w:tcPr/>
     </w:tblStylePr>
     <w:tblStylePr w:type="lastRow">
       <w:rPr>
         <w:b/>
         <w:bCs/>
-        <w:color w:val="000000" w:themeColor="text1"/>
+        <w:color w:val="000000"/>
       </w:rPr>
       <w:tblPr/>
       <w:tcPr>
@@ -10304,14 +10300,13 @@
           <w:insideH w:val="nil"/>
           <w:insideV w:val="nil"/>
         </w:tcBorders>
-        <w:shd w:val="clear" w:color="auto" w:fill="FFFFFF" w:themeFill="background1"/>
       </w:tcPr>
     </w:tblStylePr>
     <w:tblStylePr w:type="firstCol">
       <w:rPr>
         <w:b/>
         <w:bCs/>
-        <w:color w:val="000000" w:themeColor="text1"/>
+        <w:color w:val="000000"/>
       </w:rPr>
       <w:tblPr/>
       <w:tcPr>
@@ -10323,14 +10318,13 @@
           <w:insideH w:val="nil"/>
           <w:insideV w:val="nil"/>
         </w:tcBorders>
-        <w:shd w:val="clear" w:color="auto" w:fill="FFFFFF" w:themeFill="background1"/>
       </w:tcPr>
     </w:tblStylePr>
     <w:tblStylePr w:type="lastCol">
       <w:rPr>
         <w:b w:val="0"/>
         <w:bCs w:val="0"/>
-        <w:color w:val="000000" w:themeColor="text1"/>
+        <w:color w:val="000000"/>
       </w:rPr>
       <w:tblPr/>
       <w:tcPr>
@@ -10342,14 +10336,11 @@
           <w:insideH w:val="nil"/>
           <w:insideV w:val="nil"/>
         </w:tcBorders>
-        <w:shd w:val="clear" w:color="auto" w:fill="EAF1DD" w:themeFill="accent3" w:themeFillTint="33"/>
       </w:tcPr>
     </w:tblStylePr>
     <w:tblStylePr w:type="band1Vert">
       <w:tblPr/>
-      <w:tcPr>
-        <w:shd w:val="clear" w:color="auto" w:fill="CDDDAC" w:themeFill="accent3" w:themeFillTint="7F"/>
-      </w:tcPr>
+      <w:tcPr/>
     </w:tblStylePr>
     <w:tblStylePr w:type="band1Horz">
       <w:tblPr/>
@@ -10358,14 +10349,11 @@
           <w:insideH w:val="single" w:sz="6" w:space="0" w:color="9BBB59" w:themeColor="accent3"/>
           <w:insideV w:val="single" w:sz="6" w:space="0" w:color="9BBB59" w:themeColor="accent3"/>
         </w:tcBorders>
-        <w:shd w:val="clear" w:color="auto" w:fill="CDDDAC" w:themeFill="accent3" w:themeFillTint="7F"/>
       </w:tcPr>
     </w:tblStylePr>
     <w:tblStylePr w:type="nwCell">
       <w:tblPr/>
-      <w:tcPr>
-        <w:shd w:val="clear" w:color="auto" w:fill="FFFFFF" w:themeFill="background1"/>
-      </w:tcPr>
+      <w:tcPr/>
     </w:tblStylePr>
   </w:style>
   <w:style w:type="table" w:styleId="MediumGrid2-Accent4">
@@ -10378,7 +10366,7 @@
     </w:pPr>
     <w:rPr>
       <w:rFonts w:asciiTheme="majorHAnsi" w:eastAsiaTheme="majorEastAsia" w:hAnsiTheme="majorHAnsi" w:cstheme="majorBidi"/>
-      <w:color w:val="000000" w:themeColor="text1"/>
+      <w:color w:val="000000"/>
     </w:rPr>
     <w:tblPr>
       <w:tblStyleRowBandSize w:val="1"/>
@@ -10399,25 +10387,21 @@
         <w:right w:w="108" w:type="dxa"/>
       </w:tblCellMar>
     </w:tblPr>
-    <w:tcPr>
-      <w:shd w:val="clear" w:color="auto" w:fill="DFD8E8" w:themeFill="accent4" w:themeFillTint="3F"/>
-    </w:tcPr>
+    <w:tcPr/>
     <w:tblStylePr w:type="firstRow">
       <w:rPr>
         <w:b/>
         <w:bCs/>
-        <w:color w:val="000000" w:themeColor="text1"/>
-      </w:rPr>
-      <w:tblPr/>
-      <w:tcPr>
-        <w:shd w:val="clear" w:color="auto" w:fill="F2EFF6" w:themeFill="accent4" w:themeFillTint="19"/>
-      </w:tcPr>
+        <w:color w:val="000000"/>
+      </w:rPr>
+      <w:tblPr/>
+      <w:tcPr/>
     </w:tblStylePr>
     <w:tblStylePr w:type="lastRow">
       <w:rPr>
         <w:b/>
         <w:bCs/>
-        <w:color w:val="000000" w:themeColor="text1"/>
+        <w:color w:val="000000"/>
       </w:rPr>
       <w:tblPr/>
       <w:tcPr>
@@ -10429,14 +10413,13 @@
           <w:insideH w:val="nil"/>
           <w:insideV w:val="nil"/>
         </w:tcBorders>
-        <w:shd w:val="clear" w:color="auto" w:fill="FFFFFF" w:themeFill="background1"/>
       </w:tcPr>
     </w:tblStylePr>
     <w:tblStylePr w:type="firstCol">
       <w:rPr>
         <w:b/>
         <w:bCs/>
-        <w:color w:val="000000" w:themeColor="text1"/>
+        <w:color w:val="000000"/>
       </w:rPr>
       <w:tblPr/>
       <w:tcPr>
@@ -10448,14 +10431,13 @@
           <w:insideH w:val="nil"/>
           <w:insideV w:val="nil"/>
         </w:tcBorders>
-        <w:shd w:val="clear" w:color="auto" w:fill="FFFFFF" w:themeFill="background1"/>
       </w:tcPr>
     </w:tblStylePr>
     <w:tblStylePr w:type="lastCol">
       <w:rPr>
         <w:b w:val="0"/>
         <w:bCs w:val="0"/>
-        <w:color w:val="000000" w:themeColor="text1"/>
+        <w:color w:val="000000"/>
       </w:rPr>
       <w:tblPr/>
       <w:tcPr>
@@ -10467,14 +10449,11 @@
           <w:insideH w:val="nil"/>
           <w:insideV w:val="nil"/>
         </w:tcBorders>
-        <w:shd w:val="clear" w:color="auto" w:fill="E5DFEC" w:themeFill="accent4" w:themeFillTint="33"/>
       </w:tcPr>
     </w:tblStylePr>
     <w:tblStylePr w:type="band1Vert">
       <w:tblPr/>
-      <w:tcPr>
-        <w:shd w:val="clear" w:color="auto" w:fill="BFB1D0" w:themeFill="accent4" w:themeFillTint="7F"/>
-      </w:tcPr>
+      <w:tcPr/>
     </w:tblStylePr>
     <w:tblStylePr w:type="band1Horz">
       <w:tblPr/>
@@ -10483,14 +10462,11 @@
           <w:insideH w:val="single" w:sz="6" w:space="0" w:color="8064A2" w:themeColor="accent4"/>
           <w:insideV w:val="single" w:sz="6" w:space="0" w:color="8064A2" w:themeColor="accent4"/>
         </w:tcBorders>
-        <w:shd w:val="clear" w:color="auto" w:fill="BFB1D0" w:themeFill="accent4" w:themeFillTint="7F"/>
       </w:tcPr>
     </w:tblStylePr>
     <w:tblStylePr w:type="nwCell">
       <w:tblPr/>
-      <w:tcPr>
-        <w:shd w:val="clear" w:color="auto" w:fill="FFFFFF" w:themeFill="background1"/>
-      </w:tcPr>
+      <w:tcPr/>
     </w:tblStylePr>
   </w:style>
   <w:style w:type="table" w:styleId="MediumGrid2-Accent5">
@@ -10503,7 +10479,7 @@
     </w:pPr>
     <w:rPr>
       <w:rFonts w:asciiTheme="majorHAnsi" w:eastAsiaTheme="majorEastAsia" w:hAnsiTheme="majorHAnsi" w:cstheme="majorBidi"/>
-      <w:color w:val="000000" w:themeColor="text1"/>
+      <w:color w:val="000000"/>
     </w:rPr>
     <w:tblPr>
       <w:tblStyleRowBandSize w:val="1"/>
@@ -10524,25 +10500,21 @@
         <w:right w:w="108" w:type="dxa"/>
       </w:tblCellMar>
     </w:tblPr>
-    <w:tcPr>
-      <w:shd w:val="clear" w:color="auto" w:fill="D2EAF1" w:themeFill="accent5" w:themeFillTint="3F"/>
-    </w:tcPr>
+    <w:tcPr/>
     <w:tblStylePr w:type="firstRow">
       <w:rPr>
         <w:b/>
         <w:bCs/>
-        <w:color w:val="000000" w:themeColor="text1"/>
-      </w:rPr>
-      <w:tblPr/>
-      <w:tcPr>
-        <w:shd w:val="clear" w:color="auto" w:fill="EDF6F9" w:themeFill="accent5" w:themeFillTint="19"/>
-      </w:tcPr>
+        <w:color w:val="000000"/>
+      </w:rPr>
+      <w:tblPr/>
+      <w:tcPr/>
     </w:tblStylePr>
     <w:tblStylePr w:type="lastRow">
       <w:rPr>
         <w:b/>
         <w:bCs/>
-        <w:color w:val="000000" w:themeColor="text1"/>
+        <w:color w:val="000000"/>
       </w:rPr>
       <w:tblPr/>
       <w:tcPr>
@@ -10554,14 +10526,13 @@
           <w:insideH w:val="nil"/>
           <w:insideV w:val="nil"/>
         </w:tcBorders>
-        <w:shd w:val="clear" w:color="auto" w:fill="FFFFFF" w:themeFill="background1"/>
       </w:tcPr>
     </w:tblStylePr>
     <w:tblStylePr w:type="firstCol">
       <w:rPr>
         <w:b/>
         <w:bCs/>
-        <w:color w:val="000000" w:themeColor="text1"/>
+        <w:color w:val="000000"/>
       </w:rPr>
       <w:tblPr/>
       <w:tcPr>
@@ -10573,14 +10544,13 @@
           <w:insideH w:val="nil"/>
           <w:insideV w:val="nil"/>
         </w:tcBorders>
-        <w:shd w:val="clear" w:color="auto" w:fill="FFFFFF" w:themeFill="background1"/>
       </w:tcPr>
     </w:tblStylePr>
     <w:tblStylePr w:type="lastCol">
       <w:rPr>
         <w:b w:val="0"/>
         <w:bCs w:val="0"/>
-        <w:color w:val="000000" w:themeColor="text1"/>
+        <w:color w:val="000000"/>
       </w:rPr>
       <w:tblPr/>
       <w:tcPr>
@@ -10592,14 +10562,11 @@
           <w:insideH w:val="nil"/>
           <w:insideV w:val="nil"/>
         </w:tcBorders>
-        <w:shd w:val="clear" w:color="auto" w:fill="DAEEF3" w:themeFill="accent5" w:themeFillTint="33"/>
       </w:tcPr>
     </w:tblStylePr>
     <w:tblStylePr w:type="band1Vert">
       <w:tblPr/>
-      <w:tcPr>
-        <w:shd w:val="clear" w:color="auto" w:fill="A5D5E2" w:themeFill="accent5" w:themeFillTint="7F"/>
-      </w:tcPr>
+      <w:tcPr/>
     </w:tblStylePr>
     <w:tblStylePr w:type="band1Horz">
       <w:tblPr/>
@@ -10608,14 +10575,11 @@
           <w:insideH w:val="single" w:sz="6" w:space="0" w:color="4BACC6" w:themeColor="accent5"/>
           <w:insideV w:val="single" w:sz="6" w:space="0" w:color="4BACC6" w:themeColor="accent5"/>
         </w:tcBorders>
-        <w:shd w:val="clear" w:color="auto" w:fill="A5D5E2" w:themeFill="accent5" w:themeFillTint="7F"/>
       </w:tcPr>
     </w:tblStylePr>
     <w:tblStylePr w:type="nwCell">
       <w:tblPr/>
-      <w:tcPr>
-        <w:shd w:val="clear" w:color="auto" w:fill="FFFFFF" w:themeFill="background1"/>
-      </w:tcPr>
+      <w:tcPr/>
     </w:tblStylePr>
   </w:style>
   <w:style w:type="table" w:styleId="MediumGrid2-Accent6">
@@ -10628,7 +10592,7 @@
     </w:pPr>
     <w:rPr>
       <w:rFonts w:asciiTheme="majorHAnsi" w:eastAsiaTheme="majorEastAsia" w:hAnsiTheme="majorHAnsi" w:cstheme="majorBidi"/>
-      <w:color w:val="000000" w:themeColor="text1"/>
+      <w:color w:val="000000"/>
     </w:rPr>
     <w:tblPr>
       <w:tblStyleRowBandSize w:val="1"/>
@@ -10649,25 +10613,21 @@
         <w:right w:w="108" w:type="dxa"/>
       </w:tblCellMar>
     </w:tblPr>
-    <w:tcPr>
-      <w:shd w:val="clear" w:color="auto" w:fill="FDE4D0" w:themeFill="accent6" w:themeFillTint="3F"/>
-    </w:tcPr>
+    <w:tcPr/>
     <w:tblStylePr w:type="firstRow">
       <w:rPr>
         <w:b/>
         <w:bCs/>
-        <w:color w:val="000000" w:themeColor="text1"/>
-      </w:rPr>
-      <w:tblPr/>
-      <w:tcPr>
-        <w:shd w:val="clear" w:color="auto" w:fill="FEF4EC" w:themeFill="accent6" w:themeFillTint="19"/>
-      </w:tcPr>
+        <w:color w:val="000000"/>
+      </w:rPr>
+      <w:tblPr/>
+      <w:tcPr/>
     </w:tblStylePr>
     <w:tblStylePr w:type="lastRow">
       <w:rPr>
         <w:b/>
         <w:bCs/>
-        <w:color w:val="000000" w:themeColor="text1"/>
+        <w:color w:val="000000"/>
       </w:rPr>
       <w:tblPr/>
       <w:tcPr>
@@ -10679,14 +10639,13 @@
           <w:insideH w:val="nil"/>
           <w:insideV w:val="nil"/>
         </w:tcBorders>
-        <w:shd w:val="clear" w:color="auto" w:fill="FFFFFF" w:themeFill="background1"/>
       </w:tcPr>
     </w:tblStylePr>
     <w:tblStylePr w:type="firstCol">
       <w:rPr>
         <w:b/>
         <w:bCs/>
-        <w:color w:val="000000" w:themeColor="text1"/>
+        <w:color w:val="000000"/>
       </w:rPr>
       <w:tblPr/>
       <w:tcPr>
@@ -10698,14 +10657,13 @@
           <w:insideH w:val="nil"/>
           <w:insideV w:val="nil"/>
         </w:tcBorders>
-        <w:shd w:val="clear" w:color="auto" w:fill="FFFFFF" w:themeFill="background1"/>
       </w:tcPr>
     </w:tblStylePr>
     <w:tblStylePr w:type="lastCol">
       <w:rPr>
         <w:b w:val="0"/>
         <w:bCs w:val="0"/>
-        <w:color w:val="000000" w:themeColor="text1"/>
+        <w:color w:val="000000"/>
       </w:rPr>
       <w:tblPr/>
       <w:tcPr>
@@ -10717,14 +10675,11 @@
           <w:insideH w:val="nil"/>
           <w:insideV w:val="nil"/>
         </w:tcBorders>
-        <w:shd w:val="clear" w:color="auto" w:fill="FDE9D9" w:themeFill="accent6" w:themeFillTint="33"/>
       </w:tcPr>
     </w:tblStylePr>
     <w:tblStylePr w:type="band1Vert">
       <w:tblPr/>
-      <w:tcPr>
-        <w:shd w:val="clear" w:color="auto" w:fill="FBCAA2" w:themeFill="accent6" w:themeFillTint="7F"/>
-      </w:tcPr>
+      <w:tcPr/>
     </w:tblStylePr>
     <w:tblStylePr w:type="band1Horz">
       <w:tblPr/>
@@ -10733,14 +10688,11 @@
           <w:insideH w:val="single" w:sz="6" w:space="0" w:color="F79646" w:themeColor="accent6"/>
           <w:insideV w:val="single" w:sz="6" w:space="0" w:color="F79646" w:themeColor="accent6"/>
         </w:tcBorders>
-        <w:shd w:val="clear" w:color="auto" w:fill="FBCAA2" w:themeFill="accent6" w:themeFillTint="7F"/>
       </w:tcPr>
     </w:tblStylePr>
     <w:tblStylePr w:type="nwCell">
       <w:tblPr/>
-      <w:tcPr>
-        <w:shd w:val="clear" w:color="auto" w:fill="FFFFFF" w:themeFill="background1"/>
-      </w:tcPr>
+      <w:tcPr/>
     </w:tblStylePr>
   </w:style>
   <w:style w:type="table" w:styleId="MediumGrid3">
@@ -10770,16 +10722,14 @@
         <w:right w:w="108" w:type="dxa"/>
       </w:tblCellMar>
     </w:tblPr>
-    <w:tcPr>
-      <w:shd w:val="clear" w:color="auto" w:fill="C0C0C0" w:themeFill="text1" w:themeFillTint="3F"/>
-    </w:tcPr>
+    <w:tcPr/>
     <w:tblStylePr w:type="firstRow">
       <w:rPr>
         <w:b/>
         <w:bCs/>
         <w:i w:val="0"/>
         <w:iCs w:val="0"/>
-        <w:color w:val="FFFFFF" w:themeColor="background1"/>
+        <w:color w:val="000000"/>
       </w:rPr>
       <w:tblPr/>
       <w:tcPr>
@@ -10791,7 +10741,6 @@
           <w:insideH w:val="nil"/>
           <w:insideV w:val="single" w:sz="8" w:space="0" w:color="FFFFFF" w:themeColor="background1"/>
         </w:tcBorders>
-        <w:shd w:val="clear" w:color="auto" w:fill="000000" w:themeFill="text1"/>
       </w:tcPr>
     </w:tblStylePr>
     <w:tblStylePr w:type="lastRow">
@@ -10800,7 +10749,7 @@
         <w:bCs/>
         <w:i w:val="0"/>
         <w:iCs w:val="0"/>
-        <w:color w:val="FFFFFF" w:themeColor="background1"/>
+        <w:color w:val="000000"/>
       </w:rPr>
       <w:tblPr/>
       <w:tcPr>
@@ -10812,7 +10761,6 @@
           <w:insideH w:val="nil"/>
           <w:insideV w:val="single" w:sz="8" w:space="0" w:color="FFFFFF" w:themeColor="background1"/>
         </w:tcBorders>
-        <w:shd w:val="clear" w:color="auto" w:fill="000000" w:themeFill="text1"/>
       </w:tcPr>
     </w:tblStylePr>
     <w:tblStylePr w:type="firstCol">
@@ -10821,7 +10769,7 @@
         <w:bCs/>
         <w:i w:val="0"/>
         <w:iCs w:val="0"/>
-        <w:color w:val="FFFFFF" w:themeColor="background1"/>
+        <w:color w:val="000000"/>
       </w:rPr>
       <w:tblPr/>
       <w:tcPr>
@@ -10831,7 +10779,6 @@
           <w:insideH w:val="nil"/>
           <w:insideV w:val="nil"/>
         </w:tcBorders>
-        <w:shd w:val="clear" w:color="auto" w:fill="000000" w:themeFill="text1"/>
       </w:tcPr>
     </w:tblStylePr>
     <w:tblStylePr w:type="lastCol">
@@ -10840,7 +10787,7 @@
         <w:bCs/>
         <w:i w:val="0"/>
         <w:iCs w:val="0"/>
-        <w:color w:val="FFFFFF" w:themeColor="background1"/>
+        <w:color w:val="000000"/>
       </w:rPr>
       <w:tblPr/>
       <w:tcPr>
@@ -10852,7 +10799,6 @@
           <w:insideH w:val="nil"/>
           <w:insideV w:val="nil"/>
         </w:tcBorders>
-        <w:shd w:val="clear" w:color="auto" w:fill="000000" w:themeFill="text1"/>
       </w:tcPr>
     </w:tblStylePr>
     <w:tblStylePr w:type="band1Vert">
@@ -10866,7 +10812,6 @@
           <w:insideH w:val="nil"/>
           <w:insideV w:val="nil"/>
         </w:tcBorders>
-        <w:shd w:val="clear" w:color="auto" w:fill="808080" w:themeFill="text1" w:themeFillTint="7F"/>
       </w:tcPr>
     </w:tblStylePr>
     <w:tblStylePr w:type="band1Horz">
@@ -10880,7 +10825,6 @@
           <w:insideH w:val="single" w:sz="8" w:space="0" w:color="FFFFFF" w:themeColor="background1"/>
           <w:insideV w:val="single" w:sz="8" w:space="0" w:color="FFFFFF" w:themeColor="background1"/>
         </w:tcBorders>
-        <w:shd w:val="clear" w:color="auto" w:fill="808080" w:themeFill="text1" w:themeFillTint="7F"/>
       </w:tcPr>
     </w:tblStylePr>
   </w:style>
@@ -10911,16 +10855,14 @@
         <w:right w:w="108" w:type="dxa"/>
       </w:tblCellMar>
     </w:tblPr>
-    <w:tcPr>
-      <w:shd w:val="clear" w:color="auto" w:fill="D3DFEE" w:themeFill="accent1" w:themeFillTint="3F"/>
-    </w:tcPr>
+    <w:tcPr/>
     <w:tblStylePr w:type="firstRow">
       <w:rPr>
         <w:b/>
         <w:bCs/>
         <w:i w:val="0"/>
         <w:iCs w:val="0"/>
-        <w:color w:val="FFFFFF" w:themeColor="background1"/>
+        <w:color w:val="000000"/>
       </w:rPr>
       <w:tblPr/>
       <w:tcPr>
@@ -10932,7 +10874,6 @@
           <w:insideH w:val="nil"/>
           <w:insideV w:val="single" w:sz="8" w:space="0" w:color="FFFFFF" w:themeColor="background1"/>
         </w:tcBorders>
-        <w:shd w:val="clear" w:color="auto" w:fill="4F81BD" w:themeFill="accent1"/>
       </w:tcPr>
     </w:tblStylePr>
     <w:tblStylePr w:type="lastRow">
@@ -10941,7 +10882,7 @@
         <w:bCs/>
         <w:i w:val="0"/>
         <w:iCs w:val="0"/>
-        <w:color w:val="FFFFFF" w:themeColor="background1"/>
+        <w:color w:val="000000"/>
       </w:rPr>
       <w:tblPr/>
       <w:tcPr>
@@ -10953,7 +10894,6 @@
           <w:insideH w:val="nil"/>
           <w:insideV w:val="single" w:sz="8" w:space="0" w:color="FFFFFF" w:themeColor="background1"/>
         </w:tcBorders>
-        <w:shd w:val="clear" w:color="auto" w:fill="4F81BD" w:themeFill="accent1"/>
       </w:tcPr>
     </w:tblStylePr>
     <w:tblStylePr w:type="firstCol">
@@ -10962,7 +10902,7 @@
         <w:bCs/>
         <w:i w:val="0"/>
         <w:iCs w:val="0"/>
-        <w:color w:val="FFFFFF" w:themeColor="background1"/>
+        <w:color w:val="000000"/>
       </w:rPr>
       <w:tblPr/>
       <w:tcPr>
@@ -10972,7 +10912,6 @@
           <w:insideH w:val="nil"/>
           <w:insideV w:val="nil"/>
         </w:tcBorders>
-        <w:shd w:val="clear" w:color="auto" w:fill="4F81BD" w:themeFill="accent1"/>
       </w:tcPr>
     </w:tblStylePr>
     <w:tblStylePr w:type="lastCol">
@@ -10981,7 +10920,7 @@
         <w:bCs/>
         <w:i w:val="0"/>
         <w:iCs w:val="0"/>
-        <w:color w:val="FFFFFF" w:themeColor="background1"/>
+        <w:color w:val="000000"/>
       </w:rPr>
       <w:tblPr/>
       <w:tcPr>
@@ -10993,7 +10932,6 @@
           <w:insideH w:val="nil"/>
           <w:insideV w:val="nil"/>
         </w:tcBorders>
-        <w:shd w:val="clear" w:color="auto" w:fill="4F81BD" w:themeFill="accent1"/>
       </w:tcPr>
     </w:tblStylePr>
     <w:tblStylePr w:type="band1Vert">
@@ -11007,7 +10945,6 @@
           <w:insideH w:val="nil"/>
           <w:insideV w:val="nil"/>
         </w:tcBorders>
-        <w:shd w:val="clear" w:color="auto" w:fill="A7BFDE" w:themeFill="accent1" w:themeFillTint="7F"/>
       </w:tcPr>
     </w:tblStylePr>
     <w:tblStylePr w:type="band1Horz">
@@ -11021,7 +10958,6 @@
           <w:insideH w:val="single" w:sz="8" w:space="0" w:color="FFFFFF" w:themeColor="background1"/>
           <w:insideV w:val="single" w:sz="8" w:space="0" w:color="FFFFFF" w:themeColor="background1"/>
         </w:tcBorders>
-        <w:shd w:val="clear" w:color="auto" w:fill="A7BFDE" w:themeFill="accent1" w:themeFillTint="7F"/>
       </w:tcPr>
     </w:tblStylePr>
   </w:style>
@@ -11052,16 +10988,14 @@
         <w:right w:w="108" w:type="dxa"/>
       </w:tblCellMar>
     </w:tblPr>
-    <w:tcPr>
-      <w:shd w:val="clear" w:color="auto" w:fill="EFD3D2" w:themeFill="accent2" w:themeFillTint="3F"/>
-    </w:tcPr>
+    <w:tcPr/>
     <w:tblStylePr w:type="firstRow">
       <w:rPr>
         <w:b/>
         <w:bCs/>
         <w:i w:val="0"/>
         <w:iCs w:val="0"/>
-        <w:color w:val="FFFFFF" w:themeColor="background1"/>
+        <w:color w:val="000000"/>
       </w:rPr>
       <w:tblPr/>
       <w:tcPr>
@@ -11073,7 +11007,6 @@
           <w:insideH w:val="nil"/>
           <w:insideV w:val="single" w:sz="8" w:space="0" w:color="FFFFFF" w:themeColor="background1"/>
         </w:tcBorders>
-        <w:shd w:val="clear" w:color="auto" w:fill="C0504D" w:themeFill="accent2"/>
       </w:tcPr>
     </w:tblStylePr>
     <w:tblStylePr w:type="lastRow">
@@ -11082,7 +11015,7 @@
         <w:bCs/>
         <w:i w:val="0"/>
         <w:iCs w:val="0"/>
-        <w:color w:val="FFFFFF" w:themeColor="background1"/>
+        <w:color w:val="000000"/>
       </w:rPr>
       <w:tblPr/>
       <w:tcPr>
@@ -11094,7 +11027,6 @@
           <w:insideH w:val="nil"/>
           <w:insideV w:val="single" w:sz="8" w:space="0" w:color="FFFFFF" w:themeColor="background1"/>
         </w:tcBorders>
-        <w:shd w:val="clear" w:color="auto" w:fill="C0504D" w:themeFill="accent2"/>
       </w:tcPr>
     </w:tblStylePr>
     <w:tblStylePr w:type="firstCol">
@@ -11103,7 +11035,7 @@
         <w:bCs/>
         <w:i w:val="0"/>
         <w:iCs w:val="0"/>
-        <w:color w:val="FFFFFF" w:themeColor="background1"/>
+        <w:color w:val="000000"/>
       </w:rPr>
       <w:tblPr/>
       <w:tcPr>
@@ -11113,7 +11045,6 @@
           <w:insideH w:val="nil"/>
           <w:insideV w:val="nil"/>
         </w:tcBorders>
-        <w:shd w:val="clear" w:color="auto" w:fill="C0504D" w:themeFill="accent2"/>
       </w:tcPr>
     </w:tblStylePr>
     <w:tblStylePr w:type="lastCol">
@@ -11122,7 +11053,7 @@
         <w:bCs/>
         <w:i w:val="0"/>
         <w:iCs w:val="0"/>
-        <w:color w:val="FFFFFF" w:themeColor="background1"/>
+        <w:color w:val="000000"/>
       </w:rPr>
       <w:tblPr/>
       <w:tcPr>
@@ -11134,7 +11065,6 @@
           <w:insideH w:val="nil"/>
           <w:insideV w:val="nil"/>
         </w:tcBorders>
-        <w:shd w:val="clear" w:color="auto" w:fill="C0504D" w:themeFill="accent2"/>
       </w:tcPr>
     </w:tblStylePr>
     <w:tblStylePr w:type="band1Vert">
@@ -11148,7 +11078,6 @@
           <w:insideH w:val="nil"/>
           <w:insideV w:val="nil"/>
         </w:tcBorders>
-        <w:shd w:val="clear" w:color="auto" w:fill="DFA7A6" w:themeFill="accent2" w:themeFillTint="7F"/>
       </w:tcPr>
     </w:tblStylePr>
     <w:tblStylePr w:type="band1Horz">
@@ -11162,7 +11091,6 @@
           <w:insideH w:val="single" w:sz="8" w:space="0" w:color="FFFFFF" w:themeColor="background1"/>
           <w:insideV w:val="single" w:sz="8" w:space="0" w:color="FFFFFF" w:themeColor="background1"/>
         </w:tcBorders>
-        <w:shd w:val="clear" w:color="auto" w:fill="DFA7A6" w:themeFill="accent2" w:themeFillTint="7F"/>
       </w:tcPr>
     </w:tblStylePr>
   </w:style>
@@ -11193,16 +11121,14 @@
         <w:right w:w="108" w:type="dxa"/>
       </w:tblCellMar>
     </w:tblPr>
-    <w:tcPr>
-      <w:shd w:val="clear" w:color="auto" w:fill="E6EED5" w:themeFill="accent3" w:themeFillTint="3F"/>
-    </w:tcPr>
+    <w:tcPr/>
     <w:tblStylePr w:type="firstRow">
       <w:rPr>
         <w:b/>
         <w:bCs/>
         <w:i w:val="0"/>
         <w:iCs w:val="0"/>
-        <w:color w:val="FFFFFF" w:themeColor="background1"/>
+        <w:color w:val="000000"/>
       </w:rPr>
       <w:tblPr/>
       <w:tcPr>
@@ -11214,7 +11140,6 @@
           <w:insideH w:val="nil"/>
           <w:insideV w:val="single" w:sz="8" w:space="0" w:color="FFFFFF" w:themeColor="background1"/>
         </w:tcBorders>
-        <w:shd w:val="clear" w:color="auto" w:fill="9BBB59" w:themeFill="accent3"/>
       </w:tcPr>
     </w:tblStylePr>
     <w:tblStylePr w:type="lastRow">
@@ -11223,7 +11148,7 @@
         <w:bCs/>
         <w:i w:val="0"/>
         <w:iCs w:val="0"/>
-        <w:color w:val="FFFFFF" w:themeColor="background1"/>
+        <w:color w:val="000000"/>
       </w:rPr>
       <w:tblPr/>
       <w:tcPr>
@@ -11235,7 +11160,6 @@
           <w:insideH w:val="nil"/>
           <w:insideV w:val="single" w:sz="8" w:space="0" w:color="FFFFFF" w:themeColor="background1"/>
         </w:tcBorders>
-        <w:shd w:val="clear" w:color="auto" w:fill="9BBB59" w:themeFill="accent3"/>
       </w:tcPr>
     </w:tblStylePr>
     <w:tblStylePr w:type="firstCol">
@@ -11244,7 +11168,7 @@
         <w:bCs/>
         <w:i w:val="0"/>
         <w:iCs w:val="0"/>
-        <w:color w:val="FFFFFF" w:themeColor="background1"/>
+        <w:color w:val="000000"/>
       </w:rPr>
       <w:tblPr/>
       <w:tcPr>
@@ -11254,7 +11178,6 @@
           <w:insideH w:val="nil"/>
           <w:insideV w:val="nil"/>
         </w:tcBorders>
-        <w:shd w:val="clear" w:color="auto" w:fill="9BBB59" w:themeFill="accent3"/>
       </w:tcPr>
     </w:tblStylePr>
     <w:tblStylePr w:type="lastCol">
@@ -11263,7 +11186,7 @@
         <w:bCs/>
         <w:i w:val="0"/>
         <w:iCs w:val="0"/>
-        <w:color w:val="FFFFFF" w:themeColor="background1"/>
+        <w:color w:val="000000"/>
       </w:rPr>
       <w:tblPr/>
       <w:tcPr>
@@ -11275,7 +11198,6 @@
           <w:insideH w:val="nil"/>
           <w:insideV w:val="nil"/>
         </w:tcBorders>
-        <w:shd w:val="clear" w:color="auto" w:fill="9BBB59" w:themeFill="accent3"/>
       </w:tcPr>
     </w:tblStylePr>
     <w:tblStylePr w:type="band1Vert">
@@ -11289,7 +11211,6 @@
           <w:insideH w:val="nil"/>
           <w:insideV w:val="nil"/>
         </w:tcBorders>
-        <w:shd w:val="clear" w:color="auto" w:fill="CDDDAC" w:themeFill="accent3" w:themeFillTint="7F"/>
       </w:tcPr>
     </w:tblStylePr>
     <w:tblStylePr w:type="band1Horz">
@@ -11303,7 +11224,6 @@
           <w:insideH w:val="single" w:sz="8" w:space="0" w:color="FFFFFF" w:themeColor="background1"/>
           <w:insideV w:val="single" w:sz="8" w:space="0" w:color="FFFFFF" w:themeColor="background1"/>
         </w:tcBorders>
-        <w:shd w:val="clear" w:color="auto" w:fill="CDDDAC" w:themeFill="accent3" w:themeFillTint="7F"/>
       </w:tcPr>
     </w:tblStylePr>
   </w:style>
@@ -11334,16 +11254,14 @@
         <w:right w:w="108" w:type="dxa"/>
       </w:tblCellMar>
     </w:tblPr>
-    <w:tcPr>
-      <w:shd w:val="clear" w:color="auto" w:fill="DFD8E8" w:themeFill="accent4" w:themeFillTint="3F"/>
-    </w:tcPr>
+    <w:tcPr/>
     <w:tblStylePr w:type="firstRow">
       <w:rPr>
         <w:b/>
         <w:bCs/>
         <w:i w:val="0"/>
         <w:iCs w:val="0"/>
-        <w:color w:val="FFFFFF" w:themeColor="background1"/>
+        <w:color w:val="000000"/>
       </w:rPr>
       <w:tblPr/>
       <w:tcPr>
@@ -11355,7 +11273,6 @@
           <w:insideH w:val="nil"/>
           <w:insideV w:val="single" w:sz="8" w:space="0" w:color="FFFFFF" w:themeColor="background1"/>
         </w:tcBorders>
-        <w:shd w:val="clear" w:color="auto" w:fill="8064A2" w:themeFill="accent4"/>
       </w:tcPr>
     </w:tblStylePr>
     <w:tblStylePr w:type="lastRow">
@@ -11364,7 +11281,7 @@
         <w:bCs/>
         <w:i w:val="0"/>
         <w:iCs w:val="0"/>
-        <w:color w:val="FFFFFF" w:themeColor="background1"/>
+        <w:color w:val="000000"/>
       </w:rPr>
       <w:tblPr/>
       <w:tcPr>
@@ -11376,7 +11293,6 @@
           <w:insideH w:val="nil"/>
           <w:insideV w:val="single" w:sz="8" w:space="0" w:color="FFFFFF" w:themeColor="background1"/>
         </w:tcBorders>
-        <w:shd w:val="clear" w:color="auto" w:fill="8064A2" w:themeFill="accent4"/>
       </w:tcPr>
     </w:tblStylePr>
     <w:tblStylePr w:type="firstCol">
@@ -11385,7 +11301,7 @@
         <w:bCs/>
         <w:i w:val="0"/>
         <w:iCs w:val="0"/>
-        <w:color w:val="FFFFFF" w:themeColor="background1"/>
+        <w:color w:val="000000"/>
       </w:rPr>
       <w:tblPr/>
       <w:tcPr>
@@ -11395,7 +11311,6 @@
           <w:insideH w:val="nil"/>
           <w:insideV w:val="nil"/>
         </w:tcBorders>
-        <w:shd w:val="clear" w:color="auto" w:fill="8064A2" w:themeFill="accent4"/>
       </w:tcPr>
     </w:tblStylePr>
     <w:tblStylePr w:type="lastCol">
@@ -11404,7 +11319,7 @@
         <w:bCs/>
         <w:i w:val="0"/>
         <w:iCs w:val="0"/>
-        <w:color w:val="FFFFFF" w:themeColor="background1"/>
+        <w:color w:val="000000"/>
       </w:rPr>
       <w:tblPr/>
       <w:tcPr>
@@ -11416,7 +11331,6 @@
           <w:insideH w:val="nil"/>
           <w:insideV w:val="nil"/>
         </w:tcBorders>
-        <w:shd w:val="clear" w:color="auto" w:fill="8064A2" w:themeFill="accent4"/>
       </w:tcPr>
     </w:tblStylePr>
     <w:tblStylePr w:type="band1Vert">
@@ -11430,7 +11344,6 @@
           <w:insideH w:val="nil"/>
           <w:insideV w:val="nil"/>
         </w:tcBorders>
-        <w:shd w:val="clear" w:color="auto" w:fill="BFB1D0" w:themeFill="accent4" w:themeFillTint="7F"/>
       </w:tcPr>
     </w:tblStylePr>
     <w:tblStylePr w:type="band1Horz">
@@ -11444,7 +11357,6 @@
           <w:insideH w:val="single" w:sz="8" w:space="0" w:color="FFFFFF" w:themeColor="background1"/>
           <w:insideV w:val="single" w:sz="8" w:space="0" w:color="FFFFFF" w:themeColor="background1"/>
         </w:tcBorders>
-        <w:shd w:val="clear" w:color="auto" w:fill="BFB1D0" w:themeFill="accent4" w:themeFillTint="7F"/>
       </w:tcPr>
     </w:tblStylePr>
   </w:style>
@@ -11475,16 +11387,14 @@
         <w:right w:w="108" w:type="dxa"/>
       </w:tblCellMar>
     </w:tblPr>
-    <w:tcPr>
-      <w:shd w:val="clear" w:color="auto" w:fill="D2EAF1" w:themeFill="accent5" w:themeFillTint="3F"/>
-    </w:tcPr>
+    <w:tcPr/>
     <w:tblStylePr w:type="firstRow">
       <w:rPr>
         <w:b/>
         <w:bCs/>
         <w:i w:val="0"/>
         <w:iCs w:val="0"/>
-        <w:color w:val="FFFFFF" w:themeColor="background1"/>
+        <w:color w:val="000000"/>
       </w:rPr>
       <w:tblPr/>
       <w:tcPr>
@@ -11496,7 +11406,6 @@
           <w:insideH w:val="nil"/>
           <w:insideV w:val="single" w:sz="8" w:space="0" w:color="FFFFFF" w:themeColor="background1"/>
         </w:tcBorders>
-        <w:shd w:val="clear" w:color="auto" w:fill="4BACC6" w:themeFill="accent5"/>
       </w:tcPr>
     </w:tblStylePr>
     <w:tblStylePr w:type="lastRow">
@@ -11505,7 +11414,7 @@
         <w:bCs/>
         <w:i w:val="0"/>
         <w:iCs w:val="0"/>
-        <w:color w:val="FFFFFF" w:themeColor="background1"/>
+        <w:color w:val="000000"/>
       </w:rPr>
       <w:tblPr/>
       <w:tcPr>
@@ -11517,7 +11426,6 @@
           <w:insideH w:val="nil"/>
           <w:insideV w:val="single" w:sz="8" w:space="0" w:color="FFFFFF" w:themeColor="background1"/>
         </w:tcBorders>
-        <w:shd w:val="clear" w:color="auto" w:fill="4BACC6" w:themeFill="accent5"/>
       </w:tcPr>
     </w:tblStylePr>
     <w:tblStylePr w:type="firstCol">
@@ -11526,7 +11434,7 @@
         <w:bCs/>
         <w:i w:val="0"/>
         <w:iCs w:val="0"/>
-        <w:color w:val="FFFFFF" w:themeColor="background1"/>
+        <w:color w:val="000000"/>
       </w:rPr>
       <w:tblPr/>
       <w:tcPr>
@@ -11536,7 +11444,6 @@
           <w:insideH w:val="nil"/>
           <w:insideV w:val="nil"/>
         </w:tcBorders>
-        <w:shd w:val="clear" w:color="auto" w:fill="4BACC6" w:themeFill="accent5"/>
       </w:tcPr>
     </w:tblStylePr>
     <w:tblStylePr w:type="lastCol">
@@ -11545,7 +11452,7 @@
         <w:bCs/>
         <w:i w:val="0"/>
         <w:iCs w:val="0"/>
-        <w:color w:val="FFFFFF" w:themeColor="background1"/>
+        <w:color w:val="000000"/>
       </w:rPr>
       <w:tblPr/>
       <w:tcPr>
@@ -11557,7 +11464,6 @@
           <w:insideH w:val="nil"/>
           <w:insideV w:val="nil"/>
         </w:tcBorders>
-        <w:shd w:val="clear" w:color="auto" w:fill="4BACC6" w:themeFill="accent5"/>
       </w:tcPr>
     </w:tblStylePr>
     <w:tblStylePr w:type="band1Vert">
@@ -11571,7 +11477,6 @@
           <w:insideH w:val="nil"/>
           <w:insideV w:val="nil"/>
         </w:tcBorders>
-        <w:shd w:val="clear" w:color="auto" w:fill="A5D5E2" w:themeFill="accent5" w:themeFillTint="7F"/>
       </w:tcPr>
     </w:tblStylePr>
     <w:tblStylePr w:type="band1Horz">
@@ -11585,7 +11490,6 @@
           <w:insideH w:val="single" w:sz="8" w:space="0" w:color="FFFFFF" w:themeColor="background1"/>
           <w:insideV w:val="single" w:sz="8" w:space="0" w:color="FFFFFF" w:themeColor="background1"/>
         </w:tcBorders>
-        <w:shd w:val="clear" w:color="auto" w:fill="A5D5E2" w:themeFill="accent5" w:themeFillTint="7F"/>
       </w:tcPr>
     </w:tblStylePr>
   </w:style>
@@ -11616,16 +11520,14 @@
         <w:right w:w="108" w:type="dxa"/>
       </w:tblCellMar>
     </w:tblPr>
-    <w:tcPr>
-      <w:shd w:val="clear" w:color="auto" w:fill="FDE4D0" w:themeFill="accent6" w:themeFillTint="3F"/>
-    </w:tcPr>
+    <w:tcPr/>
     <w:tblStylePr w:type="firstRow">
       <w:rPr>
         <w:b/>
         <w:bCs/>
         <w:i w:val="0"/>
         <w:iCs w:val="0"/>
-        <w:color w:val="FFFFFF" w:themeColor="background1"/>
+        <w:color w:val="000000"/>
       </w:rPr>
       <w:tblPr/>
       <w:tcPr>
@@ -11637,7 +11539,6 @@
           <w:insideH w:val="nil"/>
           <w:insideV w:val="single" w:sz="8" w:space="0" w:color="FFFFFF" w:themeColor="background1"/>
         </w:tcBorders>
-        <w:shd w:val="clear" w:color="auto" w:fill="F79646" w:themeFill="accent6"/>
       </w:tcPr>
     </w:tblStylePr>
     <w:tblStylePr w:type="lastRow">
@@ -11646,7 +11547,7 @@
         <w:bCs/>
         <w:i w:val="0"/>
         <w:iCs w:val="0"/>
-        <w:color w:val="FFFFFF" w:themeColor="background1"/>
+        <w:color w:val="000000"/>
       </w:rPr>
       <w:tblPr/>
       <w:tcPr>
@@ -11658,7 +11559,6 @@
           <w:insideH w:val="nil"/>
           <w:insideV w:val="single" w:sz="8" w:space="0" w:color="FFFFFF" w:themeColor="background1"/>
         </w:tcBorders>
-        <w:shd w:val="clear" w:color="auto" w:fill="F79646" w:themeFill="accent6"/>
       </w:tcPr>
     </w:tblStylePr>
     <w:tblStylePr w:type="firstCol">
@@ -11667,7 +11567,7 @@
         <w:bCs/>
         <w:i w:val="0"/>
         <w:iCs w:val="0"/>
-        <w:color w:val="FFFFFF" w:themeColor="background1"/>
+        <w:color w:val="000000"/>
       </w:rPr>
       <w:tblPr/>
       <w:tcPr>
@@ -11677,7 +11577,6 @@
           <w:insideH w:val="nil"/>
           <w:insideV w:val="nil"/>
         </w:tcBorders>
-        <w:shd w:val="clear" w:color="auto" w:fill="F79646" w:themeFill="accent6"/>
       </w:tcPr>
     </w:tblStylePr>
     <w:tblStylePr w:type="lastCol">
@@ -11686,7 +11585,7 @@
         <w:bCs/>
         <w:i w:val="0"/>
         <w:iCs w:val="0"/>
-        <w:color w:val="FFFFFF" w:themeColor="background1"/>
+        <w:color w:val="000000"/>
       </w:rPr>
       <w:tblPr/>
       <w:tcPr>
@@ -11698,7 +11597,6 @@
           <w:insideH w:val="nil"/>
           <w:insideV w:val="nil"/>
         </w:tcBorders>
-        <w:shd w:val="clear" w:color="auto" w:fill="F79646" w:themeFill="accent6"/>
       </w:tcPr>
     </w:tblStylePr>
     <w:tblStylePr w:type="band1Vert">
@@ -11712,7 +11610,6 @@
           <w:insideH w:val="nil"/>
           <w:insideV w:val="nil"/>
         </w:tcBorders>
-        <w:shd w:val="clear" w:color="auto" w:fill="FBCAA2" w:themeFill="accent6" w:themeFillTint="7F"/>
       </w:tcPr>
     </w:tblStylePr>
     <w:tblStylePr w:type="band1Horz">
@@ -11726,7 +11623,6 @@
           <w:insideH w:val="single" w:sz="8" w:space="0" w:color="FFFFFF" w:themeColor="background1"/>
           <w:insideV w:val="single" w:sz="8" w:space="0" w:color="FFFFFF" w:themeColor="background1"/>
         </w:tcBorders>
-        <w:shd w:val="clear" w:color="auto" w:fill="FBCAA2" w:themeFill="accent6" w:themeFillTint="7F"/>
       </w:tcPr>
     </w:tblStylePr>
   </w:style>
@@ -11739,7 +11635,7 @@
       <w:spacing w:after="0" w:line="240" w:lineRule="auto"/>
     </w:pPr>
     <w:rPr>
-      <w:color w:val="FFFFFF" w:themeColor="background1"/>
+      <w:color w:val="000000"/>
     </w:rPr>
     <w:tblPr>
       <w:tblStyleRowBandSize w:val="1"/>
@@ -11752,9 +11648,7 @@
         <w:right w:w="108" w:type="dxa"/>
       </w:tblCellMar>
     </w:tblPr>
-    <w:tcPr>
-      <w:shd w:val="clear" w:color="auto" w:fill="000000" w:themeFill="text1"/>
-    </w:tcPr>
+    <w:tcPr/>
     <w:tblStylePr w:type="firstRow">
       <w:rPr>
         <w:b/>
@@ -11770,7 +11664,6 @@
           <w:insideH w:val="nil"/>
           <w:insideV w:val="nil"/>
         </w:tcBorders>
-        <w:shd w:val="clear" w:color="auto" w:fill="000000" w:themeFill="text1"/>
       </w:tcPr>
     </w:tblStylePr>
     <w:tblStylePr w:type="lastRow">
@@ -11784,7 +11677,6 @@
           <w:insideH w:val="nil"/>
           <w:insideV w:val="nil"/>
         </w:tcBorders>
-        <w:shd w:val="clear" w:color="auto" w:fill="000000" w:themeFill="text1" w:themeFillShade="7F"/>
       </w:tcPr>
     </w:tblStylePr>
     <w:tblStylePr w:type="firstCol">
@@ -11798,7 +11690,6 @@
           <w:insideH w:val="nil"/>
           <w:insideV w:val="nil"/>
         </w:tcBorders>
-        <w:shd w:val="clear" w:color="auto" w:fill="000000" w:themeFill="text1" w:themeFillShade="BF"/>
       </w:tcPr>
     </w:tblStylePr>
     <w:tblStylePr w:type="lastCol">
@@ -11812,7 +11703,6 @@
           <w:insideH w:val="nil"/>
           <w:insideV w:val="nil"/>
         </w:tcBorders>
-        <w:shd w:val="clear" w:color="auto" w:fill="000000" w:themeFill="text1" w:themeFillShade="BF"/>
       </w:tcPr>
     </w:tblStylePr>
     <w:tblStylePr w:type="band1Vert">
@@ -11826,7 +11716,6 @@
           <w:insideH w:val="nil"/>
           <w:insideV w:val="nil"/>
         </w:tcBorders>
-        <w:shd w:val="clear" w:color="auto" w:fill="000000" w:themeFill="text1" w:themeFillShade="BF"/>
       </w:tcPr>
     </w:tblStylePr>
     <w:tblStylePr w:type="band1Horz">
@@ -11840,7 +11729,6 @@
           <w:insideH w:val="nil"/>
           <w:insideV w:val="nil"/>
         </w:tcBorders>
-        <w:shd w:val="clear" w:color="auto" w:fill="000000" w:themeFill="text1" w:themeFillShade="BF"/>
       </w:tcPr>
     </w:tblStylePr>
   </w:style>
@@ -11853,7 +11741,7 @@
       <w:spacing w:after="0" w:line="240" w:lineRule="auto"/>
     </w:pPr>
     <w:rPr>
-      <w:color w:val="FFFFFF" w:themeColor="background1"/>
+      <w:color w:val="000000"/>
     </w:rPr>
     <w:tblPr>
       <w:tblStyleRowBandSize w:val="1"/>
@@ -11866,9 +11754,7 @@
         <w:right w:w="108" w:type="dxa"/>
       </w:tblCellMar>
     </w:tblPr>
-    <w:tcPr>
-      <w:shd w:val="clear" w:color="auto" w:fill="4F81BD" w:themeFill="accent1"/>
-    </w:tcPr>
+    <w:tcPr/>
     <w:tblStylePr w:type="firstRow">
       <w:rPr>
         <w:b/>
@@ -11884,7 +11770,6 @@
           <w:insideH w:val="nil"/>
           <w:insideV w:val="nil"/>
         </w:tcBorders>
-        <w:shd w:val="clear" w:color="auto" w:fill="000000" w:themeFill="text1"/>
       </w:tcPr>
     </w:tblStylePr>
     <w:tblStylePr w:type="lastRow">
@@ -11898,7 +11783,6 @@
           <w:insideH w:val="nil"/>
           <w:insideV w:val="nil"/>
         </w:tcBorders>
-        <w:shd w:val="clear" w:color="auto" w:fill="243F60" w:themeFill="accent1" w:themeFillShade="7F"/>
       </w:tcPr>
     </w:tblStylePr>
     <w:tblStylePr w:type="firstCol">
@@ -11912,7 +11796,6 @@
           <w:insideH w:val="nil"/>
           <w:insideV w:val="nil"/>
         </w:tcBorders>
-        <w:shd w:val="clear" w:color="auto" w:fill="365F91" w:themeFill="accent1" w:themeFillShade="BF"/>
       </w:tcPr>
     </w:tblStylePr>
     <w:tblStylePr w:type="lastCol">
@@ -11926,7 +11809,6 @@
           <w:insideH w:val="nil"/>
           <w:insideV w:val="nil"/>
         </w:tcBorders>
-        <w:shd w:val="clear" w:color="auto" w:fill="365F91" w:themeFill="accent1" w:themeFillShade="BF"/>
       </w:tcPr>
     </w:tblStylePr>
     <w:tblStylePr w:type="band1Vert">
@@ -11940,7 +11822,6 @@
           <w:insideH w:val="nil"/>
           <w:insideV w:val="nil"/>
         </w:tcBorders>
-        <w:shd w:val="clear" w:color="auto" w:fill="365F91" w:themeFill="accent1" w:themeFillShade="BF"/>
       </w:tcPr>
     </w:tblStylePr>
     <w:tblStylePr w:type="band1Horz">
@@ -11954,7 +11835,6 @@
           <w:insideH w:val="nil"/>
           <w:insideV w:val="nil"/>
         </w:tcBorders>
-        <w:shd w:val="clear" w:color="auto" w:fill="365F91" w:themeFill="accent1" w:themeFillShade="BF"/>
       </w:tcPr>
     </w:tblStylePr>
   </w:style>
@@ -11967,7 +11847,7 @@
       <w:spacing w:after="0" w:line="240" w:lineRule="auto"/>
     </w:pPr>
     <w:rPr>
-      <w:color w:val="FFFFFF" w:themeColor="background1"/>
+      <w:color w:val="000000"/>
     </w:rPr>
     <w:tblPr>
       <w:tblStyleRowBandSize w:val="1"/>
@@ -11980,9 +11860,7 @@
         <w:right w:w="108" w:type="dxa"/>
       </w:tblCellMar>
     </w:tblPr>
-    <w:tcPr>
-      <w:shd w:val="clear" w:color="auto" w:fill="C0504D" w:themeFill="accent2"/>
-    </w:tcPr>
+    <w:tcPr/>
     <w:tblStylePr w:type="firstRow">
       <w:rPr>
         <w:b/>
@@ -11998,7 +11876,6 @@
           <w:insideH w:val="nil"/>
           <w:insideV w:val="nil"/>
         </w:tcBorders>
-        <w:shd w:val="clear" w:color="auto" w:fill="000000" w:themeFill="text1"/>
       </w:tcPr>
     </w:tblStylePr>
     <w:tblStylePr w:type="lastRow">
@@ -12012,7 +11889,6 @@
           <w:insideH w:val="nil"/>
           <w:insideV w:val="nil"/>
         </w:tcBorders>
-        <w:shd w:val="clear" w:color="auto" w:fill="622423" w:themeFill="accent2" w:themeFillShade="7F"/>
       </w:tcPr>
     </w:tblStylePr>
     <w:tblStylePr w:type="firstCol">
@@ -12026,7 +11902,6 @@
           <w:insideH w:val="nil"/>
           <w:insideV w:val="nil"/>
         </w:tcBorders>
-        <w:shd w:val="clear" w:color="auto" w:fill="943634" w:themeFill="accent2" w:themeFillShade="BF"/>
       </w:tcPr>
     </w:tblStylePr>
     <w:tblStylePr w:type="lastCol">
@@ -12040,7 +11915,6 @@
           <w:insideH w:val="nil"/>
           <w:insideV w:val="nil"/>
         </w:tcBorders>
-        <w:shd w:val="clear" w:color="auto" w:fill="943634" w:themeFill="accent2" w:themeFillShade="BF"/>
       </w:tcPr>
     </w:tblStylePr>
     <w:tblStylePr w:type="band1Vert">
@@ -12054,7 +11928,6 @@
           <w:insideH w:val="nil"/>
           <w:insideV w:val="nil"/>
         </w:tcBorders>
-        <w:shd w:val="clear" w:color="auto" w:fill="943634" w:themeFill="accent2" w:themeFillShade="BF"/>
       </w:tcPr>
     </w:tblStylePr>
     <w:tblStylePr w:type="band1Horz">
@@ -12068,7 +11941,6 @@
           <w:insideH w:val="nil"/>
           <w:insideV w:val="nil"/>
         </w:tcBorders>
-        <w:shd w:val="clear" w:color="auto" w:fill="943634" w:themeFill="accent2" w:themeFillShade="BF"/>
       </w:tcPr>
     </w:tblStylePr>
   </w:style>
@@ -12081,7 +11953,7 @@
       <w:spacing w:after="0" w:line="240" w:lineRule="auto"/>
     </w:pPr>
     <w:rPr>
-      <w:color w:val="FFFFFF" w:themeColor="background1"/>
+      <w:color w:val="000000"/>
     </w:rPr>
     <w:tblPr>
       <w:tblStyleRowBandSize w:val="1"/>
@@ -12094,9 +11966,7 @@
         <w:right w:w="108" w:type="dxa"/>
       </w:tblCellMar>
     </w:tblPr>
-    <w:tcPr>
-      <w:shd w:val="clear" w:color="auto" w:fill="9BBB59" w:themeFill="accent3"/>
-    </w:tcPr>
+    <w:tcPr/>
     <w:tblStylePr w:type="firstRow">
       <w:rPr>
         <w:b/>
@@ -12112,7 +11982,6 @@
           <w:insideH w:val="nil"/>
           <w:insideV w:val="nil"/>
         </w:tcBorders>
-        <w:shd w:val="clear" w:color="auto" w:fill="000000" w:themeFill="text1"/>
       </w:tcPr>
     </w:tblStylePr>
     <w:tblStylePr w:type="lastRow">
@@ -12126,7 +11995,6 @@
           <w:insideH w:val="nil"/>
           <w:insideV w:val="nil"/>
         </w:tcBorders>
-        <w:shd w:val="clear" w:color="auto" w:fill="4E6128" w:themeFill="accent3" w:themeFillShade="7F"/>
       </w:tcPr>
     </w:tblStylePr>
     <w:tblStylePr w:type="firstCol">
@@ -12140,7 +12008,6 @@
           <w:insideH w:val="nil"/>
           <w:insideV w:val="nil"/>
         </w:tcBorders>
-        <w:shd w:val="clear" w:color="auto" w:fill="76923C" w:themeFill="accent3" w:themeFillShade="BF"/>
       </w:tcPr>
     </w:tblStylePr>
     <w:tblStylePr w:type="lastCol">
@@ -12154,7 +12021,6 @@
           <w:insideH w:val="nil"/>
           <w:insideV w:val="nil"/>
         </w:tcBorders>
-        <w:shd w:val="clear" w:color="auto" w:fill="76923C" w:themeFill="accent3" w:themeFillShade="BF"/>
       </w:tcPr>
     </w:tblStylePr>
     <w:tblStylePr w:type="band1Vert">
@@ -12168,7 +12034,6 @@
           <w:insideH w:val="nil"/>
           <w:insideV w:val="nil"/>
         </w:tcBorders>
-        <w:shd w:val="clear" w:color="auto" w:fill="76923C" w:themeFill="accent3" w:themeFillShade="BF"/>
       </w:tcPr>
     </w:tblStylePr>
     <w:tblStylePr w:type="band1Horz">
@@ -12182,7 +12047,6 @@
           <w:insideH w:val="nil"/>
           <w:insideV w:val="nil"/>
         </w:tcBorders>
-        <w:shd w:val="clear" w:color="auto" w:fill="76923C" w:themeFill="accent3" w:themeFillShade="BF"/>
       </w:tcPr>
     </w:tblStylePr>
   </w:style>
@@ -12195,7 +12059,7 @@
       <w:spacing w:after="0" w:line="240" w:lineRule="auto"/>
     </w:pPr>
     <w:rPr>
-      <w:color w:val="FFFFFF" w:themeColor="background1"/>
+      <w:color w:val="000000"/>
     </w:rPr>
     <w:tblPr>
       <w:tblStyleRowBandSize w:val="1"/>
@@ -12208,9 +12072,7 @@
         <w:right w:w="108" w:type="dxa"/>
       </w:tblCellMar>
     </w:tblPr>
-    <w:tcPr>
-      <w:shd w:val="clear" w:color="auto" w:fill="8064A2" w:themeFill="accent4"/>
-    </w:tcPr>
+    <w:tcPr/>
     <w:tblStylePr w:type="firstRow">
       <w:rPr>
         <w:b/>
@@ -12226,7 +12088,6 @@
           <w:insideH w:val="nil"/>
           <w:insideV w:val="nil"/>
         </w:tcBorders>
-        <w:shd w:val="clear" w:color="auto" w:fill="000000" w:themeFill="text1"/>
       </w:tcPr>
     </w:tblStylePr>
     <w:tblStylePr w:type="lastRow">
@@ -12240,7 +12101,6 @@
           <w:insideH w:val="nil"/>
           <w:insideV w:val="nil"/>
         </w:tcBorders>
-        <w:shd w:val="clear" w:color="auto" w:fill="3F3151" w:themeFill="accent4" w:themeFillShade="7F"/>
       </w:tcPr>
     </w:tblStylePr>
     <w:tblStylePr w:type="firstCol">
@@ -12254,7 +12114,6 @@
           <w:insideH w:val="nil"/>
           <w:insideV w:val="nil"/>
         </w:tcBorders>
-        <w:shd w:val="clear" w:color="auto" w:fill="5F497A" w:themeFill="accent4" w:themeFillShade="BF"/>
       </w:tcPr>
     </w:tblStylePr>
     <w:tblStylePr w:type="lastCol">
@@ -12268,7 +12127,6 @@
           <w:insideH w:val="nil"/>
           <w:insideV w:val="nil"/>
         </w:tcBorders>
-        <w:shd w:val="clear" w:color="auto" w:fill="5F497A" w:themeFill="accent4" w:themeFillShade="BF"/>
       </w:tcPr>
     </w:tblStylePr>
     <w:tblStylePr w:type="band1Vert">
@@ -12282,7 +12140,6 @@
           <w:insideH w:val="nil"/>
           <w:insideV w:val="nil"/>
         </w:tcBorders>
-        <w:shd w:val="clear" w:color="auto" w:fill="5F497A" w:themeFill="accent4" w:themeFillShade="BF"/>
       </w:tcPr>
     </w:tblStylePr>
     <w:tblStylePr w:type="band1Horz">
@@ -12296,7 +12153,6 @@
           <w:insideH w:val="nil"/>
           <w:insideV w:val="nil"/>
         </w:tcBorders>
-        <w:shd w:val="clear" w:color="auto" w:fill="5F497A" w:themeFill="accent4" w:themeFillShade="BF"/>
       </w:tcPr>
     </w:tblStylePr>
   </w:style>
@@ -12309,7 +12165,7 @@
       <w:spacing w:after="0" w:line="240" w:lineRule="auto"/>
     </w:pPr>
     <w:rPr>
-      <w:color w:val="FFFFFF" w:themeColor="background1"/>
+      <w:color w:val="000000"/>
     </w:rPr>
     <w:tblPr>
       <w:tblStyleRowBandSize w:val="1"/>
@@ -12322,9 +12178,7 @@
         <w:right w:w="108" w:type="dxa"/>
       </w:tblCellMar>
     </w:tblPr>
-    <w:tcPr>
-      <w:shd w:val="clear" w:color="auto" w:fill="4BACC6" w:themeFill="accent5"/>
-    </w:tcPr>
+    <w:tcPr/>
     <w:tblStylePr w:type="firstRow">
       <w:rPr>
         <w:b/>
@@ -12340,7 +12194,6 @@
           <w:insideH w:val="nil"/>
           <w:insideV w:val="nil"/>
         </w:tcBorders>
-        <w:shd w:val="clear" w:color="auto" w:fill="000000" w:themeFill="text1"/>
       </w:tcPr>
     </w:tblStylePr>
     <w:tblStylePr w:type="lastRow">
@@ -12354,7 +12207,6 @@
           <w:insideH w:val="nil"/>
           <w:insideV w:val="nil"/>
         </w:tcBorders>
-        <w:shd w:val="clear" w:color="auto" w:fill="205867" w:themeFill="accent5" w:themeFillShade="7F"/>
       </w:tcPr>
     </w:tblStylePr>
     <w:tblStylePr w:type="firstCol">
@@ -12368,7 +12220,6 @@
           <w:insideH w:val="nil"/>
           <w:insideV w:val="nil"/>
         </w:tcBorders>
-        <w:shd w:val="clear" w:color="auto" w:fill="31849B" w:themeFill="accent5" w:themeFillShade="BF"/>
       </w:tcPr>
     </w:tblStylePr>
     <w:tblStylePr w:type="lastCol">
@@ -12382,7 +12233,6 @@
           <w:insideH w:val="nil"/>
           <w:insideV w:val="nil"/>
         </w:tcBorders>
-        <w:shd w:val="clear" w:color="auto" w:fill="31849B" w:themeFill="accent5" w:themeFillShade="BF"/>
       </w:tcPr>
     </w:tblStylePr>
     <w:tblStylePr w:type="band1Vert">
@@ -12396,7 +12246,6 @@
           <w:insideH w:val="nil"/>
           <w:insideV w:val="nil"/>
         </w:tcBorders>
-        <w:shd w:val="clear" w:color="auto" w:fill="31849B" w:themeFill="accent5" w:themeFillShade="BF"/>
       </w:tcPr>
     </w:tblStylePr>
     <w:tblStylePr w:type="band1Horz">
@@ -12410,7 +12259,6 @@
           <w:insideH w:val="nil"/>
           <w:insideV w:val="nil"/>
         </w:tcBorders>
-        <w:shd w:val="clear" w:color="auto" w:fill="31849B" w:themeFill="accent5" w:themeFillShade="BF"/>
       </w:tcPr>
     </w:tblStylePr>
   </w:style>
@@ -12423,7 +12271,7 @@
       <w:spacing w:after="0" w:line="240" w:lineRule="auto"/>
     </w:pPr>
     <w:rPr>
-      <w:color w:val="FFFFFF" w:themeColor="background1"/>
+      <w:color w:val="000000"/>
     </w:rPr>
     <w:tblPr>
       <w:tblStyleRowBandSize w:val="1"/>
@@ -12436,9 +12284,7 @@
         <w:right w:w="108" w:type="dxa"/>
       </w:tblCellMar>
     </w:tblPr>
-    <w:tcPr>
-      <w:shd w:val="clear" w:color="auto" w:fill="F79646" w:themeFill="accent6"/>
-    </w:tcPr>
+    <w:tcPr/>
     <w:tblStylePr w:type="firstRow">
       <w:rPr>
         <w:b/>
@@ -12454,7 +12300,6 @@
           <w:insideH w:val="nil"/>
           <w:insideV w:val="nil"/>
         </w:tcBorders>
-        <w:shd w:val="clear" w:color="auto" w:fill="000000" w:themeFill="text1"/>
       </w:tcPr>
     </w:tblStylePr>
     <w:tblStylePr w:type="lastRow">
@@ -12468,7 +12313,6 @@
           <w:insideH w:val="nil"/>
           <w:insideV w:val="nil"/>
         </w:tcBorders>
-        <w:shd w:val="clear" w:color="auto" w:fill="974706" w:themeFill="accent6" w:themeFillShade="7F"/>
       </w:tcPr>
     </w:tblStylePr>
     <w:tblStylePr w:type="firstCol">
@@ -12482,7 +12326,6 @@
           <w:insideH w:val="nil"/>
           <w:insideV w:val="nil"/>
         </w:tcBorders>
-        <w:shd w:val="clear" w:color="auto" w:fill="E36C0A" w:themeFill="accent6" w:themeFillShade="BF"/>
       </w:tcPr>
     </w:tblStylePr>
     <w:tblStylePr w:type="lastCol">
@@ -12496,7 +12339,6 @@
           <w:insideH w:val="nil"/>
           <w:insideV w:val="nil"/>
         </w:tcBorders>
-        <w:shd w:val="clear" w:color="auto" w:fill="E36C0A" w:themeFill="accent6" w:themeFillShade="BF"/>
       </w:tcPr>
     </w:tblStylePr>
     <w:tblStylePr w:type="band1Vert">
@@ -12510,7 +12352,6 @@
           <w:insideH w:val="nil"/>
           <w:insideV w:val="nil"/>
         </w:tcBorders>
-        <w:shd w:val="clear" w:color="auto" w:fill="E36C0A" w:themeFill="accent6" w:themeFillShade="BF"/>
       </w:tcPr>
     </w:tblStylePr>
     <w:tblStylePr w:type="band1Horz">
@@ -12524,7 +12365,6 @@
           <w:insideH w:val="nil"/>
           <w:insideV w:val="nil"/>
         </w:tcBorders>
-        <w:shd w:val="clear" w:color="auto" w:fill="E36C0A" w:themeFill="accent6" w:themeFillShade="BF"/>
       </w:tcPr>
     </w:tblStylePr>
   </w:style>
@@ -12537,7 +12377,7 @@
       <w:spacing w:after="0" w:line="240" w:lineRule="auto"/>
     </w:pPr>
     <w:rPr>
-      <w:color w:val="000000" w:themeColor="text1"/>
+      <w:color w:val="000000"/>
     </w:rPr>
     <w:tblPr>
       <w:tblStyleRowBandSize w:val="1"/>
@@ -12558,9 +12398,7 @@
         <w:right w:w="108" w:type="dxa"/>
       </w:tblCellMar>
     </w:tblPr>
-    <w:tcPr>
-      <w:shd w:val="clear" w:color="auto" w:fill="E6E6E6" w:themeFill="text1" w:themeFillTint="19"/>
-    </w:tcPr>
+    <w:tcPr/>
     <w:tblStylePr w:type="firstRow">
       <w:rPr>
         <w:b/>
@@ -12576,26 +12414,24 @@
           <w:insideH w:val="nil"/>
           <w:insideV w:val="nil"/>
         </w:tcBorders>
-        <w:shd w:val="clear" w:color="auto" w:fill="FFFFFF" w:themeFill="background1"/>
       </w:tcPr>
     </w:tblStylePr>
     <w:tblStylePr w:type="lastRow">
       <w:rPr>
         <w:b/>
         <w:bCs/>
-        <w:color w:val="FFFFFF" w:themeColor="background1"/>
+        <w:color w:val="000000"/>
       </w:rPr>
       <w:tblPr/>
       <w:tcPr>
         <w:tcBorders>
           <w:top w:val="single" w:sz="6" w:space="0" w:color="FFFFFF" w:themeColor="background1"/>
         </w:tcBorders>
-        <w:shd w:val="clear" w:color="auto" w:fill="000000" w:themeFill="text1" w:themeFillShade="99"/>
       </w:tcPr>
     </w:tblStylePr>
     <w:tblStylePr w:type="firstCol">
       <w:rPr>
-        <w:color w:val="FFFFFF" w:themeColor="background1"/>
+        <w:color w:val="000000"/>
       </w:rPr>
       <w:tblPr/>
       <w:tcPr>
@@ -12607,12 +12443,11 @@
           <w:insideH w:val="single" w:sz="4" w:space="0" w:color="000000" w:themeColor="text1" w:themeShade="99"/>
           <w:insideV w:val="nil"/>
         </w:tcBorders>
-        <w:shd w:val="clear" w:color="auto" w:fill="000000" w:themeFill="text1" w:themeFillShade="99"/>
       </w:tcPr>
     </w:tblStylePr>
     <w:tblStylePr w:type="lastCol">
       <w:rPr>
-        <w:color w:val="FFFFFF" w:themeColor="background1"/>
+        <w:color w:val="000000"/>
       </w:rPr>
       <w:tblPr/>
       <w:tcPr>
@@ -12624,29 +12459,24 @@
           <w:insideH w:val="nil"/>
           <w:insideV w:val="nil"/>
         </w:tcBorders>
-        <w:shd w:val="clear" w:color="auto" w:fill="000000" w:themeFill="text1" w:themeFillShade="BF"/>
       </w:tcPr>
     </w:tblStylePr>
     <w:tblStylePr w:type="band1Vert">
       <w:tblPr/>
-      <w:tcPr>
-        <w:shd w:val="clear" w:color="auto" w:fill="999999" w:themeFill="text1" w:themeFillTint="66"/>
-      </w:tcPr>
+      <w:tcPr/>
     </w:tblStylePr>
     <w:tblStylePr w:type="band1Horz">
       <w:tblPr/>
-      <w:tcPr>
-        <w:shd w:val="clear" w:color="auto" w:fill="808080" w:themeFill="text1" w:themeFillTint="7F"/>
-      </w:tcPr>
+      <w:tcPr/>
     </w:tblStylePr>
     <w:tblStylePr w:type="neCell">
       <w:rPr>
-        <w:color w:val="000000" w:themeColor="text1"/>
+        <w:color w:val="000000"/>
       </w:rPr>
     </w:tblStylePr>
     <w:tblStylePr w:type="nwCell">
       <w:rPr>
-        <w:color w:val="000000" w:themeColor="text1"/>
+        <w:color w:val="000000"/>
       </w:rPr>
     </w:tblStylePr>
   </w:style>
@@ -12659,7 +12489,7 @@
       <w:spacing w:after="0" w:line="240" w:lineRule="auto"/>
     </w:pPr>
     <w:rPr>
-      <w:color w:val="000000" w:themeColor="text1"/>
+      <w:color w:val="000000"/>
     </w:rPr>
     <w:tblPr>
       <w:tblStyleRowBandSize w:val="1"/>
@@ -12680,9 +12510,7 @@
         <w:right w:w="108" w:type="dxa"/>
       </w:tblCellMar>
     </w:tblPr>
-    <w:tcPr>
-      <w:shd w:val="clear" w:color="auto" w:fill="EDF2F8" w:themeFill="accent1" w:themeFillTint="19"/>
-    </w:tcPr>
+    <w:tcPr/>
     <w:tblStylePr w:type="firstRow">
       <w:rPr>
         <w:b/>
@@ -12698,26 +12526,24 @@
           <w:insideH w:val="nil"/>
           <w:insideV w:val="nil"/>
         </w:tcBorders>
-        <w:shd w:val="clear" w:color="auto" w:fill="FFFFFF" w:themeFill="background1"/>
       </w:tcPr>
     </w:tblStylePr>
     <w:tblStylePr w:type="lastRow">
       <w:rPr>
         <w:b/>
         <w:bCs/>
-        <w:color w:val="FFFFFF" w:themeColor="background1"/>
+        <w:color w:val="000000"/>
       </w:rPr>
       <w:tblPr/>
       <w:tcPr>
         <w:tcBorders>
           <w:top w:val="single" w:sz="6" w:space="0" w:color="FFFFFF" w:themeColor="background1"/>
         </w:tcBorders>
-        <w:shd w:val="clear" w:color="auto" w:fill="2C4C74" w:themeFill="accent1" w:themeFillShade="99"/>
       </w:tcPr>
     </w:tblStylePr>
     <w:tblStylePr w:type="firstCol">
       <w:rPr>
-        <w:color w:val="FFFFFF" w:themeColor="background1"/>
+        <w:color w:val="000000"/>
       </w:rPr>
       <w:tblPr/>
       <w:tcPr>
@@ -12729,12 +12555,11 @@
           <w:insideH w:val="single" w:sz="4" w:space="0" w:color="2C4C74" w:themeColor="accent1" w:themeShade="99"/>
           <w:insideV w:val="nil"/>
         </w:tcBorders>
-        <w:shd w:val="clear" w:color="auto" w:fill="2C4C74" w:themeFill="accent1" w:themeFillShade="99"/>
       </w:tcPr>
     </w:tblStylePr>
     <w:tblStylePr w:type="lastCol">
       <w:rPr>
-        <w:color w:val="FFFFFF" w:themeColor="background1"/>
+        <w:color w:val="000000"/>
       </w:rPr>
       <w:tblPr/>
       <w:tcPr>
@@ -12746,29 +12571,24 @@
           <w:insideH w:val="nil"/>
           <w:insideV w:val="nil"/>
         </w:tcBorders>
-        <w:shd w:val="clear" w:color="auto" w:fill="2C4C74" w:themeFill="accent1" w:themeFillShade="99"/>
       </w:tcPr>
     </w:tblStylePr>
     <w:tblStylePr w:type="band1Vert">
       <w:tblPr/>
-      <w:tcPr>
-        <w:shd w:val="clear" w:color="auto" w:fill="B8CCE4" w:themeFill="accent1" w:themeFillTint="66"/>
-      </w:tcPr>
+      <w:tcPr/>
     </w:tblStylePr>
     <w:tblStylePr w:type="band1Horz">
       <w:tblPr/>
-      <w:tcPr>
-        <w:shd w:val="clear" w:color="auto" w:fill="A7BFDE" w:themeFill="accent1" w:themeFillTint="7F"/>
-      </w:tcPr>
+      <w:tcPr/>
     </w:tblStylePr>
     <w:tblStylePr w:type="neCell">
       <w:rPr>
-        <w:color w:val="000000" w:themeColor="text1"/>
+        <w:color w:val="000000"/>
       </w:rPr>
     </w:tblStylePr>
     <w:tblStylePr w:type="nwCell">
       <w:rPr>
-        <w:color w:val="000000" w:themeColor="text1"/>
+        <w:color w:val="000000"/>
       </w:rPr>
     </w:tblStylePr>
   </w:style>
@@ -12781,7 +12601,7 @@
       <w:spacing w:after="0" w:line="240" w:lineRule="auto"/>
     </w:pPr>
     <w:rPr>
-      <w:color w:val="000000" w:themeColor="text1"/>
+      <w:color w:val="000000"/>
     </w:rPr>
     <w:tblPr>
       <w:tblStyleRowBandSize w:val="1"/>
@@ -12802,9 +12622,7 @@
         <w:right w:w="108" w:type="dxa"/>
       </w:tblCellMar>
     </w:tblPr>
-    <w:tcPr>
-      <w:shd w:val="clear" w:color="auto" w:fill="F8EDED" w:themeFill="accent2" w:themeFillTint="19"/>
-    </w:tcPr>
+    <w:tcPr/>
     <w:tblStylePr w:type="firstRow">
       <w:rPr>
         <w:b/>
@@ -12820,26 +12638,24 @@
           <w:insideH w:val="nil"/>
           <w:insideV w:val="nil"/>
         </w:tcBorders>
-        <w:shd w:val="clear" w:color="auto" w:fill="FFFFFF" w:themeFill="background1"/>
       </w:tcPr>
     </w:tblStylePr>
     <w:tblStylePr w:type="lastRow">
       <w:rPr>
         <w:b/>
         <w:bCs/>
-        <w:color w:val="FFFFFF" w:themeColor="background1"/>
+        <w:color w:val="000000"/>
       </w:rPr>
       <w:tblPr/>
       <w:tcPr>
         <w:tcBorders>
           <w:top w:val="single" w:sz="6" w:space="0" w:color="FFFFFF" w:themeColor="background1"/>
         </w:tcBorders>
-        <w:shd w:val="clear" w:color="auto" w:fill="772C2A" w:themeFill="accent2" w:themeFillShade="99"/>
       </w:tcPr>
     </w:tblStylePr>
     <w:tblStylePr w:type="firstCol">
       <w:rPr>
-        <w:color w:val="FFFFFF" w:themeColor="background1"/>
+        <w:color w:val="000000"/>
       </w:rPr>
       <w:tblPr/>
       <w:tcPr>
@@ -12851,12 +12667,11 @@
           <w:insideH w:val="single" w:sz="4" w:space="0" w:color="772C2A" w:themeColor="accent2" w:themeShade="99"/>
           <w:insideV w:val="nil"/>
         </w:tcBorders>
-        <w:shd w:val="clear" w:color="auto" w:fill="772C2A" w:themeFill="accent2" w:themeFillShade="99"/>
       </w:tcPr>
     </w:tblStylePr>
     <w:tblStylePr w:type="lastCol">
       <w:rPr>
-        <w:color w:val="FFFFFF" w:themeColor="background1"/>
+        <w:color w:val="000000"/>
       </w:rPr>
       <w:tblPr/>
       <w:tcPr>
@@ -12868,29 +12683,24 @@
           <w:insideH w:val="nil"/>
           <w:insideV w:val="nil"/>
         </w:tcBorders>
-        <w:shd w:val="clear" w:color="auto" w:fill="772C2A" w:themeFill="accent2" w:themeFillShade="99"/>
       </w:tcPr>
     </w:tblStylePr>
     <w:tblStylePr w:type="band1Vert">
       <w:tblPr/>
-      <w:tcPr>
-        <w:shd w:val="clear" w:color="auto" w:fill="E5B8B7" w:themeFill="accent2" w:themeFillTint="66"/>
-      </w:tcPr>
+      <w:tcPr/>
     </w:tblStylePr>
     <w:tblStylePr w:type="band1Horz">
       <w:tblPr/>
-      <w:tcPr>
-        <w:shd w:val="clear" w:color="auto" w:fill="DFA7A6" w:themeFill="accent2" w:themeFillTint="7F"/>
-      </w:tcPr>
+      <w:tcPr/>
     </w:tblStylePr>
     <w:tblStylePr w:type="neCell">
       <w:rPr>
-        <w:color w:val="000000" w:themeColor="text1"/>
+        <w:color w:val="000000"/>
       </w:rPr>
     </w:tblStylePr>
     <w:tblStylePr w:type="nwCell">
       <w:rPr>
-        <w:color w:val="000000" w:themeColor="text1"/>
+        <w:color w:val="000000"/>
       </w:rPr>
     </w:tblStylePr>
   </w:style>
@@ -12903,7 +12713,7 @@
       <w:spacing w:after="0" w:line="240" w:lineRule="auto"/>
     </w:pPr>
     <w:rPr>
-      <w:color w:val="000000" w:themeColor="text1"/>
+      <w:color w:val="000000"/>
     </w:rPr>
     <w:tblPr>
       <w:tblStyleRowBandSize w:val="1"/>
@@ -12924,9 +12734,7 @@
         <w:right w:w="108" w:type="dxa"/>
       </w:tblCellMar>
     </w:tblPr>
-    <w:tcPr>
-      <w:shd w:val="clear" w:color="auto" w:fill="F5F8EE" w:themeFill="accent3" w:themeFillTint="19"/>
-    </w:tcPr>
+    <w:tcPr/>
     <w:tblStylePr w:type="firstRow">
       <w:rPr>
         <w:b/>
@@ -12942,26 +12750,24 @@
           <w:insideH w:val="nil"/>
           <w:insideV w:val="nil"/>
         </w:tcBorders>
-        <w:shd w:val="clear" w:color="auto" w:fill="FFFFFF" w:themeFill="background1"/>
       </w:tcPr>
     </w:tblStylePr>
     <w:tblStylePr w:type="lastRow">
       <w:rPr>
         <w:b/>
         <w:bCs/>
-        <w:color w:val="FFFFFF" w:themeColor="background1"/>
+        <w:color w:val="000000"/>
       </w:rPr>
       <w:tblPr/>
       <w:tcPr>
         <w:tcBorders>
           <w:top w:val="single" w:sz="6" w:space="0" w:color="FFFFFF" w:themeColor="background1"/>
         </w:tcBorders>
-        <w:shd w:val="clear" w:color="auto" w:fill="5E7530" w:themeFill="accent3" w:themeFillShade="99"/>
       </w:tcPr>
     </w:tblStylePr>
     <w:tblStylePr w:type="firstCol">
       <w:rPr>
-        <w:color w:val="FFFFFF" w:themeColor="background1"/>
+        <w:color w:val="000000"/>
       </w:rPr>
       <w:tblPr/>
       <w:tcPr>
@@ -12973,12 +12779,11 @@
           <w:insideH w:val="single" w:sz="4" w:space="0" w:color="5E7530" w:themeColor="accent3" w:themeShade="99"/>
           <w:insideV w:val="nil"/>
         </w:tcBorders>
-        <w:shd w:val="clear" w:color="auto" w:fill="5E7530" w:themeFill="accent3" w:themeFillShade="99"/>
       </w:tcPr>
     </w:tblStylePr>
     <w:tblStylePr w:type="lastCol">
       <w:rPr>
-        <w:color w:val="FFFFFF" w:themeColor="background1"/>
+        <w:color w:val="000000"/>
       </w:rPr>
       <w:tblPr/>
       <w:tcPr>
@@ -12990,20 +12795,15 @@
           <w:insideH w:val="nil"/>
           <w:insideV w:val="nil"/>
         </w:tcBorders>
-        <w:shd w:val="clear" w:color="auto" w:fill="5E7530" w:themeFill="accent3" w:themeFillShade="99"/>
       </w:tcPr>
     </w:tblStylePr>
     <w:tblStylePr w:type="band1Vert">
       <w:tblPr/>
-      <w:tcPr>
-        <w:shd w:val="clear" w:color="auto" w:fill="D6E3BC" w:themeFill="accent3" w:themeFillTint="66"/>
-      </w:tcPr>
+      <w:tcPr/>
     </w:tblStylePr>
     <w:tblStylePr w:type="band1Horz">
       <w:tblPr/>
-      <w:tcPr>
-        <w:shd w:val="clear" w:color="auto" w:fill="CDDDAC" w:themeFill="accent3" w:themeFillTint="7F"/>
-      </w:tcPr>
+      <w:tcPr/>
     </w:tblStylePr>
   </w:style>
   <w:style w:type="table" w:styleId="ColorfulShading-Accent4">
@@ -13015,7 +12815,7 @@
       <w:spacing w:after="0" w:line="240" w:lineRule="auto"/>
     </w:pPr>
     <w:rPr>
-      <w:color w:val="000000" w:themeColor="text1"/>
+      <w:color w:val="000000"/>
     </w:rPr>
     <w:tblPr>
       <w:tblStyleRowBandSize w:val="1"/>
@@ -13036,9 +12836,7 @@
         <w:right w:w="108" w:type="dxa"/>
       </w:tblCellMar>
     </w:tblPr>
-    <w:tcPr>
-      <w:shd w:val="clear" w:color="auto" w:fill="F2EFF6" w:themeFill="accent4" w:themeFillTint="19"/>
-    </w:tcPr>
+    <w:tcPr/>
     <w:tblStylePr w:type="firstRow">
       <w:rPr>
         <w:b/>
@@ -13054,26 +12852,24 @@
           <w:insideH w:val="nil"/>
           <w:insideV w:val="nil"/>
         </w:tcBorders>
-        <w:shd w:val="clear" w:color="auto" w:fill="FFFFFF" w:themeFill="background1"/>
       </w:tcPr>
     </w:tblStylePr>
     <w:tblStylePr w:type="lastRow">
       <w:rPr>
         <w:b/>
         <w:bCs/>
-        <w:color w:val="FFFFFF" w:themeColor="background1"/>
+        <w:color w:val="000000"/>
       </w:rPr>
       <w:tblPr/>
       <w:tcPr>
         <w:tcBorders>
           <w:top w:val="single" w:sz="6" w:space="0" w:color="FFFFFF" w:themeColor="background1"/>
         </w:tcBorders>
-        <w:shd w:val="clear" w:color="auto" w:fill="4C3B62" w:themeFill="accent4" w:themeFillShade="99"/>
       </w:tcPr>
     </w:tblStylePr>
     <w:tblStylePr w:type="firstCol">
       <w:rPr>
-        <w:color w:val="FFFFFF" w:themeColor="background1"/>
+        <w:color w:val="000000"/>
       </w:rPr>
       <w:tblPr/>
       <w:tcPr>
@@ -13085,12 +12881,11 @@
           <w:insideH w:val="single" w:sz="4" w:space="0" w:color="4C3B62" w:themeColor="accent4" w:themeShade="99"/>
           <w:insideV w:val="nil"/>
         </w:tcBorders>
-        <w:shd w:val="clear" w:color="auto" w:fill="4C3B62" w:themeFill="accent4" w:themeFillShade="99"/>
       </w:tcPr>
     </w:tblStylePr>
     <w:tblStylePr w:type="lastCol">
       <w:rPr>
-        <w:color w:val="FFFFFF" w:themeColor="background1"/>
+        <w:color w:val="000000"/>
       </w:rPr>
       <w:tblPr/>
       <w:tcPr>
@@ -13102,29 +12897,24 @@
           <w:insideH w:val="nil"/>
           <w:insideV w:val="nil"/>
         </w:tcBorders>
-        <w:shd w:val="clear" w:color="auto" w:fill="4C3B62" w:themeFill="accent4" w:themeFillShade="99"/>
       </w:tcPr>
     </w:tblStylePr>
     <w:tblStylePr w:type="band1Vert">
       <w:tblPr/>
-      <w:tcPr>
-        <w:shd w:val="clear" w:color="auto" w:fill="CCC0D9" w:themeFill="accent4" w:themeFillTint="66"/>
-      </w:tcPr>
+      <w:tcPr/>
     </w:tblStylePr>
     <w:tblStylePr w:type="band1Horz">
       <w:tblPr/>
-      <w:tcPr>
-        <w:shd w:val="clear" w:color="auto" w:fill="BFB1D0" w:themeFill="accent4" w:themeFillTint="7F"/>
-      </w:tcPr>
+      <w:tcPr/>
     </w:tblStylePr>
     <w:tblStylePr w:type="neCell">
       <w:rPr>
-        <w:color w:val="000000" w:themeColor="text1"/>
+        <w:color w:val="000000"/>
       </w:rPr>
     </w:tblStylePr>
     <w:tblStylePr w:type="nwCell">
       <w:rPr>
-        <w:color w:val="000000" w:themeColor="text1"/>
+        <w:color w:val="000000"/>
       </w:rPr>
     </w:tblStylePr>
   </w:style>
@@ -13137,7 +12927,7 @@
       <w:spacing w:after="0" w:line="240" w:lineRule="auto"/>
     </w:pPr>
     <w:rPr>
-      <w:color w:val="000000" w:themeColor="text1"/>
+      <w:color w:val="000000"/>
     </w:rPr>
     <w:tblPr>
       <w:tblStyleRowBandSize w:val="1"/>
@@ -13158,9 +12948,7 @@
         <w:right w:w="108" w:type="dxa"/>
       </w:tblCellMar>
     </w:tblPr>
-    <w:tcPr>
-      <w:shd w:val="clear" w:color="auto" w:fill="EDF6F9" w:themeFill="accent5" w:themeFillTint="19"/>
-    </w:tcPr>
+    <w:tcPr/>
     <w:tblStylePr w:type="firstRow">
       <w:rPr>
         <w:b/>
@@ -13176,26 +12964,24 @@
           <w:insideH w:val="nil"/>
           <w:insideV w:val="nil"/>
         </w:tcBorders>
-        <w:shd w:val="clear" w:color="auto" w:fill="FFFFFF" w:themeFill="background1"/>
       </w:tcPr>
     </w:tblStylePr>
     <w:tblStylePr w:type="lastRow">
       <w:rPr>
         <w:b/>
         <w:bCs/>
-        <w:color w:val="FFFFFF" w:themeColor="background1"/>
+        <w:color w:val="000000"/>
       </w:rPr>
       <w:tblPr/>
       <w:tcPr>
         <w:tcBorders>
           <w:top w:val="single" w:sz="6" w:space="0" w:color="FFFFFF" w:themeColor="background1"/>
         </w:tcBorders>
-        <w:shd w:val="clear" w:color="auto" w:fill="276A7C" w:themeFill="accent5" w:themeFillShade="99"/>
       </w:tcPr>
     </w:tblStylePr>
     <w:tblStylePr w:type="firstCol">
       <w:rPr>
-        <w:color w:val="FFFFFF" w:themeColor="background1"/>
+        <w:color w:val="000000"/>
       </w:rPr>
       <w:tblPr/>
       <w:tcPr>
@@ -13207,12 +12993,11 @@
           <w:insideH w:val="single" w:sz="4" w:space="0" w:color="276A7C" w:themeColor="accent5" w:themeShade="99"/>
           <w:insideV w:val="nil"/>
         </w:tcBorders>
-        <w:shd w:val="clear" w:color="auto" w:fill="276A7C" w:themeFill="accent5" w:themeFillShade="99"/>
       </w:tcPr>
     </w:tblStylePr>
     <w:tblStylePr w:type="lastCol">
       <w:rPr>
-        <w:color w:val="FFFFFF" w:themeColor="background1"/>
+        <w:color w:val="000000"/>
       </w:rPr>
       <w:tblPr/>
       <w:tcPr>
@@ -13224,29 +13009,24 @@
           <w:insideH w:val="nil"/>
           <w:insideV w:val="nil"/>
         </w:tcBorders>
-        <w:shd w:val="clear" w:color="auto" w:fill="276A7C" w:themeFill="accent5" w:themeFillShade="99"/>
       </w:tcPr>
     </w:tblStylePr>
     <w:tblStylePr w:type="band1Vert">
       <w:tblPr/>
-      <w:tcPr>
-        <w:shd w:val="clear" w:color="auto" w:fill="B6DDE8" w:themeFill="accent5" w:themeFillTint="66"/>
-      </w:tcPr>
+      <w:tcPr/>
     </w:tblStylePr>
     <w:tblStylePr w:type="band1Horz">
       <w:tblPr/>
-      <w:tcPr>
-        <w:shd w:val="clear" w:color="auto" w:fill="A5D5E2" w:themeFill="accent5" w:themeFillTint="7F"/>
-      </w:tcPr>
+      <w:tcPr/>
     </w:tblStylePr>
     <w:tblStylePr w:type="neCell">
       <w:rPr>
-        <w:color w:val="000000" w:themeColor="text1"/>
+        <w:color w:val="000000"/>
       </w:rPr>
     </w:tblStylePr>
     <w:tblStylePr w:type="nwCell">
       <w:rPr>
-        <w:color w:val="000000" w:themeColor="text1"/>
+        <w:color w:val="000000"/>
       </w:rPr>
     </w:tblStylePr>
   </w:style>
@@ -13259,7 +13039,7 @@
       <w:spacing w:after="0" w:line="240" w:lineRule="auto"/>
     </w:pPr>
     <w:rPr>
-      <w:color w:val="000000" w:themeColor="text1"/>
+      <w:color w:val="000000"/>
     </w:rPr>
     <w:tblPr>
       <w:tblStyleRowBandSize w:val="1"/>
@@ -13280,9 +13060,7 @@
         <w:right w:w="108" w:type="dxa"/>
       </w:tblCellMar>
     </w:tblPr>
-    <w:tcPr>
-      <w:shd w:val="clear" w:color="auto" w:fill="FEF4EC" w:themeFill="accent6" w:themeFillTint="19"/>
-    </w:tcPr>
+    <w:tcPr/>
     <w:tblStylePr w:type="firstRow">
       <w:rPr>
         <w:b/>
@@ -13298,26 +13076,24 @@
           <w:insideH w:val="nil"/>
           <w:insideV w:val="nil"/>
         </w:tcBorders>
-        <w:shd w:val="clear" w:color="auto" w:fill="FFFFFF" w:themeFill="background1"/>
       </w:tcPr>
     </w:tblStylePr>
     <w:tblStylePr w:type="lastRow">
       <w:rPr>
         <w:b/>
         <w:bCs/>
-        <w:color w:val="FFFFFF" w:themeColor="background1"/>
+        <w:color w:val="000000"/>
       </w:rPr>
       <w:tblPr/>
       <w:tcPr>
         <w:tcBorders>
           <w:top w:val="single" w:sz="6" w:space="0" w:color="FFFFFF" w:themeColor="background1"/>
         </w:tcBorders>
-        <w:shd w:val="clear" w:color="auto" w:fill="B65608" w:themeFill="accent6" w:themeFillShade="99"/>
       </w:tcPr>
     </w:tblStylePr>
     <w:tblStylePr w:type="firstCol">
       <w:rPr>
-        <w:color w:val="FFFFFF" w:themeColor="background1"/>
+        <w:color w:val="000000"/>
       </w:rPr>
       <w:tblPr/>
       <w:tcPr>
@@ -13329,12 +13105,11 @@
           <w:insideH w:val="single" w:sz="4" w:space="0" w:color="B65608" w:themeColor="accent6" w:themeShade="99"/>
           <w:insideV w:val="nil"/>
         </w:tcBorders>
-        <w:shd w:val="clear" w:color="auto" w:fill="B65608" w:themeFill="accent6" w:themeFillShade="99"/>
       </w:tcPr>
     </w:tblStylePr>
     <w:tblStylePr w:type="lastCol">
       <w:rPr>
-        <w:color w:val="FFFFFF" w:themeColor="background1"/>
+        <w:color w:val="000000"/>
       </w:rPr>
       <w:tblPr/>
       <w:tcPr>
@@ -13346,29 +13121,24 @@
           <w:insideH w:val="nil"/>
           <w:insideV w:val="nil"/>
         </w:tcBorders>
-        <w:shd w:val="clear" w:color="auto" w:fill="B65608" w:themeFill="accent6" w:themeFillShade="99"/>
       </w:tcPr>
     </w:tblStylePr>
     <w:tblStylePr w:type="band1Vert">
       <w:tblPr/>
-      <w:tcPr>
-        <w:shd w:val="clear" w:color="auto" w:fill="FBD4B4" w:themeFill="accent6" w:themeFillTint="66"/>
-      </w:tcPr>
+      <w:tcPr/>
     </w:tblStylePr>
     <w:tblStylePr w:type="band1Horz">
       <w:tblPr/>
-      <w:tcPr>
-        <w:shd w:val="clear" w:color="auto" w:fill="FBCAA2" w:themeFill="accent6" w:themeFillTint="7F"/>
-      </w:tcPr>
+      <w:tcPr/>
     </w:tblStylePr>
     <w:tblStylePr w:type="neCell">
       <w:rPr>
-        <w:color w:val="000000" w:themeColor="text1"/>
+        <w:color w:val="000000"/>
       </w:rPr>
     </w:tblStylePr>
     <w:tblStylePr w:type="nwCell">
       <w:rPr>
-        <w:color w:val="000000" w:themeColor="text1"/>
+        <w:color w:val="000000"/>
       </w:rPr>
     </w:tblStylePr>
   </w:style>
@@ -13381,7 +13151,7 @@
       <w:spacing w:after="0" w:line="240" w:lineRule="auto"/>
     </w:pPr>
     <w:rPr>
-      <w:color w:val="000000" w:themeColor="text1"/>
+      <w:color w:val="000000"/>
     </w:rPr>
     <w:tblPr>
       <w:tblStyleRowBandSize w:val="1"/>
@@ -13394,35 +13164,31 @@
         <w:right w:w="108" w:type="dxa"/>
       </w:tblCellMar>
     </w:tblPr>
-    <w:tcPr>
-      <w:shd w:val="clear" w:color="auto" w:fill="E6E6E6" w:themeFill="text1" w:themeFillTint="19"/>
-    </w:tcPr>
+    <w:tcPr/>
     <w:tblStylePr w:type="firstRow">
       <w:rPr>
         <w:b/>
         <w:bCs/>
-        <w:color w:val="FFFFFF" w:themeColor="background1"/>
+        <w:color w:val="000000"/>
       </w:rPr>
       <w:tblPr/>
       <w:tcPr>
         <w:tcBorders>
           <w:bottom w:val="single" w:sz="12" w:space="0" w:color="FFFFFF" w:themeColor="background1"/>
         </w:tcBorders>
-        <w:shd w:val="clear" w:color="auto" w:fill="9E3A38" w:themeFill="accent2" w:themeFillShade="CC"/>
       </w:tcPr>
     </w:tblStylePr>
     <w:tblStylePr w:type="lastRow">
       <w:rPr>
         <w:b/>
         <w:bCs/>
-        <w:color w:val="9E3A38" w:themeColor="accent2" w:themeShade="CC"/>
+        <w:color w:val="000000" w:themeShade="CC"/>
       </w:rPr>
       <w:tblPr/>
       <w:tcPr>
         <w:tcBorders>
           <w:top w:val="single" w:sz="12" w:space="0" w:color="000000" w:themeColor="text1"/>
         </w:tcBorders>
-        <w:shd w:val="clear" w:color="auto" w:fill="FFFFFF" w:themeFill="background1"/>
       </w:tcPr>
     </w:tblStylePr>
     <w:tblStylePr w:type="firstCol">
@@ -13448,14 +13214,11 @@
           <w:insideH w:val="nil"/>
           <w:insideV w:val="nil"/>
         </w:tcBorders>
-        <w:shd w:val="clear" w:color="auto" w:fill="C0C0C0" w:themeFill="text1" w:themeFillTint="3F"/>
       </w:tcPr>
     </w:tblStylePr>
     <w:tblStylePr w:type="band1Horz">
       <w:tblPr/>
-      <w:tcPr>
-        <w:shd w:val="clear" w:color="auto" w:fill="CCCCCC" w:themeFill="text1" w:themeFillTint="33"/>
-      </w:tcPr>
+      <w:tcPr/>
     </w:tblStylePr>
   </w:style>
   <w:style w:type="table" w:styleId="ColorfulList-Accent1">
@@ -13467,7 +13230,7 @@
       <w:spacing w:after="0" w:line="240" w:lineRule="auto"/>
     </w:pPr>
     <w:rPr>
-      <w:color w:val="000000" w:themeColor="text1"/>
+      <w:color w:val="000000"/>
     </w:rPr>
     <w:tblPr>
       <w:tblStyleRowBandSize w:val="1"/>
@@ -13480,35 +13243,31 @@
         <w:right w:w="108" w:type="dxa"/>
       </w:tblCellMar>
     </w:tblPr>
-    <w:tcPr>
-      <w:shd w:val="clear" w:color="auto" w:fill="EDF2F8" w:themeFill="accent1" w:themeFillTint="19"/>
-    </w:tcPr>
+    <w:tcPr/>
     <w:tblStylePr w:type="firstRow">
       <w:rPr>
         <w:b/>
         <w:bCs/>
-        <w:color w:val="FFFFFF" w:themeColor="background1"/>
+        <w:color w:val="000000"/>
       </w:rPr>
       <w:tblPr/>
       <w:tcPr>
         <w:tcBorders>
           <w:bottom w:val="single" w:sz="12" w:space="0" w:color="FFFFFF" w:themeColor="background1"/>
         </w:tcBorders>
-        <w:shd w:val="clear" w:color="auto" w:fill="9E3A38" w:themeFill="accent2" w:themeFillShade="CC"/>
       </w:tcPr>
     </w:tblStylePr>
     <w:tblStylePr w:type="lastRow">
       <w:rPr>
         <w:b/>
         <w:bCs/>
-        <w:color w:val="9E3A38" w:themeColor="accent2" w:themeShade="CC"/>
+        <w:color w:val="000000" w:themeShade="CC"/>
       </w:rPr>
       <w:tblPr/>
       <w:tcPr>
         <w:tcBorders>
           <w:top w:val="single" w:sz="12" w:space="0" w:color="000000" w:themeColor="text1"/>
         </w:tcBorders>
-        <w:shd w:val="clear" w:color="auto" w:fill="FFFFFF" w:themeFill="background1"/>
       </w:tcPr>
     </w:tblStylePr>
     <w:tblStylePr w:type="firstCol">
@@ -13534,14 +13293,11 @@
           <w:insideH w:val="nil"/>
           <w:insideV w:val="nil"/>
         </w:tcBorders>
-        <w:shd w:val="clear" w:color="auto" w:fill="D3DFEE" w:themeFill="accent1" w:themeFillTint="3F"/>
       </w:tcPr>
     </w:tblStylePr>
     <w:tblStylePr w:type="band1Horz">
       <w:tblPr/>
-      <w:tcPr>
-        <w:shd w:val="clear" w:color="auto" w:fill="DBE5F1" w:themeFill="accent1" w:themeFillTint="33"/>
-      </w:tcPr>
+      <w:tcPr/>
     </w:tblStylePr>
   </w:style>
   <w:style w:type="table" w:styleId="ColorfulList-Accent2">
@@ -13553,7 +13309,7 @@
       <w:spacing w:after="0" w:line="240" w:lineRule="auto"/>
     </w:pPr>
     <w:rPr>
-      <w:color w:val="000000" w:themeColor="text1"/>
+      <w:color w:val="000000"/>
     </w:rPr>
     <w:tblPr>
       <w:tblStyleRowBandSize w:val="1"/>
@@ -13566,35 +13322,31 @@
         <w:right w:w="108" w:type="dxa"/>
       </w:tblCellMar>
     </w:tblPr>
-    <w:tcPr>
-      <w:shd w:val="clear" w:color="auto" w:fill="F8EDED" w:themeFill="accent2" w:themeFillTint="19"/>
-    </w:tcPr>
+    <w:tcPr/>
     <w:tblStylePr w:type="firstRow">
       <w:rPr>
         <w:b/>
         <w:bCs/>
-        <w:color w:val="FFFFFF" w:themeColor="background1"/>
+        <w:color w:val="000000"/>
       </w:rPr>
       <w:tblPr/>
       <w:tcPr>
         <w:tcBorders>
           <w:bottom w:val="single" w:sz="12" w:space="0" w:color="FFFFFF" w:themeColor="background1"/>
         </w:tcBorders>
-        <w:shd w:val="clear" w:color="auto" w:fill="9E3A38" w:themeFill="accent2" w:themeFillShade="CC"/>
       </w:tcPr>
     </w:tblStylePr>
     <w:tblStylePr w:type="lastRow">
       <w:rPr>
         <w:b/>
         <w:bCs/>
-        <w:color w:val="9E3A38" w:themeColor="accent2" w:themeShade="CC"/>
+        <w:color w:val="000000" w:themeShade="CC"/>
       </w:rPr>
       <w:tblPr/>
       <w:tcPr>
         <w:tcBorders>
           <w:top w:val="single" w:sz="12" w:space="0" w:color="000000" w:themeColor="text1"/>
         </w:tcBorders>
-        <w:shd w:val="clear" w:color="auto" w:fill="FFFFFF" w:themeFill="background1"/>
       </w:tcPr>
     </w:tblStylePr>
     <w:tblStylePr w:type="firstCol">
@@ -13620,14 +13372,11 @@
           <w:insideH w:val="nil"/>
           <w:insideV w:val="nil"/>
         </w:tcBorders>
-        <w:shd w:val="clear" w:color="auto" w:fill="EFD3D2" w:themeFill="accent2" w:themeFillTint="3F"/>
       </w:tcPr>
     </w:tblStylePr>
     <w:tblStylePr w:type="band1Horz">
       <w:tblPr/>
-      <w:tcPr>
-        <w:shd w:val="clear" w:color="auto" w:fill="F2DBDB" w:themeFill="accent2" w:themeFillTint="33"/>
-      </w:tcPr>
+      <w:tcPr/>
     </w:tblStylePr>
   </w:style>
   <w:style w:type="table" w:styleId="ColorfulList-Accent3">
@@ -13639,7 +13388,7 @@
       <w:spacing w:after="0" w:line="240" w:lineRule="auto"/>
     </w:pPr>
     <w:rPr>
-      <w:color w:val="000000" w:themeColor="text1"/>
+      <w:color w:val="000000"/>
     </w:rPr>
     <w:tblPr>
       <w:tblStyleRowBandSize w:val="1"/>
@@ -13652,35 +13401,31 @@
         <w:right w:w="108" w:type="dxa"/>
       </w:tblCellMar>
     </w:tblPr>
-    <w:tcPr>
-      <w:shd w:val="clear" w:color="auto" w:fill="F5F8EE" w:themeFill="accent3" w:themeFillTint="19"/>
-    </w:tcPr>
+    <w:tcPr/>
     <w:tblStylePr w:type="firstRow">
       <w:rPr>
         <w:b/>
         <w:bCs/>
-        <w:color w:val="FFFFFF" w:themeColor="background1"/>
+        <w:color w:val="000000"/>
       </w:rPr>
       <w:tblPr/>
       <w:tcPr>
         <w:tcBorders>
           <w:bottom w:val="single" w:sz="12" w:space="0" w:color="FFFFFF" w:themeColor="background1"/>
         </w:tcBorders>
-        <w:shd w:val="clear" w:color="auto" w:fill="664E82" w:themeFill="accent4" w:themeFillShade="CC"/>
       </w:tcPr>
     </w:tblStylePr>
     <w:tblStylePr w:type="lastRow">
       <w:rPr>
         <w:b/>
         <w:bCs/>
-        <w:color w:val="664E82" w:themeColor="accent4" w:themeShade="CC"/>
+        <w:color w:val="000000" w:themeShade="CC"/>
       </w:rPr>
       <w:tblPr/>
       <w:tcPr>
         <w:tcBorders>
           <w:top w:val="single" w:sz="12" w:space="0" w:color="000000" w:themeColor="text1"/>
         </w:tcBorders>
-        <w:shd w:val="clear" w:color="auto" w:fill="FFFFFF" w:themeFill="background1"/>
       </w:tcPr>
     </w:tblStylePr>
     <w:tblStylePr w:type="firstCol">
@@ -13706,14 +13451,11 @@
           <w:insideH w:val="nil"/>
           <w:insideV w:val="nil"/>
         </w:tcBorders>
-        <w:shd w:val="clear" w:color="auto" w:fill="E6EED5" w:themeFill="accent3" w:themeFillTint="3F"/>
       </w:tcPr>
     </w:tblStylePr>
     <w:tblStylePr w:type="band1Horz">
       <w:tblPr/>
-      <w:tcPr>
-        <w:shd w:val="clear" w:color="auto" w:fill="EAF1DD" w:themeFill="accent3" w:themeFillTint="33"/>
-      </w:tcPr>
+      <w:tcPr/>
     </w:tblStylePr>
   </w:style>
   <w:style w:type="table" w:styleId="ColorfulList-Accent4">
@@ -13725,7 +13467,7 @@
       <w:spacing w:after="0" w:line="240" w:lineRule="auto"/>
     </w:pPr>
     <w:rPr>
-      <w:color w:val="000000" w:themeColor="text1"/>
+      <w:color w:val="000000"/>
     </w:rPr>
     <w:tblPr>
       <w:tblStyleRowBandSize w:val="1"/>
@@ -13738,35 +13480,31 @@
         <w:right w:w="108" w:type="dxa"/>
       </w:tblCellMar>
     </w:tblPr>
-    <w:tcPr>
-      <w:shd w:val="clear" w:color="auto" w:fill="F2EFF6" w:themeFill="accent4" w:themeFillTint="19"/>
-    </w:tcPr>
+    <w:tcPr/>
     <w:tblStylePr w:type="firstRow">
       <w:rPr>
         <w:b/>
         <w:bCs/>
-        <w:color w:val="FFFFFF" w:themeColor="background1"/>
+        <w:color w:val="000000"/>
       </w:rPr>
       <w:tblPr/>
       <w:tcPr>
         <w:tcBorders>
           <w:bottom w:val="single" w:sz="12" w:space="0" w:color="FFFFFF" w:themeColor="background1"/>
         </w:tcBorders>
-        <w:shd w:val="clear" w:color="auto" w:fill="7E9C40" w:themeFill="accent3" w:themeFillShade="CC"/>
       </w:tcPr>
     </w:tblStylePr>
     <w:tblStylePr w:type="lastRow">
       <w:rPr>
         <w:b/>
         <w:bCs/>
-        <w:color w:val="7E9C40" w:themeColor="accent3" w:themeShade="CC"/>
+        <w:color w:val="000000" w:themeShade="CC"/>
       </w:rPr>
       <w:tblPr/>
       <w:tcPr>
         <w:tcBorders>
           <w:top w:val="single" w:sz="12" w:space="0" w:color="000000" w:themeColor="text1"/>
         </w:tcBorders>
-        <w:shd w:val="clear" w:color="auto" w:fill="FFFFFF" w:themeFill="background1"/>
       </w:tcPr>
     </w:tblStylePr>
     <w:tblStylePr w:type="firstCol">
@@ -13792,14 +13530,11 @@
           <w:insideH w:val="nil"/>
           <w:insideV w:val="nil"/>
         </w:tcBorders>
-        <w:shd w:val="clear" w:color="auto" w:fill="DFD8E8" w:themeFill="accent4" w:themeFillTint="3F"/>
       </w:tcPr>
     </w:tblStylePr>
     <w:tblStylePr w:type="band1Horz">
       <w:tblPr/>
-      <w:tcPr>
-        <w:shd w:val="clear" w:color="auto" w:fill="E5DFEC" w:themeFill="accent4" w:themeFillTint="33"/>
-      </w:tcPr>
+      <w:tcPr/>
     </w:tblStylePr>
   </w:style>
   <w:style w:type="table" w:styleId="ColorfulList-Accent5">
@@ -13811,7 +13546,7 @@
       <w:spacing w:after="0" w:line="240" w:lineRule="auto"/>
     </w:pPr>
     <w:rPr>
-      <w:color w:val="000000" w:themeColor="text1"/>
+      <w:color w:val="000000"/>
     </w:rPr>
     <w:tblPr>
       <w:tblStyleRowBandSize w:val="1"/>
@@ -13824,35 +13559,31 @@
         <w:right w:w="108" w:type="dxa"/>
       </w:tblCellMar>
     </w:tblPr>
-    <w:tcPr>
-      <w:shd w:val="clear" w:color="auto" w:fill="EDF6F9" w:themeFill="accent5" w:themeFillTint="19"/>
-    </w:tcPr>
+    <w:tcPr/>
     <w:tblStylePr w:type="firstRow">
       <w:rPr>
         <w:b/>
         <w:bCs/>
-        <w:color w:val="FFFFFF" w:themeColor="background1"/>
+        <w:color w:val="000000"/>
       </w:rPr>
       <w:tblPr/>
       <w:tcPr>
         <w:tcBorders>
           <w:bottom w:val="single" w:sz="12" w:space="0" w:color="FFFFFF" w:themeColor="background1"/>
         </w:tcBorders>
-        <w:shd w:val="clear" w:color="auto" w:fill="F2730A" w:themeFill="accent6" w:themeFillShade="CC"/>
       </w:tcPr>
     </w:tblStylePr>
     <w:tblStylePr w:type="lastRow">
       <w:rPr>
         <w:b/>
         <w:bCs/>
-        <w:color w:val="F2730A" w:themeColor="accent6" w:themeShade="CC"/>
+        <w:color w:val="000000" w:themeShade="CC"/>
       </w:rPr>
       <w:tblPr/>
       <w:tcPr>
         <w:tcBorders>
           <w:top w:val="single" w:sz="12" w:space="0" w:color="000000" w:themeColor="text1"/>
         </w:tcBorders>
-        <w:shd w:val="clear" w:color="auto" w:fill="FFFFFF" w:themeFill="background1"/>
       </w:tcPr>
     </w:tblStylePr>
     <w:tblStylePr w:type="firstCol">
@@ -13878,14 +13609,11 @@
           <w:insideH w:val="nil"/>
           <w:insideV w:val="nil"/>
         </w:tcBorders>
-        <w:shd w:val="clear" w:color="auto" w:fill="D2EAF1" w:themeFill="accent5" w:themeFillTint="3F"/>
       </w:tcPr>
     </w:tblStylePr>
     <w:tblStylePr w:type="band1Horz">
       <w:tblPr/>
-      <w:tcPr>
-        <w:shd w:val="clear" w:color="auto" w:fill="DAEEF3" w:themeFill="accent5" w:themeFillTint="33"/>
-      </w:tcPr>
+      <w:tcPr/>
     </w:tblStylePr>
   </w:style>
   <w:style w:type="table" w:styleId="ColorfulList-Accent6">
@@ -13897,7 +13625,7 @@
       <w:spacing w:after="0" w:line="240" w:lineRule="auto"/>
     </w:pPr>
     <w:rPr>
-      <w:color w:val="000000" w:themeColor="text1"/>
+      <w:color w:val="000000"/>
     </w:rPr>
     <w:tblPr>
       <w:tblStyleRowBandSize w:val="1"/>
@@ -13910,35 +13638,31 @@
         <w:right w:w="108" w:type="dxa"/>
       </w:tblCellMar>
     </w:tblPr>
-    <w:tcPr>
-      <w:shd w:val="clear" w:color="auto" w:fill="FEF4EC" w:themeFill="accent6" w:themeFillTint="19"/>
-    </w:tcPr>
+    <w:tcPr/>
     <w:tblStylePr w:type="firstRow">
       <w:rPr>
         <w:b/>
         <w:bCs/>
-        <w:color w:val="FFFFFF" w:themeColor="background1"/>
+        <w:color w:val="000000"/>
       </w:rPr>
       <w:tblPr/>
       <w:tcPr>
         <w:tcBorders>
           <w:bottom w:val="single" w:sz="12" w:space="0" w:color="FFFFFF" w:themeColor="background1"/>
         </w:tcBorders>
-        <w:shd w:val="clear" w:color="auto" w:fill="348DA5" w:themeFill="accent5" w:themeFillShade="CC"/>
       </w:tcPr>
     </w:tblStylePr>
     <w:tblStylePr w:type="lastRow">
       <w:rPr>
         <w:b/>
         <w:bCs/>
-        <w:color w:val="348DA5" w:themeColor="accent5" w:themeShade="CC"/>
+        <w:color w:val="000000" w:themeShade="CC"/>
       </w:rPr>
       <w:tblPr/>
       <w:tcPr>
         <w:tcBorders>
           <w:top w:val="single" w:sz="12" w:space="0" w:color="000000" w:themeColor="text1"/>
         </w:tcBorders>
-        <w:shd w:val="clear" w:color="auto" w:fill="FFFFFF" w:themeFill="background1"/>
       </w:tcPr>
     </w:tblStylePr>
     <w:tblStylePr w:type="firstCol">
@@ -13964,14 +13688,11 @@
           <w:insideH w:val="nil"/>
           <w:insideV w:val="nil"/>
         </w:tcBorders>
-        <w:shd w:val="clear" w:color="auto" w:fill="FDE4D0" w:themeFill="accent6" w:themeFillTint="3F"/>
       </w:tcPr>
     </w:tblStylePr>
     <w:tblStylePr w:type="band1Horz">
       <w:tblPr/>
-      <w:tcPr>
-        <w:shd w:val="clear" w:color="auto" w:fill="FDE9D9" w:themeFill="accent6" w:themeFillTint="33"/>
-      </w:tcPr>
+      <w:tcPr/>
     </w:tblStylePr>
   </w:style>
   <w:style w:type="table" w:styleId="ColorfulGrid">
@@ -13983,7 +13704,7 @@
       <w:spacing w:after="0" w:line="240" w:lineRule="auto"/>
     </w:pPr>
     <w:rPr>
-      <w:color w:val="000000" w:themeColor="text1"/>
+      <w:color w:val="000000"/>
     </w:rPr>
     <w:tblPr>
       <w:tblStyleRowBandSize w:val="1"/>
@@ -13999,59 +13720,45 @@
         <w:right w:w="108" w:type="dxa"/>
       </w:tblCellMar>
     </w:tblPr>
-    <w:tcPr>
-      <w:shd w:val="clear" w:color="auto" w:fill="CCCCCC" w:themeFill="text1" w:themeFillTint="33"/>
-    </w:tcPr>
+    <w:tcPr/>
     <w:tblStylePr w:type="firstRow">
       <w:rPr>
         <w:b/>
         <w:bCs/>
       </w:rPr>
       <w:tblPr/>
-      <w:tcPr>
-        <w:shd w:val="clear" w:color="auto" w:fill="999999" w:themeFill="text1" w:themeFillTint="66"/>
-      </w:tcPr>
+      <w:tcPr/>
     </w:tblStylePr>
     <w:tblStylePr w:type="lastRow">
       <w:rPr>
         <w:b/>
         <w:bCs/>
-        <w:color w:val="000000" w:themeColor="text1"/>
-      </w:rPr>
-      <w:tblPr/>
-      <w:tcPr>
-        <w:shd w:val="clear" w:color="auto" w:fill="999999" w:themeFill="text1" w:themeFillTint="66"/>
-      </w:tcPr>
+        <w:color w:val="000000"/>
+      </w:rPr>
+      <w:tblPr/>
+      <w:tcPr/>
     </w:tblStylePr>
     <w:tblStylePr w:type="firstCol">
       <w:rPr>
-        <w:color w:val="FFFFFF" w:themeColor="background1"/>
-      </w:rPr>
-      <w:tblPr/>
-      <w:tcPr>
-        <w:shd w:val="clear" w:color="auto" w:fill="000000" w:themeFill="text1" w:themeFillShade="BF"/>
-      </w:tcPr>
+        <w:color w:val="000000"/>
+      </w:rPr>
+      <w:tblPr/>
+      <w:tcPr/>
     </w:tblStylePr>
     <w:tblStylePr w:type="lastCol">
       <w:rPr>
-        <w:color w:val="FFFFFF" w:themeColor="background1"/>
-      </w:rPr>
-      <w:tblPr/>
-      <w:tcPr>
-        <w:shd w:val="clear" w:color="auto" w:fill="000000" w:themeFill="text1" w:themeFillShade="BF"/>
-      </w:tcPr>
+        <w:color w:val="000000"/>
+      </w:rPr>
+      <w:tblPr/>
+      <w:tcPr/>
     </w:tblStylePr>
     <w:tblStylePr w:type="band1Vert">
       <w:tblPr/>
-      <w:tcPr>
-        <w:shd w:val="clear" w:color="auto" w:fill="808080" w:themeFill="text1" w:themeFillTint="7F"/>
-      </w:tcPr>
+      <w:tcPr/>
     </w:tblStylePr>
     <w:tblStylePr w:type="band1Horz">
       <w:tblPr/>
-      <w:tcPr>
-        <w:shd w:val="clear" w:color="auto" w:fill="808080" w:themeFill="text1" w:themeFillTint="7F"/>
-      </w:tcPr>
+      <w:tcPr/>
     </w:tblStylePr>
   </w:style>
   <w:style w:type="table" w:styleId="ColorfulGrid-Accent1">
@@ -14063,7 +13770,7 @@
       <w:spacing w:after="0" w:line="240" w:lineRule="auto"/>
     </w:pPr>
     <w:rPr>
-      <w:color w:val="000000" w:themeColor="text1"/>
+      <w:color w:val="000000"/>
     </w:rPr>
     <w:tblPr>
       <w:tblStyleRowBandSize w:val="1"/>
@@ -14079,59 +13786,45 @@
         <w:right w:w="108" w:type="dxa"/>
       </w:tblCellMar>
     </w:tblPr>
-    <w:tcPr>
-      <w:shd w:val="clear" w:color="auto" w:fill="DBE5F1" w:themeFill="accent1" w:themeFillTint="33"/>
-    </w:tcPr>
+    <w:tcPr/>
     <w:tblStylePr w:type="firstRow">
       <w:rPr>
         <w:b/>
         <w:bCs/>
       </w:rPr>
       <w:tblPr/>
-      <w:tcPr>
-        <w:shd w:val="clear" w:color="auto" w:fill="B8CCE4" w:themeFill="accent1" w:themeFillTint="66"/>
-      </w:tcPr>
+      <w:tcPr/>
     </w:tblStylePr>
     <w:tblStylePr w:type="lastRow">
       <w:rPr>
         <w:b/>
         <w:bCs/>
-        <w:color w:val="000000" w:themeColor="text1"/>
-      </w:rPr>
-      <w:tblPr/>
-      <w:tcPr>
-        <w:shd w:val="clear" w:color="auto" w:fill="B8CCE4" w:themeFill="accent1" w:themeFillTint="66"/>
-      </w:tcPr>
+        <w:color w:val="000000"/>
+      </w:rPr>
+      <w:tblPr/>
+      <w:tcPr/>
     </w:tblStylePr>
     <w:tblStylePr w:type="firstCol">
       <w:rPr>
-        <w:color w:val="FFFFFF" w:themeColor="background1"/>
-      </w:rPr>
-      <w:tblPr/>
-      <w:tcPr>
-        <w:shd w:val="clear" w:color="auto" w:fill="365F91" w:themeFill="accent1" w:themeFillShade="BF"/>
-      </w:tcPr>
+        <w:color w:val="000000"/>
+      </w:rPr>
+      <w:tblPr/>
+      <w:tcPr/>
     </w:tblStylePr>
     <w:tblStylePr w:type="lastCol">
       <w:rPr>
-        <w:color w:val="FFFFFF" w:themeColor="background1"/>
-      </w:rPr>
-      <w:tblPr/>
-      <w:tcPr>
-        <w:shd w:val="clear" w:color="auto" w:fill="365F91" w:themeFill="accent1" w:themeFillShade="BF"/>
-      </w:tcPr>
+        <w:color w:val="000000"/>
+      </w:rPr>
+      <w:tblPr/>
+      <w:tcPr/>
     </w:tblStylePr>
     <w:tblStylePr w:type="band1Vert">
       <w:tblPr/>
-      <w:tcPr>
-        <w:shd w:val="clear" w:color="auto" w:fill="A7BFDE" w:themeFill="accent1" w:themeFillTint="7F"/>
-      </w:tcPr>
+      <w:tcPr/>
     </w:tblStylePr>
     <w:tblStylePr w:type="band1Horz">
       <w:tblPr/>
-      <w:tcPr>
-        <w:shd w:val="clear" w:color="auto" w:fill="A7BFDE" w:themeFill="accent1" w:themeFillTint="7F"/>
-      </w:tcPr>
+      <w:tcPr/>
     </w:tblStylePr>
   </w:style>
   <w:style w:type="table" w:styleId="ColorfulGrid-Accent2">
@@ -14143,7 +13836,7 @@
       <w:spacing w:after="0" w:line="240" w:lineRule="auto"/>
     </w:pPr>
     <w:rPr>
-      <w:color w:val="000000" w:themeColor="text1"/>
+      <w:color w:val="000000"/>
     </w:rPr>
     <w:tblPr>
       <w:tblStyleRowBandSize w:val="1"/>
@@ -14159,59 +13852,45 @@
         <w:right w:w="108" w:type="dxa"/>
       </w:tblCellMar>
     </w:tblPr>
-    <w:tcPr>
-      <w:shd w:val="clear" w:color="auto" w:fill="F2DBDB" w:themeFill="accent2" w:themeFillTint="33"/>
-    </w:tcPr>
+    <w:tcPr/>
     <w:tblStylePr w:type="firstRow">
       <w:rPr>
         <w:b/>
         <w:bCs/>
       </w:rPr>
       <w:tblPr/>
-      <w:tcPr>
-        <w:shd w:val="clear" w:color="auto" w:fill="E5B8B7" w:themeFill="accent2" w:themeFillTint="66"/>
-      </w:tcPr>
+      <w:tcPr/>
     </w:tblStylePr>
     <w:tblStylePr w:type="lastRow">
       <w:rPr>
         <w:b/>
         <w:bCs/>
-        <w:color w:val="000000" w:themeColor="text1"/>
-      </w:rPr>
-      <w:tblPr/>
-      <w:tcPr>
-        <w:shd w:val="clear" w:color="auto" w:fill="E5B8B7" w:themeFill="accent2" w:themeFillTint="66"/>
-      </w:tcPr>
+        <w:color w:val="000000"/>
+      </w:rPr>
+      <w:tblPr/>
+      <w:tcPr/>
     </w:tblStylePr>
     <w:tblStylePr w:type="firstCol">
       <w:rPr>
-        <w:color w:val="FFFFFF" w:themeColor="background1"/>
-      </w:rPr>
-      <w:tblPr/>
-      <w:tcPr>
-        <w:shd w:val="clear" w:color="auto" w:fill="943634" w:themeFill="accent2" w:themeFillShade="BF"/>
-      </w:tcPr>
+        <w:color w:val="000000"/>
+      </w:rPr>
+      <w:tblPr/>
+      <w:tcPr/>
     </w:tblStylePr>
     <w:tblStylePr w:type="lastCol">
       <w:rPr>
-        <w:color w:val="FFFFFF" w:themeColor="background1"/>
-      </w:rPr>
-      <w:tblPr/>
-      <w:tcPr>
-        <w:shd w:val="clear" w:color="auto" w:fill="943634" w:themeFill="accent2" w:themeFillShade="BF"/>
-      </w:tcPr>
+        <w:color w:val="000000"/>
+      </w:rPr>
+      <w:tblPr/>
+      <w:tcPr/>
     </w:tblStylePr>
     <w:tblStylePr w:type="band1Vert">
       <w:tblPr/>
-      <w:tcPr>
-        <w:shd w:val="clear" w:color="auto" w:fill="DFA7A6" w:themeFill="accent2" w:themeFillTint="7F"/>
-      </w:tcPr>
+      <w:tcPr/>
     </w:tblStylePr>
     <w:tblStylePr w:type="band1Horz">
       <w:tblPr/>
-      <w:tcPr>
-        <w:shd w:val="clear" w:color="auto" w:fill="DFA7A6" w:themeFill="accent2" w:themeFillTint="7F"/>
-      </w:tcPr>
+      <w:tcPr/>
     </w:tblStylePr>
   </w:style>
   <w:style w:type="table" w:styleId="ColorfulGrid-Accent3">
@@ -14223,7 +13902,7 @@
       <w:spacing w:after="0" w:line="240" w:lineRule="auto"/>
     </w:pPr>
     <w:rPr>
-      <w:color w:val="000000" w:themeColor="text1"/>
+      <w:color w:val="000000"/>
     </w:rPr>
     <w:tblPr>
       <w:tblStyleRowBandSize w:val="1"/>
@@ -14239,59 +13918,45 @@
         <w:right w:w="108" w:type="dxa"/>
       </w:tblCellMar>
     </w:tblPr>
-    <w:tcPr>
-      <w:shd w:val="clear" w:color="auto" w:fill="EAF1DD" w:themeFill="accent3" w:themeFillTint="33"/>
-    </w:tcPr>
+    <w:tcPr/>
     <w:tblStylePr w:type="firstRow">
       <w:rPr>
         <w:b/>
         <w:bCs/>
       </w:rPr>
       <w:tblPr/>
-      <w:tcPr>
-        <w:shd w:val="clear" w:color="auto" w:fill="D6E3BC" w:themeFill="accent3" w:themeFillTint="66"/>
-      </w:tcPr>
+      <w:tcPr/>
     </w:tblStylePr>
     <w:tblStylePr w:type="lastRow">
       <w:rPr>
         <w:b/>
         <w:bCs/>
-        <w:color w:val="000000" w:themeColor="text1"/>
-      </w:rPr>
-      <w:tblPr/>
-      <w:tcPr>
-        <w:shd w:val="clear" w:color="auto" w:fill="D6E3BC" w:themeFill="accent3" w:themeFillTint="66"/>
-      </w:tcPr>
+        <w:color w:val="000000"/>
+      </w:rPr>
+      <w:tblPr/>
+      <w:tcPr/>
     </w:tblStylePr>
     <w:tblStylePr w:type="firstCol">
       <w:rPr>
-        <w:color w:val="FFFFFF" w:themeColor="background1"/>
-      </w:rPr>
-      <w:tblPr/>
-      <w:tcPr>
-        <w:shd w:val="clear" w:color="auto" w:fill="76923C" w:themeFill="accent3" w:themeFillShade="BF"/>
-      </w:tcPr>
+        <w:color w:val="000000"/>
+      </w:rPr>
+      <w:tblPr/>
+      <w:tcPr/>
     </w:tblStylePr>
     <w:tblStylePr w:type="lastCol">
       <w:rPr>
-        <w:color w:val="FFFFFF" w:themeColor="background1"/>
-      </w:rPr>
-      <w:tblPr/>
-      <w:tcPr>
-        <w:shd w:val="clear" w:color="auto" w:fill="76923C" w:themeFill="accent3" w:themeFillShade="BF"/>
-      </w:tcPr>
+        <w:color w:val="000000"/>
+      </w:rPr>
+      <w:tblPr/>
+      <w:tcPr/>
     </w:tblStylePr>
     <w:tblStylePr w:type="band1Vert">
       <w:tblPr/>
-      <w:tcPr>
-        <w:shd w:val="clear" w:color="auto" w:fill="CDDDAC" w:themeFill="accent3" w:themeFillTint="7F"/>
-      </w:tcPr>
+      <w:tcPr/>
     </w:tblStylePr>
     <w:tblStylePr w:type="band1Horz">
       <w:tblPr/>
-      <w:tcPr>
-        <w:shd w:val="clear" w:color="auto" w:fill="CDDDAC" w:themeFill="accent3" w:themeFillTint="7F"/>
-      </w:tcPr>
+      <w:tcPr/>
     </w:tblStylePr>
   </w:style>
   <w:style w:type="table" w:styleId="ColorfulGrid-Accent4">
@@ -14303,7 +13968,7 @@
       <w:spacing w:after="0" w:line="240" w:lineRule="auto"/>
     </w:pPr>
     <w:rPr>
-      <w:color w:val="000000" w:themeColor="text1"/>
+      <w:color w:val="000000"/>
     </w:rPr>
     <w:tblPr>
       <w:tblStyleRowBandSize w:val="1"/>
@@ -14319,59 +13984,45 @@
         <w:right w:w="108" w:type="dxa"/>
       </w:tblCellMar>
     </w:tblPr>
-    <w:tcPr>
-      <w:shd w:val="clear" w:color="auto" w:fill="E5DFEC" w:themeFill="accent4" w:themeFillTint="33"/>
-    </w:tcPr>
+    <w:tcPr/>
     <w:tblStylePr w:type="firstRow">
       <w:rPr>
         <w:b/>
         <w:bCs/>
       </w:rPr>
       <w:tblPr/>
-      <w:tcPr>
-        <w:shd w:val="clear" w:color="auto" w:fill="CCC0D9" w:themeFill="accent4" w:themeFillTint="66"/>
-      </w:tcPr>
+      <w:tcPr/>
     </w:tblStylePr>
     <w:tblStylePr w:type="lastRow">
       <w:rPr>
         <w:b/>
         <w:bCs/>
-        <w:color w:val="000000" w:themeColor="text1"/>
-      </w:rPr>
-      <w:tblPr/>
-      <w:tcPr>
-        <w:shd w:val="clear" w:color="auto" w:fill="CCC0D9" w:themeFill="accent4" w:themeFillTint="66"/>
-      </w:tcPr>
+        <w:color w:val="000000"/>
+      </w:rPr>
+      <w:tblPr/>
+      <w:tcPr/>
     </w:tblStylePr>
     <w:tblStylePr w:type="firstCol">
       <w:rPr>
-        <w:color w:val="FFFFFF" w:themeColor="background1"/>
-      </w:rPr>
-      <w:tblPr/>
-      <w:tcPr>
-        <w:shd w:val="clear" w:color="auto" w:fill="5F497A" w:themeFill="accent4" w:themeFillShade="BF"/>
-      </w:tcPr>
+        <w:color w:val="000000"/>
+      </w:rPr>
+      <w:tblPr/>
+      <w:tcPr/>
     </w:tblStylePr>
     <w:tblStylePr w:type="lastCol">
       <w:rPr>
-        <w:color w:val="FFFFFF" w:themeColor="background1"/>
-      </w:rPr>
-      <w:tblPr/>
-      <w:tcPr>
-        <w:shd w:val="clear" w:color="auto" w:fill="5F497A" w:themeFill="accent4" w:themeFillShade="BF"/>
-      </w:tcPr>
+        <w:color w:val="000000"/>
+      </w:rPr>
+      <w:tblPr/>
+      <w:tcPr/>
     </w:tblStylePr>
     <w:tblStylePr w:type="band1Vert">
       <w:tblPr/>
-      <w:tcPr>
-        <w:shd w:val="clear" w:color="auto" w:fill="BFB1D0" w:themeFill="accent4" w:themeFillTint="7F"/>
-      </w:tcPr>
+      <w:tcPr/>
     </w:tblStylePr>
     <w:tblStylePr w:type="band1Horz">
       <w:tblPr/>
-      <w:tcPr>
-        <w:shd w:val="clear" w:color="auto" w:fill="BFB1D0" w:themeFill="accent4" w:themeFillTint="7F"/>
-      </w:tcPr>
+      <w:tcPr/>
     </w:tblStylePr>
   </w:style>
   <w:style w:type="table" w:styleId="ColorfulGrid-Accent5">
@@ -14383,7 +14034,7 @@
       <w:spacing w:after="0" w:line="240" w:lineRule="auto"/>
     </w:pPr>
     <w:rPr>
-      <w:color w:val="000000" w:themeColor="text1"/>
+      <w:color w:val="000000"/>
     </w:rPr>
     <w:tblPr>
       <w:tblStyleRowBandSize w:val="1"/>
@@ -14399,59 +14050,45 @@
         <w:right w:w="108" w:type="dxa"/>
       </w:tblCellMar>
     </w:tblPr>
-    <w:tcPr>
-      <w:shd w:val="clear" w:color="auto" w:fill="DAEEF3" w:themeFill="accent5" w:themeFillTint="33"/>
-    </w:tcPr>
+    <w:tcPr/>
     <w:tblStylePr w:type="firstRow">
       <w:rPr>
         <w:b/>
         <w:bCs/>
       </w:rPr>
       <w:tblPr/>
-      <w:tcPr>
-        <w:shd w:val="clear" w:color="auto" w:fill="B6DDE8" w:themeFill="accent5" w:themeFillTint="66"/>
-      </w:tcPr>
+      <w:tcPr/>
     </w:tblStylePr>
     <w:tblStylePr w:type="lastRow">
       <w:rPr>
         <w:b/>
         <w:bCs/>
-        <w:color w:val="000000" w:themeColor="text1"/>
-      </w:rPr>
-      <w:tblPr/>
-      <w:tcPr>
-        <w:shd w:val="clear" w:color="auto" w:fill="B6DDE8" w:themeFill="accent5" w:themeFillTint="66"/>
-      </w:tcPr>
+        <w:color w:val="000000"/>
+      </w:rPr>
+      <w:tblPr/>
+      <w:tcPr/>
     </w:tblStylePr>
     <w:tblStylePr w:type="firstCol">
       <w:rPr>
-        <w:color w:val="FFFFFF" w:themeColor="background1"/>
-      </w:rPr>
-      <w:tblPr/>
-      <w:tcPr>
-        <w:shd w:val="clear" w:color="auto" w:fill="31849B" w:themeFill="accent5" w:themeFillShade="BF"/>
-      </w:tcPr>
+        <w:color w:val="000000"/>
+      </w:rPr>
+      <w:tblPr/>
+      <w:tcPr/>
     </w:tblStylePr>
     <w:tblStylePr w:type="lastCol">
       <w:rPr>
-        <w:color w:val="FFFFFF" w:themeColor="background1"/>
-      </w:rPr>
-      <w:tblPr/>
-      <w:tcPr>
-        <w:shd w:val="clear" w:color="auto" w:fill="31849B" w:themeFill="accent5" w:themeFillShade="BF"/>
-      </w:tcPr>
+        <w:color w:val="000000"/>
+      </w:rPr>
+      <w:tblPr/>
+      <w:tcPr/>
     </w:tblStylePr>
     <w:tblStylePr w:type="band1Vert">
       <w:tblPr/>
-      <w:tcPr>
-        <w:shd w:val="clear" w:color="auto" w:fill="A5D5E2" w:themeFill="accent5" w:themeFillTint="7F"/>
-      </w:tcPr>
+      <w:tcPr/>
     </w:tblStylePr>
     <w:tblStylePr w:type="band1Horz">
       <w:tblPr/>
-      <w:tcPr>
-        <w:shd w:val="clear" w:color="auto" w:fill="A5D5E2" w:themeFill="accent5" w:themeFillTint="7F"/>
-      </w:tcPr>
+      <w:tcPr/>
     </w:tblStylePr>
   </w:style>
   <w:style w:type="table" w:styleId="ColorfulGrid-Accent6">
@@ -14463,7 +14100,7 @@
       <w:spacing w:after="0" w:line="240" w:lineRule="auto"/>
     </w:pPr>
     <w:rPr>
-      <w:color w:val="000000" w:themeColor="text1"/>
+      <w:color w:val="000000"/>
     </w:rPr>
     <w:tblPr>
       <w:tblStyleRowBandSize w:val="1"/>
@@ -14479,59 +14116,45 @@
         <w:right w:w="108" w:type="dxa"/>
       </w:tblCellMar>
     </w:tblPr>
-    <w:tcPr>
-      <w:shd w:val="clear" w:color="auto" w:fill="FDE9D9" w:themeFill="accent6" w:themeFillTint="33"/>
-    </w:tcPr>
+    <w:tcPr/>
     <w:tblStylePr w:type="firstRow">
       <w:rPr>
         <w:b/>
         <w:bCs/>
       </w:rPr>
       <w:tblPr/>
-      <w:tcPr>
-        <w:shd w:val="clear" w:color="auto" w:fill="FBD4B4" w:themeFill="accent6" w:themeFillTint="66"/>
-      </w:tcPr>
+      <w:tcPr/>
     </w:tblStylePr>
     <w:tblStylePr w:type="lastRow">
       <w:rPr>
         <w:b/>
         <w:bCs/>
-        <w:color w:val="000000" w:themeColor="text1"/>
-      </w:rPr>
-      <w:tblPr/>
-      <w:tcPr>
-        <w:shd w:val="clear" w:color="auto" w:fill="FBD4B4" w:themeFill="accent6" w:themeFillTint="66"/>
-      </w:tcPr>
+        <w:color w:val="000000"/>
+      </w:rPr>
+      <w:tblPr/>
+      <w:tcPr/>
     </w:tblStylePr>
     <w:tblStylePr w:type="firstCol">
       <w:rPr>
-        <w:color w:val="FFFFFF" w:themeColor="background1"/>
-      </w:rPr>
-      <w:tblPr/>
-      <w:tcPr>
-        <w:shd w:val="clear" w:color="auto" w:fill="E36C0A" w:themeFill="accent6" w:themeFillShade="BF"/>
-      </w:tcPr>
+        <w:color w:val="000000"/>
+      </w:rPr>
+      <w:tblPr/>
+      <w:tcPr/>
     </w:tblStylePr>
     <w:tblStylePr w:type="lastCol">
       <w:rPr>
-        <w:color w:val="FFFFFF" w:themeColor="background1"/>
-      </w:rPr>
-      <w:tblPr/>
-      <w:tcPr>
-        <w:shd w:val="clear" w:color="auto" w:fill="E36C0A" w:themeFill="accent6" w:themeFillShade="BF"/>
-      </w:tcPr>
+        <w:color w:val="000000"/>
+      </w:rPr>
+      <w:tblPr/>
+      <w:tcPr/>
     </w:tblStylePr>
     <w:tblStylePr w:type="band1Vert">
       <w:tblPr/>
-      <w:tcPr>
-        <w:shd w:val="clear" w:color="auto" w:fill="FBCAA2" w:themeFill="accent6" w:themeFillTint="7F"/>
-      </w:tcPr>
+      <w:tcPr/>
     </w:tblStylePr>
     <w:tblStylePr w:type="band1Horz">
       <w:tblPr/>
-      <w:tcPr>
-        <w:shd w:val="clear" w:color="auto" w:fill="FBCAA2" w:themeFill="accent6" w:themeFillTint="7F"/>
-      </w:tcPr>
+      <w:tcPr/>
     </w:tblStylePr>
   </w:style>
 </w:styles>
